--- a/arb/docx/34.content.docx
+++ b/arb/docx/34.content.docx
@@ -32,23 +32,6 @@
     </w:p>
     <w:p>
       <w:pPr>
-        <w:pStyle w:val="Heading2"/>
-        <w:bidi/>
-      </w:pPr>
-      <w:r>
-        <w:rPr>
-          <w:lang w:val="ar_AE" w:bidi="ar_AE"/>
-        </w:rPr>
-        <w:t>License Information</w:t>
-      </w:r>
-      <w:r>
-        <w:rPr>
-          <w:lang w:val="ar_AE" w:bidi="ar_AE"/>
-        </w:rPr>
-      </w:r>
-    </w:p>
-    <w:p>
-      <w:pPr>
         <w:bidi/>
       </w:pPr>
       <w:r>
@@ -61,19 +44,23 @@
           <w:b/>
           <w:lang w:val="ar_AE" w:bidi="ar_AE"/>
         </w:rPr>
-        <w:t>ملاحظات الدراسة (تينديل)</w:t>
-      </w:r>
-      <w:r>
-        <w:rPr>
-          <w:lang w:val="ar_AE" w:bidi="ar_AE"/>
-        </w:rPr>
-        <w:t xml:space="preserve"> (Arabic) is based on</w:t>
-      </w:r>
-      <w:r>
-        <w:rPr>
-          <w:lang w:val="ar_AE" w:bidi="ar_AE"/>
-        </w:rPr>
-        <w:t xml:space="preserve">: </w:t>
+        <w:t>Aquifer Open Study Notes</w:t>
+      </w:r>
+    </w:p>
+    <w:p>
+      <w:pPr>
+        <w:bidi/>
+      </w:pPr>
+      <w:r>
+        <w:rPr>
+          <w:lang w:val="ar_AE" w:bidi="ar_AE"/>
+        </w:rPr>
+      </w:r>
+      <w:r>
+        <w:rPr>
+          <w:lang w:val="ar_AE" w:bidi="ar_AE"/>
+        </w:rPr>
+        <w:t xml:space="preserve">This work is an adaptation of </w:t>
       </w:r>
       <w:r>
         <w:rPr>
@@ -85,64 +72,35 @@
         <w:rPr>
           <w:lang w:val="ar_AE" w:bidi="ar_AE"/>
         </w:rPr>
-        <w:t xml:space="preserve">, </w:t>
-      </w:r>
-      <w:hyperlink r:id="rId13">
-        <w:r>
-          <w:rPr>
-            <w:lang w:val="ar_AE" w:bidi="ar_AE"/>
-          </w:rPr>
-          <w:rPr>
-            <w:color w:val="0000EE"/>
-            <w:u w:val="single"/>
-          </w:rPr>
-          <w:t>Tyndale House Publishers</w:t>
-        </w:r>
-      </w:hyperlink>
-      <w:r>
-        <w:rPr>
-          <w:lang w:val="ar_AE" w:bidi="ar_AE"/>
-        </w:rPr>
-        <w:t xml:space="preserve">, 2019, which is licensed under a </w:t>
-      </w:r>
-      <w:hyperlink r:id="rId14">
-        <w:r>
-          <w:rPr>
-            <w:lang w:val="ar_AE" w:bidi="ar_AE"/>
-          </w:rPr>
-          <w:rPr>
-            <w:color w:val="0000EE"/>
-            <w:u w:val="single"/>
-          </w:rPr>
-          <w:t>CC BY-SA 4.0 license</w:t>
-        </w:r>
-      </w:hyperlink>
-      <w:r>
-        <w:rPr>
-          <w:lang w:val="ar_AE" w:bidi="ar_AE"/>
-        </w:rPr>
-        <w:t>.</w:t>
-      </w:r>
-      <w:r>
-        <w:rPr>
-          <w:lang w:val="ar_AE" w:bidi="ar_AE"/>
-        </w:rPr>
-      </w:r>
-    </w:p>
-    <w:p>
-      <w:pPr>
-        <w:bidi/>
-      </w:pPr>
-      <w:r>
-        <w:rPr>
-          <w:lang w:val="ar_AE" w:bidi="ar_AE"/>
-        </w:rPr>
-      </w:r>
-      <w:r>
-        <w:rPr>
-          <w:lang w:val="ar_AE" w:bidi="ar_AE"/>
-        </w:rPr>
-        <w:t>This PDF version is provided under the same license.</w:t>
+        <w:t xml:space="preserve"> © 2023 Tyndale House Publishers, licensed under the CC BY-SA 4.0 license. The adaptation, </w:t>
+      </w:r>
+      <w:r>
+        <w:rPr>
+          <w:lang w:val="ar_AE" w:bidi="ar_AE"/>
+        </w:rPr>
+        <w:t>Aquifer Open Study Notes</w:t>
+      </w:r>
+      <w:r>
+        <w:rPr>
+          <w:lang w:val="ar_AE" w:bidi="ar_AE"/>
+        </w:rPr>
+        <w:t>, was created by Mission Mutual and is also licensed under CC BY-SA 4.0.</w:t>
+      </w:r>
+    </w:p>
+    <w:p>
+      <w:pPr>
+        <w:bidi/>
+      </w:pPr>
+      <w:r>
+        <w:rPr>
+          <w:lang w:val="ar_AE" w:bidi="ar_AE"/>
+        </w:rPr>
+      </w:r>
+      <w:r>
+        <w:rPr>
+          <w:lang w:val="ar_AE" w:bidi="ar_AE"/>
+        </w:rPr>
+        <w:t>This resource has been adapted into multiple languages, including English, Tok Pisin, Arabic (عربي), French (Français), Hindi (हिंदी), Indonesian (Bahasa Indonesia), Portuguese (Português), Russian (Русский), Spanish (Español), Swahili (Kiswahili), and Simplified Chinese (简体中文).</w:t>
       </w:r>
       <w:r>
         <w:rPr>
@@ -317,6 +275,42 @@
         </w:rPr>
         <w:t xml:space="preserve">وَحْيٌ … رُؤْيَا: هذه الافتتاحية، المشابهة لتلك الموجودة في الأسفار النبوية الأخرى (قارن </w:t>
       </w:r>
+      <w:hyperlink r:id="rId13">
+        <w:r>
+          <w:rPr>
+            <w:lang w:val="ar_AE" w:bidi="ar_AE"/>
+          </w:rPr>
+          <w:rPr>
+            <w:color w:val="0000EE"/>
+            <w:u w:val="single"/>
+          </w:rPr>
+          <w:t>عوبديا 1:1</w:t>
+        </w:r>
+      </w:hyperlink>
+      <w:r>
+        <w:rPr>
+          <w:lang w:val="ar_AE" w:bidi="ar_AE"/>
+        </w:rPr>
+        <w:t xml:space="preserve">؛ </w:t>
+      </w:r>
+      <w:hyperlink r:id="rId14">
+        <w:r>
+          <w:rPr>
+            <w:lang w:val="ar_AE" w:bidi="ar_AE"/>
+          </w:rPr>
+          <w:rPr>
+            <w:color w:val="0000EE"/>
+            <w:u w:val="single"/>
+          </w:rPr>
+          <w:t>حبقوق 1:1</w:t>
+        </w:r>
+      </w:hyperlink>
+      <w:r>
+        <w:rPr>
+          <w:lang w:val="ar_AE" w:bidi="ar_AE"/>
+        </w:rPr>
+        <w:t xml:space="preserve">؛ </w:t>
+      </w:r>
       <w:hyperlink r:id="rId15">
         <w:r>
           <w:rPr>
@@ -326,7 +320,127 @@
             <w:color w:val="0000EE"/>
             <w:u w:val="single"/>
           </w:rPr>
-          <w:t>عوبديا 1:1</w:t>
+          <w:t>ملاخي 1:1</w:t>
+        </w:r>
+      </w:hyperlink>
+      <w:r>
+        <w:rPr>
+          <w:lang w:val="ar_AE" w:bidi="ar_AE"/>
+        </w:rPr>
+        <w:t>)، تحدد ناحوم باعتباره نبيًا، نطق برسائل من الله. • أصبحت نينوى عاصمة الإمبراطورية الآشورية في فترة ما بعد 705 قبل الميلاد وظلت كذلك حتى تدميرها في 612 قبل الميلاد. • اسم ناحوم يعني "تعزية" أو "تشجيع". أحد المواضيع المهمة في نبوته هو أن الله سوف يُعزِّي ويشجع شعبه من خلال سقوط نينوى (</w:t>
+      </w:r>
+      <w:hyperlink r:id="rId16">
+        <w:r>
+          <w:rPr>
+            <w:lang w:val="ar_AE" w:bidi="ar_AE"/>
+          </w:rPr>
+          <w:rPr>
+            <w:color w:val="0000EE"/>
+            <w:u w:val="single"/>
+          </w:rPr>
+          <w:t>ناحوم 1:12–15</w:t>
+        </w:r>
+      </w:hyperlink>
+      <w:r>
+        <w:rPr>
+          <w:lang w:val="ar_AE" w:bidi="ar_AE"/>
+        </w:rPr>
+        <w:t xml:space="preserve">؛ انظر </w:t>
+      </w:r>
+      <w:hyperlink r:id="rId17">
+        <w:r>
+          <w:rPr>
+            <w:lang w:val="ar_AE" w:bidi="ar_AE"/>
+          </w:rPr>
+          <w:rPr>
+            <w:color w:val="0000EE"/>
+            <w:u w:val="single"/>
+          </w:rPr>
+          <w:t>إشعياء 40:1</w:t>
+        </w:r>
+      </w:hyperlink>
+      <w:r>
+        <w:rPr>
+          <w:lang w:val="ar_AE" w:bidi="ar_AE"/>
+        </w:rPr>
+        <w:t>).</w:t>
+      </w:r>
+      <w:r>
+        <w:rPr>
+          <w:lang w:val="ar_AE" w:bidi="ar_AE"/>
+        </w:rPr>
+      </w:r>
+      <w:r>
+        <w:rPr>
+          <w:lang w:val="ar_AE" w:bidi="ar_AE"/>
+        </w:rPr>
+      </w:r>
+    </w:p>
+    <w:p>
+      <w:pPr>
+        <w:bidi/>
+      </w:pPr>
+      <w:r>
+        <w:rPr>
+          <w:lang w:val="ar_AE" w:bidi="ar_AE"/>
+        </w:rPr>
+      </w:r>
+    </w:p>
+    <w:p>
+      <w:pPr>
+        <w:pStyle w:val="Heading2"/>
+        <w:bidi/>
+      </w:pPr>
+      <w:r>
+        <w:rPr>
+          <w:lang w:val="ar_AE" w:bidi="ar_AE"/>
+        </w:rPr>
+        <w:t>ناحوم 1: 2</w:t>
+      </w:r>
+      <w:r>
+        <w:rPr>
+          <w:lang w:val="ar_AE" w:bidi="ar_AE"/>
+        </w:rPr>
+      </w:r>
+    </w:p>
+    <w:p>
+      <w:pPr>
+        <w:bidi/>
+      </w:pPr>
+      <w:r>
+        <w:rPr>
+          <w:lang w:val="ar_AE" w:bidi="ar_AE"/>
+        </w:rPr>
+      </w:r>
+      <w:r>
+        <w:rPr>
+          <w:lang w:val="ar_AE" w:bidi="ar_AE"/>
+        </w:rPr>
+        <w:t xml:space="preserve">غَيُورٌ (أو </w:t>
+      </w:r>
+      <w:r>
+        <w:rPr>
+          <w:i/>
+          <w:lang w:val="ar_AE" w:bidi="ar_AE"/>
+        </w:rPr>
+        <w:t>متحمس</w:t>
+      </w:r>
+      <w:r>
+        <w:rPr>
+          <w:lang w:val="ar_AE" w:bidi="ar_AE"/>
+        </w:rPr>
+        <w:t xml:space="preserve">): يحمي الله بغيرة خير شعبه وبحماس يرغب في إخلاصهم وأمانتهم (انظر </w:t>
+      </w:r>
+      <w:hyperlink r:id="rId18">
+        <w:r>
+          <w:rPr>
+            <w:lang w:val="ar_AE" w:bidi="ar_AE"/>
+          </w:rPr>
+          <w:rPr>
+            <w:color w:val="0000EE"/>
+            <w:u w:val="single"/>
+          </w:rPr>
+          <w:t>خروج 20:4–5</w:t>
         </w:r>
       </w:hyperlink>
       <w:r>
@@ -335,16 +449,16 @@
         </w:rPr>
         <w:t xml:space="preserve">؛ </w:t>
       </w:r>
-      <w:hyperlink r:id="rId16">
-        <w:r>
-          <w:rPr>
-            <w:lang w:val="ar_AE" w:bidi="ar_AE"/>
-          </w:rPr>
-          <w:rPr>
-            <w:color w:val="0000EE"/>
-            <w:u w:val="single"/>
-          </w:rPr>
-          <w:t>حبقوق 1:1</w:t>
+      <w:hyperlink r:id="rId19">
+        <w:r>
+          <w:rPr>
+            <w:lang w:val="ar_AE" w:bidi="ar_AE"/>
+          </w:rPr>
+          <w:rPr>
+            <w:color w:val="0000EE"/>
+            <w:u w:val="single"/>
+          </w:rPr>
+          <w:t>تثنية 4:23–24</w:t>
         </w:r>
       </w:hyperlink>
       <w:r>
@@ -353,34 +467,875 @@
         </w:rPr>
         <w:t xml:space="preserve">؛ </w:t>
       </w:r>
-      <w:hyperlink r:id="rId17">
-        <w:r>
-          <w:rPr>
-            <w:lang w:val="ar_AE" w:bidi="ar_AE"/>
-          </w:rPr>
-          <w:rPr>
-            <w:color w:val="0000EE"/>
-            <w:u w:val="single"/>
-          </w:rPr>
-          <w:t>ملاخي 1:1</w:t>
-        </w:r>
-      </w:hyperlink>
-      <w:r>
-        <w:rPr>
-          <w:lang w:val="ar_AE" w:bidi="ar_AE"/>
-        </w:rPr>
-        <w:t>)، تحدد ناحوم باعتباره نبيًا، نطق برسائل من الله. • أصبحت نينوى عاصمة الإمبراطورية الآشورية في فترة ما بعد 705 قبل الميلاد وظلت كذلك حتى تدميرها في 612 قبل الميلاد. • اسم ناحوم يعني "تعزية" أو "تشجيع". أحد المواضيع المهمة في نبوته هو أن الله سوف يُعزِّي ويشجع شعبه من خلال سقوط نينوى (</w:t>
-      </w:r>
-      <w:hyperlink r:id="rId18">
-        <w:r>
-          <w:rPr>
-            <w:lang w:val="ar_AE" w:bidi="ar_AE"/>
-          </w:rPr>
-          <w:rPr>
-            <w:color w:val="0000EE"/>
-            <w:u w:val="single"/>
-          </w:rPr>
-          <w:t>ناحوم 1:12–15</w:t>
+      <w:hyperlink r:id="rId20">
+        <w:r>
+          <w:rPr>
+            <w:lang w:val="ar_AE" w:bidi="ar_AE"/>
+          </w:rPr>
+          <w:rPr>
+            <w:color w:val="0000EE"/>
+            <w:u w:val="single"/>
+          </w:rPr>
+          <w:t>6:4</w:t>
+        </w:r>
+      </w:hyperlink>
+      <w:r>
+        <w:rPr>
+          <w:lang w:val="ar_AE" w:bidi="ar_AE"/>
+        </w:rPr>
+        <w:t xml:space="preserve">؛ </w:t>
+      </w:r>
+      <w:hyperlink r:id="rId21">
+        <w:r>
+          <w:rPr>
+            <w:lang w:val="ar_AE" w:bidi="ar_AE"/>
+          </w:rPr>
+          <w:rPr>
+            <w:color w:val="0000EE"/>
+            <w:u w:val="single"/>
+          </w:rPr>
+          <w:t>إرميا 2:1–3:5</w:t>
+        </w:r>
+      </w:hyperlink>
+      <w:r>
+        <w:rPr>
+          <w:lang w:val="ar_AE" w:bidi="ar_AE"/>
+        </w:rPr>
+        <w:t>). • لا يمكن الخلط بين نقمة الله وغضبه وبين الموقف البشري في "الانتقام". فإن أفعال الله تنبع من قداسته (</w:t>
+      </w:r>
+      <w:hyperlink r:id="rId22">
+        <w:r>
+          <w:rPr>
+            <w:lang w:val="ar_AE" w:bidi="ar_AE"/>
+          </w:rPr>
+          <w:rPr>
+            <w:color w:val="0000EE"/>
+            <w:u w:val="single"/>
+          </w:rPr>
+          <w:t>إرميا 50:28–29</w:t>
+        </w:r>
+      </w:hyperlink>
+      <w:r>
+        <w:rPr>
+          <w:lang w:val="ar_AE" w:bidi="ar_AE"/>
+        </w:rPr>
+        <w:t>)، وعدله (</w:t>
+      </w:r>
+      <w:hyperlink r:id="rId23">
+        <w:r>
+          <w:rPr>
+            <w:lang w:val="ar_AE" w:bidi="ar_AE"/>
+          </w:rPr>
+          <w:rPr>
+            <w:color w:val="0000EE"/>
+            <w:u w:val="single"/>
+          </w:rPr>
+          <w:t>إشعياء 63:1–9</w:t>
+        </w:r>
+      </w:hyperlink>
+      <w:r>
+        <w:rPr>
+          <w:lang w:val="ar_AE" w:bidi="ar_AE"/>
+        </w:rPr>
+        <w:t>)، وأمانته للعهد مع شعبه (</w:t>
+      </w:r>
+      <w:hyperlink r:id="rId24">
+        <w:r>
+          <w:rPr>
+            <w:lang w:val="ar_AE" w:bidi="ar_AE"/>
+          </w:rPr>
+          <w:rPr>
+            <w:color w:val="0000EE"/>
+            <w:u w:val="single"/>
+          </w:rPr>
+          <w:t>لاويين 26:23–25</w:t>
+        </w:r>
+      </w:hyperlink>
+      <w:r>
+        <w:rPr>
+          <w:lang w:val="ar_AE" w:bidi="ar_AE"/>
+        </w:rPr>
+        <w:t xml:space="preserve">؛ </w:t>
+      </w:r>
+      <w:hyperlink r:id="rId25">
+        <w:r>
+          <w:rPr>
+            <w:lang w:val="ar_AE" w:bidi="ar_AE"/>
+          </w:rPr>
+          <w:rPr>
+            <w:color w:val="0000EE"/>
+            <w:u w:val="single"/>
+          </w:rPr>
+          <w:t>إشعياء 1:24–26</w:t>
+        </w:r>
+      </w:hyperlink>
+      <w:r>
+        <w:rPr>
+          <w:lang w:val="ar_AE" w:bidi="ar_AE"/>
+        </w:rPr>
+        <w:t>). إن نقمته ليست أبدًا اعتباطية.</w:t>
+      </w:r>
+      <w:r>
+        <w:rPr>
+          <w:lang w:val="ar_AE" w:bidi="ar_AE"/>
+        </w:rPr>
+      </w:r>
+      <w:r>
+        <w:rPr>
+          <w:lang w:val="ar_AE" w:bidi="ar_AE"/>
+        </w:rPr>
+      </w:r>
+    </w:p>
+    <w:p>
+      <w:pPr>
+        <w:bidi/>
+      </w:pPr>
+      <w:r>
+        <w:rPr>
+          <w:lang w:val="ar_AE" w:bidi="ar_AE"/>
+        </w:rPr>
+      </w:r>
+    </w:p>
+    <w:p>
+      <w:pPr>
+        <w:pStyle w:val="Heading2"/>
+        <w:bidi/>
+      </w:pPr>
+      <w:r>
+        <w:rPr>
+          <w:lang w:val="ar_AE" w:bidi="ar_AE"/>
+        </w:rPr>
+        <w:t>ناحوم 1: 2–6</w:t>
+      </w:r>
+      <w:r>
+        <w:rPr>
+          <w:lang w:val="ar_AE" w:bidi="ar_AE"/>
+        </w:rPr>
+      </w:r>
+    </w:p>
+    <w:p>
+      <w:pPr>
+        <w:bidi/>
+      </w:pPr>
+      <w:r>
+        <w:rPr>
+          <w:lang w:val="ar_AE" w:bidi="ar_AE"/>
+        </w:rPr>
+      </w:r>
+      <w:r>
+        <w:rPr>
+          <w:lang w:val="ar_AE" w:bidi="ar_AE"/>
+        </w:rPr>
+        <w:t>المقطع الأول من الترنيمة مستمد من النصوص الكتابية التي تحيي ذكرى خروج إسرائيل من مصر. والرسالة هي أن كل شيء في كل الخليقة يخضع لسلطان الله السيادي، وسيضمن الله معاقبة من يعارضونه.</w:t>
+      </w:r>
+      <w:r>
+        <w:rPr>
+          <w:lang w:val="ar_AE" w:bidi="ar_AE"/>
+        </w:rPr>
+      </w:r>
+      <w:r>
+        <w:rPr>
+          <w:lang w:val="ar_AE" w:bidi="ar_AE"/>
+        </w:rPr>
+      </w:r>
+    </w:p>
+    <w:p>
+      <w:pPr>
+        <w:bidi/>
+      </w:pPr>
+      <w:r>
+        <w:rPr>
+          <w:lang w:val="ar_AE" w:bidi="ar_AE"/>
+        </w:rPr>
+      </w:r>
+    </w:p>
+    <w:p>
+      <w:pPr>
+        <w:pStyle w:val="Heading2"/>
+        <w:bidi/>
+      </w:pPr>
+      <w:r>
+        <w:rPr>
+          <w:lang w:val="ar_AE" w:bidi="ar_AE"/>
+        </w:rPr>
+        <w:t>ناحوم 1: 2–11</w:t>
+      </w:r>
+      <w:r>
+        <w:rPr>
+          <w:lang w:val="ar_AE" w:bidi="ar_AE"/>
+        </w:rPr>
+      </w:r>
+    </w:p>
+    <w:p>
+      <w:pPr>
+        <w:bidi/>
+      </w:pPr>
+      <w:r>
+        <w:rPr>
+          <w:lang w:val="ar_AE" w:bidi="ar_AE"/>
+        </w:rPr>
+      </w:r>
+      <w:r>
+        <w:rPr>
+          <w:lang w:val="ar_AE" w:bidi="ar_AE"/>
+        </w:rPr>
+        <w:t>تتحدث هذه الترنيمة القصيرة المكونة من مقطعين (</w:t>
+      </w:r>
+      <w:hyperlink r:id="rId26">
+        <w:r>
+          <w:rPr>
+            <w:lang w:val="ar_AE" w:bidi="ar_AE"/>
+          </w:rPr>
+          <w:rPr>
+            <w:color w:val="0000EE"/>
+            <w:u w:val="single"/>
+          </w:rPr>
+          <w:t>1:2–6</w:t>
+        </w:r>
+      </w:hyperlink>
+      <w:r>
+        <w:rPr>
+          <w:lang w:val="ar_AE" w:bidi="ar_AE"/>
+        </w:rPr>
+        <w:t xml:space="preserve">، </w:t>
+      </w:r>
+      <w:hyperlink r:id="rId27">
+        <w:r>
+          <w:rPr>
+            <w:lang w:val="ar_AE" w:bidi="ar_AE"/>
+          </w:rPr>
+          <w:rPr>
+            <w:color w:val="0000EE"/>
+            <w:u w:val="single"/>
+          </w:rPr>
+          <w:t>7–11</w:t>
+        </w:r>
+      </w:hyperlink>
+      <w:r>
+        <w:rPr>
+          <w:lang w:val="ar_AE" w:bidi="ar_AE"/>
+        </w:rPr>
+        <w:t>)، عن قدرة الله السيادية.</w:t>
+      </w:r>
+      <w:r>
+        <w:rPr>
+          <w:lang w:val="ar_AE" w:bidi="ar_AE"/>
+        </w:rPr>
+      </w:r>
+      <w:r>
+        <w:rPr>
+          <w:lang w:val="ar_AE" w:bidi="ar_AE"/>
+        </w:rPr>
+      </w:r>
+    </w:p>
+    <w:p>
+      <w:pPr>
+        <w:bidi/>
+      </w:pPr>
+      <w:r>
+        <w:rPr>
+          <w:lang w:val="ar_AE" w:bidi="ar_AE"/>
+        </w:rPr>
+      </w:r>
+    </w:p>
+    <w:p>
+      <w:pPr>
+        <w:pStyle w:val="Heading2"/>
+        <w:bidi/>
+      </w:pPr>
+      <w:r>
+        <w:rPr>
+          <w:lang w:val="ar_AE" w:bidi="ar_AE"/>
+        </w:rPr>
+        <w:t>ناحوم 1: 3</w:t>
+      </w:r>
+      <w:r>
+        <w:rPr>
+          <w:lang w:val="ar_AE" w:bidi="ar_AE"/>
+        </w:rPr>
+      </w:r>
+    </w:p>
+    <w:p>
+      <w:pPr>
+        <w:bidi/>
+      </w:pPr>
+      <w:r>
+        <w:rPr>
+          <w:lang w:val="ar_AE" w:bidi="ar_AE"/>
+        </w:rPr>
+      </w:r>
+      <w:r>
+        <w:rPr>
+          <w:lang w:val="ar_AE" w:bidi="ar_AE"/>
+        </w:rPr>
+        <w:t>الرَّبُّ بَطِيءُ الْغَضَبِ: صبر الله على العصيان مرتبط بمحبته الأمينة (</w:t>
+      </w:r>
+      <w:hyperlink r:id="rId28">
+        <w:r>
+          <w:rPr>
+            <w:lang w:val="ar_AE" w:bidi="ar_AE"/>
+          </w:rPr>
+          <w:rPr>
+            <w:color w:val="0000EE"/>
+            <w:u w:val="single"/>
+          </w:rPr>
+          <w:t>خروج 34:6</w:t>
+        </w:r>
+      </w:hyperlink>
+      <w:r>
+        <w:rPr>
+          <w:lang w:val="ar_AE" w:bidi="ar_AE"/>
+        </w:rPr>
+        <w:t xml:space="preserve">؛ </w:t>
+      </w:r>
+      <w:hyperlink r:id="rId29">
+        <w:r>
+          <w:rPr>
+            <w:lang w:val="ar_AE" w:bidi="ar_AE"/>
+          </w:rPr>
+          <w:rPr>
+            <w:color w:val="0000EE"/>
+            <w:u w:val="single"/>
+          </w:rPr>
+          <w:t>عدد 14:18</w:t>
+        </w:r>
+      </w:hyperlink>
+      <w:r>
+        <w:rPr>
+          <w:lang w:val="ar_AE" w:bidi="ar_AE"/>
+        </w:rPr>
+        <w:t xml:space="preserve">؛ </w:t>
+      </w:r>
+      <w:hyperlink r:id="rId30">
+        <w:r>
+          <w:rPr>
+            <w:lang w:val="ar_AE" w:bidi="ar_AE"/>
+          </w:rPr>
+          <w:rPr>
+            <w:color w:val="0000EE"/>
+            <w:u w:val="single"/>
+          </w:rPr>
+          <w:t>مزمور 103:8</w:t>
+        </w:r>
+      </w:hyperlink>
+      <w:r>
+        <w:rPr>
+          <w:lang w:val="ar_AE" w:bidi="ar_AE"/>
+        </w:rPr>
+        <w:t xml:space="preserve">؛ </w:t>
+      </w:r>
+      <w:hyperlink r:id="rId31">
+        <w:r>
+          <w:rPr>
+            <w:lang w:val="ar_AE" w:bidi="ar_AE"/>
+          </w:rPr>
+          <w:rPr>
+            <w:color w:val="0000EE"/>
+            <w:u w:val="single"/>
+          </w:rPr>
+          <w:t>يوئيل 2:13</w:t>
+        </w:r>
+      </w:hyperlink>
+      <w:r>
+        <w:rPr>
+          <w:lang w:val="ar_AE" w:bidi="ar_AE"/>
+        </w:rPr>
+        <w:t>). وقد خيبت هذه السمة ظن يونان الذي أراد تدمير نينوى فورًا (</w:t>
+      </w:r>
+      <w:hyperlink r:id="rId32">
+        <w:r>
+          <w:rPr>
+            <w:lang w:val="ar_AE" w:bidi="ar_AE"/>
+          </w:rPr>
+          <w:rPr>
+            <w:color w:val="0000EE"/>
+            <w:u w:val="single"/>
+          </w:rPr>
+          <w:t>يونان 4:2</w:t>
+        </w:r>
+      </w:hyperlink>
+      <w:r>
+        <w:rPr>
+          <w:lang w:val="ar_AE" w:bidi="ar_AE"/>
+        </w:rPr>
+        <w:t>). ولأن الله صبور، فإنه أحيانًا يؤجل العقاب المستحق للخطاة (</w:t>
+      </w:r>
+      <w:hyperlink r:id="rId33">
+        <w:r>
+          <w:rPr>
+            <w:lang w:val="ar_AE" w:bidi="ar_AE"/>
+          </w:rPr>
+          <w:rPr>
+            <w:color w:val="0000EE"/>
+            <w:u w:val="single"/>
+          </w:rPr>
+          <w:t>نحميا 9:29–30</w:t>
+        </w:r>
+      </w:hyperlink>
+      <w:r>
+        <w:rPr>
+          <w:lang w:val="ar_AE" w:bidi="ar_AE"/>
+        </w:rPr>
+        <w:t xml:space="preserve">؛ </w:t>
+      </w:r>
+      <w:hyperlink r:id="rId34">
+        <w:r>
+          <w:rPr>
+            <w:lang w:val="ar_AE" w:bidi="ar_AE"/>
+          </w:rPr>
+          <w:rPr>
+            <w:color w:val="0000EE"/>
+            <w:u w:val="single"/>
+          </w:rPr>
+          <w:t>رومية 2:4</w:t>
+        </w:r>
+      </w:hyperlink>
+      <w:r>
+        <w:rPr>
+          <w:lang w:val="ar_AE" w:bidi="ar_AE"/>
+        </w:rPr>
+        <w:t xml:space="preserve">؛ </w:t>
+      </w:r>
+      <w:hyperlink r:id="rId35">
+        <w:r>
+          <w:rPr>
+            <w:lang w:val="ar_AE" w:bidi="ar_AE"/>
+          </w:rPr>
+          <w:rPr>
+            <w:color w:val="0000EE"/>
+            <w:u w:val="single"/>
+          </w:rPr>
+          <w:t>2 بطرس 3:9</w:t>
+        </w:r>
+      </w:hyperlink>
+      <w:r>
+        <w:rPr>
+          <w:lang w:val="ar_AE" w:bidi="ar_AE"/>
+        </w:rPr>
+        <w:t>)، ولكن الذين يستمرون في الخطية سيواجهون في النهاية دينونة الله (</w:t>
+      </w:r>
+      <w:hyperlink r:id="rId36">
+        <w:r>
+          <w:rPr>
+            <w:lang w:val="ar_AE" w:bidi="ar_AE"/>
+          </w:rPr>
+          <w:rPr>
+            <w:color w:val="0000EE"/>
+            <w:u w:val="single"/>
+          </w:rPr>
+          <w:t>خروج 34:7</w:t>
+        </w:r>
+      </w:hyperlink>
+      <w:r>
+        <w:rPr>
+          <w:lang w:val="ar_AE" w:bidi="ar_AE"/>
+        </w:rPr>
+        <w:t xml:space="preserve">؛ </w:t>
+      </w:r>
+      <w:hyperlink r:id="rId37">
+        <w:r>
+          <w:rPr>
+            <w:lang w:val="ar_AE" w:bidi="ar_AE"/>
+          </w:rPr>
+          <w:rPr>
+            <w:color w:val="0000EE"/>
+            <w:u w:val="single"/>
+          </w:rPr>
+          <w:t>رومية 14:10</w:t>
+        </w:r>
+      </w:hyperlink>
+      <w:r>
+        <w:rPr>
+          <w:lang w:val="ar_AE" w:bidi="ar_AE"/>
+        </w:rPr>
+        <w:t xml:space="preserve">؛ </w:t>
+      </w:r>
+      <w:hyperlink r:id="rId38">
+        <w:r>
+          <w:rPr>
+            <w:lang w:val="ar_AE" w:bidi="ar_AE"/>
+          </w:rPr>
+          <w:rPr>
+            <w:color w:val="0000EE"/>
+            <w:u w:val="single"/>
+          </w:rPr>
+          <w:t>2 كورنثوس 5:10</w:t>
+        </w:r>
+      </w:hyperlink>
+      <w:r>
+        <w:rPr>
+          <w:lang w:val="ar_AE" w:bidi="ar_AE"/>
+        </w:rPr>
+        <w:t xml:space="preserve">؛ </w:t>
+      </w:r>
+      <w:hyperlink r:id="rId39">
+        <w:r>
+          <w:rPr>
+            <w:lang w:val="ar_AE" w:bidi="ar_AE"/>
+          </w:rPr>
+          <w:rPr>
+            <w:color w:val="0000EE"/>
+            <w:u w:val="single"/>
+          </w:rPr>
+          <w:t>رؤيا 14:6–7</w:t>
+        </w:r>
+      </w:hyperlink>
+      <w:r>
+        <w:rPr>
+          <w:lang w:val="ar_AE" w:bidi="ar_AE"/>
+        </w:rPr>
+        <w:t xml:space="preserve">). • الزوبعة … والعاصف: تصف هذه الصور قوة دينونة الله ضد الأشرار (انظر أيضًا </w:t>
+      </w:r>
+      <w:hyperlink r:id="rId40">
+        <w:r>
+          <w:rPr>
+            <w:lang w:val="ar_AE" w:bidi="ar_AE"/>
+          </w:rPr>
+          <w:rPr>
+            <w:color w:val="0000EE"/>
+            <w:u w:val="single"/>
+          </w:rPr>
+          <w:t>إشعياء 29:6</w:t>
+        </w:r>
+      </w:hyperlink>
+      <w:r>
+        <w:rPr>
+          <w:lang w:val="ar_AE" w:bidi="ar_AE"/>
+        </w:rPr>
+        <w:t>).</w:t>
+      </w:r>
+      <w:r>
+        <w:rPr>
+          <w:lang w:val="ar_AE" w:bidi="ar_AE"/>
+        </w:rPr>
+      </w:r>
+      <w:r>
+        <w:rPr>
+          <w:lang w:val="ar_AE" w:bidi="ar_AE"/>
+        </w:rPr>
+      </w:r>
+    </w:p>
+    <w:p>
+      <w:pPr>
+        <w:bidi/>
+      </w:pPr>
+      <w:r>
+        <w:rPr>
+          <w:lang w:val="ar_AE" w:bidi="ar_AE"/>
+        </w:rPr>
+      </w:r>
+    </w:p>
+    <w:p>
+      <w:pPr>
+        <w:pStyle w:val="Heading2"/>
+        <w:bidi/>
+      </w:pPr>
+      <w:r>
+        <w:rPr>
+          <w:lang w:val="ar_AE" w:bidi="ar_AE"/>
+        </w:rPr>
+        <w:t>ناحوم 1: 4</w:t>
+      </w:r>
+      <w:r>
+        <w:rPr>
+          <w:lang w:val="ar_AE" w:bidi="ar_AE"/>
+        </w:rPr>
+      </w:r>
+    </w:p>
+    <w:p>
+      <w:pPr>
+        <w:bidi/>
+      </w:pPr>
+      <w:r>
+        <w:rPr>
+          <w:lang w:val="ar_AE" w:bidi="ar_AE"/>
+        </w:rPr>
+      </w:r>
+      <w:r>
+        <w:rPr>
+          <w:lang w:val="ar_AE" w:bidi="ar_AE"/>
+        </w:rPr>
+        <w:t>مثل السحب (</w:t>
+      </w:r>
+      <w:hyperlink r:id="rId41">
+        <w:r>
+          <w:rPr>
+            <w:lang w:val="ar_AE" w:bidi="ar_AE"/>
+          </w:rPr>
+          <w:rPr>
+            <w:color w:val="0000EE"/>
+            <w:u w:val="single"/>
+          </w:rPr>
+          <w:t>1:3</w:t>
+        </w:r>
+      </w:hyperlink>
+      <w:r>
+        <w:rPr>
+          <w:lang w:val="ar_AE" w:bidi="ar_AE"/>
+        </w:rPr>
+        <w:t>) والجبال (</w:t>
+      </w:r>
+      <w:hyperlink r:id="rId42">
+        <w:r>
+          <w:rPr>
+            <w:lang w:val="ar_AE" w:bidi="ar_AE"/>
+          </w:rPr>
+          <w:rPr>
+            <w:color w:val="0000EE"/>
+            <w:u w:val="single"/>
+          </w:rPr>
+          <w:t>1:5</w:t>
+        </w:r>
+      </w:hyperlink>
+      <w:r>
+        <w:rPr>
+          <w:lang w:val="ar_AE" w:bidi="ar_AE"/>
+        </w:rPr>
+        <w:t>)، تخضع المحيطات والأنهار لسيطرة الله السيادية. وكثيرًا ما يتذكر أنبياء العهد القديم أفعال الله ضد البحار والأنهار خلال الخروج (</w:t>
+      </w:r>
+      <w:hyperlink r:id="rId43">
+        <w:r>
+          <w:rPr>
+            <w:lang w:val="ar_AE" w:bidi="ar_AE"/>
+          </w:rPr>
+          <w:rPr>
+            <w:color w:val="0000EE"/>
+            <w:u w:val="single"/>
+          </w:rPr>
+          <w:t>خروج 15:8–10</w:t>
+        </w:r>
+      </w:hyperlink>
+      <w:r>
+        <w:rPr>
+          <w:lang w:val="ar_AE" w:bidi="ar_AE"/>
+        </w:rPr>
+        <w:t xml:space="preserve">؛ </w:t>
+      </w:r>
+      <w:hyperlink r:id="rId44">
+        <w:r>
+          <w:rPr>
+            <w:lang w:val="ar_AE" w:bidi="ar_AE"/>
+          </w:rPr>
+          <w:rPr>
+            <w:color w:val="0000EE"/>
+            <w:u w:val="single"/>
+          </w:rPr>
+          <w:t>2 صموئيل 22:16</w:t>
+        </w:r>
+      </w:hyperlink>
+      <w:r>
+        <w:rPr>
+          <w:lang w:val="ar_AE" w:bidi="ar_AE"/>
+        </w:rPr>
+        <w:t xml:space="preserve">؛ </w:t>
+      </w:r>
+      <w:hyperlink r:id="rId45">
+        <w:r>
+          <w:rPr>
+            <w:lang w:val="ar_AE" w:bidi="ar_AE"/>
+          </w:rPr>
+          <w:rPr>
+            <w:color w:val="0000EE"/>
+            <w:u w:val="single"/>
+          </w:rPr>
+          <w:t>مزامير 66:6</w:t>
+        </w:r>
+      </w:hyperlink>
+      <w:r>
+        <w:rPr>
+          <w:lang w:val="ar_AE" w:bidi="ar_AE"/>
+        </w:rPr>
+        <w:t xml:space="preserve">؛ </w:t>
+      </w:r>
+      <w:hyperlink r:id="rId46">
+        <w:r>
+          <w:rPr>
+            <w:lang w:val="ar_AE" w:bidi="ar_AE"/>
+          </w:rPr>
+          <w:rPr>
+            <w:color w:val="0000EE"/>
+            <w:u w:val="single"/>
+          </w:rPr>
+          <w:t>77:16</w:t>
+        </w:r>
+      </w:hyperlink>
+      <w:r>
+        <w:rPr>
+          <w:lang w:val="ar_AE" w:bidi="ar_AE"/>
+        </w:rPr>
+        <w:t xml:space="preserve">؛ </w:t>
+      </w:r>
+      <w:hyperlink r:id="rId47">
+        <w:r>
+          <w:rPr>
+            <w:lang w:val="ar_AE" w:bidi="ar_AE"/>
+          </w:rPr>
+          <w:rPr>
+            <w:color w:val="0000EE"/>
+            <w:u w:val="single"/>
+          </w:rPr>
+          <w:t>حبقوق 3:15</w:t>
+        </w:r>
+      </w:hyperlink>
+      <w:r>
+        <w:rPr>
+          <w:lang w:val="ar_AE" w:bidi="ar_AE"/>
+        </w:rPr>
+        <w:t xml:space="preserve">). وقد دحضت قدرة الله على المياه أساطير الكنعانيين القدماء، الذين اعتقدوا أن المحيطات والأنهار كانت تحت سيطرة إله البحر، يام. • باشان، الواقعة شرق بحر الجليل، كانت معروفة بمراعيها الغنية، المثالية لتربية الماشية (قارن </w:t>
+      </w:r>
+      <w:hyperlink r:id="rId48">
+        <w:r>
+          <w:rPr>
+            <w:lang w:val="ar_AE" w:bidi="ar_AE"/>
+          </w:rPr>
+          <w:rPr>
+            <w:color w:val="0000EE"/>
+            <w:u w:val="single"/>
+          </w:rPr>
+          <w:t>ميخا 7:14</w:t>
+        </w:r>
+      </w:hyperlink>
+      <w:r>
+        <w:rPr>
+          <w:lang w:val="ar_AE" w:bidi="ar_AE"/>
+        </w:rPr>
+        <w:t>). • الكرمل، على ساحل البحر الأبيض المتوسط ​​في وسط كنعان، اشتهر بجماله وخصوبته (</w:t>
+      </w:r>
+      <w:hyperlink r:id="rId49">
+        <w:r>
+          <w:rPr>
+            <w:lang w:val="ar_AE" w:bidi="ar_AE"/>
+          </w:rPr>
+          <w:rPr>
+            <w:color w:val="0000EE"/>
+            <w:u w:val="single"/>
+          </w:rPr>
+          <w:t>نشيد الأنشاد 7:5</w:t>
+        </w:r>
+      </w:hyperlink>
+      <w:r>
+        <w:rPr>
+          <w:lang w:val="ar_AE" w:bidi="ar_AE"/>
+        </w:rPr>
+        <w:t xml:space="preserve">؛ </w:t>
+      </w:r>
+      <w:hyperlink r:id="rId50">
+        <w:r>
+          <w:rPr>
+            <w:lang w:val="ar_AE" w:bidi="ar_AE"/>
+          </w:rPr>
+          <w:rPr>
+            <w:color w:val="0000EE"/>
+            <w:u w:val="single"/>
+          </w:rPr>
+          <w:t>إرميا 50:19</w:t>
+        </w:r>
+      </w:hyperlink>
+      <w:r>
+        <w:rPr>
+          <w:lang w:val="ar_AE" w:bidi="ar_AE"/>
+        </w:rPr>
+        <w:t>). • كانت لبنان مشهورة بأرزها العظيم (</w:t>
+      </w:r>
+      <w:hyperlink r:id="rId51">
+        <w:r>
+          <w:rPr>
+            <w:lang w:val="ar_AE" w:bidi="ar_AE"/>
+          </w:rPr>
+          <w:rPr>
+            <w:color w:val="0000EE"/>
+            <w:u w:val="single"/>
+          </w:rPr>
+          <w:t>1 ملوك 5:6–18</w:t>
+        </w:r>
+      </w:hyperlink>
+      <w:r>
+        <w:rPr>
+          <w:lang w:val="ar_AE" w:bidi="ar_AE"/>
+        </w:rPr>
+        <w:t>). يسرد ناحوم هذه المناطق ليثبت أنه حتى أكثر الأماكن خصوبة وإنتاجية على وجه الأرض لا يمكنها أن تصمد أمام قوة دينونة الله.</w:t>
+      </w:r>
+      <w:r>
+        <w:rPr>
+          <w:lang w:val="ar_AE" w:bidi="ar_AE"/>
+        </w:rPr>
+      </w:r>
+      <w:r>
+        <w:rPr>
+          <w:lang w:val="ar_AE" w:bidi="ar_AE"/>
+        </w:rPr>
+      </w:r>
+    </w:p>
+    <w:p>
+      <w:pPr>
+        <w:bidi/>
+      </w:pPr>
+      <w:r>
+        <w:rPr>
+          <w:lang w:val="ar_AE" w:bidi="ar_AE"/>
+        </w:rPr>
+      </w:r>
+    </w:p>
+    <w:p>
+      <w:pPr>
+        <w:pStyle w:val="Heading2"/>
+        <w:bidi/>
+      </w:pPr>
+      <w:r>
+        <w:rPr>
+          <w:lang w:val="ar_AE" w:bidi="ar_AE"/>
+        </w:rPr>
+        <w:t>ناحوم 1: 5</w:t>
+      </w:r>
+      <w:r>
+        <w:rPr>
+          <w:lang w:val="ar_AE" w:bidi="ar_AE"/>
+        </w:rPr>
+      </w:r>
+    </w:p>
+    <w:p>
+      <w:pPr>
+        <w:bidi/>
+      </w:pPr>
+      <w:r>
+        <w:rPr>
+          <w:lang w:val="ar_AE" w:bidi="ar_AE"/>
+        </w:rPr>
+      </w:r>
+      <w:r>
+        <w:rPr>
+          <w:lang w:val="ar_AE" w:bidi="ar_AE"/>
+        </w:rPr>
+        <w:t xml:space="preserve">كثيرًا ما يذكر شِعر العهد القديم اهتزاز الأرض لإحياء ذكرى فترة الخروج (مثلًا، </w:t>
+      </w:r>
+      <w:hyperlink r:id="rId52">
+        <w:r>
+          <w:rPr>
+            <w:lang w:val="ar_AE" w:bidi="ar_AE"/>
+          </w:rPr>
+          <w:rPr>
+            <w:color w:val="0000EE"/>
+            <w:u w:val="single"/>
+          </w:rPr>
+          <w:t>مزمور 18:7</w:t>
+        </w:r>
+      </w:hyperlink>
+      <w:r>
+        <w:rPr>
+          <w:lang w:val="ar_AE" w:bidi="ar_AE"/>
+        </w:rPr>
+        <w:t xml:space="preserve">؛ </w:t>
+      </w:r>
+      <w:hyperlink r:id="rId53">
+        <w:r>
+          <w:rPr>
+            <w:lang w:val="ar_AE" w:bidi="ar_AE"/>
+          </w:rPr>
+          <w:rPr>
+            <w:color w:val="0000EE"/>
+            <w:u w:val="single"/>
+          </w:rPr>
+          <w:t>حبقوق 3:6</w:t>
         </w:r>
       </w:hyperlink>
       <w:r>
@@ -389,16 +1344,16 @@
         </w:rPr>
         <w:t xml:space="preserve">؛ انظر </w:t>
       </w:r>
-      <w:hyperlink r:id="rId19">
-        <w:r>
-          <w:rPr>
-            <w:lang w:val="ar_AE" w:bidi="ar_AE"/>
-          </w:rPr>
-          <w:rPr>
-            <w:color w:val="0000EE"/>
-            <w:u w:val="single"/>
-          </w:rPr>
-          <w:t>إشعياء 40:1</w:t>
+      <w:hyperlink r:id="rId54">
+        <w:r>
+          <w:rPr>
+            <w:lang w:val="ar_AE" w:bidi="ar_AE"/>
+          </w:rPr>
+          <w:rPr>
+            <w:color w:val="0000EE"/>
+            <w:u w:val="single"/>
+          </w:rPr>
+          <w:t>خروج 19:18</w:t>
         </w:r>
       </w:hyperlink>
       <w:r>
@@ -437,52 +1392,598 @@
         <w:rPr>
           <w:lang w:val="ar_AE" w:bidi="ar_AE"/>
         </w:rPr>
-        <w:t>ناحوم 1: 2</w:t>
-      </w:r>
-      <w:r>
-        <w:rPr>
-          <w:lang w:val="ar_AE" w:bidi="ar_AE"/>
-        </w:rPr>
-      </w:r>
-    </w:p>
-    <w:p>
-      <w:pPr>
-        <w:bidi/>
-      </w:pPr>
-      <w:r>
-        <w:rPr>
-          <w:lang w:val="ar_AE" w:bidi="ar_AE"/>
-        </w:rPr>
-      </w:r>
-      <w:r>
-        <w:rPr>
-          <w:lang w:val="ar_AE" w:bidi="ar_AE"/>
-        </w:rPr>
-        <w:t xml:space="preserve">غَيُورٌ (أو </w:t>
+        <w:t>ناحوم 1: 6</w:t>
+      </w:r>
+      <w:r>
+        <w:rPr>
+          <w:lang w:val="ar_AE" w:bidi="ar_AE"/>
+        </w:rPr>
+      </w:r>
+    </w:p>
+    <w:p>
+      <w:pPr>
+        <w:bidi/>
+      </w:pPr>
+      <w:r>
+        <w:rPr>
+          <w:lang w:val="ar_AE" w:bidi="ar_AE"/>
+        </w:rPr>
+      </w:r>
+      <w:r>
+        <w:rPr>
+          <w:lang w:val="ar_AE" w:bidi="ar_AE"/>
+        </w:rPr>
+        <w:t xml:space="preserve">تتكرر الكلمة العبرية المترجمة إلى "غضب" في </w:t>
+      </w:r>
+      <w:hyperlink r:id="rId55">
+        <w:r>
+          <w:rPr>
+            <w:lang w:val="ar_AE" w:bidi="ar_AE"/>
+          </w:rPr>
+          <w:rPr>
+            <w:color w:val="0000EE"/>
+            <w:u w:val="single"/>
+          </w:rPr>
+          <w:t>1:2</w:t>
+        </w:r>
+      </w:hyperlink>
+      <w:r>
+        <w:rPr>
+          <w:lang w:val="ar_AE" w:bidi="ar_AE"/>
+        </w:rPr>
+        <w:t xml:space="preserve">. وهذا التكرار يُحدد الآيات </w:t>
+      </w:r>
+      <w:hyperlink r:id="rId26">
+        <w:r>
+          <w:rPr>
+            <w:lang w:val="ar_AE" w:bidi="ar_AE"/>
+          </w:rPr>
+          <w:rPr>
+            <w:color w:val="0000EE"/>
+            <w:u w:val="single"/>
+          </w:rPr>
+          <w:t>1:2–6</w:t>
+        </w:r>
+      </w:hyperlink>
+      <w:r>
+        <w:rPr>
+          <w:lang w:val="ar_AE" w:bidi="ar_AE"/>
+        </w:rPr>
+        <w:t xml:space="preserve"> باعتبارها وحدة شعرية متكاملة.</w:t>
+      </w:r>
+      <w:r>
+        <w:rPr>
+          <w:lang w:val="ar_AE" w:bidi="ar_AE"/>
+        </w:rPr>
+      </w:r>
+      <w:r>
+        <w:rPr>
+          <w:lang w:val="ar_AE" w:bidi="ar_AE"/>
+        </w:rPr>
+      </w:r>
+    </w:p>
+    <w:p>
+      <w:pPr>
+        <w:bidi/>
+      </w:pPr>
+      <w:r>
+        <w:rPr>
+          <w:lang w:val="ar_AE" w:bidi="ar_AE"/>
+        </w:rPr>
+      </w:r>
+    </w:p>
+    <w:p>
+      <w:pPr>
+        <w:pStyle w:val="Heading2"/>
+        <w:bidi/>
+      </w:pPr>
+      <w:r>
+        <w:rPr>
+          <w:lang w:val="ar_AE" w:bidi="ar_AE"/>
+        </w:rPr>
+        <w:t>ناحوم 1: 7</w:t>
+      </w:r>
+      <w:r>
+        <w:rPr>
+          <w:lang w:val="ar_AE" w:bidi="ar_AE"/>
+        </w:rPr>
+      </w:r>
+    </w:p>
+    <w:p>
+      <w:pPr>
+        <w:bidi/>
+      </w:pPr>
+      <w:r>
+        <w:rPr>
+          <w:lang w:val="ar_AE" w:bidi="ar_AE"/>
+        </w:rPr>
+      </w:r>
+      <w:r>
+        <w:rPr>
+          <w:lang w:val="ar_AE" w:bidi="ar_AE"/>
+        </w:rPr>
+        <w:t>صَالِحٌ هُوَ الرَّبُّ: يتصرف الله بعدل عندما يدين الأشرار، ويمنح ملجأ لأولئك الذين يثقون به. فيقبلهم ويحميهم في وسط تجارب الحياة (</w:t>
+      </w:r>
+      <w:hyperlink r:id="rId56">
+        <w:r>
+          <w:rPr>
+            <w:lang w:val="ar_AE" w:bidi="ar_AE"/>
+          </w:rPr>
+          <w:rPr>
+            <w:color w:val="0000EE"/>
+            <w:u w:val="single"/>
+          </w:rPr>
+          <w:t>مزمور 18:2</w:t>
+        </w:r>
+      </w:hyperlink>
+      <w:r>
+        <w:rPr>
+          <w:lang w:val="ar_AE" w:bidi="ar_AE"/>
+        </w:rPr>
+        <w:t xml:space="preserve">؛ </w:t>
+      </w:r>
+      <w:hyperlink r:id="rId57">
+        <w:r>
+          <w:rPr>
+            <w:lang w:val="ar_AE" w:bidi="ar_AE"/>
+          </w:rPr>
+          <w:rPr>
+            <w:color w:val="0000EE"/>
+            <w:u w:val="single"/>
+          </w:rPr>
+          <w:t>62:5–7</w:t>
+        </w:r>
+      </w:hyperlink>
+      <w:r>
+        <w:rPr>
+          <w:lang w:val="ar_AE" w:bidi="ar_AE"/>
+        </w:rPr>
+        <w:t>). ويمكن لصلاح الله الغني أن يقود الأفراد إلى التوبة (</w:t>
+      </w:r>
+      <w:hyperlink r:id="rId58">
+        <w:r>
+          <w:rPr>
+            <w:lang w:val="ar_AE" w:bidi="ar_AE"/>
+          </w:rPr>
+          <w:rPr>
+            <w:color w:val="0000EE"/>
+            <w:u w:val="single"/>
+          </w:rPr>
+          <w:t>رومية 2:2–4</w:t>
+        </w:r>
+      </w:hyperlink>
+      <w:r>
+        <w:rPr>
+          <w:lang w:val="ar_AE" w:bidi="ar_AE"/>
+        </w:rPr>
+        <w:t>).</w:t>
+      </w:r>
+      <w:r>
+        <w:rPr>
+          <w:lang w:val="ar_AE" w:bidi="ar_AE"/>
+        </w:rPr>
+      </w:r>
+      <w:r>
+        <w:rPr>
+          <w:lang w:val="ar_AE" w:bidi="ar_AE"/>
+        </w:rPr>
+      </w:r>
+    </w:p>
+    <w:p>
+      <w:pPr>
+        <w:bidi/>
+      </w:pPr>
+      <w:r>
+        <w:rPr>
+          <w:lang w:val="ar_AE" w:bidi="ar_AE"/>
+        </w:rPr>
+      </w:r>
+    </w:p>
+    <w:p>
+      <w:pPr>
+        <w:pStyle w:val="Heading2"/>
+        <w:bidi/>
+      </w:pPr>
+      <w:r>
+        <w:rPr>
+          <w:lang w:val="ar_AE" w:bidi="ar_AE"/>
+        </w:rPr>
+        <w:t>ناحوم 1: 7–11</w:t>
+      </w:r>
+      <w:r>
+        <w:rPr>
+          <w:lang w:val="ar_AE" w:bidi="ar_AE"/>
+        </w:rPr>
+      </w:r>
+    </w:p>
+    <w:p>
+      <w:pPr>
+        <w:bidi/>
+      </w:pPr>
+      <w:r>
+        <w:rPr>
+          <w:lang w:val="ar_AE" w:bidi="ar_AE"/>
+        </w:rPr>
+      </w:r>
+      <w:r>
+        <w:rPr>
+          <w:lang w:val="ar_AE" w:bidi="ar_AE"/>
+        </w:rPr>
+        <w:t xml:space="preserve">يركز هذا المقطع الثاني (انظر </w:t>
+      </w:r>
+      <w:r>
+        <w:rPr>
+          <w:lang w:val="ar_AE" w:bidi="ar_AE"/>
+        </w:rPr>
+        <w:t>ملاحظة الدراسة على 1:2–11</w:t>
+      </w:r>
+      <w:r>
+        <w:rPr>
+          <w:lang w:val="ar_AE" w:bidi="ar_AE"/>
+        </w:rPr>
+        <w:t>) على سيادة الله وبرّه وعدله في التعامل مع جميع الناس.</w:t>
+      </w:r>
+      <w:r>
+        <w:rPr>
+          <w:lang w:val="ar_AE" w:bidi="ar_AE"/>
+        </w:rPr>
+      </w:r>
+      <w:r>
+        <w:rPr>
+          <w:lang w:val="ar_AE" w:bidi="ar_AE"/>
+        </w:rPr>
+      </w:r>
+    </w:p>
+    <w:p>
+      <w:pPr>
+        <w:bidi/>
+      </w:pPr>
+      <w:r>
+        <w:rPr>
+          <w:lang w:val="ar_AE" w:bidi="ar_AE"/>
+        </w:rPr>
+      </w:r>
+    </w:p>
+    <w:p>
+      <w:pPr>
+        <w:pStyle w:val="Heading2"/>
+        <w:bidi/>
+      </w:pPr>
+      <w:r>
+        <w:rPr>
+          <w:lang w:val="ar_AE" w:bidi="ar_AE"/>
+        </w:rPr>
+        <w:t>ناحوم 1: 8</w:t>
+      </w:r>
+      <w:r>
+        <w:rPr>
+          <w:lang w:val="ar_AE" w:bidi="ar_AE"/>
+        </w:rPr>
+      </w:r>
+    </w:p>
+    <w:p>
+      <w:pPr>
+        <w:bidi/>
+      </w:pPr>
+      <w:r>
+        <w:rPr>
+          <w:lang w:val="ar_AE" w:bidi="ar_AE"/>
+        </w:rPr>
+      </w:r>
+      <w:r>
+        <w:rPr>
+          <w:lang w:val="ar_AE" w:bidi="ar_AE"/>
+        </w:rPr>
+        <w:t xml:space="preserve">بِطُوفَانٍ عَابِرٍ: استعارة عن طبيعة دينونة الله القوية (انظر </w:t>
+      </w:r>
+      <w:hyperlink r:id="rId59">
+        <w:r>
+          <w:rPr>
+            <w:lang w:val="ar_AE" w:bidi="ar_AE"/>
+          </w:rPr>
+          <w:rPr>
+            <w:color w:val="0000EE"/>
+            <w:u w:val="single"/>
+          </w:rPr>
+          <w:t>2:6</w:t>
+        </w:r>
+      </w:hyperlink>
+      <w:r>
+        <w:rPr>
+          <w:lang w:val="ar_AE" w:bidi="ar_AE"/>
+        </w:rPr>
+        <w:t>).</w:t>
+      </w:r>
+      <w:r>
+        <w:rPr>
+          <w:lang w:val="ar_AE" w:bidi="ar_AE"/>
+        </w:rPr>
+      </w:r>
+      <w:r>
+        <w:rPr>
+          <w:lang w:val="ar_AE" w:bidi="ar_AE"/>
+        </w:rPr>
+      </w:r>
+    </w:p>
+    <w:p>
+      <w:pPr>
+        <w:bidi/>
+      </w:pPr>
+      <w:r>
+        <w:rPr>
+          <w:lang w:val="ar_AE" w:bidi="ar_AE"/>
+        </w:rPr>
+      </w:r>
+    </w:p>
+    <w:p>
+      <w:pPr>
+        <w:pStyle w:val="Heading2"/>
+        <w:bidi/>
+      </w:pPr>
+      <w:r>
+        <w:rPr>
+          <w:lang w:val="ar_AE" w:bidi="ar_AE"/>
+        </w:rPr>
+        <w:t>ناحوم 1: 9</w:t>
+      </w:r>
+      <w:r>
+        <w:rPr>
+          <w:lang w:val="ar_AE" w:bidi="ar_AE"/>
+        </w:rPr>
+      </w:r>
+    </w:p>
+    <w:p>
+      <w:pPr>
+        <w:bidi/>
+      </w:pPr>
+      <w:r>
+        <w:rPr>
+          <w:lang w:val="ar_AE" w:bidi="ar_AE"/>
+        </w:rPr>
+      </w:r>
+      <w:r>
+        <w:rPr>
+          <w:lang w:val="ar_AE" w:bidi="ar_AE"/>
+        </w:rPr>
+        <w:t>مَاذَا تَفْتَكِرُونَ عَلَى الرَّبِّ؟: لا يمكن لأي مخطط أو مؤامرة بشرية ضد الله أن تنجح. إن خطط الإنسان لا قيمة لها إذا كانت لا تتوافق مع خطط الله (</w:t>
+      </w:r>
+      <w:hyperlink r:id="rId60">
+        <w:r>
+          <w:rPr>
+            <w:lang w:val="ar_AE" w:bidi="ar_AE"/>
+          </w:rPr>
+          <w:rPr>
+            <w:color w:val="0000EE"/>
+            <w:u w:val="single"/>
+          </w:rPr>
+          <w:t>مزمور 2</w:t>
+        </w:r>
+      </w:hyperlink>
+      <w:r>
+        <w:rPr>
+          <w:lang w:val="ar_AE" w:bidi="ar_AE"/>
+        </w:rPr>
+        <w:t xml:space="preserve">؛ </w:t>
+      </w:r>
+      <w:hyperlink r:id="rId61">
+        <w:r>
+          <w:rPr>
+            <w:lang w:val="ar_AE" w:bidi="ar_AE"/>
+          </w:rPr>
+          <w:rPr>
+            <w:color w:val="0000EE"/>
+            <w:u w:val="single"/>
+          </w:rPr>
+          <w:t>إشعياء 14:26–27</w:t>
+        </w:r>
+      </w:hyperlink>
+      <w:r>
+        <w:rPr>
+          <w:lang w:val="ar_AE" w:bidi="ar_AE"/>
+        </w:rPr>
+        <w:t xml:space="preserve">؛ </w:t>
+      </w:r>
+      <w:hyperlink r:id="rId62">
+        <w:r>
+          <w:rPr>
+            <w:lang w:val="ar_AE" w:bidi="ar_AE"/>
+          </w:rPr>
+          <w:rPr>
+            <w:color w:val="0000EE"/>
+            <w:u w:val="single"/>
+          </w:rPr>
+          <w:t>23:9</w:t>
+        </w:r>
+      </w:hyperlink>
+      <w:r>
+        <w:rPr>
+          <w:lang w:val="ar_AE" w:bidi="ar_AE"/>
+        </w:rPr>
+        <w:t>).</w:t>
+      </w:r>
+      <w:r>
+        <w:rPr>
+          <w:lang w:val="ar_AE" w:bidi="ar_AE"/>
+        </w:rPr>
+      </w:r>
+      <w:r>
+        <w:rPr>
+          <w:lang w:val="ar_AE" w:bidi="ar_AE"/>
+        </w:rPr>
+      </w:r>
+    </w:p>
+    <w:p>
+      <w:pPr>
+        <w:bidi/>
+      </w:pPr>
+      <w:r>
+        <w:rPr>
+          <w:lang w:val="ar_AE" w:bidi="ar_AE"/>
+        </w:rPr>
+      </w:r>
+    </w:p>
+    <w:p>
+      <w:pPr>
+        <w:pStyle w:val="Heading2"/>
+        <w:bidi/>
+      </w:pPr>
+      <w:r>
+        <w:rPr>
+          <w:lang w:val="ar_AE" w:bidi="ar_AE"/>
+        </w:rPr>
+        <w:t>ناحوم 1: 11</w:t>
+      </w:r>
+      <w:r>
+        <w:rPr>
+          <w:lang w:val="ar_AE" w:bidi="ar_AE"/>
+        </w:rPr>
+      </w:r>
+    </w:p>
+    <w:p>
+      <w:pPr>
+        <w:bidi/>
+      </w:pPr>
+      <w:r>
+        <w:rPr>
+          <w:lang w:val="ar_AE" w:bidi="ar_AE"/>
+        </w:rPr>
+      </w:r>
+      <w:r>
+        <w:rPr>
+          <w:lang w:val="ar_AE" w:bidi="ar_AE"/>
+        </w:rPr>
+        <w:t xml:space="preserve">الْمُفْتَكِرُ عَلَى الرَّبِّ شَرًّا هو ملك أشور. لقد تعامل الله أيضًا مع الغطرسة المتعجرفة لملك أشور في زمن حزقيا (حوالي 701 قبل الميلاد؛ انظر </w:t>
+      </w:r>
+      <w:hyperlink r:id="rId63">
+        <w:r>
+          <w:rPr>
+            <w:lang w:val="ar_AE" w:bidi="ar_AE"/>
+          </w:rPr>
+          <w:rPr>
+            <w:color w:val="0000EE"/>
+            <w:u w:val="single"/>
+          </w:rPr>
+          <w:t>2 ملوك 19:35–36</w:t>
+        </w:r>
+      </w:hyperlink>
+      <w:r>
+        <w:rPr>
+          <w:lang w:val="ar_AE" w:bidi="ar_AE"/>
+        </w:rPr>
+        <w:t>). الْمُفْتَكِرُ عَلَى الرَّبِّ شَرًّا (</w:t>
       </w:r>
       <w:r>
         <w:rPr>
           <w:i/>
           <w:lang w:val="ar_AE" w:bidi="ar_AE"/>
         </w:rPr>
-        <w:t>متحمس</w:t>
-      </w:r>
-      <w:r>
-        <w:rPr>
-          <w:lang w:val="ar_AE" w:bidi="ar_AE"/>
-        </w:rPr>
-        <w:t xml:space="preserve">): يحمي الله بغيرة خير شعبه وبحماس يرغب في إخلاصهم وأمانتهم (انظر </w:t>
-      </w:r>
-      <w:hyperlink r:id="rId20">
-        <w:r>
-          <w:rPr>
-            <w:lang w:val="ar_AE" w:bidi="ar_AE"/>
-          </w:rPr>
-          <w:rPr>
-            <w:color w:val="0000EE"/>
-            <w:u w:val="single"/>
-          </w:rPr>
-          <w:t>خروج 20:4–5</w:t>
+        <w:t>المشير الشرير)</w:t>
+      </w:r>
+      <w:r>
+        <w:rPr>
+          <w:lang w:val="ar_AE" w:bidi="ar_AE"/>
+        </w:rPr>
+        <w:t xml:space="preserve"> لأشور يتناقض مع المسيّا القادم، الملك الذي يُعرف بـ"العجيب المشير" (</w:t>
+      </w:r>
+      <w:hyperlink r:id="rId64">
+        <w:r>
+          <w:rPr>
+            <w:lang w:val="ar_AE" w:bidi="ar_AE"/>
+          </w:rPr>
+          <w:rPr>
+            <w:color w:val="0000EE"/>
+            <w:u w:val="single"/>
+          </w:rPr>
+          <w:t>إشعياء 9:6</w:t>
+        </w:r>
+      </w:hyperlink>
+      <w:r>
+        <w:rPr>
+          <w:lang w:val="ar_AE" w:bidi="ar_AE"/>
+        </w:rPr>
+        <w:t>).</w:t>
+      </w:r>
+      <w:r>
+        <w:rPr>
+          <w:lang w:val="ar_AE" w:bidi="ar_AE"/>
+        </w:rPr>
+      </w:r>
+      <w:r>
+        <w:rPr>
+          <w:lang w:val="ar_AE" w:bidi="ar_AE"/>
+        </w:rPr>
+      </w:r>
+    </w:p>
+    <w:p>
+      <w:pPr>
+        <w:bidi/>
+      </w:pPr>
+      <w:r>
+        <w:rPr>
+          <w:lang w:val="ar_AE" w:bidi="ar_AE"/>
+        </w:rPr>
+      </w:r>
+    </w:p>
+    <w:p>
+      <w:pPr>
+        <w:pStyle w:val="Heading2"/>
+        <w:bidi/>
+      </w:pPr>
+      <w:r>
+        <w:rPr>
+          <w:lang w:val="ar_AE" w:bidi="ar_AE"/>
+        </w:rPr>
+        <w:t>ناحوم 1: 12</w:t>
+      </w:r>
+      <w:r>
+        <w:rPr>
+          <w:lang w:val="ar_AE" w:bidi="ar_AE"/>
+        </w:rPr>
+      </w:r>
+    </w:p>
+    <w:p>
+      <w:pPr>
+        <w:bidi/>
+      </w:pPr>
+      <w:r>
+        <w:rPr>
+          <w:lang w:val="ar_AE" w:bidi="ar_AE"/>
+        </w:rPr>
+      </w:r>
+      <w:r>
+        <w:rPr>
+          <w:lang w:val="ar_AE" w:bidi="ar_AE"/>
+        </w:rPr>
+        <w:t>كان حلفاء الآشوريين ممالك تابعة أو خاضعة، بما في ذلك مصر التي كانت قوية في السابق. ومن المفارقات أن تحالفًا من الحلفاء السابقين أسقط تدريجيًا الإمبراطورية الآشورية الجديدة العظيمة بين 625 و605 قبل الميلاد. يشير تعبير "يا شعبي" إلى يهوذا، الذين عاقبهم الله سابقًا عندما شنّ الملك الآشوري سنحاريب (704–681 قبل الميلاد) حملة في عام 701 قبل الميلاد على الولايات الغربية في الشرق الأدنى. وبينما فشل سنحاريب في الاستيلاء على أورشليم (</w:t>
+      </w:r>
+      <w:hyperlink r:id="rId65">
+        <w:r>
+          <w:rPr>
+            <w:lang w:val="ar_AE" w:bidi="ar_AE"/>
+          </w:rPr>
+          <w:rPr>
+            <w:color w:val="0000EE"/>
+            <w:u w:val="single"/>
+          </w:rPr>
+          <w:t>2 ملوك 19:32–36</w:t>
+        </w:r>
+      </w:hyperlink>
+      <w:r>
+        <w:rPr>
+          <w:lang w:val="ar_AE" w:bidi="ar_AE"/>
+        </w:rPr>
+        <w:t>)، إلا أنه تفاخر في سجلاته بجمع جزية أورشليم وكمية هائلة من الغنائم من ستة وأربعين مدينة في يهوذا. وعلى الرغم من أن يهوذا أصبحت الآن تحت التبعية وواجهت احتمال العدوان الآشوري المستمر، إلا أن أشور لم تهزم المملكة الجنوبية. على أية حال، فإن بابل قد فعلت ذلك في عام 586 قبل الميلاد. فللأسف، لم يستمع لا إسرائيل ولا يهوذا إلى تحذيرات الله المتكررة بأن الفشل في التوبة سيؤدي إلى الدينونة (</w:t>
+      </w:r>
+      <w:hyperlink r:id="rId66">
+        <w:r>
+          <w:rPr>
+            <w:lang w:val="ar_AE" w:bidi="ar_AE"/>
+          </w:rPr>
+          <w:rPr>
+            <w:color w:val="0000EE"/>
+            <w:u w:val="single"/>
+          </w:rPr>
+          <w:t>هوشع 11:5</w:t>
         </w:r>
       </w:hyperlink>
       <w:r>
@@ -491,16 +1992,87 @@
         </w:rPr>
         <w:t xml:space="preserve">؛ </w:t>
       </w:r>
-      <w:hyperlink r:id="rId21">
-        <w:r>
-          <w:rPr>
-            <w:lang w:val="ar_AE" w:bidi="ar_AE"/>
-          </w:rPr>
-          <w:rPr>
-            <w:color w:val="0000EE"/>
-            <w:u w:val="single"/>
-          </w:rPr>
-          <w:t>تثنية 4:23–24</w:t>
+      <w:hyperlink r:id="rId67">
+        <w:r>
+          <w:rPr>
+            <w:lang w:val="ar_AE" w:bidi="ar_AE"/>
+          </w:rPr>
+          <w:rPr>
+            <w:color w:val="0000EE"/>
+            <w:u w:val="single"/>
+          </w:rPr>
+          <w:t>يوئيل 2:1–27</w:t>
+        </w:r>
+      </w:hyperlink>
+      <w:r>
+        <w:rPr>
+          <w:lang w:val="ar_AE" w:bidi="ar_AE"/>
+        </w:rPr>
+        <w:t>).</w:t>
+      </w:r>
+      <w:r>
+        <w:rPr>
+          <w:lang w:val="ar_AE" w:bidi="ar_AE"/>
+        </w:rPr>
+      </w:r>
+      <w:r>
+        <w:rPr>
+          <w:lang w:val="ar_AE" w:bidi="ar_AE"/>
+        </w:rPr>
+      </w:r>
+    </w:p>
+    <w:p>
+      <w:pPr>
+        <w:bidi/>
+      </w:pPr>
+      <w:r>
+        <w:rPr>
+          <w:lang w:val="ar_AE" w:bidi="ar_AE"/>
+        </w:rPr>
+      </w:r>
+    </w:p>
+    <w:p>
+      <w:pPr>
+        <w:pStyle w:val="Heading2"/>
+        <w:bidi/>
+      </w:pPr>
+      <w:r>
+        <w:rPr>
+          <w:lang w:val="ar_AE" w:bidi="ar_AE"/>
+        </w:rPr>
+        <w:t>ناحوم 1: 14</w:t>
+      </w:r>
+      <w:r>
+        <w:rPr>
+          <w:lang w:val="ar_AE" w:bidi="ar_AE"/>
+        </w:rPr>
+      </w:r>
+    </w:p>
+    <w:p>
+      <w:pPr>
+        <w:bidi/>
+      </w:pPr>
+      <w:r>
+        <w:rPr>
+          <w:lang w:val="ar_AE" w:bidi="ar_AE"/>
+        </w:rPr>
+      </w:r>
+      <w:r>
+        <w:rPr>
+          <w:lang w:val="ar_AE" w:bidi="ar_AE"/>
+        </w:rPr>
+        <w:t>لاَ يُزْرَعُ مِنِ اسْمِكَ فِي مَا بَعْدُ: ستُباد نينوى بالكامل. إن قطع اسم الشخص وتركه بدون ذرية يعني هلاكه تمامًا (</w:t>
+      </w:r>
+      <w:hyperlink r:id="rId68">
+        <w:r>
+          <w:rPr>
+            <w:lang w:val="ar_AE" w:bidi="ar_AE"/>
+          </w:rPr>
+          <w:rPr>
+            <w:color w:val="0000EE"/>
+            <w:u w:val="single"/>
+          </w:rPr>
+          <w:t>1 صموئيل 24:21</w:t>
         </w:r>
       </w:hyperlink>
       <w:r>
@@ -509,16 +2081,16 @@
         </w:rPr>
         <w:t xml:space="preserve">؛ </w:t>
       </w:r>
-      <w:hyperlink r:id="rId22">
-        <w:r>
-          <w:rPr>
-            <w:lang w:val="ar_AE" w:bidi="ar_AE"/>
-          </w:rPr>
-          <w:rPr>
-            <w:color w:val="0000EE"/>
-            <w:u w:val="single"/>
-          </w:rPr>
-          <w:t>6:4</w:t>
+      <w:hyperlink r:id="rId69">
+        <w:r>
+          <w:rPr>
+            <w:lang w:val="ar_AE" w:bidi="ar_AE"/>
+          </w:rPr>
+          <w:rPr>
+            <w:color w:val="0000EE"/>
+            <w:u w:val="single"/>
+          </w:rPr>
+          <w:t>أيّوب 18:17</w:t>
         </w:r>
       </w:hyperlink>
       <w:r>
@@ -527,70 +2099,123 @@
         </w:rPr>
         <w:t xml:space="preserve">؛ </w:t>
       </w:r>
-      <w:hyperlink r:id="rId23">
-        <w:r>
-          <w:rPr>
-            <w:lang w:val="ar_AE" w:bidi="ar_AE"/>
-          </w:rPr>
-          <w:rPr>
-            <w:color w:val="0000EE"/>
-            <w:u w:val="single"/>
-          </w:rPr>
-          <w:t>إرميا 2:1–3:5</w:t>
-        </w:r>
-      </w:hyperlink>
-      <w:r>
-        <w:rPr>
-          <w:lang w:val="ar_AE" w:bidi="ar_AE"/>
-        </w:rPr>
-        <w:t>). • لا يمكن الخلط بين نقمة الله وغضبه وبين الموقف البشري في "الانتقام". فإن أفعال الله تنبع من قداسته (</w:t>
-      </w:r>
-      <w:hyperlink r:id="rId24">
-        <w:r>
-          <w:rPr>
-            <w:lang w:val="ar_AE" w:bidi="ar_AE"/>
-          </w:rPr>
-          <w:rPr>
-            <w:color w:val="0000EE"/>
-            <w:u w:val="single"/>
-          </w:rPr>
-          <w:t>إرميا 50:28–29</w:t>
-        </w:r>
-      </w:hyperlink>
-      <w:r>
-        <w:rPr>
-          <w:lang w:val="ar_AE" w:bidi="ar_AE"/>
-        </w:rPr>
-        <w:t>)، وعدله (</w:t>
-      </w:r>
-      <w:hyperlink r:id="rId25">
-        <w:r>
-          <w:rPr>
-            <w:lang w:val="ar_AE" w:bidi="ar_AE"/>
-          </w:rPr>
-          <w:rPr>
-            <w:color w:val="0000EE"/>
-            <w:u w:val="single"/>
-          </w:rPr>
-          <w:t>إشعياء 63:1–9</w:t>
-        </w:r>
-      </w:hyperlink>
-      <w:r>
-        <w:rPr>
-          <w:lang w:val="ar_AE" w:bidi="ar_AE"/>
-        </w:rPr>
-        <w:t>)، وأمانته للعهد مع شعبه (</w:t>
-      </w:r>
-      <w:hyperlink r:id="rId26">
-        <w:r>
-          <w:rPr>
-            <w:lang w:val="ar_AE" w:bidi="ar_AE"/>
-          </w:rPr>
-          <w:rPr>
-            <w:color w:val="0000EE"/>
-            <w:u w:val="single"/>
-          </w:rPr>
-          <w:t>لاويين 26:23–25</w:t>
+      <w:hyperlink r:id="rId70">
+        <w:r>
+          <w:rPr>
+            <w:lang w:val="ar_AE" w:bidi="ar_AE"/>
+          </w:rPr>
+          <w:rPr>
+            <w:color w:val="0000EE"/>
+            <w:u w:val="single"/>
+          </w:rPr>
+          <w:t>إشعياء 14:22</w:t>
+        </w:r>
+      </w:hyperlink>
+      <w:r>
+        <w:rPr>
+          <w:lang w:val="ar_AE" w:bidi="ar_AE"/>
+        </w:rPr>
+        <w:t>). • لم يستطع أي من آلهة أشور المبجلة أن ينقذ نينوى من حكم الله بالموت. • كان الله بالفعل يُعد قبرًا لنينوى ويوجه أعداء أشور لتدمير المدينة. وقد سقطت مدن أشور الفخورة واحدة تلو الأخرى تحت الهجمات المشتركة للكلدانيين والماديين والبربر الهوريين. وسقطت نينوى نفسها في عام 612 قبل الميلاد.</w:t>
+      </w:r>
+      <w:r>
+        <w:rPr>
+          <w:lang w:val="ar_AE" w:bidi="ar_AE"/>
+        </w:rPr>
+      </w:r>
+      <w:r>
+        <w:rPr>
+          <w:lang w:val="ar_AE" w:bidi="ar_AE"/>
+        </w:rPr>
+      </w:r>
+    </w:p>
+    <w:p>
+      <w:pPr>
+        <w:bidi/>
+      </w:pPr>
+      <w:r>
+        <w:rPr>
+          <w:lang w:val="ar_AE" w:bidi="ar_AE"/>
+        </w:rPr>
+      </w:r>
+    </w:p>
+    <w:p>
+      <w:pPr>
+        <w:pStyle w:val="Heading2"/>
+        <w:bidi/>
+      </w:pPr>
+      <w:r>
+        <w:rPr>
+          <w:lang w:val="ar_AE" w:bidi="ar_AE"/>
+        </w:rPr>
+        <w:t>ناحوم 1: 15</w:t>
+      </w:r>
+      <w:r>
+        <w:rPr>
+          <w:lang w:val="ar_AE" w:bidi="ar_AE"/>
+        </w:rPr>
+      </w:r>
+    </w:p>
+    <w:p>
+      <w:pPr>
+        <w:bidi/>
+      </w:pPr>
+      <w:r>
+        <w:rPr>
+          <w:lang w:val="ar_AE" w:bidi="ar_AE"/>
+        </w:rPr>
+      </w:r>
+      <w:r>
+        <w:rPr>
+          <w:lang w:val="ar_AE" w:bidi="ar_AE"/>
+        </w:rPr>
+        <w:t>يُكمل ناحوم نبوته عن تحرير يهوذا من العبودية (</w:t>
+      </w:r>
+      <w:hyperlink r:id="rId71">
+        <w:r>
+          <w:rPr>
+            <w:lang w:val="ar_AE" w:bidi="ar_AE"/>
+          </w:rPr>
+          <w:rPr>
+            <w:color w:val="0000EE"/>
+            <w:u w:val="single"/>
+          </w:rPr>
+          <w:t>1:13</w:t>
+        </w:r>
+      </w:hyperlink>
+      <w:r>
+        <w:rPr>
+          <w:lang w:val="ar_AE" w:bidi="ar_AE"/>
+        </w:rPr>
+        <w:t xml:space="preserve">) بنبوة عن وصول رسول يحمل الأخبار السارة عن استعادة السلام (انظر أيضًا </w:t>
+      </w:r>
+      <w:hyperlink r:id="rId72">
+        <w:r>
+          <w:rPr>
+            <w:lang w:val="ar_AE" w:bidi="ar_AE"/>
+          </w:rPr>
+          <w:rPr>
+            <w:color w:val="0000EE"/>
+            <w:u w:val="single"/>
+          </w:rPr>
+          <w:t>إشعياء 52:7</w:t>
+        </w:r>
+      </w:hyperlink>
+      <w:r>
+        <w:rPr>
+          <w:lang w:val="ar_AE" w:bidi="ar_AE"/>
+        </w:rPr>
+        <w:t>). وكانت رسالة السلام هي أن قبضة أشور على يهوذا سوف تنكسر، وأن شعب الله سوف يتحرر من أعبائها. حدث هذا خلال حكم يوشيا (640–609 قبل الميلاد)، بعد وفاة الملك الآشوري آشوربانيبال في 626 قبل الميلاد. هذه الرسالة السياسية تقدم لمحة من انتصار الله النهائي على الشر، عندما يتحرر شعبه من عبودية الخطية من خلال عمل المسيح الخلاصي وينال السلام الأبدي (</w:t>
+      </w:r>
+      <w:hyperlink r:id="rId73">
+        <w:r>
+          <w:rPr>
+            <w:lang w:val="ar_AE" w:bidi="ar_AE"/>
+          </w:rPr>
+          <w:rPr>
+            <w:color w:val="0000EE"/>
+            <w:u w:val="single"/>
+          </w:rPr>
+          <w:t>صفنيا 3:13</w:t>
         </w:r>
       </w:hyperlink>
       <w:r>
@@ -599,23 +2224,77 @@
         </w:rPr>
         <w:t xml:space="preserve">؛ </w:t>
       </w:r>
-      <w:hyperlink r:id="rId27">
-        <w:r>
-          <w:rPr>
-            <w:lang w:val="ar_AE" w:bidi="ar_AE"/>
-          </w:rPr>
-          <w:rPr>
-            <w:color w:val="0000EE"/>
-            <w:u w:val="single"/>
-          </w:rPr>
-          <w:t>إشعياء 1:24–26</w:t>
-        </w:r>
-      </w:hyperlink>
-      <w:r>
-        <w:rPr>
-          <w:lang w:val="ar_AE" w:bidi="ar_AE"/>
-        </w:rPr>
-        <w:t>). إن نقمته ليست أبدًا اعتباطية.</w:t>
+      <w:hyperlink r:id="rId74">
+        <w:r>
+          <w:rPr>
+            <w:lang w:val="ar_AE" w:bidi="ar_AE"/>
+          </w:rPr>
+          <w:rPr>
+            <w:color w:val="0000EE"/>
+            <w:u w:val="single"/>
+          </w:rPr>
+          <w:t>لوقا 2:10–14</w:t>
+        </w:r>
+      </w:hyperlink>
+      <w:r>
+        <w:rPr>
+          <w:lang w:val="ar_AE" w:bidi="ar_AE"/>
+        </w:rPr>
+        <w:t xml:space="preserve">؛ </w:t>
+      </w:r>
+      <w:hyperlink r:id="rId75">
+        <w:r>
+          <w:rPr>
+            <w:lang w:val="ar_AE" w:bidi="ar_AE"/>
+          </w:rPr>
+          <w:rPr>
+            <w:color w:val="0000EE"/>
+            <w:u w:val="single"/>
+          </w:rPr>
+          <w:t>أعمال 10:34–43</w:t>
+        </w:r>
+      </w:hyperlink>
+      <w:r>
+        <w:rPr>
+          <w:lang w:val="ar_AE" w:bidi="ar_AE"/>
+        </w:rPr>
+        <w:t xml:space="preserve">؛ </w:t>
+      </w:r>
+      <w:hyperlink r:id="rId76">
+        <w:r>
+          <w:rPr>
+            <w:lang w:val="ar_AE" w:bidi="ar_AE"/>
+          </w:rPr>
+          <w:rPr>
+            <w:color w:val="0000EE"/>
+            <w:u w:val="single"/>
+          </w:rPr>
+          <w:t>رومية 10:15</w:t>
+        </w:r>
+      </w:hyperlink>
+      <w:r>
+        <w:rPr>
+          <w:lang w:val="ar_AE" w:bidi="ar_AE"/>
+        </w:rPr>
+        <w:t xml:space="preserve">؛ </w:t>
+      </w:r>
+      <w:hyperlink r:id="rId77">
+        <w:r>
+          <w:rPr>
+            <w:lang w:val="ar_AE" w:bidi="ar_AE"/>
+          </w:rPr>
+          <w:rPr>
+            <w:color w:val="0000EE"/>
+            <w:u w:val="single"/>
+          </w:rPr>
+          <w:t>أفسس 2:14–18</w:t>
+        </w:r>
+      </w:hyperlink>
+      <w:r>
+        <w:rPr>
+          <w:lang w:val="ar_AE" w:bidi="ar_AE"/>
+        </w:rPr>
+        <w:t>).</w:t>
       </w:r>
       <w:r>
         <w:rPr>
@@ -647,28 +2326,46 @@
         <w:rPr>
           <w:lang w:val="ar_AE" w:bidi="ar_AE"/>
         </w:rPr>
-        <w:t>ناحوم 1: 2–6</w:t>
-      </w:r>
-      <w:r>
-        <w:rPr>
-          <w:lang w:val="ar_AE" w:bidi="ar_AE"/>
-        </w:rPr>
-      </w:r>
-    </w:p>
-    <w:p>
-      <w:pPr>
-        <w:bidi/>
-      </w:pPr>
-      <w:r>
-        <w:rPr>
-          <w:lang w:val="ar_AE" w:bidi="ar_AE"/>
-        </w:rPr>
-      </w:r>
-      <w:r>
-        <w:rPr>
-          <w:lang w:val="ar_AE" w:bidi="ar_AE"/>
-        </w:rPr>
-        <w:t>المقطع الأول من الترنيمة مستمد من النصوص الكتابية التي تحيي ذكرى خروج إسرائيل من مصر. والرسالة هي أن كل شيء في كل الخليقة يخضع لسلطان الله السيادي، وسيضمن الله معاقبة من يعارضونه.</w:t>
+        <w:t>ناحوم 2: 1</w:t>
+      </w:r>
+      <w:r>
+        <w:rPr>
+          <w:lang w:val="ar_AE" w:bidi="ar_AE"/>
+        </w:rPr>
+      </w:r>
+    </w:p>
+    <w:p>
+      <w:pPr>
+        <w:bidi/>
+      </w:pPr>
+      <w:r>
+        <w:rPr>
+          <w:lang w:val="ar_AE" w:bidi="ar_AE"/>
+        </w:rPr>
+      </w:r>
+      <w:r>
+        <w:rPr>
+          <w:lang w:val="ar_AE" w:bidi="ar_AE"/>
+        </w:rPr>
+        <w:t>بالرغم من أن المدافعين عن نينوى قد استعدوا بشكل كامل لحماية المدينة بالأسوار … والطرق … والدفاعات والقوات، فإن جهودهم محكوم عليها بالفشل (</w:t>
+      </w:r>
+      <w:hyperlink r:id="rId78">
+        <w:r>
+          <w:rPr>
+            <w:lang w:val="ar_AE" w:bidi="ar_AE"/>
+          </w:rPr>
+          <w:rPr>
+            <w:color w:val="0000EE"/>
+            <w:u w:val="single"/>
+          </w:rPr>
+          <w:t>1:1–14</w:t>
+        </w:r>
+      </w:hyperlink>
+      <w:r>
+        <w:rPr>
+          <w:lang w:val="ar_AE" w:bidi="ar_AE"/>
+        </w:rPr>
+        <w:t>).</w:t>
       </w:r>
       <w:r>
         <w:rPr>
@@ -700,39 +2397,645 @@
         <w:rPr>
           <w:lang w:val="ar_AE" w:bidi="ar_AE"/>
         </w:rPr>
-        <w:t>ناحوم 1: 2–11</w:t>
-      </w:r>
-      <w:r>
-        <w:rPr>
-          <w:lang w:val="ar_AE" w:bidi="ar_AE"/>
-        </w:rPr>
-      </w:r>
-    </w:p>
-    <w:p>
-      <w:pPr>
-        <w:bidi/>
-      </w:pPr>
-      <w:r>
-        <w:rPr>
-          <w:lang w:val="ar_AE" w:bidi="ar_AE"/>
-        </w:rPr>
-      </w:r>
-      <w:r>
-        <w:rPr>
-          <w:lang w:val="ar_AE" w:bidi="ar_AE"/>
-        </w:rPr>
-        <w:t>تتحدث هذه الترنيمة القصيرة المكونة من مقطعين (</w:t>
-      </w:r>
-      <w:hyperlink r:id="rId28">
-        <w:r>
-          <w:rPr>
-            <w:lang w:val="ar_AE" w:bidi="ar_AE"/>
-          </w:rPr>
-          <w:rPr>
-            <w:color w:val="0000EE"/>
-            <w:u w:val="single"/>
-          </w:rPr>
-          <w:t>1:2–6</w:t>
+        <w:t>ناحوم 2: 2</w:t>
+      </w:r>
+      <w:r>
+        <w:rPr>
+          <w:lang w:val="ar_AE" w:bidi="ar_AE"/>
+        </w:rPr>
+      </w:r>
+    </w:p>
+    <w:p>
+      <w:pPr>
+        <w:bidi/>
+      </w:pPr>
+      <w:r>
+        <w:rPr>
+          <w:lang w:val="ar_AE" w:bidi="ar_AE"/>
+        </w:rPr>
+      </w:r>
+      <w:r>
+        <w:rPr>
+          <w:lang w:val="ar_AE" w:bidi="ar_AE"/>
+        </w:rPr>
+        <w:t>ترمز الكرمة إلى بركة الله لشعبه (</w:t>
+      </w:r>
+      <w:hyperlink r:id="rId79">
+        <w:r>
+          <w:rPr>
+            <w:lang w:val="ar_AE" w:bidi="ar_AE"/>
+          </w:rPr>
+          <w:rPr>
+            <w:color w:val="0000EE"/>
+            <w:u w:val="single"/>
+          </w:rPr>
+          <w:t>إشعياء 27:2–6</w:t>
+        </w:r>
+      </w:hyperlink>
+      <w:r>
+        <w:rPr>
+          <w:lang w:val="ar_AE" w:bidi="ar_AE"/>
+        </w:rPr>
+        <w:t>)، في حين تعكس الكرمة الخربة تأديب الله السابق لهم (</w:t>
+      </w:r>
+      <w:hyperlink r:id="rId80">
+        <w:r>
+          <w:rPr>
+            <w:lang w:val="ar_AE" w:bidi="ar_AE"/>
+          </w:rPr>
+          <w:rPr>
+            <w:color w:val="0000EE"/>
+            <w:u w:val="single"/>
+          </w:rPr>
+          <w:t>إشعياء 5:1–7</w:t>
+        </w:r>
+      </w:hyperlink>
+      <w:r>
+        <w:rPr>
+          <w:lang w:val="ar_AE" w:bidi="ar_AE"/>
+        </w:rPr>
+        <w:t>). كان أبناء إسرائيل في حالة حزينة مقارنة بأيام الملكين العظيمين داود وسليمان، لكن الله وعد باستعادة مجد شعبه.</w:t>
+      </w:r>
+      <w:r>
+        <w:rPr>
+          <w:lang w:val="ar_AE" w:bidi="ar_AE"/>
+        </w:rPr>
+      </w:r>
+      <w:r>
+        <w:rPr>
+          <w:lang w:val="ar_AE" w:bidi="ar_AE"/>
+        </w:rPr>
+      </w:r>
+    </w:p>
+    <w:p>
+      <w:pPr>
+        <w:bidi/>
+      </w:pPr>
+      <w:r>
+        <w:rPr>
+          <w:lang w:val="ar_AE" w:bidi="ar_AE"/>
+        </w:rPr>
+      </w:r>
+    </w:p>
+    <w:p>
+      <w:pPr>
+        <w:pStyle w:val="Heading2"/>
+        <w:bidi/>
+      </w:pPr>
+      <w:r>
+        <w:rPr>
+          <w:lang w:val="ar_AE" w:bidi="ar_AE"/>
+        </w:rPr>
+        <w:t>ناحوم 2: 4</w:t>
+      </w:r>
+      <w:r>
+        <w:rPr>
+          <w:lang w:val="ar_AE" w:bidi="ar_AE"/>
+        </w:rPr>
+      </w:r>
+    </w:p>
+    <w:p>
+      <w:pPr>
+        <w:bidi/>
+      </w:pPr>
+      <w:r>
+        <w:rPr>
+          <w:lang w:val="ar_AE" w:bidi="ar_AE"/>
+        </w:rPr>
+      </w:r>
+      <w:r>
+        <w:rPr>
+          <w:lang w:val="ar_AE" w:bidi="ar_AE"/>
+        </w:rPr>
+        <w:t>كانت العربات الحربية لا يمكن إيقافها تقريبًا في المعركة بفضل قدرتها على المناورة وقوتها.</w:t>
+      </w:r>
+      <w:r>
+        <w:rPr>
+          <w:lang w:val="ar_AE" w:bidi="ar_AE"/>
+        </w:rPr>
+      </w:r>
+      <w:r>
+        <w:rPr>
+          <w:lang w:val="ar_AE" w:bidi="ar_AE"/>
+        </w:rPr>
+      </w:r>
+    </w:p>
+    <w:p>
+      <w:pPr>
+        <w:bidi/>
+      </w:pPr>
+      <w:r>
+        <w:rPr>
+          <w:lang w:val="ar_AE" w:bidi="ar_AE"/>
+        </w:rPr>
+      </w:r>
+    </w:p>
+    <w:p>
+      <w:pPr>
+        <w:pStyle w:val="Heading2"/>
+        <w:bidi/>
+      </w:pPr>
+      <w:r>
+        <w:rPr>
+          <w:lang w:val="ar_AE" w:bidi="ar_AE"/>
+        </w:rPr>
+        <w:t>ناحوم 2: 5</w:t>
+      </w:r>
+      <w:r>
+        <w:rPr>
+          <w:lang w:val="ar_AE" w:bidi="ar_AE"/>
+        </w:rPr>
+      </w:r>
+    </w:p>
+    <w:p>
+      <w:pPr>
+        <w:bidi/>
+      </w:pPr>
+      <w:r>
+        <w:rPr>
+          <w:lang w:val="ar_AE" w:bidi="ar_AE"/>
+        </w:rPr>
+      </w:r>
+      <w:r>
+        <w:rPr>
+          <w:lang w:val="ar_AE" w:bidi="ar_AE"/>
+        </w:rPr>
+        <w:t xml:space="preserve">يتغلب الملك الآشوري على الصدمة الأولية للهجوم على نينوى ويصرخ لضباطه. لقد أُخذ هو والمدينة على حين غرة واسرعوا إلى الأسوار في محاولة لإحباط الحصار. • لإقامة دفاعاتهم (حرفيًا </w:t>
+      </w:r>
+      <w:r>
+        <w:rPr>
+          <w:i/>
+          <w:lang w:val="ar_AE" w:bidi="ar_AE"/>
+        </w:rPr>
+        <w:t>الغطاء مُعد</w:t>
+      </w:r>
+      <w:r>
+        <w:rPr>
+          <w:lang w:val="ar_AE" w:bidi="ar_AE"/>
+        </w:rPr>
+        <w:t xml:space="preserve">): معنى المصطلح العبري هنا غير مؤكد. ربما يشير </w:t>
+      </w:r>
+      <w:r>
+        <w:rPr>
+          <w:i/>
+          <w:lang w:val="ar_AE" w:bidi="ar_AE"/>
+        </w:rPr>
+        <w:t>الغطاء</w:t>
+      </w:r>
+      <w:r>
+        <w:rPr>
+          <w:lang w:val="ar_AE" w:bidi="ar_AE"/>
+        </w:rPr>
+        <w:t xml:space="preserve"> إلى شيء استخدمه المهاجمون أو المدافعون لحماية أنفسهم من الأسلحة المقذوفة عبر الهواء. (وَقَدْ أُقِيمَتِ الْمِتْرَسَةُ - بحسب الترجمة العربية).</w:t>
+      </w:r>
+      <w:r>
+        <w:rPr>
+          <w:lang w:val="ar_AE" w:bidi="ar_AE"/>
+        </w:rPr>
+      </w:r>
+      <w:r>
+        <w:rPr>
+          <w:lang w:val="ar_AE" w:bidi="ar_AE"/>
+        </w:rPr>
+      </w:r>
+    </w:p>
+    <w:p>
+      <w:pPr>
+        <w:bidi/>
+      </w:pPr>
+      <w:r>
+        <w:rPr>
+          <w:lang w:val="ar_AE" w:bidi="ar_AE"/>
+        </w:rPr>
+      </w:r>
+    </w:p>
+    <w:p>
+      <w:pPr>
+        <w:pStyle w:val="Heading2"/>
+        <w:bidi/>
+      </w:pPr>
+      <w:r>
+        <w:rPr>
+          <w:lang w:val="ar_AE" w:bidi="ar_AE"/>
+        </w:rPr>
+        <w:t>ناحوم 2: 6</w:t>
+      </w:r>
+      <w:r>
+        <w:rPr>
+          <w:lang w:val="ar_AE" w:bidi="ar_AE"/>
+        </w:rPr>
+      </w:r>
+    </w:p>
+    <w:p>
+      <w:pPr>
+        <w:bidi/>
+      </w:pPr>
+      <w:r>
+        <w:rPr>
+          <w:lang w:val="ar_AE" w:bidi="ar_AE"/>
+        </w:rPr>
+      </w:r>
+      <w:r>
+        <w:rPr>
+          <w:lang w:val="ar_AE" w:bidi="ar_AE"/>
+        </w:rPr>
+        <w:t>إن الإسراع للدفاع (</w:t>
+      </w:r>
+      <w:hyperlink r:id="rId81">
+        <w:r>
+          <w:rPr>
+            <w:lang w:val="ar_AE" w:bidi="ar_AE"/>
+          </w:rPr>
+          <w:rPr>
+            <w:color w:val="0000EE"/>
+            <w:u w:val="single"/>
+          </w:rPr>
+          <w:t>2:5</w:t>
+        </w:r>
+      </w:hyperlink>
+      <w:r>
+        <w:rPr>
+          <w:lang w:val="ar_AE" w:bidi="ar_AE"/>
+        </w:rPr>
+        <w:t>) يأتي متأخرًا جدًا؛ فقد تم اختراق الدفاعات بالفعل. • كانت نينوى تعتمد على خزان مائي تشكل بواسطة سد مزدوج على نهر الخوصر، وهو رافد لدجلة كان يتدفق عبر المدينة. وتم تعزيز الخزان بواسطة سلسلة من بوابات الفيضانات. ذكر المؤرخ اليوناني ديودوروس أن الأمطار الغزيرة في ذلك الوقت قد ضغطت على نظام النهر في المدينة. ومن خلال إغلاق بوابات الفيضانات أولًا، ثم فتحها، أطلق مهاجمو نينوى المياه المحبوسة ككبش ضارب ضد أسوار المدينة.</w:t>
+      </w:r>
+      <w:r>
+        <w:rPr>
+          <w:lang w:val="ar_AE" w:bidi="ar_AE"/>
+        </w:rPr>
+      </w:r>
+      <w:r>
+        <w:rPr>
+          <w:lang w:val="ar_AE" w:bidi="ar_AE"/>
+        </w:rPr>
+      </w:r>
+    </w:p>
+    <w:p>
+      <w:pPr>
+        <w:bidi/>
+      </w:pPr>
+      <w:r>
+        <w:rPr>
+          <w:lang w:val="ar_AE" w:bidi="ar_AE"/>
+        </w:rPr>
+      </w:r>
+    </w:p>
+    <w:p>
+      <w:pPr>
+        <w:pStyle w:val="Heading2"/>
+        <w:bidi/>
+      </w:pPr>
+      <w:r>
+        <w:rPr>
+          <w:lang w:val="ar_AE" w:bidi="ar_AE"/>
+        </w:rPr>
+        <w:t>ناحوم 2: 7</w:t>
+      </w:r>
+      <w:r>
+        <w:rPr>
+          <w:lang w:val="ar_AE" w:bidi="ar_AE"/>
+        </w:rPr>
+      </w:r>
+    </w:p>
+    <w:p>
+      <w:pPr>
+        <w:bidi/>
+      </w:pPr>
+      <w:r>
+        <w:rPr>
+          <w:lang w:val="ar_AE" w:bidi="ar_AE"/>
+        </w:rPr>
+      </w:r>
+      <w:r>
+        <w:rPr>
+          <w:lang w:val="ar_AE" w:bidi="ar_AE"/>
+        </w:rPr>
+        <w:t xml:space="preserve">نظرًا لأن سبي نينوى قد تم تحديده من قِبَل الله، فإنه سيحدث بلا شك. • كان ضرب الصدور علامة شائعة على الحداد (انظر، على سبيل المثال، </w:t>
+      </w:r>
+      <w:hyperlink r:id="rId82">
+        <w:r>
+          <w:rPr>
+            <w:lang w:val="ar_AE" w:bidi="ar_AE"/>
+          </w:rPr>
+          <w:rPr>
+            <w:color w:val="0000EE"/>
+            <w:u w:val="single"/>
+          </w:rPr>
+          <w:t>لوقا 18:13</w:t>
+        </w:r>
+      </w:hyperlink>
+      <w:r>
+        <w:rPr>
+          <w:lang w:val="ar_AE" w:bidi="ar_AE"/>
+        </w:rPr>
+        <w:t>).</w:t>
+      </w:r>
+      <w:r>
+        <w:rPr>
+          <w:lang w:val="ar_AE" w:bidi="ar_AE"/>
+        </w:rPr>
+      </w:r>
+      <w:r>
+        <w:rPr>
+          <w:lang w:val="ar_AE" w:bidi="ar_AE"/>
+        </w:rPr>
+      </w:r>
+    </w:p>
+    <w:p>
+      <w:pPr>
+        <w:bidi/>
+      </w:pPr>
+      <w:r>
+        <w:rPr>
+          <w:lang w:val="ar_AE" w:bidi="ar_AE"/>
+        </w:rPr>
+      </w:r>
+    </w:p>
+    <w:p>
+      <w:pPr>
+        <w:pStyle w:val="Heading2"/>
+        <w:bidi/>
+      </w:pPr>
+      <w:r>
+        <w:rPr>
+          <w:lang w:val="ar_AE" w:bidi="ar_AE"/>
+        </w:rPr>
+        <w:t>ناحوم 2: 8</w:t>
+      </w:r>
+      <w:r>
+        <w:rPr>
+          <w:lang w:val="ar_AE" w:bidi="ar_AE"/>
+        </w:rPr>
+      </w:r>
+    </w:p>
+    <w:p>
+      <w:pPr>
+        <w:bidi/>
+      </w:pPr>
+      <w:r>
+        <w:rPr>
+          <w:lang w:val="ar_AE" w:bidi="ar_AE"/>
+        </w:rPr>
+      </w:r>
+      <w:r>
+        <w:rPr>
+          <w:lang w:val="ar_AE" w:bidi="ar_AE"/>
+        </w:rPr>
+        <w:t xml:space="preserve">سوف يهرب الناس بنفس سرعة تدفق المياه من الخزان المثقوب (انظر </w:t>
+      </w:r>
+      <w:r>
+        <w:rPr>
+          <w:lang w:val="ar_AE" w:bidi="ar_AE"/>
+        </w:rPr>
+        <w:t>ملاحظة الدراسة على 2:6</w:t>
+      </w:r>
+      <w:r>
+        <w:rPr>
+          <w:lang w:val="ar_AE" w:bidi="ar_AE"/>
+        </w:rPr>
+        <w:t>).</w:t>
+      </w:r>
+      <w:r>
+        <w:rPr>
+          <w:lang w:val="ar_AE" w:bidi="ar_AE"/>
+        </w:rPr>
+      </w:r>
+      <w:r>
+        <w:rPr>
+          <w:lang w:val="ar_AE" w:bidi="ar_AE"/>
+        </w:rPr>
+      </w:r>
+    </w:p>
+    <w:p>
+      <w:pPr>
+        <w:bidi/>
+      </w:pPr>
+      <w:r>
+        <w:rPr>
+          <w:lang w:val="ar_AE" w:bidi="ar_AE"/>
+        </w:rPr>
+      </w:r>
+    </w:p>
+    <w:p>
+      <w:pPr>
+        <w:pStyle w:val="Heading2"/>
+        <w:bidi/>
+      </w:pPr>
+      <w:r>
+        <w:rPr>
+          <w:lang w:val="ar_AE" w:bidi="ar_AE"/>
+        </w:rPr>
+        <w:t>ناحوم 2: 9</w:t>
+      </w:r>
+      <w:r>
+        <w:rPr>
+          <w:lang w:val="ar_AE" w:bidi="ar_AE"/>
+        </w:rPr>
+      </w:r>
+    </w:p>
+    <w:p>
+      <w:pPr>
+        <w:bidi/>
+      </w:pPr>
+      <w:r>
+        <w:rPr>
+          <w:lang w:val="ar_AE" w:bidi="ar_AE"/>
+        </w:rPr>
+      </w:r>
+      <w:r>
+        <w:rPr>
+          <w:lang w:val="ar_AE" w:bidi="ar_AE"/>
+        </w:rPr>
+        <w:t>لقد تدفقت ثروات الأمم الأخرى الهائلة التي لا تحصى على العاصمة الآشورية على شكل تجارة وجزية وغنائم، لكنها اختفت في لحظة. قد ينجح العدوان والشر الوحشي مؤقتًا، ولكن في النهاية سيتم تدميرهما (</w:t>
+      </w:r>
+      <w:hyperlink r:id="rId83">
+        <w:r>
+          <w:rPr>
+            <w:lang w:val="ar_AE" w:bidi="ar_AE"/>
+          </w:rPr>
+          <w:rPr>
+            <w:color w:val="0000EE"/>
+            <w:u w:val="single"/>
+          </w:rPr>
+          <w:t>أمثال 13:22</w:t>
+        </w:r>
+      </w:hyperlink>
+      <w:r>
+        <w:rPr>
+          <w:lang w:val="ar_AE" w:bidi="ar_AE"/>
+        </w:rPr>
+        <w:t xml:space="preserve">؛ </w:t>
+      </w:r>
+      <w:hyperlink r:id="rId84">
+        <w:r>
+          <w:rPr>
+            <w:lang w:val="ar_AE" w:bidi="ar_AE"/>
+          </w:rPr>
+          <w:rPr>
+            <w:color w:val="0000EE"/>
+            <w:u w:val="single"/>
+          </w:rPr>
+          <w:t>عوبديا 1:15</w:t>
+        </w:r>
+      </w:hyperlink>
+      <w:r>
+        <w:rPr>
+          <w:lang w:val="ar_AE" w:bidi="ar_AE"/>
+        </w:rPr>
+        <w:t xml:space="preserve">؛ </w:t>
+      </w:r>
+      <w:hyperlink r:id="rId85">
+        <w:r>
+          <w:rPr>
+            <w:lang w:val="ar_AE" w:bidi="ar_AE"/>
+          </w:rPr>
+          <w:rPr>
+            <w:color w:val="0000EE"/>
+            <w:u w:val="single"/>
+          </w:rPr>
+          <w:t>لوقا 12:16–20</w:t>
+        </w:r>
+      </w:hyperlink>
+      <w:r>
+        <w:rPr>
+          <w:lang w:val="ar_AE" w:bidi="ar_AE"/>
+        </w:rPr>
+        <w:t>).</w:t>
+      </w:r>
+      <w:r>
+        <w:rPr>
+          <w:lang w:val="ar_AE" w:bidi="ar_AE"/>
+        </w:rPr>
+      </w:r>
+      <w:r>
+        <w:rPr>
+          <w:lang w:val="ar_AE" w:bidi="ar_AE"/>
+        </w:rPr>
+      </w:r>
+    </w:p>
+    <w:p>
+      <w:pPr>
+        <w:bidi/>
+      </w:pPr>
+      <w:r>
+        <w:rPr>
+          <w:lang w:val="ar_AE" w:bidi="ar_AE"/>
+        </w:rPr>
+      </w:r>
+    </w:p>
+    <w:p>
+      <w:pPr>
+        <w:pStyle w:val="Heading2"/>
+        <w:bidi/>
+      </w:pPr>
+      <w:r>
+        <w:rPr>
+          <w:lang w:val="ar_AE" w:bidi="ar_AE"/>
+        </w:rPr>
+        <w:t>ناحوم 2: 10</w:t>
+      </w:r>
+      <w:r>
+        <w:rPr>
+          <w:lang w:val="ar_AE" w:bidi="ar_AE"/>
+        </w:rPr>
+      </w:r>
+    </w:p>
+    <w:p>
+      <w:pPr>
+        <w:bidi/>
+      </w:pPr>
+      <w:r>
+        <w:rPr>
+          <w:lang w:val="ar_AE" w:bidi="ar_AE"/>
+        </w:rPr>
+      </w:r>
+      <w:r>
+        <w:rPr>
+          <w:lang w:val="ar_AE" w:bidi="ar_AE"/>
+        </w:rPr>
+        <w:t>فَرَاغٌ وَخَلاَءٌ وَخَرَابٌ: تحتوي العبارة العبرية هنا على جناس صوتي لإحداث تأثير: بوقاه buqah، أمبوقاه umbuqah، أمبولاقاه umbullaqah. يمكن ترجمة هذا التأثير إلى الإنجليزية إلى "مُدمَرَة، منهوبة، ومُهدَمَة".</w:t>
+      </w:r>
+      <w:r>
+        <w:rPr>
+          <w:lang w:val="ar_AE" w:bidi="ar_AE"/>
+        </w:rPr>
+      </w:r>
+      <w:r>
+        <w:rPr>
+          <w:lang w:val="ar_AE" w:bidi="ar_AE"/>
+        </w:rPr>
+      </w:r>
+    </w:p>
+    <w:p>
+      <w:pPr>
+        <w:bidi/>
+      </w:pPr>
+      <w:r>
+        <w:rPr>
+          <w:lang w:val="ar_AE" w:bidi="ar_AE"/>
+        </w:rPr>
+      </w:r>
+    </w:p>
+    <w:p>
+      <w:pPr>
+        <w:pStyle w:val="Heading2"/>
+        <w:bidi/>
+      </w:pPr>
+      <w:r>
+        <w:rPr>
+          <w:lang w:val="ar_AE" w:bidi="ar_AE"/>
+        </w:rPr>
+        <w:t>ناحوم 2: 11–13</w:t>
+      </w:r>
+      <w:r>
+        <w:rPr>
+          <w:lang w:val="ar_AE" w:bidi="ar_AE"/>
+        </w:rPr>
+      </w:r>
+    </w:p>
+    <w:p>
+      <w:pPr>
+        <w:bidi/>
+      </w:pPr>
+      <w:r>
+        <w:rPr>
+          <w:lang w:val="ar_AE" w:bidi="ar_AE"/>
+        </w:rPr>
+      </w:r>
+      <w:r>
+        <w:rPr>
+          <w:lang w:val="ar_AE" w:bidi="ar_AE"/>
+        </w:rPr>
+        <w:t>بعد وصف سقوط نينوى (</w:t>
+      </w:r>
+      <w:hyperlink r:id="rId86">
+        <w:r>
+          <w:rPr>
+            <w:lang w:val="ar_AE" w:bidi="ar_AE"/>
+          </w:rPr>
+          <w:rPr>
+            <w:color w:val="0000EE"/>
+            <w:u w:val="single"/>
+          </w:rPr>
+          <w:t>2:1–10</w:t>
+        </w:r>
+      </w:hyperlink>
+      <w:r>
+        <w:rPr>
+          <w:lang w:val="ar_AE" w:bidi="ar_AE"/>
+        </w:rPr>
+        <w:t xml:space="preserve">)، يقدم ناحوم أول أغنية من ثلاث أغاني تهكمية (انظر أيضًا </w:t>
+      </w:r>
+      <w:hyperlink r:id="rId87">
+        <w:r>
+          <w:rPr>
+            <w:lang w:val="ar_AE" w:bidi="ar_AE"/>
+          </w:rPr>
+          <w:rPr>
+            <w:color w:val="0000EE"/>
+            <w:u w:val="single"/>
+          </w:rPr>
+          <w:t>3:8–13</w:t>
         </w:r>
       </w:hyperlink>
       <w:r>
@@ -741,23 +3044,36 @@
         </w:rPr>
         <w:t xml:space="preserve">، </w:t>
       </w:r>
-      <w:hyperlink r:id="rId29">
-        <w:r>
-          <w:rPr>
-            <w:lang w:val="ar_AE" w:bidi="ar_AE"/>
-          </w:rPr>
-          <w:rPr>
-            <w:color w:val="0000EE"/>
-            <w:u w:val="single"/>
-          </w:rPr>
-          <w:t>7–11</w:t>
-        </w:r>
-      </w:hyperlink>
-      <w:r>
-        <w:rPr>
-          <w:lang w:val="ar_AE" w:bidi="ar_AE"/>
-        </w:rPr>
-        <w:t>)، عن قدرة الله السيادية.</w:t>
+      <w:hyperlink r:id="rId88">
+        <w:r>
+          <w:rPr>
+            <w:lang w:val="ar_AE" w:bidi="ar_AE"/>
+          </w:rPr>
+          <w:rPr>
+            <w:color w:val="0000EE"/>
+            <w:u w:val="single"/>
+          </w:rPr>
+          <w:t>14–19</w:t>
+        </w:r>
+      </w:hyperlink>
+      <w:r>
+        <w:rPr>
+          <w:lang w:val="ar_AE" w:bidi="ar_AE"/>
+        </w:rPr>
+        <w:t>؛ كان هذا شكلًا شائعًا في الشرق الأدنى القديم). ففي سخرية لاذعة، يشبه نينوى بعرين الأسد. حيث كان الملك سنحاريب وملوك أشور الآخرون قد شبهوا أنفسهم بالأسود</w:t>
+      </w:r>
+      <w:r>
+        <w:rPr>
+          <w:i/>
+          <w:lang w:val="ar_AE" w:bidi="ar_AE"/>
+        </w:rPr>
+        <w:t>،</w:t>
+      </w:r>
+      <w:r>
+        <w:rPr>
+          <w:lang w:val="ar_AE" w:bidi="ar_AE"/>
+        </w:rPr>
+        <w:t xml:space="preserve"> حتى أنهم زينوا قصورهم بتكوينات فنية للأسود ولأنفسهم في صيد الأسود. ومع ذلك، مع وجود الله كعدو لها، لن تكون نينوى بعد الآن عرينًا لمفترس لا يُقهر.</w:t>
       </w:r>
       <w:r>
         <w:rPr>
@@ -789,39 +3105,216 @@
         <w:rPr>
           <w:lang w:val="ar_AE" w:bidi="ar_AE"/>
         </w:rPr>
-        <w:t>ناحوم 1: 3</w:t>
-      </w:r>
-      <w:r>
-        <w:rPr>
-          <w:lang w:val="ar_AE" w:bidi="ar_AE"/>
-        </w:rPr>
-      </w:r>
-    </w:p>
-    <w:p>
-      <w:pPr>
-        <w:bidi/>
-      </w:pPr>
-      <w:r>
-        <w:rPr>
-          <w:lang w:val="ar_AE" w:bidi="ar_AE"/>
-        </w:rPr>
-      </w:r>
-      <w:r>
-        <w:rPr>
-          <w:lang w:val="ar_AE" w:bidi="ar_AE"/>
-        </w:rPr>
-        <w:t>الرَّبُّ بَطِيءُ الْغَضَبِ: صبر الله على العصيان مرتبط بمحبته الأمينة (</w:t>
-      </w:r>
-      <w:hyperlink r:id="rId30">
-        <w:r>
-          <w:rPr>
-            <w:lang w:val="ar_AE" w:bidi="ar_AE"/>
-          </w:rPr>
-          <w:rPr>
-            <w:color w:val="0000EE"/>
-            <w:u w:val="single"/>
-          </w:rPr>
-          <w:t>خروج 34:6</w:t>
+        <w:t>ناحوم 2: 13</w:t>
+      </w:r>
+      <w:r>
+        <w:rPr>
+          <w:lang w:val="ar_AE" w:bidi="ar_AE"/>
+        </w:rPr>
+      </w:r>
+    </w:p>
+    <w:p>
+      <w:pPr>
+        <w:bidi/>
+      </w:pPr>
+      <w:r>
+        <w:rPr>
+          <w:lang w:val="ar_AE" w:bidi="ar_AE"/>
+        </w:rPr>
+      </w:r>
+      <w:r>
+        <w:rPr>
+          <w:lang w:val="ar_AE" w:bidi="ar_AE"/>
+        </w:rPr>
+        <w:t xml:space="preserve">توجد أمثلة على أصوات رُسل أشور المتفاخرين في </w:t>
+      </w:r>
+      <w:hyperlink r:id="rId89">
+        <w:r>
+          <w:rPr>
+            <w:lang w:val="ar_AE" w:bidi="ar_AE"/>
+          </w:rPr>
+          <w:rPr>
+            <w:color w:val="0000EE"/>
+            <w:u w:val="single"/>
+          </w:rPr>
+          <w:t>2 ملوك 18:19–19:13</w:t>
+        </w:r>
+      </w:hyperlink>
+      <w:r>
+        <w:rPr>
+          <w:lang w:val="ar_AE" w:bidi="ar_AE"/>
+        </w:rPr>
+        <w:t>.</w:t>
+      </w:r>
+      <w:r>
+        <w:rPr>
+          <w:lang w:val="ar_AE" w:bidi="ar_AE"/>
+        </w:rPr>
+      </w:r>
+      <w:r>
+        <w:rPr>
+          <w:lang w:val="ar_AE" w:bidi="ar_AE"/>
+        </w:rPr>
+      </w:r>
+    </w:p>
+    <w:p>
+      <w:pPr>
+        <w:bidi/>
+      </w:pPr>
+      <w:r>
+        <w:rPr>
+          <w:lang w:val="ar_AE" w:bidi="ar_AE"/>
+        </w:rPr>
+      </w:r>
+    </w:p>
+    <w:p>
+      <w:pPr>
+        <w:pStyle w:val="Heading2"/>
+        <w:bidi/>
+      </w:pPr>
+      <w:r>
+        <w:rPr>
+          <w:lang w:val="ar_AE" w:bidi="ar_AE"/>
+        </w:rPr>
+        <w:t>ناحوم 3: 1</w:t>
+      </w:r>
+      <w:r>
+        <w:rPr>
+          <w:lang w:val="ar_AE" w:bidi="ar_AE"/>
+        </w:rPr>
+      </w:r>
+    </w:p>
+    <w:p>
+      <w:pPr>
+        <w:bidi/>
+      </w:pPr>
+      <w:r>
+        <w:rPr>
+          <w:lang w:val="ar_AE" w:bidi="ar_AE"/>
+        </w:rPr>
+      </w:r>
+      <w:r>
+        <w:rPr>
+          <w:lang w:val="ar_AE" w:bidi="ar_AE"/>
+        </w:rPr>
+        <w:t>مَدِينَة الدِّمَاءِ: إن قسوة الآشوريين المروّعة موثّقة بشكل جيد. وقد تضمنت ممارساتهم قطع أجزاء الجسم الخارجية—مثل الأنوف، والآذان، والأيدي، والأقدام، والقتل عن طريق الخازوق. وكانوا يجمعون الرؤوس المقطوعة أمام بوابات المدن المحاصرة. وقد تُقتلع عيون الضحايا أيضًا وتُسلخ جلودهم عن أجسادهم بينما كانوا لا يزالون على قيد الحياة.</w:t>
+      </w:r>
+      <w:r>
+        <w:rPr>
+          <w:lang w:val="ar_AE" w:bidi="ar_AE"/>
+        </w:rPr>
+      </w:r>
+      <w:r>
+        <w:rPr>
+          <w:lang w:val="ar_AE" w:bidi="ar_AE"/>
+        </w:rPr>
+      </w:r>
+    </w:p>
+    <w:p>
+      <w:pPr>
+        <w:bidi/>
+      </w:pPr>
+      <w:r>
+        <w:rPr>
+          <w:lang w:val="ar_AE" w:bidi="ar_AE"/>
+        </w:rPr>
+      </w:r>
+    </w:p>
+    <w:p>
+      <w:pPr>
+        <w:pStyle w:val="Heading2"/>
+        <w:bidi/>
+      </w:pPr>
+      <w:r>
+        <w:rPr>
+          <w:lang w:val="ar_AE" w:bidi="ar_AE"/>
+        </w:rPr>
+        <w:t>ناحوم 3: 2–3</w:t>
+      </w:r>
+      <w:r>
+        <w:rPr>
+          <w:lang w:val="ar_AE" w:bidi="ar_AE"/>
+        </w:rPr>
+      </w:r>
+    </w:p>
+    <w:p>
+      <w:pPr>
+        <w:bidi/>
+      </w:pPr>
+      <w:r>
+        <w:rPr>
+          <w:lang w:val="ar_AE" w:bidi="ar_AE"/>
+        </w:rPr>
+      </w:r>
+      <w:r>
+        <w:rPr>
+          <w:lang w:val="ar_AE" w:bidi="ar_AE"/>
+        </w:rPr>
+        <w:t>تضفي هذه العبارات القصيرة والمتقطعة طابعًا دراميًا على تأثيرات رؤية وسماع المعركة. • كانت المركبات الآشورية وسائقوها (الفرسان راكبي المركبات) موضع خوف على نطاق واسع.</w:t>
+      </w:r>
+      <w:r>
+        <w:rPr>
+          <w:lang w:val="ar_AE" w:bidi="ar_AE"/>
+        </w:rPr>
+      </w:r>
+      <w:r>
+        <w:rPr>
+          <w:lang w:val="ar_AE" w:bidi="ar_AE"/>
+        </w:rPr>
+      </w:r>
+    </w:p>
+    <w:p>
+      <w:pPr>
+        <w:bidi/>
+      </w:pPr>
+      <w:r>
+        <w:rPr>
+          <w:lang w:val="ar_AE" w:bidi="ar_AE"/>
+        </w:rPr>
+      </w:r>
+    </w:p>
+    <w:p>
+      <w:pPr>
+        <w:pStyle w:val="Heading2"/>
+        <w:bidi/>
+      </w:pPr>
+      <w:r>
+        <w:rPr>
+          <w:lang w:val="ar_AE" w:bidi="ar_AE"/>
+        </w:rPr>
+        <w:t>ناحوم 3: 4</w:t>
+      </w:r>
+      <w:r>
+        <w:rPr>
+          <w:lang w:val="ar_AE" w:bidi="ar_AE"/>
+        </w:rPr>
+      </w:r>
+    </w:p>
+    <w:p>
+      <w:pPr>
+        <w:bidi/>
+      </w:pPr>
+      <w:r>
+        <w:rPr>
+          <w:lang w:val="ar_AE" w:bidi="ar_AE"/>
+        </w:rPr>
+      </w:r>
+      <w:r>
+        <w:rPr>
+          <w:lang w:val="ar_AE" w:bidi="ar_AE"/>
+        </w:rPr>
+        <w:t xml:space="preserve">الزَّانِيَةِ الْحَسَنَةِ الْجَمَالِ صَاحِبَةِ السِّحْرِ: لقد أغرى الآشوريون الأمم الأخرى بالثروة والوعود بالأمان والازدهار، لكنهم بعد ذلك استغلوا هذه الأمم بالقوة العسكرية والاستغلال الاقتصادي. لذلك، كان عقابهم جزاءً عادلًا لأفعالهم (انظر </w:t>
+      </w:r>
+      <w:hyperlink r:id="rId90">
+        <w:r>
+          <w:rPr>
+            <w:lang w:val="ar_AE" w:bidi="ar_AE"/>
+          </w:rPr>
+          <w:rPr>
+            <w:color w:val="0000EE"/>
+            <w:u w:val="single"/>
+          </w:rPr>
+          <w:t>أمثال 24:12</w:t>
         </w:r>
       </w:hyperlink>
       <w:r>
@@ -830,16 +3323,16 @@
         </w:rPr>
         <w:t xml:space="preserve">؛ </w:t>
       </w:r>
-      <w:hyperlink r:id="rId31">
-        <w:r>
-          <w:rPr>
-            <w:lang w:val="ar_AE" w:bidi="ar_AE"/>
-          </w:rPr>
-          <w:rPr>
-            <w:color w:val="0000EE"/>
-            <w:u w:val="single"/>
-          </w:rPr>
-          <w:t>عدد 14:18</w:t>
+      <w:hyperlink r:id="rId91">
+        <w:r>
+          <w:rPr>
+            <w:lang w:val="ar_AE" w:bidi="ar_AE"/>
+          </w:rPr>
+          <w:rPr>
+            <w:color w:val="0000EE"/>
+            <w:u w:val="single"/>
+          </w:rPr>
+          <w:t>يوئيل 3:4–8</w:t>
         </w:r>
       </w:hyperlink>
       <w:r>
@@ -848,16 +3341,16 @@
         </w:rPr>
         <w:t xml:space="preserve">؛ </w:t>
       </w:r>
-      <w:hyperlink r:id="rId32">
-        <w:r>
-          <w:rPr>
-            <w:lang w:val="ar_AE" w:bidi="ar_AE"/>
-          </w:rPr>
-          <w:rPr>
-            <w:color w:val="0000EE"/>
-            <w:u w:val="single"/>
-          </w:rPr>
-          <w:t>مزمور 103:8</w:t>
+      <w:hyperlink r:id="rId92">
+        <w:r>
+          <w:rPr>
+            <w:lang w:val="ar_AE" w:bidi="ar_AE"/>
+          </w:rPr>
+          <w:rPr>
+            <w:color w:val="0000EE"/>
+            <w:u w:val="single"/>
+          </w:rPr>
+          <w:t>رؤيا 18:6</w:t>
         </w:r>
       </w:hyperlink>
       <w:r>
@@ -866,52 +3359,105 @@
         </w:rPr>
         <w:t xml:space="preserve">؛ </w:t>
       </w:r>
-      <w:hyperlink r:id="rId33">
-        <w:r>
-          <w:rPr>
-            <w:lang w:val="ar_AE" w:bidi="ar_AE"/>
-          </w:rPr>
-          <w:rPr>
-            <w:color w:val="0000EE"/>
-            <w:u w:val="single"/>
-          </w:rPr>
-          <w:t>يوئيل 2:13</w:t>
-        </w:r>
-      </w:hyperlink>
-      <w:r>
-        <w:rPr>
-          <w:lang w:val="ar_AE" w:bidi="ar_AE"/>
-        </w:rPr>
-        <w:t>). وقد خيبت هذه السمة ظن يونان الذي أراد تدمير نينوى فورًا (</w:t>
-      </w:r>
-      <w:hyperlink r:id="rId34">
-        <w:r>
-          <w:rPr>
-            <w:lang w:val="ar_AE" w:bidi="ar_AE"/>
-          </w:rPr>
-          <w:rPr>
-            <w:color w:val="0000EE"/>
-            <w:u w:val="single"/>
-          </w:rPr>
-          <w:t>يونان 4:2</w:t>
-        </w:r>
-      </w:hyperlink>
-      <w:r>
-        <w:rPr>
-          <w:lang w:val="ar_AE" w:bidi="ar_AE"/>
-        </w:rPr>
-        <w:t>). ولأن الله صبور، فإنه أحيانًا يؤجل العقاب المستحق للخطاة (</w:t>
-      </w:r>
-      <w:hyperlink r:id="rId35">
-        <w:r>
-          <w:rPr>
-            <w:lang w:val="ar_AE" w:bidi="ar_AE"/>
-          </w:rPr>
-          <w:rPr>
-            <w:color w:val="0000EE"/>
-            <w:u w:val="single"/>
-          </w:rPr>
-          <w:t>نحميا 9:29–30</w:t>
+      <w:hyperlink r:id="rId93">
+        <w:r>
+          <w:rPr>
+            <w:lang w:val="ar_AE" w:bidi="ar_AE"/>
+          </w:rPr>
+          <w:rPr>
+            <w:color w:val="0000EE"/>
+            <w:u w:val="single"/>
+          </w:rPr>
+          <w:t>20:12</w:t>
+        </w:r>
+      </w:hyperlink>
+      <w:r>
+        <w:rPr>
+          <w:lang w:val="ar_AE" w:bidi="ar_AE"/>
+        </w:rPr>
+        <w:t>).</w:t>
+      </w:r>
+      <w:r>
+        <w:rPr>
+          <w:lang w:val="ar_AE" w:bidi="ar_AE"/>
+        </w:rPr>
+      </w:r>
+      <w:r>
+        <w:rPr>
+          <w:lang w:val="ar_AE" w:bidi="ar_AE"/>
+        </w:rPr>
+      </w:r>
+    </w:p>
+    <w:p>
+      <w:pPr>
+        <w:bidi/>
+      </w:pPr>
+      <w:r>
+        <w:rPr>
+          <w:lang w:val="ar_AE" w:bidi="ar_AE"/>
+        </w:rPr>
+      </w:r>
+    </w:p>
+    <w:p>
+      <w:pPr>
+        <w:pStyle w:val="Heading2"/>
+        <w:bidi/>
+      </w:pPr>
+      <w:r>
+        <w:rPr>
+          <w:lang w:val="ar_AE" w:bidi="ar_AE"/>
+        </w:rPr>
+        <w:t>ناحوم 3: 5</w:t>
+      </w:r>
+      <w:r>
+        <w:rPr>
+          <w:lang w:val="ar_AE" w:bidi="ar_AE"/>
+        </w:rPr>
+      </w:r>
+    </w:p>
+    <w:p>
+      <w:pPr>
+        <w:bidi/>
+      </w:pPr>
+      <w:r>
+        <w:rPr>
+          <w:lang w:val="ar_AE" w:bidi="ar_AE"/>
+        </w:rPr>
+      </w:r>
+      <w:r>
+        <w:rPr>
+          <w:lang w:val="ar_AE" w:bidi="ar_AE"/>
+        </w:rPr>
+        <w:t xml:space="preserve">يقول الله مرتين لنينوى، هأَنَذَا عَلَيْكِ (أيضًا </w:t>
+      </w:r>
+      <w:hyperlink r:id="rId94">
+        <w:r>
+          <w:rPr>
+            <w:lang w:val="ar_AE" w:bidi="ar_AE"/>
+          </w:rPr>
+          <w:rPr>
+            <w:color w:val="0000EE"/>
+            <w:u w:val="single"/>
+          </w:rPr>
+          <w:t>2:13</w:t>
+        </w:r>
+      </w:hyperlink>
+      <w:r>
+        <w:rPr>
+          <w:lang w:val="ar_AE" w:bidi="ar_AE"/>
+        </w:rPr>
+        <w:t>). وتُمثِّل دينونة نينوى تذكير تاريخي بأن الرب يمقت الخطية وأنه سيعامل الناس والأمم حسب أعمالهم (</w:t>
+      </w:r>
+      <w:hyperlink r:id="rId95">
+        <w:r>
+          <w:rPr>
+            <w:lang w:val="ar_AE" w:bidi="ar_AE"/>
+          </w:rPr>
+          <w:rPr>
+            <w:color w:val="0000EE"/>
+            <w:u w:val="single"/>
+          </w:rPr>
+          <w:t>مزمور 9:7–8</w:t>
         </w:r>
       </w:hyperlink>
       <w:r>
@@ -920,16 +3466,16 @@
         </w:rPr>
         <w:t xml:space="preserve">؛ </w:t>
       </w:r>
-      <w:hyperlink r:id="rId36">
-        <w:r>
-          <w:rPr>
-            <w:lang w:val="ar_AE" w:bidi="ar_AE"/>
-          </w:rPr>
-          <w:rPr>
-            <w:color w:val="0000EE"/>
-            <w:u w:val="single"/>
-          </w:rPr>
-          <w:t>رومية 2:4</w:t>
+      <w:hyperlink r:id="rId96">
+        <w:r>
+          <w:rPr>
+            <w:lang w:val="ar_AE" w:bidi="ar_AE"/>
+          </w:rPr>
+          <w:rPr>
+            <w:color w:val="0000EE"/>
+            <w:u w:val="single"/>
+          </w:rPr>
+          <w:t>62:12</w:t>
         </w:r>
       </w:hyperlink>
       <w:r>
@@ -938,34 +3484,16 @@
         </w:rPr>
         <w:t xml:space="preserve">؛ </w:t>
       </w:r>
-      <w:hyperlink r:id="rId37">
-        <w:r>
-          <w:rPr>
-            <w:lang w:val="ar_AE" w:bidi="ar_AE"/>
-          </w:rPr>
-          <w:rPr>
-            <w:color w:val="0000EE"/>
-            <w:u w:val="single"/>
-          </w:rPr>
-          <w:t>2 بطرس 3:9</w:t>
-        </w:r>
-      </w:hyperlink>
-      <w:r>
-        <w:rPr>
-          <w:lang w:val="ar_AE" w:bidi="ar_AE"/>
-        </w:rPr>
-        <w:t>)، ولكن الذين يستمرون في الخطية سيواجهون في النهاية دينونة الله (</w:t>
-      </w:r>
-      <w:hyperlink r:id="rId38">
-        <w:r>
-          <w:rPr>
-            <w:lang w:val="ar_AE" w:bidi="ar_AE"/>
-          </w:rPr>
-          <w:rPr>
-            <w:color w:val="0000EE"/>
-            <w:u w:val="single"/>
-          </w:rPr>
-          <w:t>خروج 34:7</w:t>
+      <w:hyperlink r:id="rId97">
+        <w:r>
+          <w:rPr>
+            <w:lang w:val="ar_AE" w:bidi="ar_AE"/>
+          </w:rPr>
+          <w:rPr>
+            <w:color w:val="0000EE"/>
+            <w:u w:val="single"/>
+          </w:rPr>
+          <w:t>إرميا 46:28</w:t>
         </w:r>
       </w:hyperlink>
       <w:r>
@@ -974,16 +3502,184 @@
         </w:rPr>
         <w:t xml:space="preserve">؛ </w:t>
       </w:r>
-      <w:hyperlink r:id="rId39">
-        <w:r>
-          <w:rPr>
-            <w:lang w:val="ar_AE" w:bidi="ar_AE"/>
-          </w:rPr>
-          <w:rPr>
-            <w:color w:val="0000EE"/>
-            <w:u w:val="single"/>
-          </w:rPr>
-          <w:t>رومية 14:10</w:t>
+      <w:hyperlink r:id="rId98">
+        <w:r>
+          <w:rPr>
+            <w:lang w:val="ar_AE" w:bidi="ar_AE"/>
+          </w:rPr>
+          <w:rPr>
+            <w:color w:val="0000EE"/>
+            <w:u w:val="single"/>
+          </w:rPr>
+          <w:t>أعمال 17:31</w:t>
+        </w:r>
+      </w:hyperlink>
+      <w:r>
+        <w:rPr>
+          <w:lang w:val="ar_AE" w:bidi="ar_AE"/>
+        </w:rPr>
+        <w:t>). يومًا ما، سيقع عدل الله في كل أنحاء العالم على أولئك الذين تمردوا عليه (</w:t>
+      </w:r>
+      <w:hyperlink r:id="rId99">
+        <w:r>
+          <w:rPr>
+            <w:lang w:val="ar_AE" w:bidi="ar_AE"/>
+          </w:rPr>
+          <w:rPr>
+            <w:color w:val="0000EE"/>
+            <w:u w:val="single"/>
+          </w:rPr>
+          <w:t>رؤيا 17–19</w:t>
+        </w:r>
+      </w:hyperlink>
+      <w:r>
+        <w:rPr>
+          <w:lang w:val="ar_AE" w:bidi="ar_AE"/>
+        </w:rPr>
+        <w:t>).</w:t>
+      </w:r>
+      <w:r>
+        <w:rPr>
+          <w:lang w:val="ar_AE" w:bidi="ar_AE"/>
+        </w:rPr>
+      </w:r>
+      <w:r>
+        <w:rPr>
+          <w:lang w:val="ar_AE" w:bidi="ar_AE"/>
+        </w:rPr>
+      </w:r>
+    </w:p>
+    <w:p>
+      <w:pPr>
+        <w:bidi/>
+      </w:pPr>
+      <w:r>
+        <w:rPr>
+          <w:lang w:val="ar_AE" w:bidi="ar_AE"/>
+        </w:rPr>
+      </w:r>
+    </w:p>
+    <w:p>
+      <w:pPr>
+        <w:pStyle w:val="Heading2"/>
+        <w:bidi/>
+      </w:pPr>
+      <w:r>
+        <w:rPr>
+          <w:lang w:val="ar_AE" w:bidi="ar_AE"/>
+        </w:rPr>
+        <w:t>ناحوم 3: 8</w:t>
+      </w:r>
+      <w:r>
+        <w:rPr>
+          <w:lang w:val="ar_AE" w:bidi="ar_AE"/>
+        </w:rPr>
+      </w:r>
+    </w:p>
+    <w:p>
+      <w:pPr>
+        <w:bidi/>
+      </w:pPr>
+      <w:r>
+        <w:rPr>
+          <w:lang w:val="ar_AE" w:bidi="ar_AE"/>
+        </w:rPr>
+      </w:r>
+      <w:r>
+        <w:rPr>
+          <w:lang w:val="ar_AE" w:bidi="ar_AE"/>
+        </w:rPr>
+        <w:t>طيبة (الترجمة العربية تذكرها تحت اسم نُوَ أَمُونَ)</w:t>
+      </w:r>
+      <w:r>
+        <w:rPr>
+          <w:i/>
+          <w:lang w:val="ar_AE" w:bidi="ar_AE"/>
+        </w:rPr>
+        <w:t>،</w:t>
+      </w:r>
+      <w:r>
+        <w:rPr>
+          <w:lang w:val="ar_AE" w:bidi="ar_AE"/>
+        </w:rPr>
+        <w:t xml:space="preserve"> العاصمة التاريخية لمصر، كانت تقع على ضفتي النيل في صعيد مصر. وقد اكتسبت شهرتها العظيمة كمركز سياسي وديني وثقافي لمملكة مصر الجديدة العظيمة (1550–1069 قبل الميلاد). ورغم أنها لم تعد عاصمة مصر في القرن السادس قبل الميلاد، إلا أن المدينة ظلت مزدهرة.</w:t>
+      </w:r>
+      <w:r>
+        <w:rPr>
+          <w:lang w:val="ar_AE" w:bidi="ar_AE"/>
+        </w:rPr>
+      </w:r>
+      <w:r>
+        <w:rPr>
+          <w:lang w:val="ar_AE" w:bidi="ar_AE"/>
+        </w:rPr>
+      </w:r>
+    </w:p>
+    <w:p>
+      <w:pPr>
+        <w:bidi/>
+      </w:pPr>
+      <w:r>
+        <w:rPr>
+          <w:lang w:val="ar_AE" w:bidi="ar_AE"/>
+        </w:rPr>
+      </w:r>
+    </w:p>
+    <w:p>
+      <w:pPr>
+        <w:pStyle w:val="Heading2"/>
+        <w:bidi/>
+      </w:pPr>
+      <w:r>
+        <w:rPr>
+          <w:lang w:val="ar_AE" w:bidi="ar_AE"/>
+        </w:rPr>
+        <w:t>ناحوم 3: 9–10</w:t>
+      </w:r>
+      <w:r>
+        <w:rPr>
+          <w:lang w:val="ar_AE" w:bidi="ar_AE"/>
+        </w:rPr>
+      </w:r>
+    </w:p>
+    <w:p>
+      <w:pPr>
+        <w:bidi/>
+      </w:pPr>
+      <w:r>
+        <w:rPr>
+          <w:lang w:val="ar_AE" w:bidi="ar_AE"/>
+        </w:rPr>
+      </w:r>
+      <w:r>
+        <w:rPr>
+          <w:lang w:val="ar_AE" w:bidi="ar_AE"/>
+        </w:rPr>
+        <w:t>سقطت طيبة (نُوَ أَمُونَ) في أيدي الآشوريين في عهد الملك آشوربانيبال عام 663 ق.م. وقبل انتصار آشوربانيبال، بدا الأمر وكأن طيبة تتمتع بدفاعات لا تُقهر، فضلًا عن المساعدة من كل مصر وحلفائها: كوش</w:t>
+      </w:r>
+      <w:r>
+        <w:rPr>
+          <w:i/>
+          <w:lang w:val="ar_AE" w:bidi="ar_AE"/>
+        </w:rPr>
+        <w:t>،</w:t>
+      </w:r>
+      <w:r>
+        <w:rPr>
+          <w:lang w:val="ar_AE" w:bidi="ar_AE"/>
+        </w:rPr>
+        <w:t xml:space="preserve"> وفوط (ربما هي الأرض الأسطورية بونت، الواقعة بالقرب مما يُعرف الآن بالساحل الصومالي)، ولوبيم. ومع ذلك، لم يتمكن أي من هؤلاء من حماية طيبة بشكل فعال. • وَأَطْفَالُهَا حُطِّمَتْ فِي رَأْسِ جَمِيعِ الأَزِقَّةِ: كان الغزاة القدماء يمارسون العادة البشعة بإبادة أطفال أعدائهم بهذه الطريقة (</w:t>
+      </w:r>
+      <w:hyperlink r:id="rId100">
+        <w:r>
+          <w:rPr>
+            <w:lang w:val="ar_AE" w:bidi="ar_AE"/>
+          </w:rPr>
+          <w:rPr>
+            <w:color w:val="0000EE"/>
+            <w:u w:val="single"/>
+          </w:rPr>
+          <w:t>2 ملوك 8:12</w:t>
         </w:r>
       </w:hyperlink>
       <w:r>
@@ -992,16 +3688,16 @@
         </w:rPr>
         <w:t xml:space="preserve">؛ </w:t>
       </w:r>
-      <w:hyperlink r:id="rId40">
-        <w:r>
-          <w:rPr>
-            <w:lang w:val="ar_AE" w:bidi="ar_AE"/>
-          </w:rPr>
-          <w:rPr>
-            <w:color w:val="0000EE"/>
-            <w:u w:val="single"/>
-          </w:rPr>
-          <w:t>2 كورنثوس 5:10</w:t>
+      <w:hyperlink r:id="rId101">
+        <w:r>
+          <w:rPr>
+            <w:lang w:val="ar_AE" w:bidi="ar_AE"/>
+          </w:rPr>
+          <w:rPr>
+            <w:color w:val="0000EE"/>
+            <w:u w:val="single"/>
+          </w:rPr>
+          <w:t>مزمور 137:9</w:t>
         </w:r>
       </w:hyperlink>
       <w:r>
@@ -1010,34 +3706,124 @@
         </w:rPr>
         <w:t xml:space="preserve">؛ </w:t>
       </w:r>
-      <w:hyperlink r:id="rId41">
-        <w:r>
-          <w:rPr>
-            <w:lang w:val="ar_AE" w:bidi="ar_AE"/>
-          </w:rPr>
-          <w:rPr>
-            <w:color w:val="0000EE"/>
-            <w:u w:val="single"/>
-          </w:rPr>
-          <w:t>رؤيا 14:6–7</w:t>
-        </w:r>
-      </w:hyperlink>
-      <w:r>
-        <w:rPr>
-          <w:lang w:val="ar_AE" w:bidi="ar_AE"/>
-        </w:rPr>
-        <w:t xml:space="preserve">). • الزوبعة … والعاصف: تصف هذه الصور قوة دينونة الله ضد الأشرار (انظر أيضًا </w:t>
-      </w:r>
-      <w:hyperlink r:id="rId42">
-        <w:r>
-          <w:rPr>
-            <w:lang w:val="ar_AE" w:bidi="ar_AE"/>
-          </w:rPr>
-          <w:rPr>
-            <w:color w:val="0000EE"/>
-            <w:u w:val="single"/>
-          </w:rPr>
-          <w:t>إشعياء 29:6</w:t>
+      <w:hyperlink r:id="rId102">
+        <w:r>
+          <w:rPr>
+            <w:lang w:val="ar_AE" w:bidi="ar_AE"/>
+          </w:rPr>
+          <w:rPr>
+            <w:color w:val="0000EE"/>
+            <w:u w:val="single"/>
+          </w:rPr>
+          <w:t>إشعياء 13:16</w:t>
+        </w:r>
+      </w:hyperlink>
+      <w:r>
+        <w:rPr>
+          <w:lang w:val="ar_AE" w:bidi="ar_AE"/>
+        </w:rPr>
+        <w:t xml:space="preserve">، </w:t>
+      </w:r>
+      <w:hyperlink r:id="rId103">
+        <w:r>
+          <w:rPr>
+            <w:lang w:val="ar_AE" w:bidi="ar_AE"/>
+          </w:rPr>
+          <w:rPr>
+            <w:color w:val="0000EE"/>
+            <w:u w:val="single"/>
+          </w:rPr>
+          <w:t>18</w:t>
+        </w:r>
+      </w:hyperlink>
+      <w:r>
+        <w:rPr>
+          <w:lang w:val="ar_AE" w:bidi="ar_AE"/>
+        </w:rPr>
+        <w:t xml:space="preserve">). • كان الجنود يلقون القرعة للحصول على غنائم الحرب، بينما كان قادة الشعب المُنهزم مقيدين بالسلاسل (انظر </w:t>
+      </w:r>
+      <w:hyperlink r:id="rId104">
+        <w:r>
+          <w:rPr>
+            <w:lang w:val="ar_AE" w:bidi="ar_AE"/>
+          </w:rPr>
+          <w:rPr>
+            <w:color w:val="0000EE"/>
+            <w:u w:val="single"/>
+          </w:rPr>
+          <w:t>2 ملوك 25:7</w:t>
+        </w:r>
+      </w:hyperlink>
+      <w:r>
+        <w:rPr>
+          <w:lang w:val="ar_AE" w:bidi="ar_AE"/>
+        </w:rPr>
+        <w:t xml:space="preserve">؛ </w:t>
+      </w:r>
+      <w:hyperlink r:id="rId105">
+        <w:r>
+          <w:rPr>
+            <w:lang w:val="ar_AE" w:bidi="ar_AE"/>
+          </w:rPr>
+          <w:rPr>
+            <w:color w:val="0000EE"/>
+            <w:u w:val="single"/>
+          </w:rPr>
+          <w:t>إرميا 40:1</w:t>
+        </w:r>
+      </w:hyperlink>
+      <w:r>
+        <w:rPr>
+          <w:lang w:val="ar_AE" w:bidi="ar_AE"/>
+        </w:rPr>
+        <w:t xml:space="preserve">، </w:t>
+      </w:r>
+      <w:hyperlink r:id="rId106">
+        <w:r>
+          <w:rPr>
+            <w:lang w:val="ar_AE" w:bidi="ar_AE"/>
+          </w:rPr>
+          <w:rPr>
+            <w:color w:val="0000EE"/>
+            <w:u w:val="single"/>
+          </w:rPr>
+          <w:t>4</w:t>
+        </w:r>
+      </w:hyperlink>
+      <w:r>
+        <w:rPr>
+          <w:lang w:val="ar_AE" w:bidi="ar_AE"/>
+        </w:rPr>
+        <w:t xml:space="preserve">؛ </w:t>
+      </w:r>
+      <w:hyperlink r:id="rId107">
+        <w:r>
+          <w:rPr>
+            <w:lang w:val="ar_AE" w:bidi="ar_AE"/>
+          </w:rPr>
+          <w:rPr>
+            <w:color w:val="0000EE"/>
+            <w:u w:val="single"/>
+          </w:rPr>
+          <w:t>يوئيل 3:3</w:t>
+        </w:r>
+      </w:hyperlink>
+      <w:r>
+        <w:rPr>
+          <w:lang w:val="ar_AE" w:bidi="ar_AE"/>
+        </w:rPr>
+        <w:t xml:space="preserve">؛ </w:t>
+      </w:r>
+      <w:hyperlink r:id="rId108">
+        <w:r>
+          <w:rPr>
+            <w:lang w:val="ar_AE" w:bidi="ar_AE"/>
+          </w:rPr>
+          <w:rPr>
+            <w:color w:val="0000EE"/>
+            <w:u w:val="single"/>
+          </w:rPr>
+          <w:t>عوبديا 1:11</w:t>
         </w:r>
       </w:hyperlink>
       <w:r>
@@ -1076,75 +3862,39 @@
         <w:rPr>
           <w:lang w:val="ar_AE" w:bidi="ar_AE"/>
         </w:rPr>
-        <w:t>ناحوم 1: 4</w:t>
-      </w:r>
-      <w:r>
-        <w:rPr>
-          <w:lang w:val="ar_AE" w:bidi="ar_AE"/>
-        </w:rPr>
-      </w:r>
-    </w:p>
-    <w:p>
-      <w:pPr>
-        <w:bidi/>
-      </w:pPr>
-      <w:r>
-        <w:rPr>
-          <w:lang w:val="ar_AE" w:bidi="ar_AE"/>
-        </w:rPr>
-      </w:r>
-      <w:r>
-        <w:rPr>
-          <w:lang w:val="ar_AE" w:bidi="ar_AE"/>
-        </w:rPr>
-        <w:t>مثل السحب (</w:t>
-      </w:r>
-      <w:hyperlink r:id="rId43">
-        <w:r>
-          <w:rPr>
-            <w:lang w:val="ar_AE" w:bidi="ar_AE"/>
-          </w:rPr>
-          <w:rPr>
-            <w:color w:val="0000EE"/>
-            <w:u w:val="single"/>
-          </w:rPr>
-          <w:t>1:3</w:t>
-        </w:r>
-      </w:hyperlink>
-      <w:r>
-        <w:rPr>
-          <w:lang w:val="ar_AE" w:bidi="ar_AE"/>
-        </w:rPr>
-        <w:t>) والجبال (</w:t>
-      </w:r>
-      <w:hyperlink r:id="rId44">
-        <w:r>
-          <w:rPr>
-            <w:lang w:val="ar_AE" w:bidi="ar_AE"/>
-          </w:rPr>
-          <w:rPr>
-            <w:color w:val="0000EE"/>
-            <w:u w:val="single"/>
-          </w:rPr>
-          <w:t>1:5</w:t>
-        </w:r>
-      </w:hyperlink>
-      <w:r>
-        <w:rPr>
-          <w:lang w:val="ar_AE" w:bidi="ar_AE"/>
-        </w:rPr>
-        <w:t>)، تخضع المحيطات والأنهار لسيطرة الله السيادية. وكثيرًا ما يتذكر أنبياء العهد القديم أفعال الله ضد البحار والأنهار خلال الخروج (</w:t>
-      </w:r>
-      <w:hyperlink r:id="rId45">
-        <w:r>
-          <w:rPr>
-            <w:lang w:val="ar_AE" w:bidi="ar_AE"/>
-          </w:rPr>
-          <w:rPr>
-            <w:color w:val="0000EE"/>
-            <w:u w:val="single"/>
-          </w:rPr>
-          <w:t>خروج 15:8–10</w:t>
+        <w:t>ناحوم 3: 12</w:t>
+      </w:r>
+      <w:r>
+        <w:rPr>
+          <w:lang w:val="ar_AE" w:bidi="ar_AE"/>
+        </w:rPr>
+      </w:r>
+    </w:p>
+    <w:p>
+      <w:pPr>
+        <w:bidi/>
+      </w:pPr>
+      <w:r>
+        <w:rPr>
+          <w:lang w:val="ar_AE" w:bidi="ar_AE"/>
+        </w:rPr>
+      </w:r>
+      <w:r>
+        <w:rPr>
+          <w:lang w:val="ar_AE" w:bidi="ar_AE"/>
+        </w:rPr>
+        <w:t xml:space="preserve">أَشْجَارُ تِينٍ بِالْبَوَاكِيرِ: قارن بين </w:t>
+      </w:r>
+      <w:hyperlink r:id="rId109">
+        <w:r>
+          <w:rPr>
+            <w:lang w:val="ar_AE" w:bidi="ar_AE"/>
+          </w:rPr>
+          <w:rPr>
+            <w:color w:val="0000EE"/>
+            <w:u w:val="single"/>
+          </w:rPr>
+          <w:t>عاموس 8:1–2</w:t>
         </w:r>
       </w:hyperlink>
       <w:r>
@@ -1153,16 +3903,331 @@
         </w:rPr>
         <w:t xml:space="preserve">؛ </w:t>
       </w:r>
-      <w:hyperlink r:id="rId46">
-        <w:r>
-          <w:rPr>
-            <w:lang w:val="ar_AE" w:bidi="ar_AE"/>
-          </w:rPr>
-          <w:rPr>
-            <w:color w:val="0000EE"/>
-            <w:u w:val="single"/>
-          </w:rPr>
-          <w:t>2 صموئيل 22:16</w:t>
+      <w:hyperlink r:id="rId110">
+        <w:r>
+          <w:rPr>
+            <w:lang w:val="ar_AE" w:bidi="ar_AE"/>
+          </w:rPr>
+          <w:rPr>
+            <w:color w:val="0000EE"/>
+            <w:u w:val="single"/>
+          </w:rPr>
+          <w:t>رؤيا 6:13</w:t>
+        </w:r>
+      </w:hyperlink>
+      <w:r>
+        <w:rPr>
+          <w:lang w:val="ar_AE" w:bidi="ar_AE"/>
+        </w:rPr>
+        <w:t>.</w:t>
+      </w:r>
+      <w:r>
+        <w:rPr>
+          <w:lang w:val="ar_AE" w:bidi="ar_AE"/>
+        </w:rPr>
+      </w:r>
+      <w:r>
+        <w:rPr>
+          <w:lang w:val="ar_AE" w:bidi="ar_AE"/>
+        </w:rPr>
+      </w:r>
+    </w:p>
+    <w:p>
+      <w:pPr>
+        <w:bidi/>
+      </w:pPr>
+      <w:r>
+        <w:rPr>
+          <w:lang w:val="ar_AE" w:bidi="ar_AE"/>
+        </w:rPr>
+      </w:r>
+    </w:p>
+    <w:p>
+      <w:pPr>
+        <w:pStyle w:val="Heading2"/>
+        <w:bidi/>
+      </w:pPr>
+      <w:r>
+        <w:rPr>
+          <w:lang w:val="ar_AE" w:bidi="ar_AE"/>
+        </w:rPr>
+        <w:t>ناحوم 3: 14</w:t>
+      </w:r>
+      <w:r>
+        <w:rPr>
+          <w:lang w:val="ar_AE" w:bidi="ar_AE"/>
+        </w:rPr>
+      </w:r>
+    </w:p>
+    <w:p>
+      <w:pPr>
+        <w:bidi/>
+      </w:pPr>
+      <w:r>
+        <w:rPr>
+          <w:lang w:val="ar_AE" w:bidi="ar_AE"/>
+        </w:rPr>
+      </w:r>
+      <w:r>
+        <w:rPr>
+          <w:lang w:val="ar_AE" w:bidi="ar_AE"/>
+        </w:rPr>
+        <w:t xml:space="preserve">اِسْتَقِي … لِلْحِصَارِ … أَصْلِحِي: استخدم ناحوم السخرية للتأكيد على أنه لا يوجد أي قدر من الاستعداد يمكن أن يجعل الآشوريين قادرين على تحمل غضب الله (لاحظ أيضًا النبرة الساخرة في </w:t>
+      </w:r>
+      <w:hyperlink r:id="rId111">
+        <w:r>
+          <w:rPr>
+            <w:lang w:val="ar_AE" w:bidi="ar_AE"/>
+          </w:rPr>
+          <w:rPr>
+            <w:color w:val="0000EE"/>
+            <w:u w:val="single"/>
+          </w:rPr>
+          <w:t>2:11–13</w:t>
+        </w:r>
+      </w:hyperlink>
+      <w:r>
+        <w:rPr>
+          <w:lang w:val="ar_AE" w:bidi="ar_AE"/>
+        </w:rPr>
+        <w:t>).</w:t>
+      </w:r>
+      <w:r>
+        <w:rPr>
+          <w:lang w:val="ar_AE" w:bidi="ar_AE"/>
+        </w:rPr>
+      </w:r>
+      <w:r>
+        <w:rPr>
+          <w:lang w:val="ar_AE" w:bidi="ar_AE"/>
+        </w:rPr>
+      </w:r>
+    </w:p>
+    <w:p>
+      <w:pPr>
+        <w:bidi/>
+      </w:pPr>
+      <w:r>
+        <w:rPr>
+          <w:lang w:val="ar_AE" w:bidi="ar_AE"/>
+        </w:rPr>
+      </w:r>
+    </w:p>
+    <w:p>
+      <w:pPr>
+        <w:pStyle w:val="Heading2"/>
+        <w:bidi/>
+      </w:pPr>
+      <w:r>
+        <w:rPr>
+          <w:lang w:val="ar_AE" w:bidi="ar_AE"/>
+        </w:rPr>
+        <w:t>ناحوم 3: 15</w:t>
+      </w:r>
+      <w:r>
+        <w:rPr>
+          <w:lang w:val="ar_AE" w:bidi="ar_AE"/>
+        </w:rPr>
+      </w:r>
+    </w:p>
+    <w:p>
+      <w:pPr>
+        <w:bidi/>
+      </w:pPr>
+      <w:r>
+        <w:rPr>
+          <w:lang w:val="ar_AE" w:bidi="ar_AE"/>
+        </w:rPr>
+      </w:r>
+      <w:r>
+        <w:rPr>
+          <w:lang w:val="ar_AE" w:bidi="ar_AE"/>
+        </w:rPr>
+        <w:t xml:space="preserve">غالبًا ما يُستخدم الجراد في العهد القديم كاستعارة للجيوش (انظر </w:t>
+      </w:r>
+      <w:hyperlink r:id="rId112">
+        <w:r>
+          <w:rPr>
+            <w:lang w:val="ar_AE" w:bidi="ar_AE"/>
+          </w:rPr>
+          <w:rPr>
+            <w:color w:val="0000EE"/>
+            <w:u w:val="single"/>
+          </w:rPr>
+          <w:t>يوئيل 2:1–11</w:t>
+        </w:r>
+      </w:hyperlink>
+      <w:r>
+        <w:rPr>
+          <w:lang w:val="ar_AE" w:bidi="ar_AE"/>
+        </w:rPr>
+        <w:t>).</w:t>
+      </w:r>
+      <w:r>
+        <w:rPr>
+          <w:lang w:val="ar_AE" w:bidi="ar_AE"/>
+        </w:rPr>
+      </w:r>
+      <w:r>
+        <w:rPr>
+          <w:lang w:val="ar_AE" w:bidi="ar_AE"/>
+        </w:rPr>
+      </w:r>
+    </w:p>
+    <w:p>
+      <w:pPr>
+        <w:bidi/>
+      </w:pPr>
+      <w:r>
+        <w:rPr>
+          <w:lang w:val="ar_AE" w:bidi="ar_AE"/>
+        </w:rPr>
+      </w:r>
+    </w:p>
+    <w:p>
+      <w:pPr>
+        <w:pStyle w:val="Heading2"/>
+        <w:bidi/>
+      </w:pPr>
+      <w:r>
+        <w:rPr>
+          <w:lang w:val="ar_AE" w:bidi="ar_AE"/>
+        </w:rPr>
+        <w:t>ناحوم 3: 16</w:t>
+      </w:r>
+      <w:r>
+        <w:rPr>
+          <w:lang w:val="ar_AE" w:bidi="ar_AE"/>
+        </w:rPr>
+      </w:r>
+    </w:p>
+    <w:p>
+      <w:pPr>
+        <w:bidi/>
+      </w:pPr>
+      <w:r>
+        <w:rPr>
+          <w:lang w:val="ar_AE" w:bidi="ar_AE"/>
+        </w:rPr>
+      </w:r>
+      <w:r>
+        <w:rPr>
+          <w:lang w:val="ar_AE" w:bidi="ar_AE"/>
+        </w:rPr>
+        <w:t>انتشر التجار الآشوريون في جميع أنحاء الشرق الأدنى مثل الجراد، مما جعل نينوى تزخر بثروات لا تُحصى. ولكن كما يسعى الجراد فقط لإشباع شهيته التي لا تنتهي ثم يطير بعيدًا، كان التجار يأخذون بضائعهم ويرحلون في أوقات محنة نينوى، تاركين وراءهم سكانًا في احتياج.</w:t>
+      </w:r>
+      <w:r>
+        <w:rPr>
+          <w:lang w:val="ar_AE" w:bidi="ar_AE"/>
+        </w:rPr>
+      </w:r>
+      <w:r>
+        <w:rPr>
+          <w:lang w:val="ar_AE" w:bidi="ar_AE"/>
+        </w:rPr>
+      </w:r>
+    </w:p>
+    <w:p>
+      <w:pPr>
+        <w:bidi/>
+      </w:pPr>
+      <w:r>
+        <w:rPr>
+          <w:lang w:val="ar_AE" w:bidi="ar_AE"/>
+        </w:rPr>
+      </w:r>
+    </w:p>
+    <w:p>
+      <w:pPr>
+        <w:pStyle w:val="Heading2"/>
+        <w:bidi/>
+      </w:pPr>
+      <w:r>
+        <w:rPr>
+          <w:lang w:val="ar_AE" w:bidi="ar_AE"/>
+        </w:rPr>
+        <w:t>ناحوم 3: 18</w:t>
+      </w:r>
+      <w:r>
+        <w:rPr>
+          <w:lang w:val="ar_AE" w:bidi="ar_AE"/>
+        </w:rPr>
+      </w:r>
+    </w:p>
+    <w:p>
+      <w:pPr>
+        <w:bidi/>
+      </w:pPr>
+      <w:r>
+        <w:rPr>
+          <w:lang w:val="ar_AE" w:bidi="ar_AE"/>
+        </w:rPr>
+      </w:r>
+      <w:r>
+        <w:rPr>
+          <w:lang w:val="ar_AE" w:bidi="ar_AE"/>
+        </w:rPr>
+        <w:t xml:space="preserve">رُعَاتُكَ: مع رحيل القادة، سيتشتت شعب نينوى كالغنم. • اضْطَجَعَتْ (حرفيًا </w:t>
+      </w:r>
+      <w:r>
+        <w:rPr>
+          <w:i/>
+          <w:lang w:val="ar_AE" w:bidi="ar_AE"/>
+        </w:rPr>
+        <w:t>نامت</w:t>
+      </w:r>
+      <w:r>
+        <w:rPr>
+          <w:lang w:val="ar_AE" w:bidi="ar_AE"/>
+        </w:rPr>
+        <w:t xml:space="preserve">؛ انظر </w:t>
+      </w:r>
+      <w:hyperlink r:id="rId113">
+        <w:r>
+          <w:rPr>
+            <w:lang w:val="ar_AE" w:bidi="ar_AE"/>
+          </w:rPr>
+          <w:rPr>
+            <w:color w:val="0000EE"/>
+            <w:u w:val="single"/>
+          </w:rPr>
+          <w:t>يوحنّا 11:11–14</w:t>
+        </w:r>
+      </w:hyperlink>
+      <w:r>
+        <w:rPr>
+          <w:lang w:val="ar_AE" w:bidi="ar_AE"/>
+        </w:rPr>
+        <w:t>): قادة أشور، الذين كانوا نائمين خلال أزمة نينوى، سيرقدون في الموت. وعلى النقيض من ذلك، فإن راعي إسرائيل لا ينعس ولا ينام (</w:t>
+      </w:r>
+      <w:hyperlink r:id="rId114">
+        <w:r>
+          <w:rPr>
+            <w:lang w:val="ar_AE" w:bidi="ar_AE"/>
+          </w:rPr>
+          <w:rPr>
+            <w:color w:val="0000EE"/>
+            <w:u w:val="single"/>
+          </w:rPr>
+          <w:t>مزمور 121:3</w:t>
+        </w:r>
+      </w:hyperlink>
+      <w:r>
+        <w:rPr>
+          <w:lang w:val="ar_AE" w:bidi="ar_AE"/>
+        </w:rPr>
+        <w:t>)، وسيجمع خراف إسرائيل الضالة (</w:t>
+      </w:r>
+      <w:hyperlink r:id="rId115">
+        <w:r>
+          <w:rPr>
+            <w:lang w:val="ar_AE" w:bidi="ar_AE"/>
+          </w:rPr>
+          <w:rPr>
+            <w:color w:val="0000EE"/>
+            <w:u w:val="single"/>
+          </w:rPr>
+          <w:t>إرميا 23:3</w:t>
         </w:r>
       </w:hyperlink>
       <w:r>
@@ -1171,16 +4236,105 @@
         </w:rPr>
         <w:t xml:space="preserve">؛ </w:t>
       </w:r>
-      <w:hyperlink r:id="rId47">
-        <w:r>
-          <w:rPr>
-            <w:lang w:val="ar_AE" w:bidi="ar_AE"/>
-          </w:rPr>
-          <w:rPr>
-            <w:color w:val="0000EE"/>
-            <w:u w:val="single"/>
-          </w:rPr>
-          <w:t>مزامير 66:6</w:t>
+      <w:hyperlink r:id="rId116">
+        <w:r>
+          <w:rPr>
+            <w:lang w:val="ar_AE" w:bidi="ar_AE"/>
+          </w:rPr>
+          <w:rPr>
+            <w:color w:val="0000EE"/>
+            <w:u w:val="single"/>
+          </w:rPr>
+          <w:t>حزقيال 36:35</w:t>
+        </w:r>
+      </w:hyperlink>
+      <w:r>
+        <w:rPr>
+          <w:lang w:val="ar_AE" w:bidi="ar_AE"/>
+        </w:rPr>
+        <w:t>).</w:t>
+      </w:r>
+      <w:r>
+        <w:rPr>
+          <w:lang w:val="ar_AE" w:bidi="ar_AE"/>
+        </w:rPr>
+      </w:r>
+      <w:r>
+        <w:rPr>
+          <w:lang w:val="ar_AE" w:bidi="ar_AE"/>
+        </w:rPr>
+      </w:r>
+    </w:p>
+    <w:p>
+      <w:pPr>
+        <w:bidi/>
+      </w:pPr>
+      <w:r>
+        <w:rPr>
+          <w:lang w:val="ar_AE" w:bidi="ar_AE"/>
+        </w:rPr>
+      </w:r>
+    </w:p>
+    <w:p>
+      <w:pPr>
+        <w:pStyle w:val="Heading2"/>
+        <w:bidi/>
+      </w:pPr>
+      <w:r>
+        <w:rPr>
+          <w:lang w:val="ar_AE" w:bidi="ar_AE"/>
+        </w:rPr>
+        <w:t>ناحوم 3: 19</w:t>
+      </w:r>
+      <w:r>
+        <w:rPr>
+          <w:lang w:val="ar_AE" w:bidi="ar_AE"/>
+        </w:rPr>
+      </w:r>
+    </w:p>
+    <w:p>
+      <w:pPr>
+        <w:bidi/>
+      </w:pPr>
+      <w:r>
+        <w:rPr>
+          <w:lang w:val="ar_AE" w:bidi="ar_AE"/>
+        </w:rPr>
+      </w:r>
+      <w:r>
+        <w:rPr>
+          <w:lang w:val="ar_AE" w:bidi="ar_AE"/>
+        </w:rPr>
+        <w:t>لقد استحقت نينوى الدمار بدلًا من الشفاء. ورغم أن الله كان صبورًا على نينوى في أيام يونان (</w:t>
+      </w:r>
+      <w:hyperlink r:id="rId117">
+        <w:r>
+          <w:rPr>
+            <w:lang w:val="ar_AE" w:bidi="ar_AE"/>
+          </w:rPr>
+          <w:rPr>
+            <w:color w:val="0000EE"/>
+            <w:u w:val="single"/>
+          </w:rPr>
+          <w:t>يونان 3:10</w:t>
+        </w:r>
+      </w:hyperlink>
+      <w:r>
+        <w:rPr>
+          <w:lang w:val="ar_AE" w:bidi="ar_AE"/>
+        </w:rPr>
+        <w:t xml:space="preserve">)، إلا أن الأشوريين عادوا إلى القسوة وسيحصدون نتائج شرهم (انظر </w:t>
+      </w:r>
+      <w:hyperlink r:id="rId118">
+        <w:r>
+          <w:rPr>
+            <w:lang w:val="ar_AE" w:bidi="ar_AE"/>
+          </w:rPr>
+          <w:rPr>
+            <w:color w:val="0000EE"/>
+            <w:u w:val="single"/>
+          </w:rPr>
+          <w:t>أمثال 11:16–19</w:t>
         </w:r>
       </w:hyperlink>
       <w:r>
@@ -1189,16 +4343,16 @@
         </w:rPr>
         <w:t xml:space="preserve">؛ </w:t>
       </w:r>
-      <w:hyperlink r:id="rId48">
-        <w:r>
-          <w:rPr>
-            <w:lang w:val="ar_AE" w:bidi="ar_AE"/>
-          </w:rPr>
-          <w:rPr>
-            <w:color w:val="0000EE"/>
-            <w:u w:val="single"/>
-          </w:rPr>
-          <w:t>77:16</w:t>
+      <w:hyperlink r:id="rId119">
+        <w:r>
+          <w:rPr>
+            <w:lang w:val="ar_AE" w:bidi="ar_AE"/>
+          </w:rPr>
+          <w:rPr>
+            <w:color w:val="0000EE"/>
+            <w:u w:val="single"/>
+          </w:rPr>
+          <w:t>إشعياء 66:5–6</w:t>
         </w:r>
       </w:hyperlink>
       <w:r>
@@ -1207,3203 +4361,7 @@
         </w:rPr>
         <w:t xml:space="preserve">؛ </w:t>
       </w:r>
-      <w:hyperlink r:id="rId49">
-        <w:r>
-          <w:rPr>
-            <w:lang w:val="ar_AE" w:bidi="ar_AE"/>
-          </w:rPr>
-          <w:rPr>
-            <w:color w:val="0000EE"/>
-            <w:u w:val="single"/>
-          </w:rPr>
-          <w:t>حبقوق 3:15</w:t>
-        </w:r>
-      </w:hyperlink>
-      <w:r>
-        <w:rPr>
-          <w:lang w:val="ar_AE" w:bidi="ar_AE"/>
-        </w:rPr>
-        <w:t xml:space="preserve">). وقد دحضت قدرة الله على المياه أساطير الكنعانيين القدماء، الذين اعتقدوا أن المحيطات والأنهار كانت تحت سيطرة إله البحر، يام. • باشان، الواقعة شرق بحر الجليل، كانت معروفة بمراعيها الغنية، المثالية لتربية الماشية (قارن </w:t>
-      </w:r>
-      <w:hyperlink r:id="rId50">
-        <w:r>
-          <w:rPr>
-            <w:lang w:val="ar_AE" w:bidi="ar_AE"/>
-          </w:rPr>
-          <w:rPr>
-            <w:color w:val="0000EE"/>
-            <w:u w:val="single"/>
-          </w:rPr>
-          <w:t>ميخا 7:14</w:t>
-        </w:r>
-      </w:hyperlink>
-      <w:r>
-        <w:rPr>
-          <w:lang w:val="ar_AE" w:bidi="ar_AE"/>
-        </w:rPr>
-        <w:t>). • الكرمل، على ساحل البحر الأبيض المتوسط ​​في وسط كنعان، اشتهر بجماله وخصوبته (</w:t>
-      </w:r>
-      <w:hyperlink r:id="rId51">
-        <w:r>
-          <w:rPr>
-            <w:lang w:val="ar_AE" w:bidi="ar_AE"/>
-          </w:rPr>
-          <w:rPr>
-            <w:color w:val="0000EE"/>
-            <w:u w:val="single"/>
-          </w:rPr>
-          <w:t>نشيد الأنشاد 7:5</w:t>
-        </w:r>
-      </w:hyperlink>
-      <w:r>
-        <w:rPr>
-          <w:lang w:val="ar_AE" w:bidi="ar_AE"/>
-        </w:rPr>
-        <w:t xml:space="preserve">؛ </w:t>
-      </w:r>
-      <w:hyperlink r:id="rId52">
-        <w:r>
-          <w:rPr>
-            <w:lang w:val="ar_AE" w:bidi="ar_AE"/>
-          </w:rPr>
-          <w:rPr>
-            <w:color w:val="0000EE"/>
-            <w:u w:val="single"/>
-          </w:rPr>
-          <w:t>إرميا 50:19</w:t>
-        </w:r>
-      </w:hyperlink>
-      <w:r>
-        <w:rPr>
-          <w:lang w:val="ar_AE" w:bidi="ar_AE"/>
-        </w:rPr>
-        <w:t>). • كانت لبنان مشهورة بأرزها العظيم (</w:t>
-      </w:r>
-      <w:hyperlink r:id="rId53">
-        <w:r>
-          <w:rPr>
-            <w:lang w:val="ar_AE" w:bidi="ar_AE"/>
-          </w:rPr>
-          <w:rPr>
-            <w:color w:val="0000EE"/>
-            <w:u w:val="single"/>
-          </w:rPr>
-          <w:t>1 ملوك 5:6–18</w:t>
-        </w:r>
-      </w:hyperlink>
-      <w:r>
-        <w:rPr>
-          <w:lang w:val="ar_AE" w:bidi="ar_AE"/>
-        </w:rPr>
-        <w:t>). يسرد ناحوم هذه المناطق ليثبت أنه حتى أكثر الأماكن خصوبة وإنتاجية على وجه الأرض لا يمكنها أن تصمد أمام قوة دينونة الله.</w:t>
-      </w:r>
-      <w:r>
-        <w:rPr>
-          <w:lang w:val="ar_AE" w:bidi="ar_AE"/>
-        </w:rPr>
-      </w:r>
-      <w:r>
-        <w:rPr>
-          <w:lang w:val="ar_AE" w:bidi="ar_AE"/>
-        </w:rPr>
-      </w:r>
-    </w:p>
-    <w:p>
-      <w:pPr>
-        <w:bidi/>
-      </w:pPr>
-      <w:r>
-        <w:rPr>
-          <w:lang w:val="ar_AE" w:bidi="ar_AE"/>
-        </w:rPr>
-      </w:r>
-    </w:p>
-    <w:p>
-      <w:pPr>
-        <w:pStyle w:val="Heading2"/>
-        <w:bidi/>
-      </w:pPr>
-      <w:r>
-        <w:rPr>
-          <w:lang w:val="ar_AE" w:bidi="ar_AE"/>
-        </w:rPr>
-        <w:t>ناحوم 1: 5</w:t>
-      </w:r>
-      <w:r>
-        <w:rPr>
-          <w:lang w:val="ar_AE" w:bidi="ar_AE"/>
-        </w:rPr>
-      </w:r>
-    </w:p>
-    <w:p>
-      <w:pPr>
-        <w:bidi/>
-      </w:pPr>
-      <w:r>
-        <w:rPr>
-          <w:lang w:val="ar_AE" w:bidi="ar_AE"/>
-        </w:rPr>
-      </w:r>
-      <w:r>
-        <w:rPr>
-          <w:lang w:val="ar_AE" w:bidi="ar_AE"/>
-        </w:rPr>
-        <w:t xml:space="preserve">كثيرًا ما يذكر شِعر العهد القديم اهتزاز الأرض لإحياء ذكرى فترة الخروج (مثلًا، </w:t>
-      </w:r>
-      <w:hyperlink r:id="rId54">
-        <w:r>
-          <w:rPr>
-            <w:lang w:val="ar_AE" w:bidi="ar_AE"/>
-          </w:rPr>
-          <w:rPr>
-            <w:color w:val="0000EE"/>
-            <w:u w:val="single"/>
-          </w:rPr>
-          <w:t>مزمور 18:7</w:t>
-        </w:r>
-      </w:hyperlink>
-      <w:r>
-        <w:rPr>
-          <w:lang w:val="ar_AE" w:bidi="ar_AE"/>
-        </w:rPr>
-        <w:t xml:space="preserve">؛ </w:t>
-      </w:r>
-      <w:hyperlink r:id="rId55">
-        <w:r>
-          <w:rPr>
-            <w:lang w:val="ar_AE" w:bidi="ar_AE"/>
-          </w:rPr>
-          <w:rPr>
-            <w:color w:val="0000EE"/>
-            <w:u w:val="single"/>
-          </w:rPr>
-          <w:t>حبقوق 3:6</w:t>
-        </w:r>
-      </w:hyperlink>
-      <w:r>
-        <w:rPr>
-          <w:lang w:val="ar_AE" w:bidi="ar_AE"/>
-        </w:rPr>
-        <w:t xml:space="preserve">؛ انظر </w:t>
-      </w:r>
-      <w:hyperlink r:id="rId56">
-        <w:r>
-          <w:rPr>
-            <w:lang w:val="ar_AE" w:bidi="ar_AE"/>
-          </w:rPr>
-          <w:rPr>
-            <w:color w:val="0000EE"/>
-            <w:u w:val="single"/>
-          </w:rPr>
-          <w:t>خروج 19:18</w:t>
-        </w:r>
-      </w:hyperlink>
-      <w:r>
-        <w:rPr>
-          <w:lang w:val="ar_AE" w:bidi="ar_AE"/>
-        </w:rPr>
-        <w:t>).</w:t>
-      </w:r>
-      <w:r>
-        <w:rPr>
-          <w:lang w:val="ar_AE" w:bidi="ar_AE"/>
-        </w:rPr>
-      </w:r>
-      <w:r>
-        <w:rPr>
-          <w:lang w:val="ar_AE" w:bidi="ar_AE"/>
-        </w:rPr>
-      </w:r>
-    </w:p>
-    <w:p>
-      <w:pPr>
-        <w:bidi/>
-      </w:pPr>
-      <w:r>
-        <w:rPr>
-          <w:lang w:val="ar_AE" w:bidi="ar_AE"/>
-        </w:rPr>
-      </w:r>
-    </w:p>
-    <w:p>
-      <w:pPr>
-        <w:pStyle w:val="Heading2"/>
-        <w:bidi/>
-      </w:pPr>
-      <w:r>
-        <w:rPr>
-          <w:lang w:val="ar_AE" w:bidi="ar_AE"/>
-        </w:rPr>
-        <w:t>ناحوم 1: 6</w:t>
-      </w:r>
-      <w:r>
-        <w:rPr>
-          <w:lang w:val="ar_AE" w:bidi="ar_AE"/>
-        </w:rPr>
-      </w:r>
-    </w:p>
-    <w:p>
-      <w:pPr>
-        <w:bidi/>
-      </w:pPr>
-      <w:r>
-        <w:rPr>
-          <w:lang w:val="ar_AE" w:bidi="ar_AE"/>
-        </w:rPr>
-      </w:r>
-      <w:r>
-        <w:rPr>
-          <w:lang w:val="ar_AE" w:bidi="ar_AE"/>
-        </w:rPr>
-        <w:t xml:space="preserve">تتكرر الكلمة العبرية المترجمة إلى "غضب" في </w:t>
-      </w:r>
-      <w:hyperlink r:id="rId57">
-        <w:r>
-          <w:rPr>
-            <w:lang w:val="ar_AE" w:bidi="ar_AE"/>
-          </w:rPr>
-          <w:rPr>
-            <w:color w:val="0000EE"/>
-            <w:u w:val="single"/>
-          </w:rPr>
-          <w:t>1:2</w:t>
-        </w:r>
-      </w:hyperlink>
-      <w:r>
-        <w:rPr>
-          <w:lang w:val="ar_AE" w:bidi="ar_AE"/>
-        </w:rPr>
-        <w:t xml:space="preserve">. وهذا التكرار يُحدد الآيات </w:t>
-      </w:r>
-      <w:hyperlink r:id="rId28">
-        <w:r>
-          <w:rPr>
-            <w:lang w:val="ar_AE" w:bidi="ar_AE"/>
-          </w:rPr>
-          <w:rPr>
-            <w:color w:val="0000EE"/>
-            <w:u w:val="single"/>
-          </w:rPr>
-          <w:t>1:2–6</w:t>
-        </w:r>
-      </w:hyperlink>
-      <w:r>
-        <w:rPr>
-          <w:lang w:val="ar_AE" w:bidi="ar_AE"/>
-        </w:rPr>
-        <w:t xml:space="preserve"> باعتبارها وحدة شعرية متكاملة.</w:t>
-      </w:r>
-      <w:r>
-        <w:rPr>
-          <w:lang w:val="ar_AE" w:bidi="ar_AE"/>
-        </w:rPr>
-      </w:r>
-      <w:r>
-        <w:rPr>
-          <w:lang w:val="ar_AE" w:bidi="ar_AE"/>
-        </w:rPr>
-      </w:r>
-    </w:p>
-    <w:p>
-      <w:pPr>
-        <w:bidi/>
-      </w:pPr>
-      <w:r>
-        <w:rPr>
-          <w:lang w:val="ar_AE" w:bidi="ar_AE"/>
-        </w:rPr>
-      </w:r>
-    </w:p>
-    <w:p>
-      <w:pPr>
-        <w:pStyle w:val="Heading2"/>
-        <w:bidi/>
-      </w:pPr>
-      <w:r>
-        <w:rPr>
-          <w:lang w:val="ar_AE" w:bidi="ar_AE"/>
-        </w:rPr>
-        <w:t>ناحوم 1: 7</w:t>
-      </w:r>
-      <w:r>
-        <w:rPr>
-          <w:lang w:val="ar_AE" w:bidi="ar_AE"/>
-        </w:rPr>
-      </w:r>
-    </w:p>
-    <w:p>
-      <w:pPr>
-        <w:bidi/>
-      </w:pPr>
-      <w:r>
-        <w:rPr>
-          <w:lang w:val="ar_AE" w:bidi="ar_AE"/>
-        </w:rPr>
-      </w:r>
-      <w:r>
-        <w:rPr>
-          <w:lang w:val="ar_AE" w:bidi="ar_AE"/>
-        </w:rPr>
-        <w:t>صَالِحٌ هُوَ الرَّبُّ: يتصرف الله بعدل عندما يدين الأشرار، ويمنح ملجأ لأولئك الذين يثقون به. فيقبلهم ويحميهم في وسط تجارب الحياة (</w:t>
-      </w:r>
-      <w:hyperlink r:id="rId58">
-        <w:r>
-          <w:rPr>
-            <w:lang w:val="ar_AE" w:bidi="ar_AE"/>
-          </w:rPr>
-          <w:rPr>
-            <w:color w:val="0000EE"/>
-            <w:u w:val="single"/>
-          </w:rPr>
-          <w:t>مزمور 18:2</w:t>
-        </w:r>
-      </w:hyperlink>
-      <w:r>
-        <w:rPr>
-          <w:lang w:val="ar_AE" w:bidi="ar_AE"/>
-        </w:rPr>
-        <w:t xml:space="preserve">؛ </w:t>
-      </w:r>
-      <w:hyperlink r:id="rId59">
-        <w:r>
-          <w:rPr>
-            <w:lang w:val="ar_AE" w:bidi="ar_AE"/>
-          </w:rPr>
-          <w:rPr>
-            <w:color w:val="0000EE"/>
-            <w:u w:val="single"/>
-          </w:rPr>
-          <w:t>62:5–7</w:t>
-        </w:r>
-      </w:hyperlink>
-      <w:r>
-        <w:rPr>
-          <w:lang w:val="ar_AE" w:bidi="ar_AE"/>
-        </w:rPr>
-        <w:t>). ويمكن لصلاح الله الغني أن يقود الأفراد إلى التوبة (</w:t>
-      </w:r>
-      <w:hyperlink r:id="rId60">
-        <w:r>
-          <w:rPr>
-            <w:lang w:val="ar_AE" w:bidi="ar_AE"/>
-          </w:rPr>
-          <w:rPr>
-            <w:color w:val="0000EE"/>
-            <w:u w:val="single"/>
-          </w:rPr>
-          <w:t>رومية 2:2–4</w:t>
-        </w:r>
-      </w:hyperlink>
-      <w:r>
-        <w:rPr>
-          <w:lang w:val="ar_AE" w:bidi="ar_AE"/>
-        </w:rPr>
-        <w:t>).</w:t>
-      </w:r>
-      <w:r>
-        <w:rPr>
-          <w:lang w:val="ar_AE" w:bidi="ar_AE"/>
-        </w:rPr>
-      </w:r>
-      <w:r>
-        <w:rPr>
-          <w:lang w:val="ar_AE" w:bidi="ar_AE"/>
-        </w:rPr>
-      </w:r>
-    </w:p>
-    <w:p>
-      <w:pPr>
-        <w:bidi/>
-      </w:pPr>
-      <w:r>
-        <w:rPr>
-          <w:lang w:val="ar_AE" w:bidi="ar_AE"/>
-        </w:rPr>
-      </w:r>
-    </w:p>
-    <w:p>
-      <w:pPr>
-        <w:pStyle w:val="Heading2"/>
-        <w:bidi/>
-      </w:pPr>
-      <w:r>
-        <w:rPr>
-          <w:lang w:val="ar_AE" w:bidi="ar_AE"/>
-        </w:rPr>
-        <w:t>ناحوم 1: 7–11</w:t>
-      </w:r>
-      <w:r>
-        <w:rPr>
-          <w:lang w:val="ar_AE" w:bidi="ar_AE"/>
-        </w:rPr>
-      </w:r>
-    </w:p>
-    <w:p>
-      <w:pPr>
-        <w:bidi/>
-      </w:pPr>
-      <w:r>
-        <w:rPr>
-          <w:lang w:val="ar_AE" w:bidi="ar_AE"/>
-        </w:rPr>
-      </w:r>
-      <w:r>
-        <w:rPr>
-          <w:lang w:val="ar_AE" w:bidi="ar_AE"/>
-        </w:rPr>
-        <w:t xml:space="preserve">يركز هذا المقطع الثاني (انظر </w:t>
-      </w:r>
-      <w:r>
-        <w:rPr>
-          <w:lang w:val="ar_AE" w:bidi="ar_AE"/>
-        </w:rPr>
-        <w:t>ملاحظة الدراسة على 1:2–11</w:t>
-      </w:r>
-      <w:r>
-        <w:rPr>
-          <w:lang w:val="ar_AE" w:bidi="ar_AE"/>
-        </w:rPr>
-        <w:t>) على سيادة الله وبرّه وعدله في التعامل مع جميع الناس.</w:t>
-      </w:r>
-      <w:r>
-        <w:rPr>
-          <w:lang w:val="ar_AE" w:bidi="ar_AE"/>
-        </w:rPr>
-      </w:r>
-      <w:r>
-        <w:rPr>
-          <w:lang w:val="ar_AE" w:bidi="ar_AE"/>
-        </w:rPr>
-      </w:r>
-    </w:p>
-    <w:p>
-      <w:pPr>
-        <w:bidi/>
-      </w:pPr>
-      <w:r>
-        <w:rPr>
-          <w:lang w:val="ar_AE" w:bidi="ar_AE"/>
-        </w:rPr>
-      </w:r>
-    </w:p>
-    <w:p>
-      <w:pPr>
-        <w:pStyle w:val="Heading2"/>
-        <w:bidi/>
-      </w:pPr>
-      <w:r>
-        <w:rPr>
-          <w:lang w:val="ar_AE" w:bidi="ar_AE"/>
-        </w:rPr>
-        <w:t>ناحوم 1: 8</w:t>
-      </w:r>
-      <w:r>
-        <w:rPr>
-          <w:lang w:val="ar_AE" w:bidi="ar_AE"/>
-        </w:rPr>
-      </w:r>
-    </w:p>
-    <w:p>
-      <w:pPr>
-        <w:bidi/>
-      </w:pPr>
-      <w:r>
-        <w:rPr>
-          <w:lang w:val="ar_AE" w:bidi="ar_AE"/>
-        </w:rPr>
-      </w:r>
-      <w:r>
-        <w:rPr>
-          <w:lang w:val="ar_AE" w:bidi="ar_AE"/>
-        </w:rPr>
-        <w:t xml:space="preserve">بِطُوفَانٍ عَابِرٍ: استعارة عن طبيعة دينونة الله القوية (انظر </w:t>
-      </w:r>
-      <w:hyperlink r:id="rId61">
-        <w:r>
-          <w:rPr>
-            <w:lang w:val="ar_AE" w:bidi="ar_AE"/>
-          </w:rPr>
-          <w:rPr>
-            <w:color w:val="0000EE"/>
-            <w:u w:val="single"/>
-          </w:rPr>
-          <w:t>2:6</w:t>
-        </w:r>
-      </w:hyperlink>
-      <w:r>
-        <w:rPr>
-          <w:lang w:val="ar_AE" w:bidi="ar_AE"/>
-        </w:rPr>
-        <w:t>).</w:t>
-      </w:r>
-      <w:r>
-        <w:rPr>
-          <w:lang w:val="ar_AE" w:bidi="ar_AE"/>
-        </w:rPr>
-      </w:r>
-      <w:r>
-        <w:rPr>
-          <w:lang w:val="ar_AE" w:bidi="ar_AE"/>
-        </w:rPr>
-      </w:r>
-    </w:p>
-    <w:p>
-      <w:pPr>
-        <w:bidi/>
-      </w:pPr>
-      <w:r>
-        <w:rPr>
-          <w:lang w:val="ar_AE" w:bidi="ar_AE"/>
-        </w:rPr>
-      </w:r>
-    </w:p>
-    <w:p>
-      <w:pPr>
-        <w:pStyle w:val="Heading2"/>
-        <w:bidi/>
-      </w:pPr>
-      <w:r>
-        <w:rPr>
-          <w:lang w:val="ar_AE" w:bidi="ar_AE"/>
-        </w:rPr>
-        <w:t>ناحوم 1: 9</w:t>
-      </w:r>
-      <w:r>
-        <w:rPr>
-          <w:lang w:val="ar_AE" w:bidi="ar_AE"/>
-        </w:rPr>
-      </w:r>
-    </w:p>
-    <w:p>
-      <w:pPr>
-        <w:bidi/>
-      </w:pPr>
-      <w:r>
-        <w:rPr>
-          <w:lang w:val="ar_AE" w:bidi="ar_AE"/>
-        </w:rPr>
-      </w:r>
-      <w:r>
-        <w:rPr>
-          <w:lang w:val="ar_AE" w:bidi="ar_AE"/>
-        </w:rPr>
-        <w:t>مَاذَا تَفْتَكِرُونَ عَلَى الرَّبِّ؟: لا يمكن لأي مخطط أو مؤامرة بشرية ضد الله أن تنجح. إن خطط الإنسان لا قيمة لها إذا كانت لا تتوافق مع خطط الله (</w:t>
-      </w:r>
-      <w:hyperlink r:id="rId62">
-        <w:r>
-          <w:rPr>
-            <w:lang w:val="ar_AE" w:bidi="ar_AE"/>
-          </w:rPr>
-          <w:rPr>
-            <w:color w:val="0000EE"/>
-            <w:u w:val="single"/>
-          </w:rPr>
-          <w:t>مزمور 2</w:t>
-        </w:r>
-      </w:hyperlink>
-      <w:r>
-        <w:rPr>
-          <w:lang w:val="ar_AE" w:bidi="ar_AE"/>
-        </w:rPr>
-        <w:t xml:space="preserve">؛ </w:t>
-      </w:r>
-      <w:hyperlink r:id="rId63">
-        <w:r>
-          <w:rPr>
-            <w:lang w:val="ar_AE" w:bidi="ar_AE"/>
-          </w:rPr>
-          <w:rPr>
-            <w:color w:val="0000EE"/>
-            <w:u w:val="single"/>
-          </w:rPr>
-          <w:t>إشعياء 14:26–27</w:t>
-        </w:r>
-      </w:hyperlink>
-      <w:r>
-        <w:rPr>
-          <w:lang w:val="ar_AE" w:bidi="ar_AE"/>
-        </w:rPr>
-        <w:t xml:space="preserve">؛ </w:t>
-      </w:r>
-      <w:hyperlink r:id="rId64">
-        <w:r>
-          <w:rPr>
-            <w:lang w:val="ar_AE" w:bidi="ar_AE"/>
-          </w:rPr>
-          <w:rPr>
-            <w:color w:val="0000EE"/>
-            <w:u w:val="single"/>
-          </w:rPr>
-          <w:t>23:9</w:t>
-        </w:r>
-      </w:hyperlink>
-      <w:r>
-        <w:rPr>
-          <w:lang w:val="ar_AE" w:bidi="ar_AE"/>
-        </w:rPr>
-        <w:t>).</w:t>
-      </w:r>
-      <w:r>
-        <w:rPr>
-          <w:lang w:val="ar_AE" w:bidi="ar_AE"/>
-        </w:rPr>
-      </w:r>
-      <w:r>
-        <w:rPr>
-          <w:lang w:val="ar_AE" w:bidi="ar_AE"/>
-        </w:rPr>
-      </w:r>
-    </w:p>
-    <w:p>
-      <w:pPr>
-        <w:bidi/>
-      </w:pPr>
-      <w:r>
-        <w:rPr>
-          <w:lang w:val="ar_AE" w:bidi="ar_AE"/>
-        </w:rPr>
-      </w:r>
-    </w:p>
-    <w:p>
-      <w:pPr>
-        <w:pStyle w:val="Heading2"/>
-        <w:bidi/>
-      </w:pPr>
-      <w:r>
-        <w:rPr>
-          <w:lang w:val="ar_AE" w:bidi="ar_AE"/>
-        </w:rPr>
-        <w:t>ناحوم 1: 11</w:t>
-      </w:r>
-      <w:r>
-        <w:rPr>
-          <w:lang w:val="ar_AE" w:bidi="ar_AE"/>
-        </w:rPr>
-      </w:r>
-    </w:p>
-    <w:p>
-      <w:pPr>
-        <w:bidi/>
-      </w:pPr>
-      <w:r>
-        <w:rPr>
-          <w:lang w:val="ar_AE" w:bidi="ar_AE"/>
-        </w:rPr>
-      </w:r>
-      <w:r>
-        <w:rPr>
-          <w:lang w:val="ar_AE" w:bidi="ar_AE"/>
-        </w:rPr>
-        <w:t xml:space="preserve">الْمُفْتَكِرُ عَلَى الرَّبِّ شَرًّا هو ملك أشور. لقد تعامل الله أيضًا مع الغطرسة المتعجرفة لملك أشور في زمن حزقيا (حوالي 701 قبل الميلاد؛ انظر </w:t>
-      </w:r>
-      <w:hyperlink r:id="rId65">
-        <w:r>
-          <w:rPr>
-            <w:lang w:val="ar_AE" w:bidi="ar_AE"/>
-          </w:rPr>
-          <w:rPr>
-            <w:color w:val="0000EE"/>
-            <w:u w:val="single"/>
-          </w:rPr>
-          <w:t>2 ملوك 19:35–36</w:t>
-        </w:r>
-      </w:hyperlink>
-      <w:r>
-        <w:rPr>
-          <w:lang w:val="ar_AE" w:bidi="ar_AE"/>
-        </w:rPr>
-        <w:t>). الْمُفْتَكِرُ عَلَى الرَّبِّ شَرًّا (</w:t>
-      </w:r>
-      <w:r>
-        <w:rPr>
-          <w:i/>
-          <w:lang w:val="ar_AE" w:bidi="ar_AE"/>
-        </w:rPr>
-        <w:t>المشير الشرير)</w:t>
-      </w:r>
-      <w:r>
-        <w:rPr>
-          <w:lang w:val="ar_AE" w:bidi="ar_AE"/>
-        </w:rPr>
-        <w:t xml:space="preserve"> لأشور يتناقض مع المسيّا القادم، الملك الذي يُعرف بـ"العجيب المشير" (</w:t>
-      </w:r>
-      <w:hyperlink r:id="rId66">
-        <w:r>
-          <w:rPr>
-            <w:lang w:val="ar_AE" w:bidi="ar_AE"/>
-          </w:rPr>
-          <w:rPr>
-            <w:color w:val="0000EE"/>
-            <w:u w:val="single"/>
-          </w:rPr>
-          <w:t>إشعياء 9:6</w:t>
-        </w:r>
-      </w:hyperlink>
-      <w:r>
-        <w:rPr>
-          <w:lang w:val="ar_AE" w:bidi="ar_AE"/>
-        </w:rPr>
-        <w:t>).</w:t>
-      </w:r>
-      <w:r>
-        <w:rPr>
-          <w:lang w:val="ar_AE" w:bidi="ar_AE"/>
-        </w:rPr>
-      </w:r>
-      <w:r>
-        <w:rPr>
-          <w:lang w:val="ar_AE" w:bidi="ar_AE"/>
-        </w:rPr>
-      </w:r>
-    </w:p>
-    <w:p>
-      <w:pPr>
-        <w:bidi/>
-      </w:pPr>
-      <w:r>
-        <w:rPr>
-          <w:lang w:val="ar_AE" w:bidi="ar_AE"/>
-        </w:rPr>
-      </w:r>
-    </w:p>
-    <w:p>
-      <w:pPr>
-        <w:pStyle w:val="Heading2"/>
-        <w:bidi/>
-      </w:pPr>
-      <w:r>
-        <w:rPr>
-          <w:lang w:val="ar_AE" w:bidi="ar_AE"/>
-        </w:rPr>
-        <w:t>ناحوم 1: 12</w:t>
-      </w:r>
-      <w:r>
-        <w:rPr>
-          <w:lang w:val="ar_AE" w:bidi="ar_AE"/>
-        </w:rPr>
-      </w:r>
-    </w:p>
-    <w:p>
-      <w:pPr>
-        <w:bidi/>
-      </w:pPr>
-      <w:r>
-        <w:rPr>
-          <w:lang w:val="ar_AE" w:bidi="ar_AE"/>
-        </w:rPr>
-      </w:r>
-      <w:r>
-        <w:rPr>
-          <w:lang w:val="ar_AE" w:bidi="ar_AE"/>
-        </w:rPr>
-        <w:t>كان حلفاء الآشوريين ممالك تابعة أو خاضعة، بما في ذلك مصر التي كانت قوية في السابق. ومن المفارقات أن تحالفًا من الحلفاء السابقين أسقط تدريجيًا الإمبراطورية الآشورية الجديدة العظيمة بين 625 و605 قبل الميلاد. يشير تعبير "يا شعبي" إلى يهوذا، الذين عاقبهم الله سابقًا عندما شنّ الملك الآشوري سنحاريب (704–681 قبل الميلاد) حملة في عام 701 قبل الميلاد على الولايات الغربية في الشرق الأدنى. وبينما فشل سنحاريب في الاستيلاء على أورشليم (</w:t>
-      </w:r>
-      <w:hyperlink r:id="rId67">
-        <w:r>
-          <w:rPr>
-            <w:lang w:val="ar_AE" w:bidi="ar_AE"/>
-          </w:rPr>
-          <w:rPr>
-            <w:color w:val="0000EE"/>
-            <w:u w:val="single"/>
-          </w:rPr>
-          <w:t>2 ملوك 19:32–36</w:t>
-        </w:r>
-      </w:hyperlink>
-      <w:r>
-        <w:rPr>
-          <w:lang w:val="ar_AE" w:bidi="ar_AE"/>
-        </w:rPr>
-        <w:t>)، إلا أنه تفاخر في سجلاته بجمع جزية أورشليم وكمية هائلة من الغنائم من ستة وأربعين مدينة في يهوذا. وعلى الرغم من أن يهوذا أصبحت الآن تحت التبعية وواجهت احتمال العدوان الآشوري المستمر، إلا أن أشور لم تهزم المملكة الجنوبية. على أية حال، فإن بابل قد فعلت ذلك في عام 586 قبل الميلاد. فللأسف، لم يستمع لا إسرائيل ولا يهوذا إلى تحذيرات الله المتكررة بأن الفشل في التوبة سيؤدي إلى الدينونة (</w:t>
-      </w:r>
-      <w:hyperlink r:id="rId68">
-        <w:r>
-          <w:rPr>
-            <w:lang w:val="ar_AE" w:bidi="ar_AE"/>
-          </w:rPr>
-          <w:rPr>
-            <w:color w:val="0000EE"/>
-            <w:u w:val="single"/>
-          </w:rPr>
-          <w:t>هوشع 11:5</w:t>
-        </w:r>
-      </w:hyperlink>
-      <w:r>
-        <w:rPr>
-          <w:lang w:val="ar_AE" w:bidi="ar_AE"/>
-        </w:rPr>
-        <w:t xml:space="preserve">؛ </w:t>
-      </w:r>
-      <w:hyperlink r:id="rId69">
-        <w:r>
-          <w:rPr>
-            <w:lang w:val="ar_AE" w:bidi="ar_AE"/>
-          </w:rPr>
-          <w:rPr>
-            <w:color w:val="0000EE"/>
-            <w:u w:val="single"/>
-          </w:rPr>
-          <w:t>يوئيل 2:1–27</w:t>
-        </w:r>
-      </w:hyperlink>
-      <w:r>
-        <w:rPr>
-          <w:lang w:val="ar_AE" w:bidi="ar_AE"/>
-        </w:rPr>
-        <w:t>).</w:t>
-      </w:r>
-      <w:r>
-        <w:rPr>
-          <w:lang w:val="ar_AE" w:bidi="ar_AE"/>
-        </w:rPr>
-      </w:r>
-      <w:r>
-        <w:rPr>
-          <w:lang w:val="ar_AE" w:bidi="ar_AE"/>
-        </w:rPr>
-      </w:r>
-    </w:p>
-    <w:p>
-      <w:pPr>
-        <w:bidi/>
-      </w:pPr>
-      <w:r>
-        <w:rPr>
-          <w:lang w:val="ar_AE" w:bidi="ar_AE"/>
-        </w:rPr>
-      </w:r>
-    </w:p>
-    <w:p>
-      <w:pPr>
-        <w:pStyle w:val="Heading2"/>
-        <w:bidi/>
-      </w:pPr>
-      <w:r>
-        <w:rPr>
-          <w:lang w:val="ar_AE" w:bidi="ar_AE"/>
-        </w:rPr>
-        <w:t>ناحوم 1: 14</w:t>
-      </w:r>
-      <w:r>
-        <w:rPr>
-          <w:lang w:val="ar_AE" w:bidi="ar_AE"/>
-        </w:rPr>
-      </w:r>
-    </w:p>
-    <w:p>
-      <w:pPr>
-        <w:bidi/>
-      </w:pPr>
-      <w:r>
-        <w:rPr>
-          <w:lang w:val="ar_AE" w:bidi="ar_AE"/>
-        </w:rPr>
-      </w:r>
-      <w:r>
-        <w:rPr>
-          <w:lang w:val="ar_AE" w:bidi="ar_AE"/>
-        </w:rPr>
-        <w:t>لاَ يُزْرَعُ مِنِ اسْمِكَ فِي مَا بَعْدُ: ستُباد نينوى بالكامل. إن قطع اسم الشخص وتركه بدون ذرية يعني هلاكه تمامًا (</w:t>
-      </w:r>
-      <w:hyperlink r:id="rId70">
-        <w:r>
-          <w:rPr>
-            <w:lang w:val="ar_AE" w:bidi="ar_AE"/>
-          </w:rPr>
-          <w:rPr>
-            <w:color w:val="0000EE"/>
-            <w:u w:val="single"/>
-          </w:rPr>
-          <w:t>1 صموئيل 24:21</w:t>
-        </w:r>
-      </w:hyperlink>
-      <w:r>
-        <w:rPr>
-          <w:lang w:val="ar_AE" w:bidi="ar_AE"/>
-        </w:rPr>
-        <w:t xml:space="preserve">؛ </w:t>
-      </w:r>
-      <w:hyperlink r:id="rId71">
-        <w:r>
-          <w:rPr>
-            <w:lang w:val="ar_AE" w:bidi="ar_AE"/>
-          </w:rPr>
-          <w:rPr>
-            <w:color w:val="0000EE"/>
-            <w:u w:val="single"/>
-          </w:rPr>
-          <w:t>أيّوب 18:17</w:t>
-        </w:r>
-      </w:hyperlink>
-      <w:r>
-        <w:rPr>
-          <w:lang w:val="ar_AE" w:bidi="ar_AE"/>
-        </w:rPr>
-        <w:t xml:space="preserve">؛ </w:t>
-      </w:r>
-      <w:hyperlink r:id="rId72">
-        <w:r>
-          <w:rPr>
-            <w:lang w:val="ar_AE" w:bidi="ar_AE"/>
-          </w:rPr>
-          <w:rPr>
-            <w:color w:val="0000EE"/>
-            <w:u w:val="single"/>
-          </w:rPr>
-          <w:t>إشعياء 14:22</w:t>
-        </w:r>
-      </w:hyperlink>
-      <w:r>
-        <w:rPr>
-          <w:lang w:val="ar_AE" w:bidi="ar_AE"/>
-        </w:rPr>
-        <w:t>). • لم يستطع أي من آلهة أشور المبجلة أن ينقذ نينوى من حكم الله بالموت. • كان الله بالفعل يُعد قبرًا لنينوى ويوجه أعداء أشور لتدمير المدينة. وقد سقطت مدن أشور الفخورة واحدة تلو الأخرى تحت الهجمات المشتركة للكلدانيين والماديين والبربر الهوريين. وسقطت نينوى نفسها في عام 612 قبل الميلاد.</w:t>
-      </w:r>
-      <w:r>
-        <w:rPr>
-          <w:lang w:val="ar_AE" w:bidi="ar_AE"/>
-        </w:rPr>
-      </w:r>
-      <w:r>
-        <w:rPr>
-          <w:lang w:val="ar_AE" w:bidi="ar_AE"/>
-        </w:rPr>
-      </w:r>
-    </w:p>
-    <w:p>
-      <w:pPr>
-        <w:bidi/>
-      </w:pPr>
-      <w:r>
-        <w:rPr>
-          <w:lang w:val="ar_AE" w:bidi="ar_AE"/>
-        </w:rPr>
-      </w:r>
-    </w:p>
-    <w:p>
-      <w:pPr>
-        <w:pStyle w:val="Heading2"/>
-        <w:bidi/>
-      </w:pPr>
-      <w:r>
-        <w:rPr>
-          <w:lang w:val="ar_AE" w:bidi="ar_AE"/>
-        </w:rPr>
-        <w:t>ناحوم 1: 15</w:t>
-      </w:r>
-      <w:r>
-        <w:rPr>
-          <w:lang w:val="ar_AE" w:bidi="ar_AE"/>
-        </w:rPr>
-      </w:r>
-    </w:p>
-    <w:p>
-      <w:pPr>
-        <w:bidi/>
-      </w:pPr>
-      <w:r>
-        <w:rPr>
-          <w:lang w:val="ar_AE" w:bidi="ar_AE"/>
-        </w:rPr>
-      </w:r>
-      <w:r>
-        <w:rPr>
-          <w:lang w:val="ar_AE" w:bidi="ar_AE"/>
-        </w:rPr>
-        <w:t>يُكمل ناحوم نبوته عن تحرير يهوذا من العبودية (</w:t>
-      </w:r>
-      <w:hyperlink r:id="rId73">
-        <w:r>
-          <w:rPr>
-            <w:lang w:val="ar_AE" w:bidi="ar_AE"/>
-          </w:rPr>
-          <w:rPr>
-            <w:color w:val="0000EE"/>
-            <w:u w:val="single"/>
-          </w:rPr>
-          <w:t>1:13</w:t>
-        </w:r>
-      </w:hyperlink>
-      <w:r>
-        <w:rPr>
-          <w:lang w:val="ar_AE" w:bidi="ar_AE"/>
-        </w:rPr>
-        <w:t xml:space="preserve">) بنبوة عن وصول رسول يحمل الأخبار السارة عن استعادة السلام (انظر أيضًا </w:t>
-      </w:r>
-      <w:hyperlink r:id="rId74">
-        <w:r>
-          <w:rPr>
-            <w:lang w:val="ar_AE" w:bidi="ar_AE"/>
-          </w:rPr>
-          <w:rPr>
-            <w:color w:val="0000EE"/>
-            <w:u w:val="single"/>
-          </w:rPr>
-          <w:t>إشعياء 52:7</w:t>
-        </w:r>
-      </w:hyperlink>
-      <w:r>
-        <w:rPr>
-          <w:lang w:val="ar_AE" w:bidi="ar_AE"/>
-        </w:rPr>
-        <w:t>). وكانت رسالة السلام هي أن قبضة أشور على يهوذا سوف تنكسر، وأن شعب الله سوف يتحرر من أعبائها. حدث هذا خلال حكم يوشيا (640–609 قبل الميلاد)، بعد وفاة الملك الآشوري آشوربانيبال في 626 قبل الميلاد. هذه الرسالة السياسية تقدم لمحة من انتصار الله النهائي على الشر، عندما يتحرر شعبه من عبودية الخطية من خلال عمل المسيح الخلاصي وينال السلام الأبدي (</w:t>
-      </w:r>
-      <w:hyperlink r:id="rId75">
-        <w:r>
-          <w:rPr>
-            <w:lang w:val="ar_AE" w:bidi="ar_AE"/>
-          </w:rPr>
-          <w:rPr>
-            <w:color w:val="0000EE"/>
-            <w:u w:val="single"/>
-          </w:rPr>
-          <w:t>صفنيا 3:13</w:t>
-        </w:r>
-      </w:hyperlink>
-      <w:r>
-        <w:rPr>
-          <w:lang w:val="ar_AE" w:bidi="ar_AE"/>
-        </w:rPr>
-        <w:t xml:space="preserve">؛ </w:t>
-      </w:r>
-      <w:hyperlink r:id="rId76">
-        <w:r>
-          <w:rPr>
-            <w:lang w:val="ar_AE" w:bidi="ar_AE"/>
-          </w:rPr>
-          <w:rPr>
-            <w:color w:val="0000EE"/>
-            <w:u w:val="single"/>
-          </w:rPr>
-          <w:t>لوقا 2:10–14</w:t>
-        </w:r>
-      </w:hyperlink>
-      <w:r>
-        <w:rPr>
-          <w:lang w:val="ar_AE" w:bidi="ar_AE"/>
-        </w:rPr>
-        <w:t xml:space="preserve">؛ </w:t>
-      </w:r>
-      <w:hyperlink r:id="rId77">
-        <w:r>
-          <w:rPr>
-            <w:lang w:val="ar_AE" w:bidi="ar_AE"/>
-          </w:rPr>
-          <w:rPr>
-            <w:color w:val="0000EE"/>
-            <w:u w:val="single"/>
-          </w:rPr>
-          <w:t>أعمال 10:34–43</w:t>
-        </w:r>
-      </w:hyperlink>
-      <w:r>
-        <w:rPr>
-          <w:lang w:val="ar_AE" w:bidi="ar_AE"/>
-        </w:rPr>
-        <w:t xml:space="preserve">؛ </w:t>
-      </w:r>
-      <w:hyperlink r:id="rId78">
-        <w:r>
-          <w:rPr>
-            <w:lang w:val="ar_AE" w:bidi="ar_AE"/>
-          </w:rPr>
-          <w:rPr>
-            <w:color w:val="0000EE"/>
-            <w:u w:val="single"/>
-          </w:rPr>
-          <w:t>رومية 10:15</w:t>
-        </w:r>
-      </w:hyperlink>
-      <w:r>
-        <w:rPr>
-          <w:lang w:val="ar_AE" w:bidi="ar_AE"/>
-        </w:rPr>
-        <w:t xml:space="preserve">؛ </w:t>
-      </w:r>
-      <w:hyperlink r:id="rId79">
-        <w:r>
-          <w:rPr>
-            <w:lang w:val="ar_AE" w:bidi="ar_AE"/>
-          </w:rPr>
-          <w:rPr>
-            <w:color w:val="0000EE"/>
-            <w:u w:val="single"/>
-          </w:rPr>
-          <w:t>أفسس 2:14–18</w:t>
-        </w:r>
-      </w:hyperlink>
-      <w:r>
-        <w:rPr>
-          <w:lang w:val="ar_AE" w:bidi="ar_AE"/>
-        </w:rPr>
-        <w:t>).</w:t>
-      </w:r>
-      <w:r>
-        <w:rPr>
-          <w:lang w:val="ar_AE" w:bidi="ar_AE"/>
-        </w:rPr>
-      </w:r>
-      <w:r>
-        <w:rPr>
-          <w:lang w:val="ar_AE" w:bidi="ar_AE"/>
-        </w:rPr>
-      </w:r>
-    </w:p>
-    <w:p>
-      <w:pPr>
-        <w:bidi/>
-      </w:pPr>
-      <w:r>
-        <w:rPr>
-          <w:lang w:val="ar_AE" w:bidi="ar_AE"/>
-        </w:rPr>
-      </w:r>
-    </w:p>
-    <w:p>
-      <w:pPr>
-        <w:pStyle w:val="Heading2"/>
-        <w:bidi/>
-      </w:pPr>
-      <w:r>
-        <w:rPr>
-          <w:lang w:val="ar_AE" w:bidi="ar_AE"/>
-        </w:rPr>
-        <w:t>ناحوم 2: 1</w:t>
-      </w:r>
-      <w:r>
-        <w:rPr>
-          <w:lang w:val="ar_AE" w:bidi="ar_AE"/>
-        </w:rPr>
-      </w:r>
-    </w:p>
-    <w:p>
-      <w:pPr>
-        <w:bidi/>
-      </w:pPr>
-      <w:r>
-        <w:rPr>
-          <w:lang w:val="ar_AE" w:bidi="ar_AE"/>
-        </w:rPr>
-      </w:r>
-      <w:r>
-        <w:rPr>
-          <w:lang w:val="ar_AE" w:bidi="ar_AE"/>
-        </w:rPr>
-        <w:t>بالرغم من أن المدافعين عن نينوى قد استعدوا بشكل كامل لحماية المدينة بالأسوار … والطرق … والدفاعات والقوات، فإن جهودهم محكوم عليها بالفشل (</w:t>
-      </w:r>
-      <w:hyperlink r:id="rId80">
-        <w:r>
-          <w:rPr>
-            <w:lang w:val="ar_AE" w:bidi="ar_AE"/>
-          </w:rPr>
-          <w:rPr>
-            <w:color w:val="0000EE"/>
-            <w:u w:val="single"/>
-          </w:rPr>
-          <w:t>1:1–14</w:t>
-        </w:r>
-      </w:hyperlink>
-      <w:r>
-        <w:rPr>
-          <w:lang w:val="ar_AE" w:bidi="ar_AE"/>
-        </w:rPr>
-        <w:t>).</w:t>
-      </w:r>
-      <w:r>
-        <w:rPr>
-          <w:lang w:val="ar_AE" w:bidi="ar_AE"/>
-        </w:rPr>
-      </w:r>
-      <w:r>
-        <w:rPr>
-          <w:lang w:val="ar_AE" w:bidi="ar_AE"/>
-        </w:rPr>
-      </w:r>
-    </w:p>
-    <w:p>
-      <w:pPr>
-        <w:bidi/>
-      </w:pPr>
-      <w:r>
-        <w:rPr>
-          <w:lang w:val="ar_AE" w:bidi="ar_AE"/>
-        </w:rPr>
-      </w:r>
-    </w:p>
-    <w:p>
-      <w:pPr>
-        <w:pStyle w:val="Heading2"/>
-        <w:bidi/>
-      </w:pPr>
-      <w:r>
-        <w:rPr>
-          <w:lang w:val="ar_AE" w:bidi="ar_AE"/>
-        </w:rPr>
-        <w:t>ناحوم 2: 2</w:t>
-      </w:r>
-      <w:r>
-        <w:rPr>
-          <w:lang w:val="ar_AE" w:bidi="ar_AE"/>
-        </w:rPr>
-      </w:r>
-    </w:p>
-    <w:p>
-      <w:pPr>
-        <w:bidi/>
-      </w:pPr>
-      <w:r>
-        <w:rPr>
-          <w:lang w:val="ar_AE" w:bidi="ar_AE"/>
-        </w:rPr>
-      </w:r>
-      <w:r>
-        <w:rPr>
-          <w:lang w:val="ar_AE" w:bidi="ar_AE"/>
-        </w:rPr>
-        <w:t>ترمز الكرمة إلى بركة الله لشعبه (</w:t>
-      </w:r>
-      <w:hyperlink r:id="rId81">
-        <w:r>
-          <w:rPr>
-            <w:lang w:val="ar_AE" w:bidi="ar_AE"/>
-          </w:rPr>
-          <w:rPr>
-            <w:color w:val="0000EE"/>
-            <w:u w:val="single"/>
-          </w:rPr>
-          <w:t>إشعياء 27:2–6</w:t>
-        </w:r>
-      </w:hyperlink>
-      <w:r>
-        <w:rPr>
-          <w:lang w:val="ar_AE" w:bidi="ar_AE"/>
-        </w:rPr>
-        <w:t>)، في حين تعكس الكرمة الخربة تأديب الله السابق لهم (</w:t>
-      </w:r>
-      <w:hyperlink r:id="rId82">
-        <w:r>
-          <w:rPr>
-            <w:lang w:val="ar_AE" w:bidi="ar_AE"/>
-          </w:rPr>
-          <w:rPr>
-            <w:color w:val="0000EE"/>
-            <w:u w:val="single"/>
-          </w:rPr>
-          <w:t>إشعياء 5:1–7</w:t>
-        </w:r>
-      </w:hyperlink>
-      <w:r>
-        <w:rPr>
-          <w:lang w:val="ar_AE" w:bidi="ar_AE"/>
-        </w:rPr>
-        <w:t>). كان أبناء إسرائيل في حالة حزينة مقارنة بأيام الملكين العظيمين داود وسليمان، لكن الله وعد باستعادة مجد شعبه.</w:t>
-      </w:r>
-      <w:r>
-        <w:rPr>
-          <w:lang w:val="ar_AE" w:bidi="ar_AE"/>
-        </w:rPr>
-      </w:r>
-      <w:r>
-        <w:rPr>
-          <w:lang w:val="ar_AE" w:bidi="ar_AE"/>
-        </w:rPr>
-      </w:r>
-    </w:p>
-    <w:p>
-      <w:pPr>
-        <w:bidi/>
-      </w:pPr>
-      <w:r>
-        <w:rPr>
-          <w:lang w:val="ar_AE" w:bidi="ar_AE"/>
-        </w:rPr>
-      </w:r>
-    </w:p>
-    <w:p>
-      <w:pPr>
-        <w:pStyle w:val="Heading2"/>
-        <w:bidi/>
-      </w:pPr>
-      <w:r>
-        <w:rPr>
-          <w:lang w:val="ar_AE" w:bidi="ar_AE"/>
-        </w:rPr>
-        <w:t>ناحوم 2: 4</w:t>
-      </w:r>
-      <w:r>
-        <w:rPr>
-          <w:lang w:val="ar_AE" w:bidi="ar_AE"/>
-        </w:rPr>
-      </w:r>
-    </w:p>
-    <w:p>
-      <w:pPr>
-        <w:bidi/>
-      </w:pPr>
-      <w:r>
-        <w:rPr>
-          <w:lang w:val="ar_AE" w:bidi="ar_AE"/>
-        </w:rPr>
-      </w:r>
-      <w:r>
-        <w:rPr>
-          <w:lang w:val="ar_AE" w:bidi="ar_AE"/>
-        </w:rPr>
-        <w:t>كانت العربات الحربية لا يمكن إيقافها تقريبًا في المعركة بفضل قدرتها على المناورة وقوتها.</w:t>
-      </w:r>
-      <w:r>
-        <w:rPr>
-          <w:lang w:val="ar_AE" w:bidi="ar_AE"/>
-        </w:rPr>
-      </w:r>
-      <w:r>
-        <w:rPr>
-          <w:lang w:val="ar_AE" w:bidi="ar_AE"/>
-        </w:rPr>
-      </w:r>
-    </w:p>
-    <w:p>
-      <w:pPr>
-        <w:bidi/>
-      </w:pPr>
-      <w:r>
-        <w:rPr>
-          <w:lang w:val="ar_AE" w:bidi="ar_AE"/>
-        </w:rPr>
-      </w:r>
-    </w:p>
-    <w:p>
-      <w:pPr>
-        <w:pStyle w:val="Heading2"/>
-        <w:bidi/>
-      </w:pPr>
-      <w:r>
-        <w:rPr>
-          <w:lang w:val="ar_AE" w:bidi="ar_AE"/>
-        </w:rPr>
-        <w:t>ناحوم 2: 5</w:t>
-      </w:r>
-      <w:r>
-        <w:rPr>
-          <w:lang w:val="ar_AE" w:bidi="ar_AE"/>
-        </w:rPr>
-      </w:r>
-    </w:p>
-    <w:p>
-      <w:pPr>
-        <w:bidi/>
-      </w:pPr>
-      <w:r>
-        <w:rPr>
-          <w:lang w:val="ar_AE" w:bidi="ar_AE"/>
-        </w:rPr>
-      </w:r>
-      <w:r>
-        <w:rPr>
-          <w:lang w:val="ar_AE" w:bidi="ar_AE"/>
-        </w:rPr>
-        <w:t xml:space="preserve">يتغلب الملك الآشوري على الصدمة الأولية للهجوم على نينوى ويصرخ لضباطه. لقد أُخذ هو والمدينة على حين غرة واسرعوا إلى الأسوار في محاولة لإحباط الحصار. • لإقامة دفاعاتهم (حرفيًا </w:t>
-      </w:r>
-      <w:r>
-        <w:rPr>
-          <w:i/>
-          <w:lang w:val="ar_AE" w:bidi="ar_AE"/>
-        </w:rPr>
-        <w:t>الغطاء مُعد</w:t>
-      </w:r>
-      <w:r>
-        <w:rPr>
-          <w:lang w:val="ar_AE" w:bidi="ar_AE"/>
-        </w:rPr>
-        <w:t xml:space="preserve">): معنى المصطلح العبري هنا غير مؤكد. ربما يشير </w:t>
-      </w:r>
-      <w:r>
-        <w:rPr>
-          <w:i/>
-          <w:lang w:val="ar_AE" w:bidi="ar_AE"/>
-        </w:rPr>
-        <w:t>الغطاء</w:t>
-      </w:r>
-      <w:r>
-        <w:rPr>
-          <w:lang w:val="ar_AE" w:bidi="ar_AE"/>
-        </w:rPr>
-        <w:t xml:space="preserve"> إلى شيء استخدمه المهاجمون أو المدافعون لحماية أنفسهم من الأسلحة المقذوفة عبر الهواء. (وَقَدْ أُقِيمَتِ الْمِتْرَسَةُ - بحسب الترجمة العربية).</w:t>
-      </w:r>
-      <w:r>
-        <w:rPr>
-          <w:lang w:val="ar_AE" w:bidi="ar_AE"/>
-        </w:rPr>
-      </w:r>
-      <w:r>
-        <w:rPr>
-          <w:lang w:val="ar_AE" w:bidi="ar_AE"/>
-        </w:rPr>
-      </w:r>
-    </w:p>
-    <w:p>
-      <w:pPr>
-        <w:bidi/>
-      </w:pPr>
-      <w:r>
-        <w:rPr>
-          <w:lang w:val="ar_AE" w:bidi="ar_AE"/>
-        </w:rPr>
-      </w:r>
-    </w:p>
-    <w:p>
-      <w:pPr>
-        <w:pStyle w:val="Heading2"/>
-        <w:bidi/>
-      </w:pPr>
-      <w:r>
-        <w:rPr>
-          <w:lang w:val="ar_AE" w:bidi="ar_AE"/>
-        </w:rPr>
-        <w:t>ناحوم 2: 6</w:t>
-      </w:r>
-      <w:r>
-        <w:rPr>
-          <w:lang w:val="ar_AE" w:bidi="ar_AE"/>
-        </w:rPr>
-      </w:r>
-    </w:p>
-    <w:p>
-      <w:pPr>
-        <w:bidi/>
-      </w:pPr>
-      <w:r>
-        <w:rPr>
-          <w:lang w:val="ar_AE" w:bidi="ar_AE"/>
-        </w:rPr>
-      </w:r>
-      <w:r>
-        <w:rPr>
-          <w:lang w:val="ar_AE" w:bidi="ar_AE"/>
-        </w:rPr>
-        <w:t>إن الإسراع للدفاع (</w:t>
-      </w:r>
-      <w:hyperlink r:id="rId83">
-        <w:r>
-          <w:rPr>
-            <w:lang w:val="ar_AE" w:bidi="ar_AE"/>
-          </w:rPr>
-          <w:rPr>
-            <w:color w:val="0000EE"/>
-            <w:u w:val="single"/>
-          </w:rPr>
-          <w:t>2:5</w:t>
-        </w:r>
-      </w:hyperlink>
-      <w:r>
-        <w:rPr>
-          <w:lang w:val="ar_AE" w:bidi="ar_AE"/>
-        </w:rPr>
-        <w:t>) يأتي متأخرًا جدًا؛ فقد تم اختراق الدفاعات بالفعل. • كانت نينوى تعتمد على خزان مائي تشكل بواسطة سد مزدوج على نهر الخوصر، وهو رافد لدجلة كان يتدفق عبر المدينة. وتم تعزيز الخزان بواسطة سلسلة من بوابات الفيضانات. ذكر المؤرخ اليوناني ديودوروس أن الأمطار الغزيرة في ذلك الوقت قد ضغطت على نظام النهر في المدينة. ومن خلال إغلاق بوابات الفيضانات أولًا، ثم فتحها، أطلق مهاجمو نينوى المياه المحبوسة ككبش ضارب ضد أسوار المدينة.</w:t>
-      </w:r>
-      <w:r>
-        <w:rPr>
-          <w:lang w:val="ar_AE" w:bidi="ar_AE"/>
-        </w:rPr>
-      </w:r>
-      <w:r>
-        <w:rPr>
-          <w:lang w:val="ar_AE" w:bidi="ar_AE"/>
-        </w:rPr>
-      </w:r>
-    </w:p>
-    <w:p>
-      <w:pPr>
-        <w:bidi/>
-      </w:pPr>
-      <w:r>
-        <w:rPr>
-          <w:lang w:val="ar_AE" w:bidi="ar_AE"/>
-        </w:rPr>
-      </w:r>
-    </w:p>
-    <w:p>
-      <w:pPr>
-        <w:pStyle w:val="Heading2"/>
-        <w:bidi/>
-      </w:pPr>
-      <w:r>
-        <w:rPr>
-          <w:lang w:val="ar_AE" w:bidi="ar_AE"/>
-        </w:rPr>
-        <w:t>ناحوم 2: 7</w:t>
-      </w:r>
-      <w:r>
-        <w:rPr>
-          <w:lang w:val="ar_AE" w:bidi="ar_AE"/>
-        </w:rPr>
-      </w:r>
-    </w:p>
-    <w:p>
-      <w:pPr>
-        <w:bidi/>
-      </w:pPr>
-      <w:r>
-        <w:rPr>
-          <w:lang w:val="ar_AE" w:bidi="ar_AE"/>
-        </w:rPr>
-      </w:r>
-      <w:r>
-        <w:rPr>
-          <w:lang w:val="ar_AE" w:bidi="ar_AE"/>
-        </w:rPr>
-        <w:t xml:space="preserve">نظرًا لأن سبي نينوى قد تم تحديده من قِبَل الله، فإنه سيحدث بلا شك. • كان ضرب الصدور علامة شائعة على الحداد (انظر، على سبيل المثال، </w:t>
-      </w:r>
-      <w:hyperlink r:id="rId84">
-        <w:r>
-          <w:rPr>
-            <w:lang w:val="ar_AE" w:bidi="ar_AE"/>
-          </w:rPr>
-          <w:rPr>
-            <w:color w:val="0000EE"/>
-            <w:u w:val="single"/>
-          </w:rPr>
-          <w:t>لوقا 18:13</w:t>
-        </w:r>
-      </w:hyperlink>
-      <w:r>
-        <w:rPr>
-          <w:lang w:val="ar_AE" w:bidi="ar_AE"/>
-        </w:rPr>
-        <w:t>).</w:t>
-      </w:r>
-      <w:r>
-        <w:rPr>
-          <w:lang w:val="ar_AE" w:bidi="ar_AE"/>
-        </w:rPr>
-      </w:r>
-      <w:r>
-        <w:rPr>
-          <w:lang w:val="ar_AE" w:bidi="ar_AE"/>
-        </w:rPr>
-      </w:r>
-    </w:p>
-    <w:p>
-      <w:pPr>
-        <w:bidi/>
-      </w:pPr>
-      <w:r>
-        <w:rPr>
-          <w:lang w:val="ar_AE" w:bidi="ar_AE"/>
-        </w:rPr>
-      </w:r>
-    </w:p>
-    <w:p>
-      <w:pPr>
-        <w:pStyle w:val="Heading2"/>
-        <w:bidi/>
-      </w:pPr>
-      <w:r>
-        <w:rPr>
-          <w:lang w:val="ar_AE" w:bidi="ar_AE"/>
-        </w:rPr>
-        <w:t>ناحوم 2: 8</w:t>
-      </w:r>
-      <w:r>
-        <w:rPr>
-          <w:lang w:val="ar_AE" w:bidi="ar_AE"/>
-        </w:rPr>
-      </w:r>
-    </w:p>
-    <w:p>
-      <w:pPr>
-        <w:bidi/>
-      </w:pPr>
-      <w:r>
-        <w:rPr>
-          <w:lang w:val="ar_AE" w:bidi="ar_AE"/>
-        </w:rPr>
-      </w:r>
-      <w:r>
-        <w:rPr>
-          <w:lang w:val="ar_AE" w:bidi="ar_AE"/>
-        </w:rPr>
-        <w:t xml:space="preserve">سوف يهرب الناس بنفس سرعة تدفق المياه من الخزان المثقوب (انظر </w:t>
-      </w:r>
-      <w:r>
-        <w:rPr>
-          <w:lang w:val="ar_AE" w:bidi="ar_AE"/>
-        </w:rPr>
-        <w:t>ملاحظة الدراسة على 2:6</w:t>
-      </w:r>
-      <w:r>
-        <w:rPr>
-          <w:lang w:val="ar_AE" w:bidi="ar_AE"/>
-        </w:rPr>
-        <w:t>).</w:t>
-      </w:r>
-      <w:r>
-        <w:rPr>
-          <w:lang w:val="ar_AE" w:bidi="ar_AE"/>
-        </w:rPr>
-      </w:r>
-      <w:r>
-        <w:rPr>
-          <w:lang w:val="ar_AE" w:bidi="ar_AE"/>
-        </w:rPr>
-      </w:r>
-    </w:p>
-    <w:p>
-      <w:pPr>
-        <w:bidi/>
-      </w:pPr>
-      <w:r>
-        <w:rPr>
-          <w:lang w:val="ar_AE" w:bidi="ar_AE"/>
-        </w:rPr>
-      </w:r>
-    </w:p>
-    <w:p>
-      <w:pPr>
-        <w:pStyle w:val="Heading2"/>
-        <w:bidi/>
-      </w:pPr>
-      <w:r>
-        <w:rPr>
-          <w:lang w:val="ar_AE" w:bidi="ar_AE"/>
-        </w:rPr>
-        <w:t>ناحوم 2: 9</w:t>
-      </w:r>
-      <w:r>
-        <w:rPr>
-          <w:lang w:val="ar_AE" w:bidi="ar_AE"/>
-        </w:rPr>
-      </w:r>
-    </w:p>
-    <w:p>
-      <w:pPr>
-        <w:bidi/>
-      </w:pPr>
-      <w:r>
-        <w:rPr>
-          <w:lang w:val="ar_AE" w:bidi="ar_AE"/>
-        </w:rPr>
-      </w:r>
-      <w:r>
-        <w:rPr>
-          <w:lang w:val="ar_AE" w:bidi="ar_AE"/>
-        </w:rPr>
-        <w:t>لقد تدفقت ثروات الأمم الأخرى الهائلة التي لا تحصى على العاصمة الآشورية على شكل تجارة وجزية وغنائم، لكنها اختفت في لحظة. قد ينجح العدوان والشر الوحشي مؤقتًا، ولكن في النهاية سيتم تدميرهما (</w:t>
-      </w:r>
-      <w:hyperlink r:id="rId85">
-        <w:r>
-          <w:rPr>
-            <w:lang w:val="ar_AE" w:bidi="ar_AE"/>
-          </w:rPr>
-          <w:rPr>
-            <w:color w:val="0000EE"/>
-            <w:u w:val="single"/>
-          </w:rPr>
-          <w:t>أمثال 13:22</w:t>
-        </w:r>
-      </w:hyperlink>
-      <w:r>
-        <w:rPr>
-          <w:lang w:val="ar_AE" w:bidi="ar_AE"/>
-        </w:rPr>
-        <w:t xml:space="preserve">؛ </w:t>
-      </w:r>
-      <w:hyperlink r:id="rId86">
-        <w:r>
-          <w:rPr>
-            <w:lang w:val="ar_AE" w:bidi="ar_AE"/>
-          </w:rPr>
-          <w:rPr>
-            <w:color w:val="0000EE"/>
-            <w:u w:val="single"/>
-          </w:rPr>
-          <w:t>عوبديا 1:15</w:t>
-        </w:r>
-      </w:hyperlink>
-      <w:r>
-        <w:rPr>
-          <w:lang w:val="ar_AE" w:bidi="ar_AE"/>
-        </w:rPr>
-        <w:t xml:space="preserve">؛ </w:t>
-      </w:r>
-      <w:hyperlink r:id="rId87">
-        <w:r>
-          <w:rPr>
-            <w:lang w:val="ar_AE" w:bidi="ar_AE"/>
-          </w:rPr>
-          <w:rPr>
-            <w:color w:val="0000EE"/>
-            <w:u w:val="single"/>
-          </w:rPr>
-          <w:t>لوقا 12:16–20</w:t>
-        </w:r>
-      </w:hyperlink>
-      <w:r>
-        <w:rPr>
-          <w:lang w:val="ar_AE" w:bidi="ar_AE"/>
-        </w:rPr>
-        <w:t>).</w:t>
-      </w:r>
-      <w:r>
-        <w:rPr>
-          <w:lang w:val="ar_AE" w:bidi="ar_AE"/>
-        </w:rPr>
-      </w:r>
-      <w:r>
-        <w:rPr>
-          <w:lang w:val="ar_AE" w:bidi="ar_AE"/>
-        </w:rPr>
-      </w:r>
-    </w:p>
-    <w:p>
-      <w:pPr>
-        <w:bidi/>
-      </w:pPr>
-      <w:r>
-        <w:rPr>
-          <w:lang w:val="ar_AE" w:bidi="ar_AE"/>
-        </w:rPr>
-      </w:r>
-    </w:p>
-    <w:p>
-      <w:pPr>
-        <w:pStyle w:val="Heading2"/>
-        <w:bidi/>
-      </w:pPr>
-      <w:r>
-        <w:rPr>
-          <w:lang w:val="ar_AE" w:bidi="ar_AE"/>
-        </w:rPr>
-        <w:t>ناحوم 2: 10</w:t>
-      </w:r>
-      <w:r>
-        <w:rPr>
-          <w:lang w:val="ar_AE" w:bidi="ar_AE"/>
-        </w:rPr>
-      </w:r>
-    </w:p>
-    <w:p>
-      <w:pPr>
-        <w:bidi/>
-      </w:pPr>
-      <w:r>
-        <w:rPr>
-          <w:lang w:val="ar_AE" w:bidi="ar_AE"/>
-        </w:rPr>
-      </w:r>
-      <w:r>
-        <w:rPr>
-          <w:lang w:val="ar_AE" w:bidi="ar_AE"/>
-        </w:rPr>
-        <w:t>فَرَاغٌ وَخَلاَءٌ وَخَرَابٌ: تحتوي العبارة العبرية هنا على جناس صوتي لإحداث تأثير: بوقاه buqah، أمبوقاه umbuqah، أمبولاقاه umbullaqah. يمكن ترجمة هذا التأثير إلى الإنجليزية إلى "مُدمَرَة، منهوبة، ومُهدَمَة".</w:t>
-      </w:r>
-      <w:r>
-        <w:rPr>
-          <w:lang w:val="ar_AE" w:bidi="ar_AE"/>
-        </w:rPr>
-      </w:r>
-      <w:r>
-        <w:rPr>
-          <w:lang w:val="ar_AE" w:bidi="ar_AE"/>
-        </w:rPr>
-      </w:r>
-    </w:p>
-    <w:p>
-      <w:pPr>
-        <w:bidi/>
-      </w:pPr>
-      <w:r>
-        <w:rPr>
-          <w:lang w:val="ar_AE" w:bidi="ar_AE"/>
-        </w:rPr>
-      </w:r>
-    </w:p>
-    <w:p>
-      <w:pPr>
-        <w:pStyle w:val="Heading2"/>
-        <w:bidi/>
-      </w:pPr>
-      <w:r>
-        <w:rPr>
-          <w:lang w:val="ar_AE" w:bidi="ar_AE"/>
-        </w:rPr>
-        <w:t>ناحوم 2: 11–13</w:t>
-      </w:r>
-      <w:r>
-        <w:rPr>
-          <w:lang w:val="ar_AE" w:bidi="ar_AE"/>
-        </w:rPr>
-      </w:r>
-    </w:p>
-    <w:p>
-      <w:pPr>
-        <w:bidi/>
-      </w:pPr>
-      <w:r>
-        <w:rPr>
-          <w:lang w:val="ar_AE" w:bidi="ar_AE"/>
-        </w:rPr>
-      </w:r>
-      <w:r>
-        <w:rPr>
-          <w:lang w:val="ar_AE" w:bidi="ar_AE"/>
-        </w:rPr>
-        <w:t>بعد وصف سقوط نينوى (</w:t>
-      </w:r>
-      <w:hyperlink r:id="rId88">
-        <w:r>
-          <w:rPr>
-            <w:lang w:val="ar_AE" w:bidi="ar_AE"/>
-          </w:rPr>
-          <w:rPr>
-            <w:color w:val="0000EE"/>
-            <w:u w:val="single"/>
-          </w:rPr>
-          <w:t>2:1–10</w:t>
-        </w:r>
-      </w:hyperlink>
-      <w:r>
-        <w:rPr>
-          <w:lang w:val="ar_AE" w:bidi="ar_AE"/>
-        </w:rPr>
-        <w:t xml:space="preserve">)، يقدم ناحوم أول أغنية من ثلاث أغاني تهكمية (انظر أيضًا </w:t>
-      </w:r>
-      <w:hyperlink r:id="rId89">
-        <w:r>
-          <w:rPr>
-            <w:lang w:val="ar_AE" w:bidi="ar_AE"/>
-          </w:rPr>
-          <w:rPr>
-            <w:color w:val="0000EE"/>
-            <w:u w:val="single"/>
-          </w:rPr>
-          <w:t>3:8–13</w:t>
-        </w:r>
-      </w:hyperlink>
-      <w:r>
-        <w:rPr>
-          <w:lang w:val="ar_AE" w:bidi="ar_AE"/>
-        </w:rPr>
-        <w:t xml:space="preserve">، </w:t>
-      </w:r>
-      <w:hyperlink r:id="rId90">
-        <w:r>
-          <w:rPr>
-            <w:lang w:val="ar_AE" w:bidi="ar_AE"/>
-          </w:rPr>
-          <w:rPr>
-            <w:color w:val="0000EE"/>
-            <w:u w:val="single"/>
-          </w:rPr>
-          <w:t>14–19</w:t>
-        </w:r>
-      </w:hyperlink>
-      <w:r>
-        <w:rPr>
-          <w:lang w:val="ar_AE" w:bidi="ar_AE"/>
-        </w:rPr>
-        <w:t>؛ كان هذا شكلًا شائعًا في الشرق الأدنى القديم). ففي سخرية لاذعة، يشبه نينوى بعرين الأسد. حيث كان الملك سنحاريب وملوك أشور الآخرون قد شبهوا أنفسهم بالأسود</w:t>
-      </w:r>
-      <w:r>
-        <w:rPr>
-          <w:i/>
-          <w:lang w:val="ar_AE" w:bidi="ar_AE"/>
-        </w:rPr>
-        <w:t>،</w:t>
-      </w:r>
-      <w:r>
-        <w:rPr>
-          <w:lang w:val="ar_AE" w:bidi="ar_AE"/>
-        </w:rPr>
-        <w:t xml:space="preserve"> حتى أنهم زينوا قصورهم بتكوينات فنية للأسود ولأنفسهم في صيد الأسود. ومع ذلك، مع وجود الله كعدو لها، لن تكون نينوى بعد الآن عرينًا لمفترس لا يُقهر.</w:t>
-      </w:r>
-      <w:r>
-        <w:rPr>
-          <w:lang w:val="ar_AE" w:bidi="ar_AE"/>
-        </w:rPr>
-      </w:r>
-      <w:r>
-        <w:rPr>
-          <w:lang w:val="ar_AE" w:bidi="ar_AE"/>
-        </w:rPr>
-      </w:r>
-    </w:p>
-    <w:p>
-      <w:pPr>
-        <w:bidi/>
-      </w:pPr>
-      <w:r>
-        <w:rPr>
-          <w:lang w:val="ar_AE" w:bidi="ar_AE"/>
-        </w:rPr>
-      </w:r>
-    </w:p>
-    <w:p>
-      <w:pPr>
-        <w:pStyle w:val="Heading2"/>
-        <w:bidi/>
-      </w:pPr>
-      <w:r>
-        <w:rPr>
-          <w:lang w:val="ar_AE" w:bidi="ar_AE"/>
-        </w:rPr>
-        <w:t>ناحوم 2: 13</w:t>
-      </w:r>
-      <w:r>
-        <w:rPr>
-          <w:lang w:val="ar_AE" w:bidi="ar_AE"/>
-        </w:rPr>
-      </w:r>
-    </w:p>
-    <w:p>
-      <w:pPr>
-        <w:bidi/>
-      </w:pPr>
-      <w:r>
-        <w:rPr>
-          <w:lang w:val="ar_AE" w:bidi="ar_AE"/>
-        </w:rPr>
-      </w:r>
-      <w:r>
-        <w:rPr>
-          <w:lang w:val="ar_AE" w:bidi="ar_AE"/>
-        </w:rPr>
-        <w:t xml:space="preserve">توجد أمثلة على أصوات رُسل أشور المتفاخرين في </w:t>
-      </w:r>
-      <w:hyperlink r:id="rId91">
-        <w:r>
-          <w:rPr>
-            <w:lang w:val="ar_AE" w:bidi="ar_AE"/>
-          </w:rPr>
-          <w:rPr>
-            <w:color w:val="0000EE"/>
-            <w:u w:val="single"/>
-          </w:rPr>
-          <w:t>2 ملوك 18:19–19:13</w:t>
-        </w:r>
-      </w:hyperlink>
-      <w:r>
-        <w:rPr>
-          <w:lang w:val="ar_AE" w:bidi="ar_AE"/>
-        </w:rPr>
-        <w:t>.</w:t>
-      </w:r>
-      <w:r>
-        <w:rPr>
-          <w:lang w:val="ar_AE" w:bidi="ar_AE"/>
-        </w:rPr>
-      </w:r>
-      <w:r>
-        <w:rPr>
-          <w:lang w:val="ar_AE" w:bidi="ar_AE"/>
-        </w:rPr>
-      </w:r>
-    </w:p>
-    <w:p>
-      <w:pPr>
-        <w:bidi/>
-      </w:pPr>
-      <w:r>
-        <w:rPr>
-          <w:lang w:val="ar_AE" w:bidi="ar_AE"/>
-        </w:rPr>
-      </w:r>
-    </w:p>
-    <w:p>
-      <w:pPr>
-        <w:pStyle w:val="Heading2"/>
-        <w:bidi/>
-      </w:pPr>
-      <w:r>
-        <w:rPr>
-          <w:lang w:val="ar_AE" w:bidi="ar_AE"/>
-        </w:rPr>
-        <w:t>ناحوم 3: 1</w:t>
-      </w:r>
-      <w:r>
-        <w:rPr>
-          <w:lang w:val="ar_AE" w:bidi="ar_AE"/>
-        </w:rPr>
-      </w:r>
-    </w:p>
-    <w:p>
-      <w:pPr>
-        <w:bidi/>
-      </w:pPr>
-      <w:r>
-        <w:rPr>
-          <w:lang w:val="ar_AE" w:bidi="ar_AE"/>
-        </w:rPr>
-      </w:r>
-      <w:r>
-        <w:rPr>
-          <w:lang w:val="ar_AE" w:bidi="ar_AE"/>
-        </w:rPr>
-        <w:t>مَدِينَة الدِّمَاءِ: إن قسوة الآشوريين المروّعة موثّقة بشكل جيد. وقد تضمنت ممارساتهم قطع أجزاء الجسم الخارجية—مثل الأنوف، والآذان، والأيدي، والأقدام، والقتل عن طريق الخازوق. وكانوا يجمعون الرؤوس المقطوعة أمام بوابات المدن المحاصرة. وقد تُقتلع عيون الضحايا أيضًا وتُسلخ جلودهم عن أجسادهم بينما كانوا لا يزالون على قيد الحياة.</w:t>
-      </w:r>
-      <w:r>
-        <w:rPr>
-          <w:lang w:val="ar_AE" w:bidi="ar_AE"/>
-        </w:rPr>
-      </w:r>
-      <w:r>
-        <w:rPr>
-          <w:lang w:val="ar_AE" w:bidi="ar_AE"/>
-        </w:rPr>
-      </w:r>
-    </w:p>
-    <w:p>
-      <w:pPr>
-        <w:bidi/>
-      </w:pPr>
-      <w:r>
-        <w:rPr>
-          <w:lang w:val="ar_AE" w:bidi="ar_AE"/>
-        </w:rPr>
-      </w:r>
-    </w:p>
-    <w:p>
-      <w:pPr>
-        <w:pStyle w:val="Heading2"/>
-        <w:bidi/>
-      </w:pPr>
-      <w:r>
-        <w:rPr>
-          <w:lang w:val="ar_AE" w:bidi="ar_AE"/>
-        </w:rPr>
-        <w:t>ناحوم 3: 2–3</w:t>
-      </w:r>
-      <w:r>
-        <w:rPr>
-          <w:lang w:val="ar_AE" w:bidi="ar_AE"/>
-        </w:rPr>
-      </w:r>
-    </w:p>
-    <w:p>
-      <w:pPr>
-        <w:bidi/>
-      </w:pPr>
-      <w:r>
-        <w:rPr>
-          <w:lang w:val="ar_AE" w:bidi="ar_AE"/>
-        </w:rPr>
-      </w:r>
-      <w:r>
-        <w:rPr>
-          <w:lang w:val="ar_AE" w:bidi="ar_AE"/>
-        </w:rPr>
-        <w:t>تضفي هذه العبارات القصيرة والمتقطعة طابعًا دراميًا على تأثيرات رؤية وسماع المعركة. • كانت المركبات الآشورية وسائقوها (الفرسان راكبي المركبات) موضع خوف على نطاق واسع.</w:t>
-      </w:r>
-      <w:r>
-        <w:rPr>
-          <w:lang w:val="ar_AE" w:bidi="ar_AE"/>
-        </w:rPr>
-      </w:r>
-      <w:r>
-        <w:rPr>
-          <w:lang w:val="ar_AE" w:bidi="ar_AE"/>
-        </w:rPr>
-      </w:r>
-    </w:p>
-    <w:p>
-      <w:pPr>
-        <w:bidi/>
-      </w:pPr>
-      <w:r>
-        <w:rPr>
-          <w:lang w:val="ar_AE" w:bidi="ar_AE"/>
-        </w:rPr>
-      </w:r>
-    </w:p>
-    <w:p>
-      <w:pPr>
-        <w:pStyle w:val="Heading2"/>
-        <w:bidi/>
-      </w:pPr>
-      <w:r>
-        <w:rPr>
-          <w:lang w:val="ar_AE" w:bidi="ar_AE"/>
-        </w:rPr>
-        <w:t>ناحوم 3: 4</w:t>
-      </w:r>
-      <w:r>
-        <w:rPr>
-          <w:lang w:val="ar_AE" w:bidi="ar_AE"/>
-        </w:rPr>
-      </w:r>
-    </w:p>
-    <w:p>
-      <w:pPr>
-        <w:bidi/>
-      </w:pPr>
-      <w:r>
-        <w:rPr>
-          <w:lang w:val="ar_AE" w:bidi="ar_AE"/>
-        </w:rPr>
-      </w:r>
-      <w:r>
-        <w:rPr>
-          <w:lang w:val="ar_AE" w:bidi="ar_AE"/>
-        </w:rPr>
-        <w:t xml:space="preserve">الزَّانِيَةِ الْحَسَنَةِ الْجَمَالِ صَاحِبَةِ السِّحْرِ: لقد أغرى الآشوريون الأمم الأخرى بالثروة والوعود بالأمان والازدهار، لكنهم بعد ذلك استغلوا هذه الأمم بالقوة العسكرية والاستغلال الاقتصادي. لذلك، كان عقابهم جزاءً عادلًا لأفعالهم (انظر </w:t>
-      </w:r>
-      <w:hyperlink r:id="rId92">
-        <w:r>
-          <w:rPr>
-            <w:lang w:val="ar_AE" w:bidi="ar_AE"/>
-          </w:rPr>
-          <w:rPr>
-            <w:color w:val="0000EE"/>
-            <w:u w:val="single"/>
-          </w:rPr>
-          <w:t>أمثال 24:12</w:t>
-        </w:r>
-      </w:hyperlink>
-      <w:r>
-        <w:rPr>
-          <w:lang w:val="ar_AE" w:bidi="ar_AE"/>
-        </w:rPr>
-        <w:t xml:space="preserve">؛ </w:t>
-      </w:r>
-      <w:hyperlink r:id="rId93">
-        <w:r>
-          <w:rPr>
-            <w:lang w:val="ar_AE" w:bidi="ar_AE"/>
-          </w:rPr>
-          <w:rPr>
-            <w:color w:val="0000EE"/>
-            <w:u w:val="single"/>
-          </w:rPr>
-          <w:t>يوئيل 3:4–8</w:t>
-        </w:r>
-      </w:hyperlink>
-      <w:r>
-        <w:rPr>
-          <w:lang w:val="ar_AE" w:bidi="ar_AE"/>
-        </w:rPr>
-        <w:t xml:space="preserve">؛ </w:t>
-      </w:r>
-      <w:hyperlink r:id="rId94">
-        <w:r>
-          <w:rPr>
-            <w:lang w:val="ar_AE" w:bidi="ar_AE"/>
-          </w:rPr>
-          <w:rPr>
-            <w:color w:val="0000EE"/>
-            <w:u w:val="single"/>
-          </w:rPr>
-          <w:t>رؤيا 18:6</w:t>
-        </w:r>
-      </w:hyperlink>
-      <w:r>
-        <w:rPr>
-          <w:lang w:val="ar_AE" w:bidi="ar_AE"/>
-        </w:rPr>
-        <w:t xml:space="preserve">؛ </w:t>
-      </w:r>
-      <w:hyperlink r:id="rId95">
-        <w:r>
-          <w:rPr>
-            <w:lang w:val="ar_AE" w:bidi="ar_AE"/>
-          </w:rPr>
-          <w:rPr>
-            <w:color w:val="0000EE"/>
-            <w:u w:val="single"/>
-          </w:rPr>
-          <w:t>20:12</w:t>
-        </w:r>
-      </w:hyperlink>
-      <w:r>
-        <w:rPr>
-          <w:lang w:val="ar_AE" w:bidi="ar_AE"/>
-        </w:rPr>
-        <w:t>).</w:t>
-      </w:r>
-      <w:r>
-        <w:rPr>
-          <w:lang w:val="ar_AE" w:bidi="ar_AE"/>
-        </w:rPr>
-      </w:r>
-      <w:r>
-        <w:rPr>
-          <w:lang w:val="ar_AE" w:bidi="ar_AE"/>
-        </w:rPr>
-      </w:r>
-    </w:p>
-    <w:p>
-      <w:pPr>
-        <w:bidi/>
-      </w:pPr>
-      <w:r>
-        <w:rPr>
-          <w:lang w:val="ar_AE" w:bidi="ar_AE"/>
-        </w:rPr>
-      </w:r>
-    </w:p>
-    <w:p>
-      <w:pPr>
-        <w:pStyle w:val="Heading2"/>
-        <w:bidi/>
-      </w:pPr>
-      <w:r>
-        <w:rPr>
-          <w:lang w:val="ar_AE" w:bidi="ar_AE"/>
-        </w:rPr>
-        <w:t>ناحوم 3: 5</w:t>
-      </w:r>
-      <w:r>
-        <w:rPr>
-          <w:lang w:val="ar_AE" w:bidi="ar_AE"/>
-        </w:rPr>
-      </w:r>
-    </w:p>
-    <w:p>
-      <w:pPr>
-        <w:bidi/>
-      </w:pPr>
-      <w:r>
-        <w:rPr>
-          <w:lang w:val="ar_AE" w:bidi="ar_AE"/>
-        </w:rPr>
-      </w:r>
-      <w:r>
-        <w:rPr>
-          <w:lang w:val="ar_AE" w:bidi="ar_AE"/>
-        </w:rPr>
-        <w:t xml:space="preserve">يقول الله مرتين لنينوى، هأَنَذَا عَلَيْكِ (أيضًا </w:t>
-      </w:r>
-      <w:hyperlink r:id="rId96">
-        <w:r>
-          <w:rPr>
-            <w:lang w:val="ar_AE" w:bidi="ar_AE"/>
-          </w:rPr>
-          <w:rPr>
-            <w:color w:val="0000EE"/>
-            <w:u w:val="single"/>
-          </w:rPr>
-          <w:t>2:13</w:t>
-        </w:r>
-      </w:hyperlink>
-      <w:r>
-        <w:rPr>
-          <w:lang w:val="ar_AE" w:bidi="ar_AE"/>
-        </w:rPr>
-        <w:t>). وتُمثِّل دينونة نينوى تذكير تاريخي بأن الرب يمقت الخطية وأنه سيعامل الناس والأمم حسب أعمالهم (</w:t>
-      </w:r>
-      <w:hyperlink r:id="rId97">
-        <w:r>
-          <w:rPr>
-            <w:lang w:val="ar_AE" w:bidi="ar_AE"/>
-          </w:rPr>
-          <w:rPr>
-            <w:color w:val="0000EE"/>
-            <w:u w:val="single"/>
-          </w:rPr>
-          <w:t>مزمور 9:7–8</w:t>
-        </w:r>
-      </w:hyperlink>
-      <w:r>
-        <w:rPr>
-          <w:lang w:val="ar_AE" w:bidi="ar_AE"/>
-        </w:rPr>
-        <w:t xml:space="preserve">؛ </w:t>
-      </w:r>
-      <w:hyperlink r:id="rId98">
-        <w:r>
-          <w:rPr>
-            <w:lang w:val="ar_AE" w:bidi="ar_AE"/>
-          </w:rPr>
-          <w:rPr>
-            <w:color w:val="0000EE"/>
-            <w:u w:val="single"/>
-          </w:rPr>
-          <w:t>62:12</w:t>
-        </w:r>
-      </w:hyperlink>
-      <w:r>
-        <w:rPr>
-          <w:lang w:val="ar_AE" w:bidi="ar_AE"/>
-        </w:rPr>
-        <w:t xml:space="preserve">؛ </w:t>
-      </w:r>
-      <w:hyperlink r:id="rId99">
-        <w:r>
-          <w:rPr>
-            <w:lang w:val="ar_AE" w:bidi="ar_AE"/>
-          </w:rPr>
-          <w:rPr>
-            <w:color w:val="0000EE"/>
-            <w:u w:val="single"/>
-          </w:rPr>
-          <w:t>إرميا 46:28</w:t>
-        </w:r>
-      </w:hyperlink>
-      <w:r>
-        <w:rPr>
-          <w:lang w:val="ar_AE" w:bidi="ar_AE"/>
-        </w:rPr>
-        <w:t xml:space="preserve">؛ </w:t>
-      </w:r>
-      <w:hyperlink r:id="rId100">
-        <w:r>
-          <w:rPr>
-            <w:lang w:val="ar_AE" w:bidi="ar_AE"/>
-          </w:rPr>
-          <w:rPr>
-            <w:color w:val="0000EE"/>
-            <w:u w:val="single"/>
-          </w:rPr>
-          <w:t>أعمال 17:31</w:t>
-        </w:r>
-      </w:hyperlink>
-      <w:r>
-        <w:rPr>
-          <w:lang w:val="ar_AE" w:bidi="ar_AE"/>
-        </w:rPr>
-        <w:t>). يومًا ما، سيقع عدل الله في كل أنحاء العالم على أولئك الذين تمردوا عليه (</w:t>
-      </w:r>
-      <w:hyperlink r:id="rId101">
-        <w:r>
-          <w:rPr>
-            <w:lang w:val="ar_AE" w:bidi="ar_AE"/>
-          </w:rPr>
-          <w:rPr>
-            <w:color w:val="0000EE"/>
-            <w:u w:val="single"/>
-          </w:rPr>
-          <w:t>رؤيا 17–19</w:t>
-        </w:r>
-      </w:hyperlink>
-      <w:r>
-        <w:rPr>
-          <w:lang w:val="ar_AE" w:bidi="ar_AE"/>
-        </w:rPr>
-        <w:t>).</w:t>
-      </w:r>
-      <w:r>
-        <w:rPr>
-          <w:lang w:val="ar_AE" w:bidi="ar_AE"/>
-        </w:rPr>
-      </w:r>
-      <w:r>
-        <w:rPr>
-          <w:lang w:val="ar_AE" w:bidi="ar_AE"/>
-        </w:rPr>
-      </w:r>
-    </w:p>
-    <w:p>
-      <w:pPr>
-        <w:bidi/>
-      </w:pPr>
-      <w:r>
-        <w:rPr>
-          <w:lang w:val="ar_AE" w:bidi="ar_AE"/>
-        </w:rPr>
-      </w:r>
-    </w:p>
-    <w:p>
-      <w:pPr>
-        <w:pStyle w:val="Heading2"/>
-        <w:bidi/>
-      </w:pPr>
-      <w:r>
-        <w:rPr>
-          <w:lang w:val="ar_AE" w:bidi="ar_AE"/>
-        </w:rPr>
-        <w:t>ناحوم 3: 8</w:t>
-      </w:r>
-      <w:r>
-        <w:rPr>
-          <w:lang w:val="ar_AE" w:bidi="ar_AE"/>
-        </w:rPr>
-      </w:r>
-    </w:p>
-    <w:p>
-      <w:pPr>
-        <w:bidi/>
-      </w:pPr>
-      <w:r>
-        <w:rPr>
-          <w:lang w:val="ar_AE" w:bidi="ar_AE"/>
-        </w:rPr>
-      </w:r>
-      <w:r>
-        <w:rPr>
-          <w:lang w:val="ar_AE" w:bidi="ar_AE"/>
-        </w:rPr>
-        <w:t>طيبة (الترجمة العربية تذكرها تحت اسم نُوَ أَمُونَ)</w:t>
-      </w:r>
-      <w:r>
-        <w:rPr>
-          <w:i/>
-          <w:lang w:val="ar_AE" w:bidi="ar_AE"/>
-        </w:rPr>
-        <w:t>،</w:t>
-      </w:r>
-      <w:r>
-        <w:rPr>
-          <w:lang w:val="ar_AE" w:bidi="ar_AE"/>
-        </w:rPr>
-        <w:t xml:space="preserve"> العاصمة التاريخية لمصر، كانت تقع على ضفتي النيل في صعيد مصر. وقد اكتسبت شهرتها العظيمة كمركز سياسي وديني وثقافي لمملكة مصر الجديدة العظيمة (1550–1069 قبل الميلاد). ورغم أنها لم تعد عاصمة مصر في القرن السادس قبل الميلاد، إلا أن المدينة ظلت مزدهرة.</w:t>
-      </w:r>
-      <w:r>
-        <w:rPr>
-          <w:lang w:val="ar_AE" w:bidi="ar_AE"/>
-        </w:rPr>
-      </w:r>
-      <w:r>
-        <w:rPr>
-          <w:lang w:val="ar_AE" w:bidi="ar_AE"/>
-        </w:rPr>
-      </w:r>
-    </w:p>
-    <w:p>
-      <w:pPr>
-        <w:bidi/>
-      </w:pPr>
-      <w:r>
-        <w:rPr>
-          <w:lang w:val="ar_AE" w:bidi="ar_AE"/>
-        </w:rPr>
-      </w:r>
-    </w:p>
-    <w:p>
-      <w:pPr>
-        <w:pStyle w:val="Heading2"/>
-        <w:bidi/>
-      </w:pPr>
-      <w:r>
-        <w:rPr>
-          <w:lang w:val="ar_AE" w:bidi="ar_AE"/>
-        </w:rPr>
-        <w:t>ناحوم 3: 9–10</w:t>
-      </w:r>
-      <w:r>
-        <w:rPr>
-          <w:lang w:val="ar_AE" w:bidi="ar_AE"/>
-        </w:rPr>
-      </w:r>
-    </w:p>
-    <w:p>
-      <w:pPr>
-        <w:bidi/>
-      </w:pPr>
-      <w:r>
-        <w:rPr>
-          <w:lang w:val="ar_AE" w:bidi="ar_AE"/>
-        </w:rPr>
-      </w:r>
-      <w:r>
-        <w:rPr>
-          <w:lang w:val="ar_AE" w:bidi="ar_AE"/>
-        </w:rPr>
-        <w:t>سقطت طيبة (نُوَ أَمُونَ) في أيدي الآشوريين في عهد الملك آشوربانيبال عام 663 ق.م. وقبل انتصار آشوربانيبال، بدا الأمر وكأن طيبة تتمتع بدفاعات لا تُقهر، فضلًا عن المساعدة من كل مصر وحلفائها: كوش</w:t>
-      </w:r>
-      <w:r>
-        <w:rPr>
-          <w:i/>
-          <w:lang w:val="ar_AE" w:bidi="ar_AE"/>
-        </w:rPr>
-        <w:t>،</w:t>
-      </w:r>
-      <w:r>
-        <w:rPr>
-          <w:lang w:val="ar_AE" w:bidi="ar_AE"/>
-        </w:rPr>
-        <w:t xml:space="preserve"> وفوط (ربما هي الأرض الأسطورية بونت، الواقعة بالقرب مما يُعرف الآن بالساحل الصومالي)، ولوبيم. ومع ذلك، لم يتمكن أي من هؤلاء من حماية طيبة بشكل فعال. • وَأَطْفَالُهَا حُطِّمَتْ فِي رَأْسِ جَمِيعِ الأَزِقَّةِ: كان الغزاة القدماء يمارسون العادة البشعة بإبادة أطفال أعدائهم بهذه الطريقة (</w:t>
-      </w:r>
-      <w:hyperlink r:id="rId102">
-        <w:r>
-          <w:rPr>
-            <w:lang w:val="ar_AE" w:bidi="ar_AE"/>
-          </w:rPr>
-          <w:rPr>
-            <w:color w:val="0000EE"/>
-            <w:u w:val="single"/>
-          </w:rPr>
-          <w:t>2 ملوك 8:12</w:t>
-        </w:r>
-      </w:hyperlink>
-      <w:r>
-        <w:rPr>
-          <w:lang w:val="ar_AE" w:bidi="ar_AE"/>
-        </w:rPr>
-        <w:t xml:space="preserve">؛ </w:t>
-      </w:r>
-      <w:hyperlink r:id="rId103">
-        <w:r>
-          <w:rPr>
-            <w:lang w:val="ar_AE" w:bidi="ar_AE"/>
-          </w:rPr>
-          <w:rPr>
-            <w:color w:val="0000EE"/>
-            <w:u w:val="single"/>
-          </w:rPr>
-          <w:t>مزمور 137:9</w:t>
-        </w:r>
-      </w:hyperlink>
-      <w:r>
-        <w:rPr>
-          <w:lang w:val="ar_AE" w:bidi="ar_AE"/>
-        </w:rPr>
-        <w:t xml:space="preserve">؛ </w:t>
-      </w:r>
-      <w:hyperlink r:id="rId104">
-        <w:r>
-          <w:rPr>
-            <w:lang w:val="ar_AE" w:bidi="ar_AE"/>
-          </w:rPr>
-          <w:rPr>
-            <w:color w:val="0000EE"/>
-            <w:u w:val="single"/>
-          </w:rPr>
-          <w:t>إشعياء 13:16</w:t>
-        </w:r>
-      </w:hyperlink>
-      <w:r>
-        <w:rPr>
-          <w:lang w:val="ar_AE" w:bidi="ar_AE"/>
-        </w:rPr>
-        <w:t xml:space="preserve">، </w:t>
-      </w:r>
-      <w:hyperlink r:id="rId105">
-        <w:r>
-          <w:rPr>
-            <w:lang w:val="ar_AE" w:bidi="ar_AE"/>
-          </w:rPr>
-          <w:rPr>
-            <w:color w:val="0000EE"/>
-            <w:u w:val="single"/>
-          </w:rPr>
-          <w:t>18</w:t>
-        </w:r>
-      </w:hyperlink>
-      <w:r>
-        <w:rPr>
-          <w:lang w:val="ar_AE" w:bidi="ar_AE"/>
-        </w:rPr>
-        <w:t xml:space="preserve">). • كان الجنود يلقون القرعة للحصول على غنائم الحرب، بينما كان قادة الشعب المُنهزم مقيدين بالسلاسل (انظر </w:t>
-      </w:r>
-      <w:hyperlink r:id="rId106">
-        <w:r>
-          <w:rPr>
-            <w:lang w:val="ar_AE" w:bidi="ar_AE"/>
-          </w:rPr>
-          <w:rPr>
-            <w:color w:val="0000EE"/>
-            <w:u w:val="single"/>
-          </w:rPr>
-          <w:t>2 ملوك 25:7</w:t>
-        </w:r>
-      </w:hyperlink>
-      <w:r>
-        <w:rPr>
-          <w:lang w:val="ar_AE" w:bidi="ar_AE"/>
-        </w:rPr>
-        <w:t xml:space="preserve">؛ </w:t>
-      </w:r>
-      <w:hyperlink r:id="rId107">
-        <w:r>
-          <w:rPr>
-            <w:lang w:val="ar_AE" w:bidi="ar_AE"/>
-          </w:rPr>
-          <w:rPr>
-            <w:color w:val="0000EE"/>
-            <w:u w:val="single"/>
-          </w:rPr>
-          <w:t>إرميا 40:1</w:t>
-        </w:r>
-      </w:hyperlink>
-      <w:r>
-        <w:rPr>
-          <w:lang w:val="ar_AE" w:bidi="ar_AE"/>
-        </w:rPr>
-        <w:t xml:space="preserve">، </w:t>
-      </w:r>
-      <w:hyperlink r:id="rId108">
-        <w:r>
-          <w:rPr>
-            <w:lang w:val="ar_AE" w:bidi="ar_AE"/>
-          </w:rPr>
-          <w:rPr>
-            <w:color w:val="0000EE"/>
-            <w:u w:val="single"/>
-          </w:rPr>
-          <w:t>4</w:t>
-        </w:r>
-      </w:hyperlink>
-      <w:r>
-        <w:rPr>
-          <w:lang w:val="ar_AE" w:bidi="ar_AE"/>
-        </w:rPr>
-        <w:t xml:space="preserve">؛ </w:t>
-      </w:r>
-      <w:hyperlink r:id="rId109">
-        <w:r>
-          <w:rPr>
-            <w:lang w:val="ar_AE" w:bidi="ar_AE"/>
-          </w:rPr>
-          <w:rPr>
-            <w:color w:val="0000EE"/>
-            <w:u w:val="single"/>
-          </w:rPr>
-          <w:t>يوئيل 3:3</w:t>
-        </w:r>
-      </w:hyperlink>
-      <w:r>
-        <w:rPr>
-          <w:lang w:val="ar_AE" w:bidi="ar_AE"/>
-        </w:rPr>
-        <w:t xml:space="preserve">؛ </w:t>
-      </w:r>
-      <w:hyperlink r:id="rId110">
-        <w:r>
-          <w:rPr>
-            <w:lang w:val="ar_AE" w:bidi="ar_AE"/>
-          </w:rPr>
-          <w:rPr>
-            <w:color w:val="0000EE"/>
-            <w:u w:val="single"/>
-          </w:rPr>
-          <w:t>عوبديا 1:11</w:t>
-        </w:r>
-      </w:hyperlink>
-      <w:r>
-        <w:rPr>
-          <w:lang w:val="ar_AE" w:bidi="ar_AE"/>
-        </w:rPr>
-        <w:t>).</w:t>
-      </w:r>
-      <w:r>
-        <w:rPr>
-          <w:lang w:val="ar_AE" w:bidi="ar_AE"/>
-        </w:rPr>
-      </w:r>
-      <w:r>
-        <w:rPr>
-          <w:lang w:val="ar_AE" w:bidi="ar_AE"/>
-        </w:rPr>
-      </w:r>
-    </w:p>
-    <w:p>
-      <w:pPr>
-        <w:bidi/>
-      </w:pPr>
-      <w:r>
-        <w:rPr>
-          <w:lang w:val="ar_AE" w:bidi="ar_AE"/>
-        </w:rPr>
-      </w:r>
-    </w:p>
-    <w:p>
-      <w:pPr>
-        <w:pStyle w:val="Heading2"/>
-        <w:bidi/>
-      </w:pPr>
-      <w:r>
-        <w:rPr>
-          <w:lang w:val="ar_AE" w:bidi="ar_AE"/>
-        </w:rPr>
-        <w:t>ناحوم 3: 12</w:t>
-      </w:r>
-      <w:r>
-        <w:rPr>
-          <w:lang w:val="ar_AE" w:bidi="ar_AE"/>
-        </w:rPr>
-      </w:r>
-    </w:p>
-    <w:p>
-      <w:pPr>
-        <w:bidi/>
-      </w:pPr>
-      <w:r>
-        <w:rPr>
-          <w:lang w:val="ar_AE" w:bidi="ar_AE"/>
-        </w:rPr>
-      </w:r>
-      <w:r>
-        <w:rPr>
-          <w:lang w:val="ar_AE" w:bidi="ar_AE"/>
-        </w:rPr>
-        <w:t xml:space="preserve">أَشْجَارُ تِينٍ بِالْبَوَاكِيرِ: قارن بين </w:t>
-      </w:r>
-      <w:hyperlink r:id="rId111">
-        <w:r>
-          <w:rPr>
-            <w:lang w:val="ar_AE" w:bidi="ar_AE"/>
-          </w:rPr>
-          <w:rPr>
-            <w:color w:val="0000EE"/>
-            <w:u w:val="single"/>
-          </w:rPr>
-          <w:t>عاموس 8:1–2</w:t>
-        </w:r>
-      </w:hyperlink>
-      <w:r>
-        <w:rPr>
-          <w:lang w:val="ar_AE" w:bidi="ar_AE"/>
-        </w:rPr>
-        <w:t xml:space="preserve">؛ </w:t>
-      </w:r>
-      <w:hyperlink r:id="rId112">
-        <w:r>
-          <w:rPr>
-            <w:lang w:val="ar_AE" w:bidi="ar_AE"/>
-          </w:rPr>
-          <w:rPr>
-            <w:color w:val="0000EE"/>
-            <w:u w:val="single"/>
-          </w:rPr>
-          <w:t>رؤيا 6:13</w:t>
-        </w:r>
-      </w:hyperlink>
-      <w:r>
-        <w:rPr>
-          <w:lang w:val="ar_AE" w:bidi="ar_AE"/>
-        </w:rPr>
-        <w:t>.</w:t>
-      </w:r>
-      <w:r>
-        <w:rPr>
-          <w:lang w:val="ar_AE" w:bidi="ar_AE"/>
-        </w:rPr>
-      </w:r>
-      <w:r>
-        <w:rPr>
-          <w:lang w:val="ar_AE" w:bidi="ar_AE"/>
-        </w:rPr>
-      </w:r>
-    </w:p>
-    <w:p>
-      <w:pPr>
-        <w:bidi/>
-      </w:pPr>
-      <w:r>
-        <w:rPr>
-          <w:lang w:val="ar_AE" w:bidi="ar_AE"/>
-        </w:rPr>
-      </w:r>
-    </w:p>
-    <w:p>
-      <w:pPr>
-        <w:pStyle w:val="Heading2"/>
-        <w:bidi/>
-      </w:pPr>
-      <w:r>
-        <w:rPr>
-          <w:lang w:val="ar_AE" w:bidi="ar_AE"/>
-        </w:rPr>
-        <w:t>ناحوم 3: 14</w:t>
-      </w:r>
-      <w:r>
-        <w:rPr>
-          <w:lang w:val="ar_AE" w:bidi="ar_AE"/>
-        </w:rPr>
-      </w:r>
-    </w:p>
-    <w:p>
-      <w:pPr>
-        <w:bidi/>
-      </w:pPr>
-      <w:r>
-        <w:rPr>
-          <w:lang w:val="ar_AE" w:bidi="ar_AE"/>
-        </w:rPr>
-      </w:r>
-      <w:r>
-        <w:rPr>
-          <w:lang w:val="ar_AE" w:bidi="ar_AE"/>
-        </w:rPr>
-        <w:t xml:space="preserve">اِسْتَقِي … لِلْحِصَارِ … أَصْلِحِي: استخدم ناحوم السخرية للتأكيد على أنه لا يوجد أي قدر من الاستعداد يمكن أن يجعل الآشوريين قادرين على تحمل غضب الله (لاحظ أيضًا النبرة الساخرة في </w:t>
-      </w:r>
-      <w:hyperlink r:id="rId113">
-        <w:r>
-          <w:rPr>
-            <w:lang w:val="ar_AE" w:bidi="ar_AE"/>
-          </w:rPr>
-          <w:rPr>
-            <w:color w:val="0000EE"/>
-            <w:u w:val="single"/>
-          </w:rPr>
-          <w:t>2:11–13</w:t>
-        </w:r>
-      </w:hyperlink>
-      <w:r>
-        <w:rPr>
-          <w:lang w:val="ar_AE" w:bidi="ar_AE"/>
-        </w:rPr>
-        <w:t>).</w:t>
-      </w:r>
-      <w:r>
-        <w:rPr>
-          <w:lang w:val="ar_AE" w:bidi="ar_AE"/>
-        </w:rPr>
-      </w:r>
-      <w:r>
-        <w:rPr>
-          <w:lang w:val="ar_AE" w:bidi="ar_AE"/>
-        </w:rPr>
-      </w:r>
-    </w:p>
-    <w:p>
-      <w:pPr>
-        <w:bidi/>
-      </w:pPr>
-      <w:r>
-        <w:rPr>
-          <w:lang w:val="ar_AE" w:bidi="ar_AE"/>
-        </w:rPr>
-      </w:r>
-    </w:p>
-    <w:p>
-      <w:pPr>
-        <w:pStyle w:val="Heading2"/>
-        <w:bidi/>
-      </w:pPr>
-      <w:r>
-        <w:rPr>
-          <w:lang w:val="ar_AE" w:bidi="ar_AE"/>
-        </w:rPr>
-        <w:t>ناحوم 3: 15</w:t>
-      </w:r>
-      <w:r>
-        <w:rPr>
-          <w:lang w:val="ar_AE" w:bidi="ar_AE"/>
-        </w:rPr>
-      </w:r>
-    </w:p>
-    <w:p>
-      <w:pPr>
-        <w:bidi/>
-      </w:pPr>
-      <w:r>
-        <w:rPr>
-          <w:lang w:val="ar_AE" w:bidi="ar_AE"/>
-        </w:rPr>
-      </w:r>
-      <w:r>
-        <w:rPr>
-          <w:lang w:val="ar_AE" w:bidi="ar_AE"/>
-        </w:rPr>
-        <w:t xml:space="preserve">غالبًا ما يُستخدم الجراد في العهد القديم كاستعارة للجيوش (انظر </w:t>
-      </w:r>
-      <w:hyperlink r:id="rId114">
-        <w:r>
-          <w:rPr>
-            <w:lang w:val="ar_AE" w:bidi="ar_AE"/>
-          </w:rPr>
-          <w:rPr>
-            <w:color w:val="0000EE"/>
-            <w:u w:val="single"/>
-          </w:rPr>
-          <w:t>يوئيل 2:1–11</w:t>
-        </w:r>
-      </w:hyperlink>
-      <w:r>
-        <w:rPr>
-          <w:lang w:val="ar_AE" w:bidi="ar_AE"/>
-        </w:rPr>
-        <w:t>).</w:t>
-      </w:r>
-      <w:r>
-        <w:rPr>
-          <w:lang w:val="ar_AE" w:bidi="ar_AE"/>
-        </w:rPr>
-      </w:r>
-      <w:r>
-        <w:rPr>
-          <w:lang w:val="ar_AE" w:bidi="ar_AE"/>
-        </w:rPr>
-      </w:r>
-    </w:p>
-    <w:p>
-      <w:pPr>
-        <w:bidi/>
-      </w:pPr>
-      <w:r>
-        <w:rPr>
-          <w:lang w:val="ar_AE" w:bidi="ar_AE"/>
-        </w:rPr>
-      </w:r>
-    </w:p>
-    <w:p>
-      <w:pPr>
-        <w:pStyle w:val="Heading2"/>
-        <w:bidi/>
-      </w:pPr>
-      <w:r>
-        <w:rPr>
-          <w:lang w:val="ar_AE" w:bidi="ar_AE"/>
-        </w:rPr>
-        <w:t>ناحوم 3: 16</w:t>
-      </w:r>
-      <w:r>
-        <w:rPr>
-          <w:lang w:val="ar_AE" w:bidi="ar_AE"/>
-        </w:rPr>
-      </w:r>
-    </w:p>
-    <w:p>
-      <w:pPr>
-        <w:bidi/>
-      </w:pPr>
-      <w:r>
-        <w:rPr>
-          <w:lang w:val="ar_AE" w:bidi="ar_AE"/>
-        </w:rPr>
-      </w:r>
-      <w:r>
-        <w:rPr>
-          <w:lang w:val="ar_AE" w:bidi="ar_AE"/>
-        </w:rPr>
-        <w:t>انتشر التجار الآشوريون في جميع أنحاء الشرق الأدنى مثل الجراد، مما جعل نينوى تزخر بثروات لا تُحصى. ولكن كما يسعى الجراد فقط لإشباع شهيته التي لا تنتهي ثم يطير بعيدًا، كان التجار يأخذون بضائعهم ويرحلون في أوقات محنة نينوى، تاركين وراءهم سكانًا في احتياج.</w:t>
-      </w:r>
-      <w:r>
-        <w:rPr>
-          <w:lang w:val="ar_AE" w:bidi="ar_AE"/>
-        </w:rPr>
-      </w:r>
-      <w:r>
-        <w:rPr>
-          <w:lang w:val="ar_AE" w:bidi="ar_AE"/>
-        </w:rPr>
-      </w:r>
-    </w:p>
-    <w:p>
-      <w:pPr>
-        <w:bidi/>
-      </w:pPr>
-      <w:r>
-        <w:rPr>
-          <w:lang w:val="ar_AE" w:bidi="ar_AE"/>
-        </w:rPr>
-      </w:r>
-    </w:p>
-    <w:p>
-      <w:pPr>
-        <w:pStyle w:val="Heading2"/>
-        <w:bidi/>
-      </w:pPr>
-      <w:r>
-        <w:rPr>
-          <w:lang w:val="ar_AE" w:bidi="ar_AE"/>
-        </w:rPr>
-        <w:t>ناحوم 3: 18</w:t>
-      </w:r>
-      <w:r>
-        <w:rPr>
-          <w:lang w:val="ar_AE" w:bidi="ar_AE"/>
-        </w:rPr>
-      </w:r>
-    </w:p>
-    <w:p>
-      <w:pPr>
-        <w:bidi/>
-      </w:pPr>
-      <w:r>
-        <w:rPr>
-          <w:lang w:val="ar_AE" w:bidi="ar_AE"/>
-        </w:rPr>
-      </w:r>
-      <w:r>
-        <w:rPr>
-          <w:lang w:val="ar_AE" w:bidi="ar_AE"/>
-        </w:rPr>
-        <w:t xml:space="preserve">رُعَاتُكَ: مع رحيل القادة، سيتشتت شعب نينوى كالغنم. • اضْطَجَعَتْ (حرفيًا </w:t>
-      </w:r>
-      <w:r>
-        <w:rPr>
-          <w:i/>
-          <w:lang w:val="ar_AE" w:bidi="ar_AE"/>
-        </w:rPr>
-        <w:t>نامت</w:t>
-      </w:r>
-      <w:r>
-        <w:rPr>
-          <w:lang w:val="ar_AE" w:bidi="ar_AE"/>
-        </w:rPr>
-        <w:t xml:space="preserve">؛ انظر </w:t>
-      </w:r>
-      <w:hyperlink r:id="rId115">
-        <w:r>
-          <w:rPr>
-            <w:lang w:val="ar_AE" w:bidi="ar_AE"/>
-          </w:rPr>
-          <w:rPr>
-            <w:color w:val="0000EE"/>
-            <w:u w:val="single"/>
-          </w:rPr>
-          <w:t>يوحنّا 11:11–14</w:t>
-        </w:r>
-      </w:hyperlink>
-      <w:r>
-        <w:rPr>
-          <w:lang w:val="ar_AE" w:bidi="ar_AE"/>
-        </w:rPr>
-        <w:t>): قادة أشور، الذين كانوا نائمين خلال أزمة نينوى، سيرقدون في الموت. وعلى النقيض من ذلك، فإن راعي إسرائيل لا ينعس ولا ينام (</w:t>
-      </w:r>
-      <w:hyperlink r:id="rId116">
-        <w:r>
-          <w:rPr>
-            <w:lang w:val="ar_AE" w:bidi="ar_AE"/>
-          </w:rPr>
-          <w:rPr>
-            <w:color w:val="0000EE"/>
-            <w:u w:val="single"/>
-          </w:rPr>
-          <w:t>مزمور 121:3</w:t>
-        </w:r>
-      </w:hyperlink>
-      <w:r>
-        <w:rPr>
-          <w:lang w:val="ar_AE" w:bidi="ar_AE"/>
-        </w:rPr>
-        <w:t>)، وسيجمع خراف إسرائيل الضالة (</w:t>
-      </w:r>
-      <w:hyperlink r:id="rId117">
-        <w:r>
-          <w:rPr>
-            <w:lang w:val="ar_AE" w:bidi="ar_AE"/>
-          </w:rPr>
-          <w:rPr>
-            <w:color w:val="0000EE"/>
-            <w:u w:val="single"/>
-          </w:rPr>
-          <w:t>إرميا 23:3</w:t>
-        </w:r>
-      </w:hyperlink>
-      <w:r>
-        <w:rPr>
-          <w:lang w:val="ar_AE" w:bidi="ar_AE"/>
-        </w:rPr>
-        <w:t xml:space="preserve">؛ </w:t>
-      </w:r>
-      <w:hyperlink r:id="rId118">
-        <w:r>
-          <w:rPr>
-            <w:lang w:val="ar_AE" w:bidi="ar_AE"/>
-          </w:rPr>
-          <w:rPr>
-            <w:color w:val="0000EE"/>
-            <w:u w:val="single"/>
-          </w:rPr>
-          <w:t>حزقيال 36:35</w:t>
-        </w:r>
-      </w:hyperlink>
-      <w:r>
-        <w:rPr>
-          <w:lang w:val="ar_AE" w:bidi="ar_AE"/>
-        </w:rPr>
-        <w:t>).</w:t>
-      </w:r>
-      <w:r>
-        <w:rPr>
-          <w:lang w:val="ar_AE" w:bidi="ar_AE"/>
-        </w:rPr>
-      </w:r>
-      <w:r>
-        <w:rPr>
-          <w:lang w:val="ar_AE" w:bidi="ar_AE"/>
-        </w:rPr>
-      </w:r>
-    </w:p>
-    <w:p>
-      <w:pPr>
-        <w:bidi/>
-      </w:pPr>
-      <w:r>
-        <w:rPr>
-          <w:lang w:val="ar_AE" w:bidi="ar_AE"/>
-        </w:rPr>
-      </w:r>
-    </w:p>
-    <w:p>
-      <w:pPr>
-        <w:pStyle w:val="Heading2"/>
-        <w:bidi/>
-      </w:pPr>
-      <w:r>
-        <w:rPr>
-          <w:lang w:val="ar_AE" w:bidi="ar_AE"/>
-        </w:rPr>
-        <w:t>ناحوم 3: 19</w:t>
-      </w:r>
-      <w:r>
-        <w:rPr>
-          <w:lang w:val="ar_AE" w:bidi="ar_AE"/>
-        </w:rPr>
-      </w:r>
-    </w:p>
-    <w:p>
-      <w:pPr>
-        <w:bidi/>
-      </w:pPr>
-      <w:r>
-        <w:rPr>
-          <w:lang w:val="ar_AE" w:bidi="ar_AE"/>
-        </w:rPr>
-      </w:r>
-      <w:r>
-        <w:rPr>
-          <w:lang w:val="ar_AE" w:bidi="ar_AE"/>
-        </w:rPr>
-        <w:t>لقد استحقت نينوى الدمار بدلًا من الشفاء. ورغم أن الله كان صبورًا على نينوى في أيام يونان (</w:t>
-      </w:r>
-      <w:hyperlink r:id="rId119">
-        <w:r>
-          <w:rPr>
-            <w:lang w:val="ar_AE" w:bidi="ar_AE"/>
-          </w:rPr>
-          <w:rPr>
-            <w:color w:val="0000EE"/>
-            <w:u w:val="single"/>
-          </w:rPr>
-          <w:t>يونان 3:10</w:t>
-        </w:r>
-      </w:hyperlink>
-      <w:r>
-        <w:rPr>
-          <w:lang w:val="ar_AE" w:bidi="ar_AE"/>
-        </w:rPr>
-        <w:t xml:space="preserve">)، إلا أن الأشوريين عادوا إلى القسوة وسيحصدون نتائج شرهم (انظر </w:t>
-      </w:r>
       <w:hyperlink r:id="rId120">
-        <w:r>
-          <w:rPr>
-            <w:lang w:val="ar_AE" w:bidi="ar_AE"/>
-          </w:rPr>
-          <w:rPr>
-            <w:color w:val="0000EE"/>
-            <w:u w:val="single"/>
-          </w:rPr>
-          <w:t>أمثال 11:16–19</w:t>
-        </w:r>
-      </w:hyperlink>
-      <w:r>
-        <w:rPr>
-          <w:lang w:val="ar_AE" w:bidi="ar_AE"/>
-        </w:rPr>
-        <w:t xml:space="preserve">؛ </w:t>
-      </w:r>
-      <w:hyperlink r:id="rId121">
-        <w:r>
-          <w:rPr>
-            <w:lang w:val="ar_AE" w:bidi="ar_AE"/>
-          </w:rPr>
-          <w:rPr>
-            <w:color w:val="0000EE"/>
-            <w:u w:val="single"/>
-          </w:rPr>
-          <w:t>إشعياء 66:5–6</w:t>
-        </w:r>
-      </w:hyperlink>
-      <w:r>
-        <w:rPr>
-          <w:lang w:val="ar_AE" w:bidi="ar_AE"/>
-        </w:rPr>
-        <w:t xml:space="preserve">؛ </w:t>
-      </w:r>
-      <w:hyperlink r:id="rId122">
         <w:r>
           <w:rPr>
             <w:lang w:val="ar_AE" w:bidi="ar_AE"/>

--- a/arb/docx/34.content.docx
+++ b/arb/docx/34.content.docx
@@ -178,13 +178,6 @@
         <w:rPr>
           <w:lang w:val="ar_AE" w:bidi="ar_AE"/>
         </w:rPr>
-      </w:r>
-      <w:r>
-        <w:rPr>
-          <w:i/>
-          <w:lang w:val="ar_AE" w:bidi="ar_AE"/>
-        </w:rPr>
-        <w:t>ناحوم 1: 1, ناحوم 1: 2, ناحوم 1: 2–6, ناحوم 1: 2–11, ناحوم 1: 3, ناحوم 1: 4, ناحوم 1: 5, ناحوم 1: 6, ناحوم 1: 7, ناحوم 1: 7–11, ناحوم 1: 8, ناحوم 1: 9, ناحوم 1: 11, ناحوم 1: 12, ناحوم 1: 14, ناحوم 1: 15, ناحوم 2: 1, ناحوم 2: 2, ناحوم 2: 4, ناحوم 2: 5, ناحوم 2: 6, ناحوم 2: 7, ناحوم 2: 8, ناحوم 2: 9, ناحوم 2: 10, ناحوم 2: 11–13, ناحوم 2: 13, ناحوم 3: 1, ناحوم 3: 2–3, ناحوم 3: 4, ناحوم 3: 5, ناحوم 3: 8, ناحوم 3: 9–10, ناحوم 3: 12, ناحوم 3: 14, ناحوم 3: 15, ناحوم 3: 16, ناحوم 3: 18, ناحوم 3: 19</w:t>
       </w:r>
       <w:r>
         <w:rPr>

--- a/arb/docx/34.content.docx
+++ b/arb/docx/34.content.docx
@@ -163,21 +163,6 @@
           <w:lang w:val="ar_AE" w:bidi="ar_AE"/>
         </w:rPr>
         <w:t>NAM</w:t>
-      </w:r>
-      <w:r>
-        <w:rPr>
-          <w:lang w:val="ar_AE" w:bidi="ar_AE"/>
-        </w:rPr>
-      </w:r>
-    </w:p>
-    <w:p>
-      <w:pPr>
-        <w:bidi/>
-      </w:pPr>
-      <w:r>
-        <w:rPr>
-          <w:lang w:val="ar_AE" w:bidi="ar_AE"/>
-        </w:rPr>
       </w:r>
       <w:r>
         <w:rPr>

--- a/arb/docx/34.content.docx
+++ b/arb/docx/34.content.docx
@@ -22,7 +22,7 @@
         <w:rPr>
           <w:lang w:val="ar_AE" w:bidi="ar_AE"/>
         </w:rPr>
-        <w:t>Resource: ملاحظات الدراسة (تينديل)</w:t>
+        <w:t>Resource: Tyndale Open Study Notes</w:t>
       </w:r>
       <w:r>
         <w:rPr>
@@ -122,7 +122,7 @@
         <w:rPr>
           <w:lang w:val="ar_AE" w:bidi="ar_AE"/>
         </w:rPr>
-        <w:t>ملاحظات الدراسة (تينديل)</w:t>
+        <w:t>Tyndale Open Study Notes</w:t>
       </w:r>
     </w:p>
     <w:p>

--- a/arb/docx/34.content.docx
+++ b/arb/docx/34.content.docx
@@ -22,7 +22,7 @@
         <w:rPr>
           <w:lang w:val="ar_AE" w:bidi="ar_AE"/>
         </w:rPr>
-        <w:t>Resource: Tyndale Open Study Notes</w:t>
+        <w:t>Resource: Aquifer Open Study Notes</w:t>
       </w:r>
       <w:r>
         <w:rPr>
@@ -122,7 +122,7 @@
         <w:rPr>
           <w:lang w:val="ar_AE" w:bidi="ar_AE"/>
         </w:rPr>
-        <w:t>Tyndale Open Study Notes</w:t>
+        <w:t>Aquifer Open Study Notes</w:t>
       </w:r>
     </w:p>
     <w:p>

--- a/arb/docx/34.content.docx
+++ b/arb/docx/34.content.docx
@@ -9,6 +9,8 @@
       </w:pPr>
       <w:r>
         <w:rPr>
+          <w:rtl/>
+          <w:cs/>
           <w:lang w:val="ar_AE" w:bidi="ar_AE"/>
         </w:rPr>
       </w:r>
@@ -20,28 +22,36 @@
       </w:pPr>
       <w:r>
         <w:rPr>
+          <w:rtl/>
+          <w:cs/>
           <w:lang w:val="ar_AE" w:bidi="ar_AE"/>
         </w:rPr>
         <w:t>Resource: Aquifer Open Study Notes</w:t>
       </w:r>
       <w:r>
         <w:rPr>
-          <w:lang w:val="ar_AE" w:bidi="ar_AE"/>
-        </w:rPr>
-      </w:r>
-    </w:p>
-    <w:p>
-      <w:pPr>
-        <w:bidi/>
-      </w:pPr>
-      <w:r>
-        <w:rPr>
+          <w:rtl/>
+          <w:cs/>
+          <w:lang w:val="ar_AE" w:bidi="ar_AE"/>
+        </w:rPr>
+      </w:r>
+    </w:p>
+    <w:p>
+      <w:pPr>
+        <w:bidi/>
+      </w:pPr>
+      <w:r>
+        <w:rPr>
+          <w:rtl/>
+          <w:cs/>
           <w:lang w:val="ar_AE" w:bidi="ar_AE"/>
         </w:rPr>
       </w:r>
       <w:r>
         <w:rPr>
           <w:b/>
+          <w:rtl/>
+          <w:cs/>
           <w:lang w:val="ar_AE" w:bidi="ar_AE"/>
         </w:rPr>
         <w:t>Aquifer Open Study Notes</w:t>
@@ -53,35 +63,47 @@
       </w:pPr>
       <w:r>
         <w:rPr>
-          <w:lang w:val="ar_AE" w:bidi="ar_AE"/>
-        </w:rPr>
-      </w:r>
-      <w:r>
-        <w:rPr>
+          <w:rtl/>
+          <w:cs/>
+          <w:lang w:val="ar_AE" w:bidi="ar_AE"/>
+        </w:rPr>
+      </w:r>
+      <w:r>
+        <w:rPr>
+          <w:rtl/>
+          <w:cs/>
           <w:lang w:val="ar_AE" w:bidi="ar_AE"/>
         </w:rPr>
         <w:t xml:space="preserve">This work is an adaptation of </w:t>
       </w:r>
       <w:r>
         <w:rPr>
+          <w:rtl/>
+          <w:cs/>
           <w:lang w:val="ar_AE" w:bidi="ar_AE"/>
         </w:rPr>
         <w:t>Tyndale Open Study Notes</w:t>
       </w:r>
       <w:r>
         <w:rPr>
+          <w:rtl/>
+          <w:cs/>
           <w:lang w:val="ar_AE" w:bidi="ar_AE"/>
         </w:rPr>
         <w:t xml:space="preserve"> © 2023 Tyndale House Publishers, licensed under the CC BY-SA 4.0 license. The adaptation, </w:t>
       </w:r>
       <w:r>
         <w:rPr>
+          <w:rtl/>
+          <w:cs/>
           <w:lang w:val="ar_AE" w:bidi="ar_AE"/>
         </w:rPr>
         <w:t>Aquifer Open Study Notes</w:t>
       </w:r>
       <w:r>
         <w:rPr>
+          <w:rtl/>
+          <w:cs/>
           <w:lang w:val="ar_AE" w:bidi="ar_AE"/>
         </w:rPr>
         <w:t>, was created by Mission Mutual and is also licensed under CC BY-SA 4.0.</w:t>
@@ -93,22 +115,30 @@
       </w:pPr>
       <w:r>
         <w:rPr>
-          <w:lang w:val="ar_AE" w:bidi="ar_AE"/>
-        </w:rPr>
-      </w:r>
-      <w:r>
-        <w:rPr>
+          <w:rtl/>
+          <w:cs/>
+          <w:lang w:val="ar_AE" w:bidi="ar_AE"/>
+        </w:rPr>
+      </w:r>
+      <w:r>
+        <w:rPr>
+          <w:rtl/>
+          <w:cs/>
           <w:lang w:val="ar_AE" w:bidi="ar_AE"/>
         </w:rPr>
         <w:t>This resource has been adapted into multiple languages, including English, Tok Pisin, Arabic (عربي), French (Français), Hindi (हिंदी), Indonesian (Bahasa Indonesia), Portuguese (Português), Russian (Русский), Spanish (Español), Swahili (Kiswahili), and Simplified Chinese (简体中文).</w:t>
       </w:r>
       <w:r>
         <w:rPr>
-          <w:lang w:val="ar_AE" w:bidi="ar_AE"/>
-        </w:rPr>
-      </w:r>
-      <w:r>
-        <w:rPr>
+          <w:rtl/>
+          <w:cs/>
+          <w:lang w:val="ar_AE" w:bidi="ar_AE"/>
+        </w:rPr>
+      </w:r>
+      <w:r>
+        <w:rPr>
+          <w:rtl/>
+          <w:cs/>
           <w:lang w:val="ar_AE" w:bidi="ar_AE"/>
         </w:rPr>
       </w:r>
@@ -120,6 +150,8 @@
       </w:pPr>
       <w:r>
         <w:rPr>
+          <w:rtl/>
+          <w:cs/>
           <w:lang w:val="ar_AE" w:bidi="ar_AE"/>
         </w:rPr>
         <w:t>Aquifer Open Study Notes</w:t>
@@ -149,6 +181,8 @@
       </w:pPr>
       <w:r>
         <w:rPr>
+          <w:rtl/>
+          <w:cs/>
           <w:lang w:val="ar_AE" w:bidi="ar_AE"/>
         </w:rPr>
       </w:r>
@@ -160,38 +194,50 @@
       </w:pPr>
       <w:r>
         <w:rPr>
+          <w:rtl/>
+          <w:cs/>
           <w:lang w:val="ar_AE" w:bidi="ar_AE"/>
         </w:rPr>
         <w:t>NAM</w:t>
       </w:r>
       <w:r>
         <w:rPr>
-          <w:lang w:val="ar_AE" w:bidi="ar_AE"/>
-        </w:rPr>
-      </w:r>
-    </w:p>
-    <w:p>
-      <w:pPr>
-        <w:bidi/>
-      </w:pPr>
-      <w:r>
-        <w:rPr>
-          <w:lang w:val="ar_AE" w:bidi="ar_AE"/>
-        </w:rPr>
-      </w:r>
-      <w:r>
-        <w:rPr>
+          <w:rtl/>
+          <w:cs/>
+          <w:lang w:val="ar_AE" w:bidi="ar_AE"/>
+        </w:rPr>
+      </w:r>
+    </w:p>
+    <w:p>
+      <w:pPr>
+        <w:bidi/>
+      </w:pPr>
+      <w:r>
+        <w:rPr>
+          <w:rtl/>
+          <w:cs/>
+          <w:lang w:val="ar_AE" w:bidi="ar_AE"/>
+        </w:rPr>
+      </w:r>
+      <w:r>
+        <w:rPr>
+          <w:rtl/>
+          <w:cs/>
           <w:lang w:val="ar_AE" w:bidi="ar_AE"/>
         </w:rPr>
         <w:t xml:space="preserve"> </w:t>
       </w:r>
       <w:r>
         <w:rPr>
-          <w:lang w:val="ar_AE" w:bidi="ar_AE"/>
-        </w:rPr>
-      </w:r>
-      <w:r>
-        <w:rPr>
+          <w:rtl/>
+          <w:cs/>
+          <w:lang w:val="ar_AE" w:bidi="ar_AE"/>
+        </w:rPr>
+      </w:r>
+      <w:r>
+        <w:rPr>
+          <w:rtl/>
+          <w:cs/>
           <w:lang w:val="ar_AE" w:bidi="ar_AE"/>
         </w:rPr>
       </w:r>
@@ -217,6 +263,8 @@
       </w:pPr>
       <w:r>
         <w:rPr>
+          <w:rtl/>
+          <w:cs/>
           <w:lang w:val="ar_AE" w:bidi="ar_AE"/>
         </w:rPr>
       </w:r>
@@ -228,27 +276,35 @@
       </w:pPr>
       <w:r>
         <w:rPr>
+          <w:rtl/>
+          <w:cs/>
           <w:lang w:val="ar_AE" w:bidi="ar_AE"/>
         </w:rPr>
         <w:t>ناحوم 1: 1</w:t>
       </w:r>
       <w:r>
         <w:rPr>
-          <w:lang w:val="ar_AE" w:bidi="ar_AE"/>
-        </w:rPr>
-      </w:r>
-    </w:p>
-    <w:p>
-      <w:pPr>
-        <w:bidi/>
-      </w:pPr>
-      <w:r>
-        <w:rPr>
-          <w:lang w:val="ar_AE" w:bidi="ar_AE"/>
-        </w:rPr>
-      </w:r>
-      <w:r>
-        <w:rPr>
+          <w:rtl/>
+          <w:cs/>
+          <w:lang w:val="ar_AE" w:bidi="ar_AE"/>
+        </w:rPr>
+      </w:r>
+    </w:p>
+    <w:p>
+      <w:pPr>
+        <w:bidi/>
+      </w:pPr>
+      <w:r>
+        <w:rPr>
+          <w:rtl/>
+          <w:cs/>
+          <w:lang w:val="ar_AE" w:bidi="ar_AE"/>
+        </w:rPr>
+      </w:r>
+      <w:r>
+        <w:rPr>
+          <w:rtl/>
+          <w:cs/>
           <w:lang w:val="ar_AE" w:bidi="ar_AE"/>
         </w:rPr>
         <w:t xml:space="preserve">وَحْيٌ … رُؤْيَا: هذه الافتتاحية، المشابهة لتلك الموجودة في الأسفار النبوية الأخرى (قارن </w:t>
@@ -256,6 +312,8 @@
       <w:hyperlink r:id="rId13">
         <w:r>
           <w:rPr>
+            <w:rtl/>
+            <w:cs/>
             <w:lang w:val="ar_AE" w:bidi="ar_AE"/>
           </w:rPr>
           <w:rPr>
@@ -267,6 +325,8 @@
       </w:hyperlink>
       <w:r>
         <w:rPr>
+          <w:rtl/>
+          <w:cs/>
           <w:lang w:val="ar_AE" w:bidi="ar_AE"/>
         </w:rPr>
         <w:t xml:space="preserve">؛ </w:t>
@@ -274,6 +334,8 @@
       <w:hyperlink r:id="rId14">
         <w:r>
           <w:rPr>
+            <w:rtl/>
+            <w:cs/>
             <w:lang w:val="ar_AE" w:bidi="ar_AE"/>
           </w:rPr>
           <w:rPr>
@@ -285,6 +347,8 @@
       </w:hyperlink>
       <w:r>
         <w:rPr>
+          <w:rtl/>
+          <w:cs/>
           <w:lang w:val="ar_AE" w:bidi="ar_AE"/>
         </w:rPr>
         <w:t xml:space="preserve">؛ </w:t>
@@ -292,6 +356,8 @@
       <w:hyperlink r:id="rId15">
         <w:r>
           <w:rPr>
+            <w:rtl/>
+            <w:cs/>
             <w:lang w:val="ar_AE" w:bidi="ar_AE"/>
           </w:rPr>
           <w:rPr>
@@ -303,6 +369,8 @@
       </w:hyperlink>
       <w:r>
         <w:rPr>
+          <w:rtl/>
+          <w:cs/>
           <w:lang w:val="ar_AE" w:bidi="ar_AE"/>
         </w:rPr>
         <w:t>)، تحدد ناحوم باعتباره نبيًا، نطق برسائل من الله. • أصبحت نينوى عاصمة الإمبراطورية الآشورية في فترة ما بعد 705 قبل الميلاد وظلت كذلك حتى تدميرها في 612 قبل الميلاد. • اسم ناحوم يعني "تعزية" أو "تشجيع". أحد المواضيع المهمة في نبوته هو أن الله سوف يُعزِّي ويشجع شعبه من خلال سقوط نينوى (</w:t>
@@ -310,6 +378,8 @@
       <w:hyperlink r:id="rId16">
         <w:r>
           <w:rPr>
+            <w:rtl/>
+            <w:cs/>
             <w:lang w:val="ar_AE" w:bidi="ar_AE"/>
           </w:rPr>
           <w:rPr>
@@ -321,6 +391,8 @@
       </w:hyperlink>
       <w:r>
         <w:rPr>
+          <w:rtl/>
+          <w:cs/>
           <w:lang w:val="ar_AE" w:bidi="ar_AE"/>
         </w:rPr>
         <w:t xml:space="preserve">؛ انظر </w:t>
@@ -328,6 +400,8 @@
       <w:hyperlink r:id="rId17">
         <w:r>
           <w:rPr>
+            <w:rtl/>
+            <w:cs/>
             <w:lang w:val="ar_AE" w:bidi="ar_AE"/>
           </w:rPr>
           <w:rPr>
@@ -339,27 +413,35 @@
       </w:hyperlink>
       <w:r>
         <w:rPr>
+          <w:rtl/>
+          <w:cs/>
           <w:lang w:val="ar_AE" w:bidi="ar_AE"/>
         </w:rPr>
         <w:t>).</w:t>
       </w:r>
       <w:r>
         <w:rPr>
-          <w:lang w:val="ar_AE" w:bidi="ar_AE"/>
-        </w:rPr>
-      </w:r>
-      <w:r>
-        <w:rPr>
-          <w:lang w:val="ar_AE" w:bidi="ar_AE"/>
-        </w:rPr>
-      </w:r>
-    </w:p>
-    <w:p>
-      <w:pPr>
-        <w:bidi/>
-      </w:pPr>
-      <w:r>
-        <w:rPr>
+          <w:rtl/>
+          <w:cs/>
+          <w:lang w:val="ar_AE" w:bidi="ar_AE"/>
+        </w:rPr>
+      </w:r>
+      <w:r>
+        <w:rPr>
+          <w:rtl/>
+          <w:cs/>
+          <w:lang w:val="ar_AE" w:bidi="ar_AE"/>
+        </w:rPr>
+      </w:r>
+    </w:p>
+    <w:p>
+      <w:pPr>
+        <w:bidi/>
+      </w:pPr>
+      <w:r>
+        <w:rPr>
+          <w:rtl/>
+          <w:cs/>
           <w:lang w:val="ar_AE" w:bidi="ar_AE"/>
         </w:rPr>
       </w:r>
@@ -371,27 +453,35 @@
       </w:pPr>
       <w:r>
         <w:rPr>
+          <w:rtl/>
+          <w:cs/>
           <w:lang w:val="ar_AE" w:bidi="ar_AE"/>
         </w:rPr>
         <w:t>ناحوم 1: 2</w:t>
       </w:r>
       <w:r>
         <w:rPr>
-          <w:lang w:val="ar_AE" w:bidi="ar_AE"/>
-        </w:rPr>
-      </w:r>
-    </w:p>
-    <w:p>
-      <w:pPr>
-        <w:bidi/>
-      </w:pPr>
-      <w:r>
-        <w:rPr>
-          <w:lang w:val="ar_AE" w:bidi="ar_AE"/>
-        </w:rPr>
-      </w:r>
-      <w:r>
-        <w:rPr>
+          <w:rtl/>
+          <w:cs/>
+          <w:lang w:val="ar_AE" w:bidi="ar_AE"/>
+        </w:rPr>
+      </w:r>
+    </w:p>
+    <w:p>
+      <w:pPr>
+        <w:bidi/>
+      </w:pPr>
+      <w:r>
+        <w:rPr>
+          <w:rtl/>
+          <w:cs/>
+          <w:lang w:val="ar_AE" w:bidi="ar_AE"/>
+        </w:rPr>
+      </w:r>
+      <w:r>
+        <w:rPr>
+          <w:rtl/>
+          <w:cs/>
           <w:lang w:val="ar_AE" w:bidi="ar_AE"/>
         </w:rPr>
         <w:t xml:space="preserve">غَيُورٌ (أو </w:t>
@@ -399,12 +489,16 @@
       <w:r>
         <w:rPr>
           <w:i/>
+          <w:rtl/>
+          <w:cs/>
           <w:lang w:val="ar_AE" w:bidi="ar_AE"/>
         </w:rPr>
         <w:t>متحمس</w:t>
       </w:r>
       <w:r>
         <w:rPr>
+          <w:rtl/>
+          <w:cs/>
           <w:lang w:val="ar_AE" w:bidi="ar_AE"/>
         </w:rPr>
         <w:t xml:space="preserve">): يحمي الله بغيرة خير شعبه وبحماس يرغب في إخلاصهم وأمانتهم (انظر </w:t>
@@ -412,6 +506,8 @@
       <w:hyperlink r:id="rId18">
         <w:r>
           <w:rPr>
+            <w:rtl/>
+            <w:cs/>
             <w:lang w:val="ar_AE" w:bidi="ar_AE"/>
           </w:rPr>
           <w:rPr>
@@ -423,6 +519,8 @@
       </w:hyperlink>
       <w:r>
         <w:rPr>
+          <w:rtl/>
+          <w:cs/>
           <w:lang w:val="ar_AE" w:bidi="ar_AE"/>
         </w:rPr>
         <w:t xml:space="preserve">؛ </w:t>
@@ -430,6 +528,8 @@
       <w:hyperlink r:id="rId19">
         <w:r>
           <w:rPr>
+            <w:rtl/>
+            <w:cs/>
             <w:lang w:val="ar_AE" w:bidi="ar_AE"/>
           </w:rPr>
           <w:rPr>
@@ -441,6 +541,8 @@
       </w:hyperlink>
       <w:r>
         <w:rPr>
+          <w:rtl/>
+          <w:cs/>
           <w:lang w:val="ar_AE" w:bidi="ar_AE"/>
         </w:rPr>
         <w:t xml:space="preserve">؛ </w:t>
@@ -448,6 +550,8 @@
       <w:hyperlink r:id="rId20">
         <w:r>
           <w:rPr>
+            <w:rtl/>
+            <w:cs/>
             <w:lang w:val="ar_AE" w:bidi="ar_AE"/>
           </w:rPr>
           <w:rPr>
@@ -459,6 +563,8 @@
       </w:hyperlink>
       <w:r>
         <w:rPr>
+          <w:rtl/>
+          <w:cs/>
           <w:lang w:val="ar_AE" w:bidi="ar_AE"/>
         </w:rPr>
         <w:t xml:space="preserve">؛ </w:t>
@@ -466,6 +572,8 @@
       <w:hyperlink r:id="rId21">
         <w:r>
           <w:rPr>
+            <w:rtl/>
+            <w:cs/>
             <w:lang w:val="ar_AE" w:bidi="ar_AE"/>
           </w:rPr>
           <w:rPr>
@@ -477,6 +585,8 @@
       </w:hyperlink>
       <w:r>
         <w:rPr>
+          <w:rtl/>
+          <w:cs/>
           <w:lang w:val="ar_AE" w:bidi="ar_AE"/>
         </w:rPr>
         <w:t>). • لا يمكن الخلط بين نقمة الله وغضبه وبين الموقف البشري في "الانتقام". فإن أفعال الله تنبع من قداسته (</w:t>
@@ -484,6 +594,8 @@
       <w:hyperlink r:id="rId22">
         <w:r>
           <w:rPr>
+            <w:rtl/>
+            <w:cs/>
             <w:lang w:val="ar_AE" w:bidi="ar_AE"/>
           </w:rPr>
           <w:rPr>
@@ -495,6 +607,8 @@
       </w:hyperlink>
       <w:r>
         <w:rPr>
+          <w:rtl/>
+          <w:cs/>
           <w:lang w:val="ar_AE" w:bidi="ar_AE"/>
         </w:rPr>
         <w:t>)، وعدله (</w:t>
@@ -502,6 +616,8 @@
       <w:hyperlink r:id="rId23">
         <w:r>
           <w:rPr>
+            <w:rtl/>
+            <w:cs/>
             <w:lang w:val="ar_AE" w:bidi="ar_AE"/>
           </w:rPr>
           <w:rPr>
@@ -513,6 +629,8 @@
       </w:hyperlink>
       <w:r>
         <w:rPr>
+          <w:rtl/>
+          <w:cs/>
           <w:lang w:val="ar_AE" w:bidi="ar_AE"/>
         </w:rPr>
         <w:t>)، وأمانته للعهد مع شعبه (</w:t>
@@ -520,6 +638,8 @@
       <w:hyperlink r:id="rId24">
         <w:r>
           <w:rPr>
+            <w:rtl/>
+            <w:cs/>
             <w:lang w:val="ar_AE" w:bidi="ar_AE"/>
           </w:rPr>
           <w:rPr>
@@ -531,6 +651,8 @@
       </w:hyperlink>
       <w:r>
         <w:rPr>
+          <w:rtl/>
+          <w:cs/>
           <w:lang w:val="ar_AE" w:bidi="ar_AE"/>
         </w:rPr>
         <w:t xml:space="preserve">؛ </w:t>
@@ -538,6 +660,8 @@
       <w:hyperlink r:id="rId25">
         <w:r>
           <w:rPr>
+            <w:rtl/>
+            <w:cs/>
             <w:lang w:val="ar_AE" w:bidi="ar_AE"/>
           </w:rPr>
           <w:rPr>
@@ -549,27 +673,35 @@
       </w:hyperlink>
       <w:r>
         <w:rPr>
+          <w:rtl/>
+          <w:cs/>
           <w:lang w:val="ar_AE" w:bidi="ar_AE"/>
         </w:rPr>
         <w:t>). إن نقمته ليست أبدًا اعتباطية.</w:t>
       </w:r>
       <w:r>
         <w:rPr>
-          <w:lang w:val="ar_AE" w:bidi="ar_AE"/>
-        </w:rPr>
-      </w:r>
-      <w:r>
-        <w:rPr>
-          <w:lang w:val="ar_AE" w:bidi="ar_AE"/>
-        </w:rPr>
-      </w:r>
-    </w:p>
-    <w:p>
-      <w:pPr>
-        <w:bidi/>
-      </w:pPr>
-      <w:r>
-        <w:rPr>
+          <w:rtl/>
+          <w:cs/>
+          <w:lang w:val="ar_AE" w:bidi="ar_AE"/>
+        </w:rPr>
+      </w:r>
+      <w:r>
+        <w:rPr>
+          <w:rtl/>
+          <w:cs/>
+          <w:lang w:val="ar_AE" w:bidi="ar_AE"/>
+        </w:rPr>
+      </w:r>
+    </w:p>
+    <w:p>
+      <w:pPr>
+        <w:bidi/>
+      </w:pPr>
+      <w:r>
+        <w:rPr>
+          <w:rtl/>
+          <w:cs/>
           <w:lang w:val="ar_AE" w:bidi="ar_AE"/>
         </w:rPr>
       </w:r>
@@ -581,48 +713,62 @@
       </w:pPr>
       <w:r>
         <w:rPr>
+          <w:rtl/>
+          <w:cs/>
           <w:lang w:val="ar_AE" w:bidi="ar_AE"/>
         </w:rPr>
         <w:t>ناحوم 1: 2–6</w:t>
       </w:r>
       <w:r>
         <w:rPr>
-          <w:lang w:val="ar_AE" w:bidi="ar_AE"/>
-        </w:rPr>
-      </w:r>
-    </w:p>
-    <w:p>
-      <w:pPr>
-        <w:bidi/>
-      </w:pPr>
-      <w:r>
-        <w:rPr>
-          <w:lang w:val="ar_AE" w:bidi="ar_AE"/>
-        </w:rPr>
-      </w:r>
-      <w:r>
-        <w:rPr>
+          <w:rtl/>
+          <w:cs/>
+          <w:lang w:val="ar_AE" w:bidi="ar_AE"/>
+        </w:rPr>
+      </w:r>
+    </w:p>
+    <w:p>
+      <w:pPr>
+        <w:bidi/>
+      </w:pPr>
+      <w:r>
+        <w:rPr>
+          <w:rtl/>
+          <w:cs/>
+          <w:lang w:val="ar_AE" w:bidi="ar_AE"/>
+        </w:rPr>
+      </w:r>
+      <w:r>
+        <w:rPr>
+          <w:rtl/>
+          <w:cs/>
           <w:lang w:val="ar_AE" w:bidi="ar_AE"/>
         </w:rPr>
         <w:t>المقطع الأول من الترنيمة مستمد من النصوص الكتابية التي تحيي ذكرى خروج إسرائيل من مصر. والرسالة هي أن كل شيء في كل الخليقة يخضع لسلطان الله السيادي، وسيضمن الله معاقبة من يعارضونه.</w:t>
       </w:r>
       <w:r>
         <w:rPr>
-          <w:lang w:val="ar_AE" w:bidi="ar_AE"/>
-        </w:rPr>
-      </w:r>
-      <w:r>
-        <w:rPr>
-          <w:lang w:val="ar_AE" w:bidi="ar_AE"/>
-        </w:rPr>
-      </w:r>
-    </w:p>
-    <w:p>
-      <w:pPr>
-        <w:bidi/>
-      </w:pPr>
-      <w:r>
-        <w:rPr>
+          <w:rtl/>
+          <w:cs/>
+          <w:lang w:val="ar_AE" w:bidi="ar_AE"/>
+        </w:rPr>
+      </w:r>
+      <w:r>
+        <w:rPr>
+          <w:rtl/>
+          <w:cs/>
+          <w:lang w:val="ar_AE" w:bidi="ar_AE"/>
+        </w:rPr>
+      </w:r>
+    </w:p>
+    <w:p>
+      <w:pPr>
+        <w:bidi/>
+      </w:pPr>
+      <w:r>
+        <w:rPr>
+          <w:rtl/>
+          <w:cs/>
           <w:lang w:val="ar_AE" w:bidi="ar_AE"/>
         </w:rPr>
       </w:r>
@@ -634,27 +780,35 @@
       </w:pPr>
       <w:r>
         <w:rPr>
+          <w:rtl/>
+          <w:cs/>
           <w:lang w:val="ar_AE" w:bidi="ar_AE"/>
         </w:rPr>
         <w:t>ناحوم 1: 2–11</w:t>
       </w:r>
       <w:r>
         <w:rPr>
-          <w:lang w:val="ar_AE" w:bidi="ar_AE"/>
-        </w:rPr>
-      </w:r>
-    </w:p>
-    <w:p>
-      <w:pPr>
-        <w:bidi/>
-      </w:pPr>
-      <w:r>
-        <w:rPr>
-          <w:lang w:val="ar_AE" w:bidi="ar_AE"/>
-        </w:rPr>
-      </w:r>
-      <w:r>
-        <w:rPr>
+          <w:rtl/>
+          <w:cs/>
+          <w:lang w:val="ar_AE" w:bidi="ar_AE"/>
+        </w:rPr>
+      </w:r>
+    </w:p>
+    <w:p>
+      <w:pPr>
+        <w:bidi/>
+      </w:pPr>
+      <w:r>
+        <w:rPr>
+          <w:rtl/>
+          <w:cs/>
+          <w:lang w:val="ar_AE" w:bidi="ar_AE"/>
+        </w:rPr>
+      </w:r>
+      <w:r>
+        <w:rPr>
+          <w:rtl/>
+          <w:cs/>
           <w:lang w:val="ar_AE" w:bidi="ar_AE"/>
         </w:rPr>
         <w:t>تتحدث هذه الترنيمة القصيرة المكونة من مقطعين (</w:t>
@@ -662,6 +816,8 @@
       <w:hyperlink r:id="rId26">
         <w:r>
           <w:rPr>
+            <w:rtl/>
+            <w:cs/>
             <w:lang w:val="ar_AE" w:bidi="ar_AE"/>
           </w:rPr>
           <w:rPr>
@@ -673,6 +829,8 @@
       </w:hyperlink>
       <w:r>
         <w:rPr>
+          <w:rtl/>
+          <w:cs/>
           <w:lang w:val="ar_AE" w:bidi="ar_AE"/>
         </w:rPr>
         <w:t xml:space="preserve">، </w:t>
@@ -680,6 +838,8 @@
       <w:hyperlink r:id="rId27">
         <w:r>
           <w:rPr>
+            <w:rtl/>
+            <w:cs/>
             <w:lang w:val="ar_AE" w:bidi="ar_AE"/>
           </w:rPr>
           <w:rPr>
@@ -691,27 +851,35 @@
       </w:hyperlink>
       <w:r>
         <w:rPr>
+          <w:rtl/>
+          <w:cs/>
           <w:lang w:val="ar_AE" w:bidi="ar_AE"/>
         </w:rPr>
         <w:t>)، عن قدرة الله السيادية.</w:t>
       </w:r>
       <w:r>
         <w:rPr>
-          <w:lang w:val="ar_AE" w:bidi="ar_AE"/>
-        </w:rPr>
-      </w:r>
-      <w:r>
-        <w:rPr>
-          <w:lang w:val="ar_AE" w:bidi="ar_AE"/>
-        </w:rPr>
-      </w:r>
-    </w:p>
-    <w:p>
-      <w:pPr>
-        <w:bidi/>
-      </w:pPr>
-      <w:r>
-        <w:rPr>
+          <w:rtl/>
+          <w:cs/>
+          <w:lang w:val="ar_AE" w:bidi="ar_AE"/>
+        </w:rPr>
+      </w:r>
+      <w:r>
+        <w:rPr>
+          <w:rtl/>
+          <w:cs/>
+          <w:lang w:val="ar_AE" w:bidi="ar_AE"/>
+        </w:rPr>
+      </w:r>
+    </w:p>
+    <w:p>
+      <w:pPr>
+        <w:bidi/>
+      </w:pPr>
+      <w:r>
+        <w:rPr>
+          <w:rtl/>
+          <w:cs/>
           <w:lang w:val="ar_AE" w:bidi="ar_AE"/>
         </w:rPr>
       </w:r>
@@ -723,27 +891,35 @@
       </w:pPr>
       <w:r>
         <w:rPr>
+          <w:rtl/>
+          <w:cs/>
           <w:lang w:val="ar_AE" w:bidi="ar_AE"/>
         </w:rPr>
         <w:t>ناحوم 1: 3</w:t>
       </w:r>
       <w:r>
         <w:rPr>
-          <w:lang w:val="ar_AE" w:bidi="ar_AE"/>
-        </w:rPr>
-      </w:r>
-    </w:p>
-    <w:p>
-      <w:pPr>
-        <w:bidi/>
-      </w:pPr>
-      <w:r>
-        <w:rPr>
-          <w:lang w:val="ar_AE" w:bidi="ar_AE"/>
-        </w:rPr>
-      </w:r>
-      <w:r>
-        <w:rPr>
+          <w:rtl/>
+          <w:cs/>
+          <w:lang w:val="ar_AE" w:bidi="ar_AE"/>
+        </w:rPr>
+      </w:r>
+    </w:p>
+    <w:p>
+      <w:pPr>
+        <w:bidi/>
+      </w:pPr>
+      <w:r>
+        <w:rPr>
+          <w:rtl/>
+          <w:cs/>
+          <w:lang w:val="ar_AE" w:bidi="ar_AE"/>
+        </w:rPr>
+      </w:r>
+      <w:r>
+        <w:rPr>
+          <w:rtl/>
+          <w:cs/>
           <w:lang w:val="ar_AE" w:bidi="ar_AE"/>
         </w:rPr>
         <w:t>الرَّبُّ بَطِيءُ الْغَضَبِ: صبر الله على العصيان مرتبط بمحبته الأمينة (</w:t>
@@ -751,6 +927,8 @@
       <w:hyperlink r:id="rId28">
         <w:r>
           <w:rPr>
+            <w:rtl/>
+            <w:cs/>
             <w:lang w:val="ar_AE" w:bidi="ar_AE"/>
           </w:rPr>
           <w:rPr>
@@ -762,6 +940,8 @@
       </w:hyperlink>
       <w:r>
         <w:rPr>
+          <w:rtl/>
+          <w:cs/>
           <w:lang w:val="ar_AE" w:bidi="ar_AE"/>
         </w:rPr>
         <w:t xml:space="preserve">؛ </w:t>
@@ -769,6 +949,8 @@
       <w:hyperlink r:id="rId29">
         <w:r>
           <w:rPr>
+            <w:rtl/>
+            <w:cs/>
             <w:lang w:val="ar_AE" w:bidi="ar_AE"/>
           </w:rPr>
           <w:rPr>
@@ -780,6 +962,8 @@
       </w:hyperlink>
       <w:r>
         <w:rPr>
+          <w:rtl/>
+          <w:cs/>
           <w:lang w:val="ar_AE" w:bidi="ar_AE"/>
         </w:rPr>
         <w:t xml:space="preserve">؛ </w:t>
@@ -787,6 +971,8 @@
       <w:hyperlink r:id="rId30">
         <w:r>
           <w:rPr>
+            <w:rtl/>
+            <w:cs/>
             <w:lang w:val="ar_AE" w:bidi="ar_AE"/>
           </w:rPr>
           <w:rPr>
@@ -798,6 +984,8 @@
       </w:hyperlink>
       <w:r>
         <w:rPr>
+          <w:rtl/>
+          <w:cs/>
           <w:lang w:val="ar_AE" w:bidi="ar_AE"/>
         </w:rPr>
         <w:t xml:space="preserve">؛ </w:t>
@@ -805,6 +993,8 @@
       <w:hyperlink r:id="rId31">
         <w:r>
           <w:rPr>
+            <w:rtl/>
+            <w:cs/>
             <w:lang w:val="ar_AE" w:bidi="ar_AE"/>
           </w:rPr>
           <w:rPr>
@@ -816,6 +1006,8 @@
       </w:hyperlink>
       <w:r>
         <w:rPr>
+          <w:rtl/>
+          <w:cs/>
           <w:lang w:val="ar_AE" w:bidi="ar_AE"/>
         </w:rPr>
         <w:t>). وقد خيبت هذه السمة ظن يونان الذي أراد تدمير نينوى فورًا (</w:t>
@@ -823,6 +1015,8 @@
       <w:hyperlink r:id="rId32">
         <w:r>
           <w:rPr>
+            <w:rtl/>
+            <w:cs/>
             <w:lang w:val="ar_AE" w:bidi="ar_AE"/>
           </w:rPr>
           <w:rPr>
@@ -834,6 +1028,8 @@
       </w:hyperlink>
       <w:r>
         <w:rPr>
+          <w:rtl/>
+          <w:cs/>
           <w:lang w:val="ar_AE" w:bidi="ar_AE"/>
         </w:rPr>
         <w:t>). ولأن الله صبور، فإنه أحيانًا يؤجل العقاب المستحق للخطاة (</w:t>
@@ -841,6 +1037,8 @@
       <w:hyperlink r:id="rId33">
         <w:r>
           <w:rPr>
+            <w:rtl/>
+            <w:cs/>
             <w:lang w:val="ar_AE" w:bidi="ar_AE"/>
           </w:rPr>
           <w:rPr>
@@ -852,6 +1050,8 @@
       </w:hyperlink>
       <w:r>
         <w:rPr>
+          <w:rtl/>
+          <w:cs/>
           <w:lang w:val="ar_AE" w:bidi="ar_AE"/>
         </w:rPr>
         <w:t xml:space="preserve">؛ </w:t>
@@ -859,6 +1059,8 @@
       <w:hyperlink r:id="rId34">
         <w:r>
           <w:rPr>
+            <w:rtl/>
+            <w:cs/>
             <w:lang w:val="ar_AE" w:bidi="ar_AE"/>
           </w:rPr>
           <w:rPr>
@@ -870,6 +1072,8 @@
       </w:hyperlink>
       <w:r>
         <w:rPr>
+          <w:rtl/>
+          <w:cs/>
           <w:lang w:val="ar_AE" w:bidi="ar_AE"/>
         </w:rPr>
         <w:t xml:space="preserve">؛ </w:t>
@@ -877,6 +1081,8 @@
       <w:hyperlink r:id="rId35">
         <w:r>
           <w:rPr>
+            <w:rtl/>
+            <w:cs/>
             <w:lang w:val="ar_AE" w:bidi="ar_AE"/>
           </w:rPr>
           <w:rPr>
@@ -888,6 +1094,8 @@
       </w:hyperlink>
       <w:r>
         <w:rPr>
+          <w:rtl/>
+          <w:cs/>
           <w:lang w:val="ar_AE" w:bidi="ar_AE"/>
         </w:rPr>
         <w:t>)، ولكن الذين يستمرون في الخطية سيواجهون في النهاية دينونة الله (</w:t>
@@ -895,6 +1103,8 @@
       <w:hyperlink r:id="rId36">
         <w:r>
           <w:rPr>
+            <w:rtl/>
+            <w:cs/>
             <w:lang w:val="ar_AE" w:bidi="ar_AE"/>
           </w:rPr>
           <w:rPr>
@@ -906,6 +1116,8 @@
       </w:hyperlink>
       <w:r>
         <w:rPr>
+          <w:rtl/>
+          <w:cs/>
           <w:lang w:val="ar_AE" w:bidi="ar_AE"/>
         </w:rPr>
         <w:t xml:space="preserve">؛ </w:t>
@@ -913,6 +1125,8 @@
       <w:hyperlink r:id="rId37">
         <w:r>
           <w:rPr>
+            <w:rtl/>
+            <w:cs/>
             <w:lang w:val="ar_AE" w:bidi="ar_AE"/>
           </w:rPr>
           <w:rPr>
@@ -924,6 +1138,8 @@
       </w:hyperlink>
       <w:r>
         <w:rPr>
+          <w:rtl/>
+          <w:cs/>
           <w:lang w:val="ar_AE" w:bidi="ar_AE"/>
         </w:rPr>
         <w:t xml:space="preserve">؛ </w:t>
@@ -931,6 +1147,8 @@
       <w:hyperlink r:id="rId38">
         <w:r>
           <w:rPr>
+            <w:rtl/>
+            <w:cs/>
             <w:lang w:val="ar_AE" w:bidi="ar_AE"/>
           </w:rPr>
           <w:rPr>
@@ -942,6 +1160,8 @@
       </w:hyperlink>
       <w:r>
         <w:rPr>
+          <w:rtl/>
+          <w:cs/>
           <w:lang w:val="ar_AE" w:bidi="ar_AE"/>
         </w:rPr>
         <w:t xml:space="preserve">؛ </w:t>
@@ -949,6 +1169,8 @@
       <w:hyperlink r:id="rId39">
         <w:r>
           <w:rPr>
+            <w:rtl/>
+            <w:cs/>
             <w:lang w:val="ar_AE" w:bidi="ar_AE"/>
           </w:rPr>
           <w:rPr>
@@ -960,6 +1182,8 @@
       </w:hyperlink>
       <w:r>
         <w:rPr>
+          <w:rtl/>
+          <w:cs/>
           <w:lang w:val="ar_AE" w:bidi="ar_AE"/>
         </w:rPr>
         <w:t xml:space="preserve">). • الزوبعة … والعاصف: تصف هذه الصور قوة دينونة الله ضد الأشرار (انظر أيضًا </w:t>
@@ -967,6 +1191,8 @@
       <w:hyperlink r:id="rId40">
         <w:r>
           <w:rPr>
+            <w:rtl/>
+            <w:cs/>
             <w:lang w:val="ar_AE" w:bidi="ar_AE"/>
           </w:rPr>
           <w:rPr>
@@ -978,27 +1204,35 @@
       </w:hyperlink>
       <w:r>
         <w:rPr>
+          <w:rtl/>
+          <w:cs/>
           <w:lang w:val="ar_AE" w:bidi="ar_AE"/>
         </w:rPr>
         <w:t>).</w:t>
       </w:r>
       <w:r>
         <w:rPr>
-          <w:lang w:val="ar_AE" w:bidi="ar_AE"/>
-        </w:rPr>
-      </w:r>
-      <w:r>
-        <w:rPr>
-          <w:lang w:val="ar_AE" w:bidi="ar_AE"/>
-        </w:rPr>
-      </w:r>
-    </w:p>
-    <w:p>
-      <w:pPr>
-        <w:bidi/>
-      </w:pPr>
-      <w:r>
-        <w:rPr>
+          <w:rtl/>
+          <w:cs/>
+          <w:lang w:val="ar_AE" w:bidi="ar_AE"/>
+        </w:rPr>
+      </w:r>
+      <w:r>
+        <w:rPr>
+          <w:rtl/>
+          <w:cs/>
+          <w:lang w:val="ar_AE" w:bidi="ar_AE"/>
+        </w:rPr>
+      </w:r>
+    </w:p>
+    <w:p>
+      <w:pPr>
+        <w:bidi/>
+      </w:pPr>
+      <w:r>
+        <w:rPr>
+          <w:rtl/>
+          <w:cs/>
           <w:lang w:val="ar_AE" w:bidi="ar_AE"/>
         </w:rPr>
       </w:r>
@@ -1010,27 +1244,35 @@
       </w:pPr>
       <w:r>
         <w:rPr>
+          <w:rtl/>
+          <w:cs/>
           <w:lang w:val="ar_AE" w:bidi="ar_AE"/>
         </w:rPr>
         <w:t>ناحوم 1: 4</w:t>
       </w:r>
       <w:r>
         <w:rPr>
-          <w:lang w:val="ar_AE" w:bidi="ar_AE"/>
-        </w:rPr>
-      </w:r>
-    </w:p>
-    <w:p>
-      <w:pPr>
-        <w:bidi/>
-      </w:pPr>
-      <w:r>
-        <w:rPr>
-          <w:lang w:val="ar_AE" w:bidi="ar_AE"/>
-        </w:rPr>
-      </w:r>
-      <w:r>
-        <w:rPr>
+          <w:rtl/>
+          <w:cs/>
+          <w:lang w:val="ar_AE" w:bidi="ar_AE"/>
+        </w:rPr>
+      </w:r>
+    </w:p>
+    <w:p>
+      <w:pPr>
+        <w:bidi/>
+      </w:pPr>
+      <w:r>
+        <w:rPr>
+          <w:rtl/>
+          <w:cs/>
+          <w:lang w:val="ar_AE" w:bidi="ar_AE"/>
+        </w:rPr>
+      </w:r>
+      <w:r>
+        <w:rPr>
+          <w:rtl/>
+          <w:cs/>
           <w:lang w:val="ar_AE" w:bidi="ar_AE"/>
         </w:rPr>
         <w:t>مثل السحب (</w:t>
@@ -1038,6 +1280,8 @@
       <w:hyperlink r:id="rId41">
         <w:r>
           <w:rPr>
+            <w:rtl/>
+            <w:cs/>
             <w:lang w:val="ar_AE" w:bidi="ar_AE"/>
           </w:rPr>
           <w:rPr>
@@ -1049,6 +1293,8 @@
       </w:hyperlink>
       <w:r>
         <w:rPr>
+          <w:rtl/>
+          <w:cs/>
           <w:lang w:val="ar_AE" w:bidi="ar_AE"/>
         </w:rPr>
         <w:t>) والجبال (</w:t>
@@ -1056,6 +1302,8 @@
       <w:hyperlink r:id="rId42">
         <w:r>
           <w:rPr>
+            <w:rtl/>
+            <w:cs/>
             <w:lang w:val="ar_AE" w:bidi="ar_AE"/>
           </w:rPr>
           <w:rPr>
@@ -1067,6 +1315,8 @@
       </w:hyperlink>
       <w:r>
         <w:rPr>
+          <w:rtl/>
+          <w:cs/>
           <w:lang w:val="ar_AE" w:bidi="ar_AE"/>
         </w:rPr>
         <w:t>)، تخضع المحيطات والأنهار لسيطرة الله السيادية. وكثيرًا ما يتذكر أنبياء العهد القديم أفعال الله ضد البحار والأنهار خلال الخروج (</w:t>
@@ -1074,6 +1324,8 @@
       <w:hyperlink r:id="rId43">
         <w:r>
           <w:rPr>
+            <w:rtl/>
+            <w:cs/>
             <w:lang w:val="ar_AE" w:bidi="ar_AE"/>
           </w:rPr>
           <w:rPr>
@@ -1085,6 +1337,8 @@
       </w:hyperlink>
       <w:r>
         <w:rPr>
+          <w:rtl/>
+          <w:cs/>
           <w:lang w:val="ar_AE" w:bidi="ar_AE"/>
         </w:rPr>
         <w:t xml:space="preserve">؛ </w:t>
@@ -1092,6 +1346,8 @@
       <w:hyperlink r:id="rId44">
         <w:r>
           <w:rPr>
+            <w:rtl/>
+            <w:cs/>
             <w:lang w:val="ar_AE" w:bidi="ar_AE"/>
           </w:rPr>
           <w:rPr>
@@ -1103,6 +1359,8 @@
       </w:hyperlink>
       <w:r>
         <w:rPr>
+          <w:rtl/>
+          <w:cs/>
           <w:lang w:val="ar_AE" w:bidi="ar_AE"/>
         </w:rPr>
         <w:t xml:space="preserve">؛ </w:t>
@@ -1110,6 +1368,8 @@
       <w:hyperlink r:id="rId45">
         <w:r>
           <w:rPr>
+            <w:rtl/>
+            <w:cs/>
             <w:lang w:val="ar_AE" w:bidi="ar_AE"/>
           </w:rPr>
           <w:rPr>
@@ -1121,6 +1381,8 @@
       </w:hyperlink>
       <w:r>
         <w:rPr>
+          <w:rtl/>
+          <w:cs/>
           <w:lang w:val="ar_AE" w:bidi="ar_AE"/>
         </w:rPr>
         <w:t xml:space="preserve">؛ </w:t>
@@ -1128,6 +1390,8 @@
       <w:hyperlink r:id="rId46">
         <w:r>
           <w:rPr>
+            <w:rtl/>
+            <w:cs/>
             <w:lang w:val="ar_AE" w:bidi="ar_AE"/>
           </w:rPr>
           <w:rPr>
@@ -1139,6 +1403,8 @@
       </w:hyperlink>
       <w:r>
         <w:rPr>
+          <w:rtl/>
+          <w:cs/>
           <w:lang w:val="ar_AE" w:bidi="ar_AE"/>
         </w:rPr>
         <w:t xml:space="preserve">؛ </w:t>
@@ -1146,6 +1412,8 @@
       <w:hyperlink r:id="rId47">
         <w:r>
           <w:rPr>
+            <w:rtl/>
+            <w:cs/>
             <w:lang w:val="ar_AE" w:bidi="ar_AE"/>
           </w:rPr>
           <w:rPr>
@@ -1157,6 +1425,8 @@
       </w:hyperlink>
       <w:r>
         <w:rPr>
+          <w:rtl/>
+          <w:cs/>
           <w:lang w:val="ar_AE" w:bidi="ar_AE"/>
         </w:rPr>
         <w:t xml:space="preserve">). وقد دحضت قدرة الله على المياه أساطير الكنعانيين القدماء، الذين اعتقدوا أن المحيطات والأنهار كانت تحت سيطرة إله البحر، يام. • باشان، الواقعة شرق بحر الجليل، كانت معروفة بمراعيها الغنية، المثالية لتربية الماشية (قارن </w:t>
@@ -1164,6 +1434,8 @@
       <w:hyperlink r:id="rId48">
         <w:r>
           <w:rPr>
+            <w:rtl/>
+            <w:cs/>
             <w:lang w:val="ar_AE" w:bidi="ar_AE"/>
           </w:rPr>
           <w:rPr>
@@ -1175,6 +1447,8 @@
       </w:hyperlink>
       <w:r>
         <w:rPr>
+          <w:rtl/>
+          <w:cs/>
           <w:lang w:val="ar_AE" w:bidi="ar_AE"/>
         </w:rPr>
         <w:t>). • الكرمل، على ساحل البحر الأبيض المتوسط ​​في وسط كنعان، اشتهر بجماله وخصوبته (</w:t>
@@ -1182,6 +1456,8 @@
       <w:hyperlink r:id="rId49">
         <w:r>
           <w:rPr>
+            <w:rtl/>
+            <w:cs/>
             <w:lang w:val="ar_AE" w:bidi="ar_AE"/>
           </w:rPr>
           <w:rPr>
@@ -1193,6 +1469,8 @@
       </w:hyperlink>
       <w:r>
         <w:rPr>
+          <w:rtl/>
+          <w:cs/>
           <w:lang w:val="ar_AE" w:bidi="ar_AE"/>
         </w:rPr>
         <w:t xml:space="preserve">؛ </w:t>
@@ -1200,6 +1478,8 @@
       <w:hyperlink r:id="rId50">
         <w:r>
           <w:rPr>
+            <w:rtl/>
+            <w:cs/>
             <w:lang w:val="ar_AE" w:bidi="ar_AE"/>
           </w:rPr>
           <w:rPr>
@@ -1211,6 +1491,8 @@
       </w:hyperlink>
       <w:r>
         <w:rPr>
+          <w:rtl/>
+          <w:cs/>
           <w:lang w:val="ar_AE" w:bidi="ar_AE"/>
         </w:rPr>
         <w:t>). • كانت لبنان مشهورة بأرزها العظيم (</w:t>
@@ -1218,6 +1500,8 @@
       <w:hyperlink r:id="rId51">
         <w:r>
           <w:rPr>
+            <w:rtl/>
+            <w:cs/>
             <w:lang w:val="ar_AE" w:bidi="ar_AE"/>
           </w:rPr>
           <w:rPr>
@@ -1229,27 +1513,35 @@
       </w:hyperlink>
       <w:r>
         <w:rPr>
+          <w:rtl/>
+          <w:cs/>
           <w:lang w:val="ar_AE" w:bidi="ar_AE"/>
         </w:rPr>
         <w:t>). يسرد ناحوم هذه المناطق ليثبت أنه حتى أكثر الأماكن خصوبة وإنتاجية على وجه الأرض لا يمكنها أن تصمد أمام قوة دينونة الله.</w:t>
       </w:r>
       <w:r>
         <w:rPr>
-          <w:lang w:val="ar_AE" w:bidi="ar_AE"/>
-        </w:rPr>
-      </w:r>
-      <w:r>
-        <w:rPr>
-          <w:lang w:val="ar_AE" w:bidi="ar_AE"/>
-        </w:rPr>
-      </w:r>
-    </w:p>
-    <w:p>
-      <w:pPr>
-        <w:bidi/>
-      </w:pPr>
-      <w:r>
-        <w:rPr>
+          <w:rtl/>
+          <w:cs/>
+          <w:lang w:val="ar_AE" w:bidi="ar_AE"/>
+        </w:rPr>
+      </w:r>
+      <w:r>
+        <w:rPr>
+          <w:rtl/>
+          <w:cs/>
+          <w:lang w:val="ar_AE" w:bidi="ar_AE"/>
+        </w:rPr>
+      </w:r>
+    </w:p>
+    <w:p>
+      <w:pPr>
+        <w:bidi/>
+      </w:pPr>
+      <w:r>
+        <w:rPr>
+          <w:rtl/>
+          <w:cs/>
           <w:lang w:val="ar_AE" w:bidi="ar_AE"/>
         </w:rPr>
       </w:r>
@@ -1261,27 +1553,35 @@
       </w:pPr>
       <w:r>
         <w:rPr>
+          <w:rtl/>
+          <w:cs/>
           <w:lang w:val="ar_AE" w:bidi="ar_AE"/>
         </w:rPr>
         <w:t>ناحوم 1: 5</w:t>
       </w:r>
       <w:r>
         <w:rPr>
-          <w:lang w:val="ar_AE" w:bidi="ar_AE"/>
-        </w:rPr>
-      </w:r>
-    </w:p>
-    <w:p>
-      <w:pPr>
-        <w:bidi/>
-      </w:pPr>
-      <w:r>
-        <w:rPr>
-          <w:lang w:val="ar_AE" w:bidi="ar_AE"/>
-        </w:rPr>
-      </w:r>
-      <w:r>
-        <w:rPr>
+          <w:rtl/>
+          <w:cs/>
+          <w:lang w:val="ar_AE" w:bidi="ar_AE"/>
+        </w:rPr>
+      </w:r>
+    </w:p>
+    <w:p>
+      <w:pPr>
+        <w:bidi/>
+      </w:pPr>
+      <w:r>
+        <w:rPr>
+          <w:rtl/>
+          <w:cs/>
+          <w:lang w:val="ar_AE" w:bidi="ar_AE"/>
+        </w:rPr>
+      </w:r>
+      <w:r>
+        <w:rPr>
+          <w:rtl/>
+          <w:cs/>
           <w:lang w:val="ar_AE" w:bidi="ar_AE"/>
         </w:rPr>
         <w:t xml:space="preserve">كثيرًا ما يذكر شِعر العهد القديم اهتزاز الأرض لإحياء ذكرى فترة الخروج (مثلًا، </w:t>
@@ -1289,6 +1589,8 @@
       <w:hyperlink r:id="rId52">
         <w:r>
           <w:rPr>
+            <w:rtl/>
+            <w:cs/>
             <w:lang w:val="ar_AE" w:bidi="ar_AE"/>
           </w:rPr>
           <w:rPr>
@@ -1300,6 +1602,8 @@
       </w:hyperlink>
       <w:r>
         <w:rPr>
+          <w:rtl/>
+          <w:cs/>
           <w:lang w:val="ar_AE" w:bidi="ar_AE"/>
         </w:rPr>
         <w:t xml:space="preserve">؛ </w:t>
@@ -1307,6 +1611,8 @@
       <w:hyperlink r:id="rId53">
         <w:r>
           <w:rPr>
+            <w:rtl/>
+            <w:cs/>
             <w:lang w:val="ar_AE" w:bidi="ar_AE"/>
           </w:rPr>
           <w:rPr>
@@ -1318,6 +1624,8 @@
       </w:hyperlink>
       <w:r>
         <w:rPr>
+          <w:rtl/>
+          <w:cs/>
           <w:lang w:val="ar_AE" w:bidi="ar_AE"/>
         </w:rPr>
         <w:t xml:space="preserve">؛ انظر </w:t>
@@ -1325,6 +1633,8 @@
       <w:hyperlink r:id="rId54">
         <w:r>
           <w:rPr>
+            <w:rtl/>
+            <w:cs/>
             <w:lang w:val="ar_AE" w:bidi="ar_AE"/>
           </w:rPr>
           <w:rPr>
@@ -1336,27 +1646,35 @@
       </w:hyperlink>
       <w:r>
         <w:rPr>
+          <w:rtl/>
+          <w:cs/>
           <w:lang w:val="ar_AE" w:bidi="ar_AE"/>
         </w:rPr>
         <w:t>).</w:t>
       </w:r>
       <w:r>
         <w:rPr>
-          <w:lang w:val="ar_AE" w:bidi="ar_AE"/>
-        </w:rPr>
-      </w:r>
-      <w:r>
-        <w:rPr>
-          <w:lang w:val="ar_AE" w:bidi="ar_AE"/>
-        </w:rPr>
-      </w:r>
-    </w:p>
-    <w:p>
-      <w:pPr>
-        <w:bidi/>
-      </w:pPr>
-      <w:r>
-        <w:rPr>
+          <w:rtl/>
+          <w:cs/>
+          <w:lang w:val="ar_AE" w:bidi="ar_AE"/>
+        </w:rPr>
+      </w:r>
+      <w:r>
+        <w:rPr>
+          <w:rtl/>
+          <w:cs/>
+          <w:lang w:val="ar_AE" w:bidi="ar_AE"/>
+        </w:rPr>
+      </w:r>
+    </w:p>
+    <w:p>
+      <w:pPr>
+        <w:bidi/>
+      </w:pPr>
+      <w:r>
+        <w:rPr>
+          <w:rtl/>
+          <w:cs/>
           <w:lang w:val="ar_AE" w:bidi="ar_AE"/>
         </w:rPr>
       </w:r>
@@ -1368,27 +1686,35 @@
       </w:pPr>
       <w:r>
         <w:rPr>
+          <w:rtl/>
+          <w:cs/>
           <w:lang w:val="ar_AE" w:bidi="ar_AE"/>
         </w:rPr>
         <w:t>ناحوم 1: 6</w:t>
       </w:r>
       <w:r>
         <w:rPr>
-          <w:lang w:val="ar_AE" w:bidi="ar_AE"/>
-        </w:rPr>
-      </w:r>
-    </w:p>
-    <w:p>
-      <w:pPr>
-        <w:bidi/>
-      </w:pPr>
-      <w:r>
-        <w:rPr>
-          <w:lang w:val="ar_AE" w:bidi="ar_AE"/>
-        </w:rPr>
-      </w:r>
-      <w:r>
-        <w:rPr>
+          <w:rtl/>
+          <w:cs/>
+          <w:lang w:val="ar_AE" w:bidi="ar_AE"/>
+        </w:rPr>
+      </w:r>
+    </w:p>
+    <w:p>
+      <w:pPr>
+        <w:bidi/>
+      </w:pPr>
+      <w:r>
+        <w:rPr>
+          <w:rtl/>
+          <w:cs/>
+          <w:lang w:val="ar_AE" w:bidi="ar_AE"/>
+        </w:rPr>
+      </w:r>
+      <w:r>
+        <w:rPr>
+          <w:rtl/>
+          <w:cs/>
           <w:lang w:val="ar_AE" w:bidi="ar_AE"/>
         </w:rPr>
         <w:t xml:space="preserve">تتكرر الكلمة العبرية المترجمة إلى "غضب" في </w:t>
@@ -1396,6 +1722,8 @@
       <w:hyperlink r:id="rId55">
         <w:r>
           <w:rPr>
+            <w:rtl/>
+            <w:cs/>
             <w:lang w:val="ar_AE" w:bidi="ar_AE"/>
           </w:rPr>
           <w:rPr>
@@ -1407,6 +1735,8 @@
       </w:hyperlink>
       <w:r>
         <w:rPr>
+          <w:rtl/>
+          <w:cs/>
           <w:lang w:val="ar_AE" w:bidi="ar_AE"/>
         </w:rPr>
         <w:t xml:space="preserve">. وهذا التكرار يُحدد الآيات </w:t>
@@ -1414,6 +1744,8 @@
       <w:hyperlink r:id="rId26">
         <w:r>
           <w:rPr>
+            <w:rtl/>
+            <w:cs/>
             <w:lang w:val="ar_AE" w:bidi="ar_AE"/>
           </w:rPr>
           <w:rPr>
@@ -1425,27 +1757,35 @@
       </w:hyperlink>
       <w:r>
         <w:rPr>
+          <w:rtl/>
+          <w:cs/>
           <w:lang w:val="ar_AE" w:bidi="ar_AE"/>
         </w:rPr>
         <w:t xml:space="preserve"> باعتبارها وحدة شعرية متكاملة.</w:t>
       </w:r>
       <w:r>
         <w:rPr>
-          <w:lang w:val="ar_AE" w:bidi="ar_AE"/>
-        </w:rPr>
-      </w:r>
-      <w:r>
-        <w:rPr>
-          <w:lang w:val="ar_AE" w:bidi="ar_AE"/>
-        </w:rPr>
-      </w:r>
-    </w:p>
-    <w:p>
-      <w:pPr>
-        <w:bidi/>
-      </w:pPr>
-      <w:r>
-        <w:rPr>
+          <w:rtl/>
+          <w:cs/>
+          <w:lang w:val="ar_AE" w:bidi="ar_AE"/>
+        </w:rPr>
+      </w:r>
+      <w:r>
+        <w:rPr>
+          <w:rtl/>
+          <w:cs/>
+          <w:lang w:val="ar_AE" w:bidi="ar_AE"/>
+        </w:rPr>
+      </w:r>
+    </w:p>
+    <w:p>
+      <w:pPr>
+        <w:bidi/>
+      </w:pPr>
+      <w:r>
+        <w:rPr>
+          <w:rtl/>
+          <w:cs/>
           <w:lang w:val="ar_AE" w:bidi="ar_AE"/>
         </w:rPr>
       </w:r>
@@ -1457,27 +1797,35 @@
       </w:pPr>
       <w:r>
         <w:rPr>
+          <w:rtl/>
+          <w:cs/>
           <w:lang w:val="ar_AE" w:bidi="ar_AE"/>
         </w:rPr>
         <w:t>ناحوم 1: 7</w:t>
       </w:r>
       <w:r>
         <w:rPr>
-          <w:lang w:val="ar_AE" w:bidi="ar_AE"/>
-        </w:rPr>
-      </w:r>
-    </w:p>
-    <w:p>
-      <w:pPr>
-        <w:bidi/>
-      </w:pPr>
-      <w:r>
-        <w:rPr>
-          <w:lang w:val="ar_AE" w:bidi="ar_AE"/>
-        </w:rPr>
-      </w:r>
-      <w:r>
-        <w:rPr>
+          <w:rtl/>
+          <w:cs/>
+          <w:lang w:val="ar_AE" w:bidi="ar_AE"/>
+        </w:rPr>
+      </w:r>
+    </w:p>
+    <w:p>
+      <w:pPr>
+        <w:bidi/>
+      </w:pPr>
+      <w:r>
+        <w:rPr>
+          <w:rtl/>
+          <w:cs/>
+          <w:lang w:val="ar_AE" w:bidi="ar_AE"/>
+        </w:rPr>
+      </w:r>
+      <w:r>
+        <w:rPr>
+          <w:rtl/>
+          <w:cs/>
           <w:lang w:val="ar_AE" w:bidi="ar_AE"/>
         </w:rPr>
         <w:t>صَالِحٌ هُوَ الرَّبُّ: يتصرف الله بعدل عندما يدين الأشرار، ويمنح ملجأ لأولئك الذين يثقون به. فيقبلهم ويحميهم في وسط تجارب الحياة (</w:t>
@@ -1485,6 +1833,8 @@
       <w:hyperlink r:id="rId56">
         <w:r>
           <w:rPr>
+            <w:rtl/>
+            <w:cs/>
             <w:lang w:val="ar_AE" w:bidi="ar_AE"/>
           </w:rPr>
           <w:rPr>
@@ -1496,6 +1846,8 @@
       </w:hyperlink>
       <w:r>
         <w:rPr>
+          <w:rtl/>
+          <w:cs/>
           <w:lang w:val="ar_AE" w:bidi="ar_AE"/>
         </w:rPr>
         <w:t xml:space="preserve">؛ </w:t>
@@ -1503,6 +1855,8 @@
       <w:hyperlink r:id="rId57">
         <w:r>
           <w:rPr>
+            <w:rtl/>
+            <w:cs/>
             <w:lang w:val="ar_AE" w:bidi="ar_AE"/>
           </w:rPr>
           <w:rPr>
@@ -1514,6 +1868,8 @@
       </w:hyperlink>
       <w:r>
         <w:rPr>
+          <w:rtl/>
+          <w:cs/>
           <w:lang w:val="ar_AE" w:bidi="ar_AE"/>
         </w:rPr>
         <w:t>). ويمكن لصلاح الله الغني أن يقود الأفراد إلى التوبة (</w:t>
@@ -1521,6 +1877,8 @@
       <w:hyperlink r:id="rId58">
         <w:r>
           <w:rPr>
+            <w:rtl/>
+            <w:cs/>
             <w:lang w:val="ar_AE" w:bidi="ar_AE"/>
           </w:rPr>
           <w:rPr>
@@ -1532,27 +1890,35 @@
       </w:hyperlink>
       <w:r>
         <w:rPr>
+          <w:rtl/>
+          <w:cs/>
           <w:lang w:val="ar_AE" w:bidi="ar_AE"/>
         </w:rPr>
         <w:t>).</w:t>
       </w:r>
       <w:r>
         <w:rPr>
-          <w:lang w:val="ar_AE" w:bidi="ar_AE"/>
-        </w:rPr>
-      </w:r>
-      <w:r>
-        <w:rPr>
-          <w:lang w:val="ar_AE" w:bidi="ar_AE"/>
-        </w:rPr>
-      </w:r>
-    </w:p>
-    <w:p>
-      <w:pPr>
-        <w:bidi/>
-      </w:pPr>
-      <w:r>
-        <w:rPr>
+          <w:rtl/>
+          <w:cs/>
+          <w:lang w:val="ar_AE" w:bidi="ar_AE"/>
+        </w:rPr>
+      </w:r>
+      <w:r>
+        <w:rPr>
+          <w:rtl/>
+          <w:cs/>
+          <w:lang w:val="ar_AE" w:bidi="ar_AE"/>
+        </w:rPr>
+      </w:r>
+    </w:p>
+    <w:p>
+      <w:pPr>
+        <w:bidi/>
+      </w:pPr>
+      <w:r>
+        <w:rPr>
+          <w:rtl/>
+          <w:cs/>
           <w:lang w:val="ar_AE" w:bidi="ar_AE"/>
         </w:rPr>
       </w:r>
@@ -1564,60 +1930,78 @@
       </w:pPr>
       <w:r>
         <w:rPr>
+          <w:rtl/>
+          <w:cs/>
           <w:lang w:val="ar_AE" w:bidi="ar_AE"/>
         </w:rPr>
         <w:t>ناحوم 1: 7–11</w:t>
       </w:r>
       <w:r>
         <w:rPr>
-          <w:lang w:val="ar_AE" w:bidi="ar_AE"/>
-        </w:rPr>
-      </w:r>
-    </w:p>
-    <w:p>
-      <w:pPr>
-        <w:bidi/>
-      </w:pPr>
-      <w:r>
-        <w:rPr>
-          <w:lang w:val="ar_AE" w:bidi="ar_AE"/>
-        </w:rPr>
-      </w:r>
-      <w:r>
-        <w:rPr>
+          <w:rtl/>
+          <w:cs/>
+          <w:lang w:val="ar_AE" w:bidi="ar_AE"/>
+        </w:rPr>
+      </w:r>
+    </w:p>
+    <w:p>
+      <w:pPr>
+        <w:bidi/>
+      </w:pPr>
+      <w:r>
+        <w:rPr>
+          <w:rtl/>
+          <w:cs/>
+          <w:lang w:val="ar_AE" w:bidi="ar_AE"/>
+        </w:rPr>
+      </w:r>
+      <w:r>
+        <w:rPr>
+          <w:rtl/>
+          <w:cs/>
           <w:lang w:val="ar_AE" w:bidi="ar_AE"/>
         </w:rPr>
         <w:t xml:space="preserve">يركز هذا المقطع الثاني (انظر </w:t>
       </w:r>
       <w:r>
         <w:rPr>
+          <w:rtl/>
+          <w:cs/>
           <w:lang w:val="ar_AE" w:bidi="ar_AE"/>
         </w:rPr>
         <w:t>ملاحظة الدراسة على 1:2–11</w:t>
       </w:r>
       <w:r>
         <w:rPr>
+          <w:rtl/>
+          <w:cs/>
           <w:lang w:val="ar_AE" w:bidi="ar_AE"/>
         </w:rPr>
         <w:t>) على سيادة الله وبرّه وعدله في التعامل مع جميع الناس.</w:t>
       </w:r>
       <w:r>
         <w:rPr>
-          <w:lang w:val="ar_AE" w:bidi="ar_AE"/>
-        </w:rPr>
-      </w:r>
-      <w:r>
-        <w:rPr>
-          <w:lang w:val="ar_AE" w:bidi="ar_AE"/>
-        </w:rPr>
-      </w:r>
-    </w:p>
-    <w:p>
-      <w:pPr>
-        <w:bidi/>
-      </w:pPr>
-      <w:r>
-        <w:rPr>
+          <w:rtl/>
+          <w:cs/>
+          <w:lang w:val="ar_AE" w:bidi="ar_AE"/>
+        </w:rPr>
+      </w:r>
+      <w:r>
+        <w:rPr>
+          <w:rtl/>
+          <w:cs/>
+          <w:lang w:val="ar_AE" w:bidi="ar_AE"/>
+        </w:rPr>
+      </w:r>
+    </w:p>
+    <w:p>
+      <w:pPr>
+        <w:bidi/>
+      </w:pPr>
+      <w:r>
+        <w:rPr>
+          <w:rtl/>
+          <w:cs/>
           <w:lang w:val="ar_AE" w:bidi="ar_AE"/>
         </w:rPr>
       </w:r>
@@ -1629,27 +2013,35 @@
       </w:pPr>
       <w:r>
         <w:rPr>
+          <w:rtl/>
+          <w:cs/>
           <w:lang w:val="ar_AE" w:bidi="ar_AE"/>
         </w:rPr>
         <w:t>ناحوم 1: 8</w:t>
       </w:r>
       <w:r>
         <w:rPr>
-          <w:lang w:val="ar_AE" w:bidi="ar_AE"/>
-        </w:rPr>
-      </w:r>
-    </w:p>
-    <w:p>
-      <w:pPr>
-        <w:bidi/>
-      </w:pPr>
-      <w:r>
-        <w:rPr>
-          <w:lang w:val="ar_AE" w:bidi="ar_AE"/>
-        </w:rPr>
-      </w:r>
-      <w:r>
-        <w:rPr>
+          <w:rtl/>
+          <w:cs/>
+          <w:lang w:val="ar_AE" w:bidi="ar_AE"/>
+        </w:rPr>
+      </w:r>
+    </w:p>
+    <w:p>
+      <w:pPr>
+        <w:bidi/>
+      </w:pPr>
+      <w:r>
+        <w:rPr>
+          <w:rtl/>
+          <w:cs/>
+          <w:lang w:val="ar_AE" w:bidi="ar_AE"/>
+        </w:rPr>
+      </w:r>
+      <w:r>
+        <w:rPr>
+          <w:rtl/>
+          <w:cs/>
           <w:lang w:val="ar_AE" w:bidi="ar_AE"/>
         </w:rPr>
         <w:t xml:space="preserve">بِطُوفَانٍ عَابِرٍ: استعارة عن طبيعة دينونة الله القوية (انظر </w:t>
@@ -1657,6 +2049,8 @@
       <w:hyperlink r:id="rId59">
         <w:r>
           <w:rPr>
+            <w:rtl/>
+            <w:cs/>
             <w:lang w:val="ar_AE" w:bidi="ar_AE"/>
           </w:rPr>
           <w:rPr>
@@ -1668,27 +2062,35 @@
       </w:hyperlink>
       <w:r>
         <w:rPr>
+          <w:rtl/>
+          <w:cs/>
           <w:lang w:val="ar_AE" w:bidi="ar_AE"/>
         </w:rPr>
         <w:t>).</w:t>
       </w:r>
       <w:r>
         <w:rPr>
-          <w:lang w:val="ar_AE" w:bidi="ar_AE"/>
-        </w:rPr>
-      </w:r>
-      <w:r>
-        <w:rPr>
-          <w:lang w:val="ar_AE" w:bidi="ar_AE"/>
-        </w:rPr>
-      </w:r>
-    </w:p>
-    <w:p>
-      <w:pPr>
-        <w:bidi/>
-      </w:pPr>
-      <w:r>
-        <w:rPr>
+          <w:rtl/>
+          <w:cs/>
+          <w:lang w:val="ar_AE" w:bidi="ar_AE"/>
+        </w:rPr>
+      </w:r>
+      <w:r>
+        <w:rPr>
+          <w:rtl/>
+          <w:cs/>
+          <w:lang w:val="ar_AE" w:bidi="ar_AE"/>
+        </w:rPr>
+      </w:r>
+    </w:p>
+    <w:p>
+      <w:pPr>
+        <w:bidi/>
+      </w:pPr>
+      <w:r>
+        <w:rPr>
+          <w:rtl/>
+          <w:cs/>
           <w:lang w:val="ar_AE" w:bidi="ar_AE"/>
         </w:rPr>
       </w:r>
@@ -1700,27 +2102,35 @@
       </w:pPr>
       <w:r>
         <w:rPr>
+          <w:rtl/>
+          <w:cs/>
           <w:lang w:val="ar_AE" w:bidi="ar_AE"/>
         </w:rPr>
         <w:t>ناحوم 1: 9</w:t>
       </w:r>
       <w:r>
         <w:rPr>
-          <w:lang w:val="ar_AE" w:bidi="ar_AE"/>
-        </w:rPr>
-      </w:r>
-    </w:p>
-    <w:p>
-      <w:pPr>
-        <w:bidi/>
-      </w:pPr>
-      <w:r>
-        <w:rPr>
-          <w:lang w:val="ar_AE" w:bidi="ar_AE"/>
-        </w:rPr>
-      </w:r>
-      <w:r>
-        <w:rPr>
+          <w:rtl/>
+          <w:cs/>
+          <w:lang w:val="ar_AE" w:bidi="ar_AE"/>
+        </w:rPr>
+      </w:r>
+    </w:p>
+    <w:p>
+      <w:pPr>
+        <w:bidi/>
+      </w:pPr>
+      <w:r>
+        <w:rPr>
+          <w:rtl/>
+          <w:cs/>
+          <w:lang w:val="ar_AE" w:bidi="ar_AE"/>
+        </w:rPr>
+      </w:r>
+      <w:r>
+        <w:rPr>
+          <w:rtl/>
+          <w:cs/>
           <w:lang w:val="ar_AE" w:bidi="ar_AE"/>
         </w:rPr>
         <w:t>مَاذَا تَفْتَكِرُونَ عَلَى الرَّبِّ؟: لا يمكن لأي مخطط أو مؤامرة بشرية ضد الله أن تنجح. إن خطط الإنسان لا قيمة لها إذا كانت لا تتوافق مع خطط الله (</w:t>
@@ -1728,6 +2138,8 @@
       <w:hyperlink r:id="rId60">
         <w:r>
           <w:rPr>
+            <w:rtl/>
+            <w:cs/>
             <w:lang w:val="ar_AE" w:bidi="ar_AE"/>
           </w:rPr>
           <w:rPr>
@@ -1739,6 +2151,8 @@
       </w:hyperlink>
       <w:r>
         <w:rPr>
+          <w:rtl/>
+          <w:cs/>
           <w:lang w:val="ar_AE" w:bidi="ar_AE"/>
         </w:rPr>
         <w:t xml:space="preserve">؛ </w:t>
@@ -1746,6 +2160,8 @@
       <w:hyperlink r:id="rId61">
         <w:r>
           <w:rPr>
+            <w:rtl/>
+            <w:cs/>
             <w:lang w:val="ar_AE" w:bidi="ar_AE"/>
           </w:rPr>
           <w:rPr>
@@ -1757,6 +2173,8 @@
       </w:hyperlink>
       <w:r>
         <w:rPr>
+          <w:rtl/>
+          <w:cs/>
           <w:lang w:val="ar_AE" w:bidi="ar_AE"/>
         </w:rPr>
         <w:t xml:space="preserve">؛ </w:t>
@@ -1764,6 +2182,8 @@
       <w:hyperlink r:id="rId62">
         <w:r>
           <w:rPr>
+            <w:rtl/>
+            <w:cs/>
             <w:lang w:val="ar_AE" w:bidi="ar_AE"/>
           </w:rPr>
           <w:rPr>
@@ -1775,27 +2195,35 @@
       </w:hyperlink>
       <w:r>
         <w:rPr>
+          <w:rtl/>
+          <w:cs/>
           <w:lang w:val="ar_AE" w:bidi="ar_AE"/>
         </w:rPr>
         <w:t>).</w:t>
       </w:r>
       <w:r>
         <w:rPr>
-          <w:lang w:val="ar_AE" w:bidi="ar_AE"/>
-        </w:rPr>
-      </w:r>
-      <w:r>
-        <w:rPr>
-          <w:lang w:val="ar_AE" w:bidi="ar_AE"/>
-        </w:rPr>
-      </w:r>
-    </w:p>
-    <w:p>
-      <w:pPr>
-        <w:bidi/>
-      </w:pPr>
-      <w:r>
-        <w:rPr>
+          <w:rtl/>
+          <w:cs/>
+          <w:lang w:val="ar_AE" w:bidi="ar_AE"/>
+        </w:rPr>
+      </w:r>
+      <w:r>
+        <w:rPr>
+          <w:rtl/>
+          <w:cs/>
+          <w:lang w:val="ar_AE" w:bidi="ar_AE"/>
+        </w:rPr>
+      </w:r>
+    </w:p>
+    <w:p>
+      <w:pPr>
+        <w:bidi/>
+      </w:pPr>
+      <w:r>
+        <w:rPr>
+          <w:rtl/>
+          <w:cs/>
           <w:lang w:val="ar_AE" w:bidi="ar_AE"/>
         </w:rPr>
       </w:r>
@@ -1807,27 +2235,35 @@
       </w:pPr>
       <w:r>
         <w:rPr>
+          <w:rtl/>
+          <w:cs/>
           <w:lang w:val="ar_AE" w:bidi="ar_AE"/>
         </w:rPr>
         <w:t>ناحوم 1: 11</w:t>
       </w:r>
       <w:r>
         <w:rPr>
-          <w:lang w:val="ar_AE" w:bidi="ar_AE"/>
-        </w:rPr>
-      </w:r>
-    </w:p>
-    <w:p>
-      <w:pPr>
-        <w:bidi/>
-      </w:pPr>
-      <w:r>
-        <w:rPr>
-          <w:lang w:val="ar_AE" w:bidi="ar_AE"/>
-        </w:rPr>
-      </w:r>
-      <w:r>
-        <w:rPr>
+          <w:rtl/>
+          <w:cs/>
+          <w:lang w:val="ar_AE" w:bidi="ar_AE"/>
+        </w:rPr>
+      </w:r>
+    </w:p>
+    <w:p>
+      <w:pPr>
+        <w:bidi/>
+      </w:pPr>
+      <w:r>
+        <w:rPr>
+          <w:rtl/>
+          <w:cs/>
+          <w:lang w:val="ar_AE" w:bidi="ar_AE"/>
+        </w:rPr>
+      </w:r>
+      <w:r>
+        <w:rPr>
+          <w:rtl/>
+          <w:cs/>
           <w:lang w:val="ar_AE" w:bidi="ar_AE"/>
         </w:rPr>
         <w:t xml:space="preserve">الْمُفْتَكِرُ عَلَى الرَّبِّ شَرًّا هو ملك أشور. لقد تعامل الله أيضًا مع الغطرسة المتعجرفة لملك أشور في زمن حزقيا (حوالي 701 قبل الميلاد؛ انظر </w:t>
@@ -1835,6 +2271,8 @@
       <w:hyperlink r:id="rId63">
         <w:r>
           <w:rPr>
+            <w:rtl/>
+            <w:cs/>
             <w:lang w:val="ar_AE" w:bidi="ar_AE"/>
           </w:rPr>
           <w:rPr>
@@ -1846,6 +2284,8 @@
       </w:hyperlink>
       <w:r>
         <w:rPr>
+          <w:rtl/>
+          <w:cs/>
           <w:lang w:val="ar_AE" w:bidi="ar_AE"/>
         </w:rPr>
         <w:t>). الْمُفْتَكِرُ عَلَى الرَّبِّ شَرًّا (</w:t>
@@ -1853,12 +2293,16 @@
       <w:r>
         <w:rPr>
           <w:i/>
+          <w:rtl/>
+          <w:cs/>
           <w:lang w:val="ar_AE" w:bidi="ar_AE"/>
         </w:rPr>
         <w:t>المشير الشرير)</w:t>
       </w:r>
       <w:r>
         <w:rPr>
+          <w:rtl/>
+          <w:cs/>
           <w:lang w:val="ar_AE" w:bidi="ar_AE"/>
         </w:rPr>
         <w:t xml:space="preserve"> لأشور يتناقض مع المسيّا القادم، الملك الذي يُعرف بـ"العجيب المشير" (</w:t>
@@ -1866,6 +2310,8 @@
       <w:hyperlink r:id="rId64">
         <w:r>
           <w:rPr>
+            <w:rtl/>
+            <w:cs/>
             <w:lang w:val="ar_AE" w:bidi="ar_AE"/>
           </w:rPr>
           <w:rPr>
@@ -1877,27 +2323,35 @@
       </w:hyperlink>
       <w:r>
         <w:rPr>
+          <w:rtl/>
+          <w:cs/>
           <w:lang w:val="ar_AE" w:bidi="ar_AE"/>
         </w:rPr>
         <w:t>).</w:t>
       </w:r>
       <w:r>
         <w:rPr>
-          <w:lang w:val="ar_AE" w:bidi="ar_AE"/>
-        </w:rPr>
-      </w:r>
-      <w:r>
-        <w:rPr>
-          <w:lang w:val="ar_AE" w:bidi="ar_AE"/>
-        </w:rPr>
-      </w:r>
-    </w:p>
-    <w:p>
-      <w:pPr>
-        <w:bidi/>
-      </w:pPr>
-      <w:r>
-        <w:rPr>
+          <w:rtl/>
+          <w:cs/>
+          <w:lang w:val="ar_AE" w:bidi="ar_AE"/>
+        </w:rPr>
+      </w:r>
+      <w:r>
+        <w:rPr>
+          <w:rtl/>
+          <w:cs/>
+          <w:lang w:val="ar_AE" w:bidi="ar_AE"/>
+        </w:rPr>
+      </w:r>
+    </w:p>
+    <w:p>
+      <w:pPr>
+        <w:bidi/>
+      </w:pPr>
+      <w:r>
+        <w:rPr>
+          <w:rtl/>
+          <w:cs/>
           <w:lang w:val="ar_AE" w:bidi="ar_AE"/>
         </w:rPr>
       </w:r>
@@ -1909,27 +2363,35 @@
       </w:pPr>
       <w:r>
         <w:rPr>
+          <w:rtl/>
+          <w:cs/>
           <w:lang w:val="ar_AE" w:bidi="ar_AE"/>
         </w:rPr>
         <w:t>ناحوم 1: 12</w:t>
       </w:r>
       <w:r>
         <w:rPr>
-          <w:lang w:val="ar_AE" w:bidi="ar_AE"/>
-        </w:rPr>
-      </w:r>
-    </w:p>
-    <w:p>
-      <w:pPr>
-        <w:bidi/>
-      </w:pPr>
-      <w:r>
-        <w:rPr>
-          <w:lang w:val="ar_AE" w:bidi="ar_AE"/>
-        </w:rPr>
-      </w:r>
-      <w:r>
-        <w:rPr>
+          <w:rtl/>
+          <w:cs/>
+          <w:lang w:val="ar_AE" w:bidi="ar_AE"/>
+        </w:rPr>
+      </w:r>
+    </w:p>
+    <w:p>
+      <w:pPr>
+        <w:bidi/>
+      </w:pPr>
+      <w:r>
+        <w:rPr>
+          <w:rtl/>
+          <w:cs/>
+          <w:lang w:val="ar_AE" w:bidi="ar_AE"/>
+        </w:rPr>
+      </w:r>
+      <w:r>
+        <w:rPr>
+          <w:rtl/>
+          <w:cs/>
           <w:lang w:val="ar_AE" w:bidi="ar_AE"/>
         </w:rPr>
         <w:t>كان حلفاء الآشوريين ممالك تابعة أو خاضعة، بما في ذلك مصر التي كانت قوية في السابق. ومن المفارقات أن تحالفًا من الحلفاء السابقين أسقط تدريجيًا الإمبراطورية الآشورية الجديدة العظيمة بين 625 و605 قبل الميلاد. يشير تعبير "يا شعبي" إلى يهوذا، الذين عاقبهم الله سابقًا عندما شنّ الملك الآشوري سنحاريب (704–681 قبل الميلاد) حملة في عام 701 قبل الميلاد على الولايات الغربية في الشرق الأدنى. وبينما فشل سنحاريب في الاستيلاء على أورشليم (</w:t>
@@ -1937,6 +2399,8 @@
       <w:hyperlink r:id="rId65">
         <w:r>
           <w:rPr>
+            <w:rtl/>
+            <w:cs/>
             <w:lang w:val="ar_AE" w:bidi="ar_AE"/>
           </w:rPr>
           <w:rPr>
@@ -1948,6 +2412,8 @@
       </w:hyperlink>
       <w:r>
         <w:rPr>
+          <w:rtl/>
+          <w:cs/>
           <w:lang w:val="ar_AE" w:bidi="ar_AE"/>
         </w:rPr>
         <w:t>)، إلا أنه تفاخر في سجلاته بجمع جزية أورشليم وكمية هائلة من الغنائم من ستة وأربعين مدينة في يهوذا. وعلى الرغم من أن يهوذا أصبحت الآن تحت التبعية وواجهت احتمال العدوان الآشوري المستمر، إلا أن أشور لم تهزم المملكة الجنوبية. على أية حال، فإن بابل قد فعلت ذلك في عام 586 قبل الميلاد. فللأسف، لم يستمع لا إسرائيل ولا يهوذا إلى تحذيرات الله المتكررة بأن الفشل في التوبة سيؤدي إلى الدينونة (</w:t>
@@ -1955,6 +2421,8 @@
       <w:hyperlink r:id="rId66">
         <w:r>
           <w:rPr>
+            <w:rtl/>
+            <w:cs/>
             <w:lang w:val="ar_AE" w:bidi="ar_AE"/>
           </w:rPr>
           <w:rPr>
@@ -1966,6 +2434,8 @@
       </w:hyperlink>
       <w:r>
         <w:rPr>
+          <w:rtl/>
+          <w:cs/>
           <w:lang w:val="ar_AE" w:bidi="ar_AE"/>
         </w:rPr>
         <w:t xml:space="preserve">؛ </w:t>
@@ -1973,6 +2443,8 @@
       <w:hyperlink r:id="rId67">
         <w:r>
           <w:rPr>
+            <w:rtl/>
+            <w:cs/>
             <w:lang w:val="ar_AE" w:bidi="ar_AE"/>
           </w:rPr>
           <w:rPr>
@@ -1984,27 +2456,35 @@
       </w:hyperlink>
       <w:r>
         <w:rPr>
+          <w:rtl/>
+          <w:cs/>
           <w:lang w:val="ar_AE" w:bidi="ar_AE"/>
         </w:rPr>
         <w:t>).</w:t>
       </w:r>
       <w:r>
         <w:rPr>
-          <w:lang w:val="ar_AE" w:bidi="ar_AE"/>
-        </w:rPr>
-      </w:r>
-      <w:r>
-        <w:rPr>
-          <w:lang w:val="ar_AE" w:bidi="ar_AE"/>
-        </w:rPr>
-      </w:r>
-    </w:p>
-    <w:p>
-      <w:pPr>
-        <w:bidi/>
-      </w:pPr>
-      <w:r>
-        <w:rPr>
+          <w:rtl/>
+          <w:cs/>
+          <w:lang w:val="ar_AE" w:bidi="ar_AE"/>
+        </w:rPr>
+      </w:r>
+      <w:r>
+        <w:rPr>
+          <w:rtl/>
+          <w:cs/>
+          <w:lang w:val="ar_AE" w:bidi="ar_AE"/>
+        </w:rPr>
+      </w:r>
+    </w:p>
+    <w:p>
+      <w:pPr>
+        <w:bidi/>
+      </w:pPr>
+      <w:r>
+        <w:rPr>
+          <w:rtl/>
+          <w:cs/>
           <w:lang w:val="ar_AE" w:bidi="ar_AE"/>
         </w:rPr>
       </w:r>
@@ -2016,27 +2496,35 @@
       </w:pPr>
       <w:r>
         <w:rPr>
+          <w:rtl/>
+          <w:cs/>
           <w:lang w:val="ar_AE" w:bidi="ar_AE"/>
         </w:rPr>
         <w:t>ناحوم 1: 14</w:t>
       </w:r>
       <w:r>
         <w:rPr>
-          <w:lang w:val="ar_AE" w:bidi="ar_AE"/>
-        </w:rPr>
-      </w:r>
-    </w:p>
-    <w:p>
-      <w:pPr>
-        <w:bidi/>
-      </w:pPr>
-      <w:r>
-        <w:rPr>
-          <w:lang w:val="ar_AE" w:bidi="ar_AE"/>
-        </w:rPr>
-      </w:r>
-      <w:r>
-        <w:rPr>
+          <w:rtl/>
+          <w:cs/>
+          <w:lang w:val="ar_AE" w:bidi="ar_AE"/>
+        </w:rPr>
+      </w:r>
+    </w:p>
+    <w:p>
+      <w:pPr>
+        <w:bidi/>
+      </w:pPr>
+      <w:r>
+        <w:rPr>
+          <w:rtl/>
+          <w:cs/>
+          <w:lang w:val="ar_AE" w:bidi="ar_AE"/>
+        </w:rPr>
+      </w:r>
+      <w:r>
+        <w:rPr>
+          <w:rtl/>
+          <w:cs/>
           <w:lang w:val="ar_AE" w:bidi="ar_AE"/>
         </w:rPr>
         <w:t>لاَ يُزْرَعُ مِنِ اسْمِكَ فِي مَا بَعْدُ: ستُباد نينوى بالكامل. إن قطع اسم الشخص وتركه بدون ذرية يعني هلاكه تمامًا (</w:t>
@@ -2044,6 +2532,8 @@
       <w:hyperlink r:id="rId68">
         <w:r>
           <w:rPr>
+            <w:rtl/>
+            <w:cs/>
             <w:lang w:val="ar_AE" w:bidi="ar_AE"/>
           </w:rPr>
           <w:rPr>
@@ -2055,6 +2545,8 @@
       </w:hyperlink>
       <w:r>
         <w:rPr>
+          <w:rtl/>
+          <w:cs/>
           <w:lang w:val="ar_AE" w:bidi="ar_AE"/>
         </w:rPr>
         <w:t xml:space="preserve">؛ </w:t>
@@ -2062,6 +2554,8 @@
       <w:hyperlink r:id="rId69">
         <w:r>
           <w:rPr>
+            <w:rtl/>
+            <w:cs/>
             <w:lang w:val="ar_AE" w:bidi="ar_AE"/>
           </w:rPr>
           <w:rPr>
@@ -2073,6 +2567,8 @@
       </w:hyperlink>
       <w:r>
         <w:rPr>
+          <w:rtl/>
+          <w:cs/>
           <w:lang w:val="ar_AE" w:bidi="ar_AE"/>
         </w:rPr>
         <w:t xml:space="preserve">؛ </w:t>
@@ -2080,6 +2576,8 @@
       <w:hyperlink r:id="rId70">
         <w:r>
           <w:rPr>
+            <w:rtl/>
+            <w:cs/>
             <w:lang w:val="ar_AE" w:bidi="ar_AE"/>
           </w:rPr>
           <w:rPr>
@@ -2091,27 +2589,35 @@
       </w:hyperlink>
       <w:r>
         <w:rPr>
+          <w:rtl/>
+          <w:cs/>
           <w:lang w:val="ar_AE" w:bidi="ar_AE"/>
         </w:rPr>
         <w:t>). • لم يستطع أي من آلهة أشور المبجلة أن ينقذ نينوى من حكم الله بالموت. • كان الله بالفعل يُعد قبرًا لنينوى ويوجه أعداء أشور لتدمير المدينة. وقد سقطت مدن أشور الفخورة واحدة تلو الأخرى تحت الهجمات المشتركة للكلدانيين والماديين والبربر الهوريين. وسقطت نينوى نفسها في عام 612 قبل الميلاد.</w:t>
       </w:r>
       <w:r>
         <w:rPr>
-          <w:lang w:val="ar_AE" w:bidi="ar_AE"/>
-        </w:rPr>
-      </w:r>
-      <w:r>
-        <w:rPr>
-          <w:lang w:val="ar_AE" w:bidi="ar_AE"/>
-        </w:rPr>
-      </w:r>
-    </w:p>
-    <w:p>
-      <w:pPr>
-        <w:bidi/>
-      </w:pPr>
-      <w:r>
-        <w:rPr>
+          <w:rtl/>
+          <w:cs/>
+          <w:lang w:val="ar_AE" w:bidi="ar_AE"/>
+        </w:rPr>
+      </w:r>
+      <w:r>
+        <w:rPr>
+          <w:rtl/>
+          <w:cs/>
+          <w:lang w:val="ar_AE" w:bidi="ar_AE"/>
+        </w:rPr>
+      </w:r>
+    </w:p>
+    <w:p>
+      <w:pPr>
+        <w:bidi/>
+      </w:pPr>
+      <w:r>
+        <w:rPr>
+          <w:rtl/>
+          <w:cs/>
           <w:lang w:val="ar_AE" w:bidi="ar_AE"/>
         </w:rPr>
       </w:r>
@@ -2123,27 +2629,35 @@
       </w:pPr>
       <w:r>
         <w:rPr>
+          <w:rtl/>
+          <w:cs/>
           <w:lang w:val="ar_AE" w:bidi="ar_AE"/>
         </w:rPr>
         <w:t>ناحوم 1: 15</w:t>
       </w:r>
       <w:r>
         <w:rPr>
-          <w:lang w:val="ar_AE" w:bidi="ar_AE"/>
-        </w:rPr>
-      </w:r>
-    </w:p>
-    <w:p>
-      <w:pPr>
-        <w:bidi/>
-      </w:pPr>
-      <w:r>
-        <w:rPr>
-          <w:lang w:val="ar_AE" w:bidi="ar_AE"/>
-        </w:rPr>
-      </w:r>
-      <w:r>
-        <w:rPr>
+          <w:rtl/>
+          <w:cs/>
+          <w:lang w:val="ar_AE" w:bidi="ar_AE"/>
+        </w:rPr>
+      </w:r>
+    </w:p>
+    <w:p>
+      <w:pPr>
+        <w:bidi/>
+      </w:pPr>
+      <w:r>
+        <w:rPr>
+          <w:rtl/>
+          <w:cs/>
+          <w:lang w:val="ar_AE" w:bidi="ar_AE"/>
+        </w:rPr>
+      </w:r>
+      <w:r>
+        <w:rPr>
+          <w:rtl/>
+          <w:cs/>
           <w:lang w:val="ar_AE" w:bidi="ar_AE"/>
         </w:rPr>
         <w:t>يُكمل ناحوم نبوته عن تحرير يهوذا من العبودية (</w:t>
@@ -2151,6 +2665,8 @@
       <w:hyperlink r:id="rId71">
         <w:r>
           <w:rPr>
+            <w:rtl/>
+            <w:cs/>
             <w:lang w:val="ar_AE" w:bidi="ar_AE"/>
           </w:rPr>
           <w:rPr>
@@ -2162,6 +2678,8 @@
       </w:hyperlink>
       <w:r>
         <w:rPr>
+          <w:rtl/>
+          <w:cs/>
           <w:lang w:val="ar_AE" w:bidi="ar_AE"/>
         </w:rPr>
         <w:t xml:space="preserve">) بنبوة عن وصول رسول يحمل الأخبار السارة عن استعادة السلام (انظر أيضًا </w:t>
@@ -2169,6 +2687,8 @@
       <w:hyperlink r:id="rId72">
         <w:r>
           <w:rPr>
+            <w:rtl/>
+            <w:cs/>
             <w:lang w:val="ar_AE" w:bidi="ar_AE"/>
           </w:rPr>
           <w:rPr>
@@ -2180,6 +2700,8 @@
       </w:hyperlink>
       <w:r>
         <w:rPr>
+          <w:rtl/>
+          <w:cs/>
           <w:lang w:val="ar_AE" w:bidi="ar_AE"/>
         </w:rPr>
         <w:t>). وكانت رسالة السلام هي أن قبضة أشور على يهوذا سوف تنكسر، وأن شعب الله سوف يتحرر من أعبائها. حدث هذا خلال حكم يوشيا (640–609 قبل الميلاد)، بعد وفاة الملك الآشوري آشوربانيبال في 626 قبل الميلاد. هذه الرسالة السياسية تقدم لمحة من انتصار الله النهائي على الشر، عندما يتحرر شعبه من عبودية الخطية من خلال عمل المسيح الخلاصي وينال السلام الأبدي (</w:t>
@@ -2187,6 +2709,8 @@
       <w:hyperlink r:id="rId73">
         <w:r>
           <w:rPr>
+            <w:rtl/>
+            <w:cs/>
             <w:lang w:val="ar_AE" w:bidi="ar_AE"/>
           </w:rPr>
           <w:rPr>
@@ -2198,6 +2722,8 @@
       </w:hyperlink>
       <w:r>
         <w:rPr>
+          <w:rtl/>
+          <w:cs/>
           <w:lang w:val="ar_AE" w:bidi="ar_AE"/>
         </w:rPr>
         <w:t xml:space="preserve">؛ </w:t>
@@ -2205,6 +2731,8 @@
       <w:hyperlink r:id="rId74">
         <w:r>
           <w:rPr>
+            <w:rtl/>
+            <w:cs/>
             <w:lang w:val="ar_AE" w:bidi="ar_AE"/>
           </w:rPr>
           <w:rPr>
@@ -2216,6 +2744,8 @@
       </w:hyperlink>
       <w:r>
         <w:rPr>
+          <w:rtl/>
+          <w:cs/>
           <w:lang w:val="ar_AE" w:bidi="ar_AE"/>
         </w:rPr>
         <w:t xml:space="preserve">؛ </w:t>
@@ -2223,6 +2753,8 @@
       <w:hyperlink r:id="rId75">
         <w:r>
           <w:rPr>
+            <w:rtl/>
+            <w:cs/>
             <w:lang w:val="ar_AE" w:bidi="ar_AE"/>
           </w:rPr>
           <w:rPr>
@@ -2234,6 +2766,8 @@
       </w:hyperlink>
       <w:r>
         <w:rPr>
+          <w:rtl/>
+          <w:cs/>
           <w:lang w:val="ar_AE" w:bidi="ar_AE"/>
         </w:rPr>
         <w:t xml:space="preserve">؛ </w:t>
@@ -2241,6 +2775,8 @@
       <w:hyperlink r:id="rId76">
         <w:r>
           <w:rPr>
+            <w:rtl/>
+            <w:cs/>
             <w:lang w:val="ar_AE" w:bidi="ar_AE"/>
           </w:rPr>
           <w:rPr>
@@ -2252,6 +2788,8 @@
       </w:hyperlink>
       <w:r>
         <w:rPr>
+          <w:rtl/>
+          <w:cs/>
           <w:lang w:val="ar_AE" w:bidi="ar_AE"/>
         </w:rPr>
         <w:t xml:space="preserve">؛ </w:t>
@@ -2259,6 +2797,8 @@
       <w:hyperlink r:id="rId77">
         <w:r>
           <w:rPr>
+            <w:rtl/>
+            <w:cs/>
             <w:lang w:val="ar_AE" w:bidi="ar_AE"/>
           </w:rPr>
           <w:rPr>
@@ -2270,27 +2810,35 @@
       </w:hyperlink>
       <w:r>
         <w:rPr>
+          <w:rtl/>
+          <w:cs/>
           <w:lang w:val="ar_AE" w:bidi="ar_AE"/>
         </w:rPr>
         <w:t>).</w:t>
       </w:r>
       <w:r>
         <w:rPr>
-          <w:lang w:val="ar_AE" w:bidi="ar_AE"/>
-        </w:rPr>
-      </w:r>
-      <w:r>
-        <w:rPr>
-          <w:lang w:val="ar_AE" w:bidi="ar_AE"/>
-        </w:rPr>
-      </w:r>
-    </w:p>
-    <w:p>
-      <w:pPr>
-        <w:bidi/>
-      </w:pPr>
-      <w:r>
-        <w:rPr>
+          <w:rtl/>
+          <w:cs/>
+          <w:lang w:val="ar_AE" w:bidi="ar_AE"/>
+        </w:rPr>
+      </w:r>
+      <w:r>
+        <w:rPr>
+          <w:rtl/>
+          <w:cs/>
+          <w:lang w:val="ar_AE" w:bidi="ar_AE"/>
+        </w:rPr>
+      </w:r>
+    </w:p>
+    <w:p>
+      <w:pPr>
+        <w:bidi/>
+      </w:pPr>
+      <w:r>
+        <w:rPr>
+          <w:rtl/>
+          <w:cs/>
           <w:lang w:val="ar_AE" w:bidi="ar_AE"/>
         </w:rPr>
       </w:r>
@@ -2302,27 +2850,35 @@
       </w:pPr>
       <w:r>
         <w:rPr>
+          <w:rtl/>
+          <w:cs/>
           <w:lang w:val="ar_AE" w:bidi="ar_AE"/>
         </w:rPr>
         <w:t>ناحوم 2: 1</w:t>
       </w:r>
       <w:r>
         <w:rPr>
-          <w:lang w:val="ar_AE" w:bidi="ar_AE"/>
-        </w:rPr>
-      </w:r>
-    </w:p>
-    <w:p>
-      <w:pPr>
-        <w:bidi/>
-      </w:pPr>
-      <w:r>
-        <w:rPr>
-          <w:lang w:val="ar_AE" w:bidi="ar_AE"/>
-        </w:rPr>
-      </w:r>
-      <w:r>
-        <w:rPr>
+          <w:rtl/>
+          <w:cs/>
+          <w:lang w:val="ar_AE" w:bidi="ar_AE"/>
+        </w:rPr>
+      </w:r>
+    </w:p>
+    <w:p>
+      <w:pPr>
+        <w:bidi/>
+      </w:pPr>
+      <w:r>
+        <w:rPr>
+          <w:rtl/>
+          <w:cs/>
+          <w:lang w:val="ar_AE" w:bidi="ar_AE"/>
+        </w:rPr>
+      </w:r>
+      <w:r>
+        <w:rPr>
+          <w:rtl/>
+          <w:cs/>
           <w:lang w:val="ar_AE" w:bidi="ar_AE"/>
         </w:rPr>
         <w:t>بالرغم من أن المدافعين عن نينوى قد استعدوا بشكل كامل لحماية المدينة بالأسوار … والطرق … والدفاعات والقوات، فإن جهودهم محكوم عليها بالفشل (</w:t>
@@ -2330,6 +2886,8 @@
       <w:hyperlink r:id="rId78">
         <w:r>
           <w:rPr>
+            <w:rtl/>
+            <w:cs/>
             <w:lang w:val="ar_AE" w:bidi="ar_AE"/>
           </w:rPr>
           <w:rPr>
@@ -2341,27 +2899,35 @@
       </w:hyperlink>
       <w:r>
         <w:rPr>
+          <w:rtl/>
+          <w:cs/>
           <w:lang w:val="ar_AE" w:bidi="ar_AE"/>
         </w:rPr>
         <w:t>).</w:t>
       </w:r>
       <w:r>
         <w:rPr>
-          <w:lang w:val="ar_AE" w:bidi="ar_AE"/>
-        </w:rPr>
-      </w:r>
-      <w:r>
-        <w:rPr>
-          <w:lang w:val="ar_AE" w:bidi="ar_AE"/>
-        </w:rPr>
-      </w:r>
-    </w:p>
-    <w:p>
-      <w:pPr>
-        <w:bidi/>
-      </w:pPr>
-      <w:r>
-        <w:rPr>
+          <w:rtl/>
+          <w:cs/>
+          <w:lang w:val="ar_AE" w:bidi="ar_AE"/>
+        </w:rPr>
+      </w:r>
+      <w:r>
+        <w:rPr>
+          <w:rtl/>
+          <w:cs/>
+          <w:lang w:val="ar_AE" w:bidi="ar_AE"/>
+        </w:rPr>
+      </w:r>
+    </w:p>
+    <w:p>
+      <w:pPr>
+        <w:bidi/>
+      </w:pPr>
+      <w:r>
+        <w:rPr>
+          <w:rtl/>
+          <w:cs/>
           <w:lang w:val="ar_AE" w:bidi="ar_AE"/>
         </w:rPr>
       </w:r>
@@ -2373,27 +2939,35 @@
       </w:pPr>
       <w:r>
         <w:rPr>
+          <w:rtl/>
+          <w:cs/>
           <w:lang w:val="ar_AE" w:bidi="ar_AE"/>
         </w:rPr>
         <w:t>ناحوم 2: 2</w:t>
       </w:r>
       <w:r>
         <w:rPr>
-          <w:lang w:val="ar_AE" w:bidi="ar_AE"/>
-        </w:rPr>
-      </w:r>
-    </w:p>
-    <w:p>
-      <w:pPr>
-        <w:bidi/>
-      </w:pPr>
-      <w:r>
-        <w:rPr>
-          <w:lang w:val="ar_AE" w:bidi="ar_AE"/>
-        </w:rPr>
-      </w:r>
-      <w:r>
-        <w:rPr>
+          <w:rtl/>
+          <w:cs/>
+          <w:lang w:val="ar_AE" w:bidi="ar_AE"/>
+        </w:rPr>
+      </w:r>
+    </w:p>
+    <w:p>
+      <w:pPr>
+        <w:bidi/>
+      </w:pPr>
+      <w:r>
+        <w:rPr>
+          <w:rtl/>
+          <w:cs/>
+          <w:lang w:val="ar_AE" w:bidi="ar_AE"/>
+        </w:rPr>
+      </w:r>
+      <w:r>
+        <w:rPr>
+          <w:rtl/>
+          <w:cs/>
           <w:lang w:val="ar_AE" w:bidi="ar_AE"/>
         </w:rPr>
         <w:t>ترمز الكرمة إلى بركة الله لشعبه (</w:t>
@@ -2401,6 +2975,8 @@
       <w:hyperlink r:id="rId79">
         <w:r>
           <w:rPr>
+            <w:rtl/>
+            <w:cs/>
             <w:lang w:val="ar_AE" w:bidi="ar_AE"/>
           </w:rPr>
           <w:rPr>
@@ -2412,6 +2988,8 @@
       </w:hyperlink>
       <w:r>
         <w:rPr>
+          <w:rtl/>
+          <w:cs/>
           <w:lang w:val="ar_AE" w:bidi="ar_AE"/>
         </w:rPr>
         <w:t>)، في حين تعكس الكرمة الخربة تأديب الله السابق لهم (</w:t>
@@ -2419,6 +2997,8 @@
       <w:hyperlink r:id="rId80">
         <w:r>
           <w:rPr>
+            <w:rtl/>
+            <w:cs/>
             <w:lang w:val="ar_AE" w:bidi="ar_AE"/>
           </w:rPr>
           <w:rPr>
@@ -2430,27 +3010,35 @@
       </w:hyperlink>
       <w:r>
         <w:rPr>
+          <w:rtl/>
+          <w:cs/>
           <w:lang w:val="ar_AE" w:bidi="ar_AE"/>
         </w:rPr>
         <w:t>). كان أبناء إسرائيل في حالة حزينة مقارنة بأيام الملكين العظيمين داود وسليمان، لكن الله وعد باستعادة مجد شعبه.</w:t>
       </w:r>
       <w:r>
         <w:rPr>
-          <w:lang w:val="ar_AE" w:bidi="ar_AE"/>
-        </w:rPr>
-      </w:r>
-      <w:r>
-        <w:rPr>
-          <w:lang w:val="ar_AE" w:bidi="ar_AE"/>
-        </w:rPr>
-      </w:r>
-    </w:p>
-    <w:p>
-      <w:pPr>
-        <w:bidi/>
-      </w:pPr>
-      <w:r>
-        <w:rPr>
+          <w:rtl/>
+          <w:cs/>
+          <w:lang w:val="ar_AE" w:bidi="ar_AE"/>
+        </w:rPr>
+      </w:r>
+      <w:r>
+        <w:rPr>
+          <w:rtl/>
+          <w:cs/>
+          <w:lang w:val="ar_AE" w:bidi="ar_AE"/>
+        </w:rPr>
+      </w:r>
+    </w:p>
+    <w:p>
+      <w:pPr>
+        <w:bidi/>
+      </w:pPr>
+      <w:r>
+        <w:rPr>
+          <w:rtl/>
+          <w:cs/>
           <w:lang w:val="ar_AE" w:bidi="ar_AE"/>
         </w:rPr>
       </w:r>
@@ -2462,48 +3050,62 @@
       </w:pPr>
       <w:r>
         <w:rPr>
+          <w:rtl/>
+          <w:cs/>
           <w:lang w:val="ar_AE" w:bidi="ar_AE"/>
         </w:rPr>
         <w:t>ناحوم 2: 4</w:t>
       </w:r>
       <w:r>
         <w:rPr>
-          <w:lang w:val="ar_AE" w:bidi="ar_AE"/>
-        </w:rPr>
-      </w:r>
-    </w:p>
-    <w:p>
-      <w:pPr>
-        <w:bidi/>
-      </w:pPr>
-      <w:r>
-        <w:rPr>
-          <w:lang w:val="ar_AE" w:bidi="ar_AE"/>
-        </w:rPr>
-      </w:r>
-      <w:r>
-        <w:rPr>
+          <w:rtl/>
+          <w:cs/>
+          <w:lang w:val="ar_AE" w:bidi="ar_AE"/>
+        </w:rPr>
+      </w:r>
+    </w:p>
+    <w:p>
+      <w:pPr>
+        <w:bidi/>
+      </w:pPr>
+      <w:r>
+        <w:rPr>
+          <w:rtl/>
+          <w:cs/>
+          <w:lang w:val="ar_AE" w:bidi="ar_AE"/>
+        </w:rPr>
+      </w:r>
+      <w:r>
+        <w:rPr>
+          <w:rtl/>
+          <w:cs/>
           <w:lang w:val="ar_AE" w:bidi="ar_AE"/>
         </w:rPr>
         <w:t>كانت العربات الحربية لا يمكن إيقافها تقريبًا في المعركة بفضل قدرتها على المناورة وقوتها.</w:t>
       </w:r>
       <w:r>
         <w:rPr>
-          <w:lang w:val="ar_AE" w:bidi="ar_AE"/>
-        </w:rPr>
-      </w:r>
-      <w:r>
-        <w:rPr>
-          <w:lang w:val="ar_AE" w:bidi="ar_AE"/>
-        </w:rPr>
-      </w:r>
-    </w:p>
-    <w:p>
-      <w:pPr>
-        <w:bidi/>
-      </w:pPr>
-      <w:r>
-        <w:rPr>
+          <w:rtl/>
+          <w:cs/>
+          <w:lang w:val="ar_AE" w:bidi="ar_AE"/>
+        </w:rPr>
+      </w:r>
+      <w:r>
+        <w:rPr>
+          <w:rtl/>
+          <w:cs/>
+          <w:lang w:val="ar_AE" w:bidi="ar_AE"/>
+        </w:rPr>
+      </w:r>
+    </w:p>
+    <w:p>
+      <w:pPr>
+        <w:bidi/>
+      </w:pPr>
+      <w:r>
+        <w:rPr>
+          <w:rtl/>
+          <w:cs/>
           <w:lang w:val="ar_AE" w:bidi="ar_AE"/>
         </w:rPr>
       </w:r>
@@ -2515,27 +3117,35 @@
       </w:pPr>
       <w:r>
         <w:rPr>
+          <w:rtl/>
+          <w:cs/>
           <w:lang w:val="ar_AE" w:bidi="ar_AE"/>
         </w:rPr>
         <w:t>ناحوم 2: 5</w:t>
       </w:r>
       <w:r>
         <w:rPr>
-          <w:lang w:val="ar_AE" w:bidi="ar_AE"/>
-        </w:rPr>
-      </w:r>
-    </w:p>
-    <w:p>
-      <w:pPr>
-        <w:bidi/>
-      </w:pPr>
-      <w:r>
-        <w:rPr>
-          <w:lang w:val="ar_AE" w:bidi="ar_AE"/>
-        </w:rPr>
-      </w:r>
-      <w:r>
-        <w:rPr>
+          <w:rtl/>
+          <w:cs/>
+          <w:lang w:val="ar_AE" w:bidi="ar_AE"/>
+        </w:rPr>
+      </w:r>
+    </w:p>
+    <w:p>
+      <w:pPr>
+        <w:bidi/>
+      </w:pPr>
+      <w:r>
+        <w:rPr>
+          <w:rtl/>
+          <w:cs/>
+          <w:lang w:val="ar_AE" w:bidi="ar_AE"/>
+        </w:rPr>
+      </w:r>
+      <w:r>
+        <w:rPr>
+          <w:rtl/>
+          <w:cs/>
           <w:lang w:val="ar_AE" w:bidi="ar_AE"/>
         </w:rPr>
         <w:t xml:space="preserve">يتغلب الملك الآشوري على الصدمة الأولية للهجوم على نينوى ويصرخ لضباطه. لقد أُخذ هو والمدينة على حين غرة واسرعوا إلى الأسوار في محاولة لإحباط الحصار. • لإقامة دفاعاتهم (حرفيًا </w:t>
@@ -2543,12 +3153,16 @@
       <w:r>
         <w:rPr>
           <w:i/>
+          <w:rtl/>
+          <w:cs/>
           <w:lang w:val="ar_AE" w:bidi="ar_AE"/>
         </w:rPr>
         <w:t>الغطاء مُعد</w:t>
       </w:r>
       <w:r>
         <w:rPr>
+          <w:rtl/>
+          <w:cs/>
           <w:lang w:val="ar_AE" w:bidi="ar_AE"/>
         </w:rPr>
         <w:t xml:space="preserve">): معنى المصطلح العبري هنا غير مؤكد. ربما يشير </w:t>
@@ -2556,33 +3170,43 @@
       <w:r>
         <w:rPr>
           <w:i/>
+          <w:rtl/>
+          <w:cs/>
           <w:lang w:val="ar_AE" w:bidi="ar_AE"/>
         </w:rPr>
         <w:t>الغطاء</w:t>
       </w:r>
       <w:r>
         <w:rPr>
+          <w:rtl/>
+          <w:cs/>
           <w:lang w:val="ar_AE" w:bidi="ar_AE"/>
         </w:rPr>
         <w:t xml:space="preserve"> إلى شيء استخدمه المهاجمون أو المدافعون لحماية أنفسهم من الأسلحة المقذوفة عبر الهواء. (وَقَدْ أُقِيمَتِ الْمِتْرَسَةُ - بحسب الترجمة العربية).</w:t>
       </w:r>
       <w:r>
         <w:rPr>
-          <w:lang w:val="ar_AE" w:bidi="ar_AE"/>
-        </w:rPr>
-      </w:r>
-      <w:r>
-        <w:rPr>
-          <w:lang w:val="ar_AE" w:bidi="ar_AE"/>
-        </w:rPr>
-      </w:r>
-    </w:p>
-    <w:p>
-      <w:pPr>
-        <w:bidi/>
-      </w:pPr>
-      <w:r>
-        <w:rPr>
+          <w:rtl/>
+          <w:cs/>
+          <w:lang w:val="ar_AE" w:bidi="ar_AE"/>
+        </w:rPr>
+      </w:r>
+      <w:r>
+        <w:rPr>
+          <w:rtl/>
+          <w:cs/>
+          <w:lang w:val="ar_AE" w:bidi="ar_AE"/>
+        </w:rPr>
+      </w:r>
+    </w:p>
+    <w:p>
+      <w:pPr>
+        <w:bidi/>
+      </w:pPr>
+      <w:r>
+        <w:rPr>
+          <w:rtl/>
+          <w:cs/>
           <w:lang w:val="ar_AE" w:bidi="ar_AE"/>
         </w:rPr>
       </w:r>
@@ -2594,27 +3218,35 @@
       </w:pPr>
       <w:r>
         <w:rPr>
+          <w:rtl/>
+          <w:cs/>
           <w:lang w:val="ar_AE" w:bidi="ar_AE"/>
         </w:rPr>
         <w:t>ناحوم 2: 6</w:t>
       </w:r>
       <w:r>
         <w:rPr>
-          <w:lang w:val="ar_AE" w:bidi="ar_AE"/>
-        </w:rPr>
-      </w:r>
-    </w:p>
-    <w:p>
-      <w:pPr>
-        <w:bidi/>
-      </w:pPr>
-      <w:r>
-        <w:rPr>
-          <w:lang w:val="ar_AE" w:bidi="ar_AE"/>
-        </w:rPr>
-      </w:r>
-      <w:r>
-        <w:rPr>
+          <w:rtl/>
+          <w:cs/>
+          <w:lang w:val="ar_AE" w:bidi="ar_AE"/>
+        </w:rPr>
+      </w:r>
+    </w:p>
+    <w:p>
+      <w:pPr>
+        <w:bidi/>
+      </w:pPr>
+      <w:r>
+        <w:rPr>
+          <w:rtl/>
+          <w:cs/>
+          <w:lang w:val="ar_AE" w:bidi="ar_AE"/>
+        </w:rPr>
+      </w:r>
+      <w:r>
+        <w:rPr>
+          <w:rtl/>
+          <w:cs/>
           <w:lang w:val="ar_AE" w:bidi="ar_AE"/>
         </w:rPr>
         <w:t>إن الإسراع للدفاع (</w:t>
@@ -2622,6 +3254,8 @@
       <w:hyperlink r:id="rId81">
         <w:r>
           <w:rPr>
+            <w:rtl/>
+            <w:cs/>
             <w:lang w:val="ar_AE" w:bidi="ar_AE"/>
           </w:rPr>
           <w:rPr>
@@ -2633,27 +3267,35 @@
       </w:hyperlink>
       <w:r>
         <w:rPr>
+          <w:rtl/>
+          <w:cs/>
           <w:lang w:val="ar_AE" w:bidi="ar_AE"/>
         </w:rPr>
         <w:t>) يأتي متأخرًا جدًا؛ فقد تم اختراق الدفاعات بالفعل. • كانت نينوى تعتمد على خزان مائي تشكل بواسطة سد مزدوج على نهر الخوصر، وهو رافد لدجلة كان يتدفق عبر المدينة. وتم تعزيز الخزان بواسطة سلسلة من بوابات الفيضانات. ذكر المؤرخ اليوناني ديودوروس أن الأمطار الغزيرة في ذلك الوقت قد ضغطت على نظام النهر في المدينة. ومن خلال إغلاق بوابات الفيضانات أولًا، ثم فتحها، أطلق مهاجمو نينوى المياه المحبوسة ككبش ضارب ضد أسوار المدينة.</w:t>
       </w:r>
       <w:r>
         <w:rPr>
-          <w:lang w:val="ar_AE" w:bidi="ar_AE"/>
-        </w:rPr>
-      </w:r>
-      <w:r>
-        <w:rPr>
-          <w:lang w:val="ar_AE" w:bidi="ar_AE"/>
-        </w:rPr>
-      </w:r>
-    </w:p>
-    <w:p>
-      <w:pPr>
-        <w:bidi/>
-      </w:pPr>
-      <w:r>
-        <w:rPr>
+          <w:rtl/>
+          <w:cs/>
+          <w:lang w:val="ar_AE" w:bidi="ar_AE"/>
+        </w:rPr>
+      </w:r>
+      <w:r>
+        <w:rPr>
+          <w:rtl/>
+          <w:cs/>
+          <w:lang w:val="ar_AE" w:bidi="ar_AE"/>
+        </w:rPr>
+      </w:r>
+    </w:p>
+    <w:p>
+      <w:pPr>
+        <w:bidi/>
+      </w:pPr>
+      <w:r>
+        <w:rPr>
+          <w:rtl/>
+          <w:cs/>
           <w:lang w:val="ar_AE" w:bidi="ar_AE"/>
         </w:rPr>
       </w:r>
@@ -2665,27 +3307,35 @@
       </w:pPr>
       <w:r>
         <w:rPr>
+          <w:rtl/>
+          <w:cs/>
           <w:lang w:val="ar_AE" w:bidi="ar_AE"/>
         </w:rPr>
         <w:t>ناحوم 2: 7</w:t>
       </w:r>
       <w:r>
         <w:rPr>
-          <w:lang w:val="ar_AE" w:bidi="ar_AE"/>
-        </w:rPr>
-      </w:r>
-    </w:p>
-    <w:p>
-      <w:pPr>
-        <w:bidi/>
-      </w:pPr>
-      <w:r>
-        <w:rPr>
-          <w:lang w:val="ar_AE" w:bidi="ar_AE"/>
-        </w:rPr>
-      </w:r>
-      <w:r>
-        <w:rPr>
+          <w:rtl/>
+          <w:cs/>
+          <w:lang w:val="ar_AE" w:bidi="ar_AE"/>
+        </w:rPr>
+      </w:r>
+    </w:p>
+    <w:p>
+      <w:pPr>
+        <w:bidi/>
+      </w:pPr>
+      <w:r>
+        <w:rPr>
+          <w:rtl/>
+          <w:cs/>
+          <w:lang w:val="ar_AE" w:bidi="ar_AE"/>
+        </w:rPr>
+      </w:r>
+      <w:r>
+        <w:rPr>
+          <w:rtl/>
+          <w:cs/>
           <w:lang w:val="ar_AE" w:bidi="ar_AE"/>
         </w:rPr>
         <w:t xml:space="preserve">نظرًا لأن سبي نينوى قد تم تحديده من قِبَل الله، فإنه سيحدث بلا شك. • كان ضرب الصدور علامة شائعة على الحداد (انظر، على سبيل المثال، </w:t>
@@ -2693,6 +3343,8 @@
       <w:hyperlink r:id="rId82">
         <w:r>
           <w:rPr>
+            <w:rtl/>
+            <w:cs/>
             <w:lang w:val="ar_AE" w:bidi="ar_AE"/>
           </w:rPr>
           <w:rPr>
@@ -2704,27 +3356,35 @@
       </w:hyperlink>
       <w:r>
         <w:rPr>
+          <w:rtl/>
+          <w:cs/>
           <w:lang w:val="ar_AE" w:bidi="ar_AE"/>
         </w:rPr>
         <w:t>).</w:t>
       </w:r>
       <w:r>
         <w:rPr>
-          <w:lang w:val="ar_AE" w:bidi="ar_AE"/>
-        </w:rPr>
-      </w:r>
-      <w:r>
-        <w:rPr>
-          <w:lang w:val="ar_AE" w:bidi="ar_AE"/>
-        </w:rPr>
-      </w:r>
-    </w:p>
-    <w:p>
-      <w:pPr>
-        <w:bidi/>
-      </w:pPr>
-      <w:r>
-        <w:rPr>
+          <w:rtl/>
+          <w:cs/>
+          <w:lang w:val="ar_AE" w:bidi="ar_AE"/>
+        </w:rPr>
+      </w:r>
+      <w:r>
+        <w:rPr>
+          <w:rtl/>
+          <w:cs/>
+          <w:lang w:val="ar_AE" w:bidi="ar_AE"/>
+        </w:rPr>
+      </w:r>
+    </w:p>
+    <w:p>
+      <w:pPr>
+        <w:bidi/>
+      </w:pPr>
+      <w:r>
+        <w:rPr>
+          <w:rtl/>
+          <w:cs/>
           <w:lang w:val="ar_AE" w:bidi="ar_AE"/>
         </w:rPr>
       </w:r>
@@ -2736,60 +3396,78 @@
       </w:pPr>
       <w:r>
         <w:rPr>
+          <w:rtl/>
+          <w:cs/>
           <w:lang w:val="ar_AE" w:bidi="ar_AE"/>
         </w:rPr>
         <w:t>ناحوم 2: 8</w:t>
       </w:r>
       <w:r>
         <w:rPr>
-          <w:lang w:val="ar_AE" w:bidi="ar_AE"/>
-        </w:rPr>
-      </w:r>
-    </w:p>
-    <w:p>
-      <w:pPr>
-        <w:bidi/>
-      </w:pPr>
-      <w:r>
-        <w:rPr>
-          <w:lang w:val="ar_AE" w:bidi="ar_AE"/>
-        </w:rPr>
-      </w:r>
-      <w:r>
-        <w:rPr>
+          <w:rtl/>
+          <w:cs/>
+          <w:lang w:val="ar_AE" w:bidi="ar_AE"/>
+        </w:rPr>
+      </w:r>
+    </w:p>
+    <w:p>
+      <w:pPr>
+        <w:bidi/>
+      </w:pPr>
+      <w:r>
+        <w:rPr>
+          <w:rtl/>
+          <w:cs/>
+          <w:lang w:val="ar_AE" w:bidi="ar_AE"/>
+        </w:rPr>
+      </w:r>
+      <w:r>
+        <w:rPr>
+          <w:rtl/>
+          <w:cs/>
           <w:lang w:val="ar_AE" w:bidi="ar_AE"/>
         </w:rPr>
         <w:t xml:space="preserve">سوف يهرب الناس بنفس سرعة تدفق المياه من الخزان المثقوب (انظر </w:t>
       </w:r>
       <w:r>
         <w:rPr>
+          <w:rtl/>
+          <w:cs/>
           <w:lang w:val="ar_AE" w:bidi="ar_AE"/>
         </w:rPr>
         <w:t>ملاحظة الدراسة على 2:6</w:t>
       </w:r>
       <w:r>
         <w:rPr>
+          <w:rtl/>
+          <w:cs/>
           <w:lang w:val="ar_AE" w:bidi="ar_AE"/>
         </w:rPr>
         <w:t>).</w:t>
       </w:r>
       <w:r>
         <w:rPr>
-          <w:lang w:val="ar_AE" w:bidi="ar_AE"/>
-        </w:rPr>
-      </w:r>
-      <w:r>
-        <w:rPr>
-          <w:lang w:val="ar_AE" w:bidi="ar_AE"/>
-        </w:rPr>
-      </w:r>
-    </w:p>
-    <w:p>
-      <w:pPr>
-        <w:bidi/>
-      </w:pPr>
-      <w:r>
-        <w:rPr>
+          <w:rtl/>
+          <w:cs/>
+          <w:lang w:val="ar_AE" w:bidi="ar_AE"/>
+        </w:rPr>
+      </w:r>
+      <w:r>
+        <w:rPr>
+          <w:rtl/>
+          <w:cs/>
+          <w:lang w:val="ar_AE" w:bidi="ar_AE"/>
+        </w:rPr>
+      </w:r>
+    </w:p>
+    <w:p>
+      <w:pPr>
+        <w:bidi/>
+      </w:pPr>
+      <w:r>
+        <w:rPr>
+          <w:rtl/>
+          <w:cs/>
           <w:lang w:val="ar_AE" w:bidi="ar_AE"/>
         </w:rPr>
       </w:r>
@@ -2801,27 +3479,35 @@
       </w:pPr>
       <w:r>
         <w:rPr>
+          <w:rtl/>
+          <w:cs/>
           <w:lang w:val="ar_AE" w:bidi="ar_AE"/>
         </w:rPr>
         <w:t>ناحوم 2: 9</w:t>
       </w:r>
       <w:r>
         <w:rPr>
-          <w:lang w:val="ar_AE" w:bidi="ar_AE"/>
-        </w:rPr>
-      </w:r>
-    </w:p>
-    <w:p>
-      <w:pPr>
-        <w:bidi/>
-      </w:pPr>
-      <w:r>
-        <w:rPr>
-          <w:lang w:val="ar_AE" w:bidi="ar_AE"/>
-        </w:rPr>
-      </w:r>
-      <w:r>
-        <w:rPr>
+          <w:rtl/>
+          <w:cs/>
+          <w:lang w:val="ar_AE" w:bidi="ar_AE"/>
+        </w:rPr>
+      </w:r>
+    </w:p>
+    <w:p>
+      <w:pPr>
+        <w:bidi/>
+      </w:pPr>
+      <w:r>
+        <w:rPr>
+          <w:rtl/>
+          <w:cs/>
+          <w:lang w:val="ar_AE" w:bidi="ar_AE"/>
+        </w:rPr>
+      </w:r>
+      <w:r>
+        <w:rPr>
+          <w:rtl/>
+          <w:cs/>
           <w:lang w:val="ar_AE" w:bidi="ar_AE"/>
         </w:rPr>
         <w:t>لقد تدفقت ثروات الأمم الأخرى الهائلة التي لا تحصى على العاصمة الآشورية على شكل تجارة وجزية وغنائم، لكنها اختفت في لحظة. قد ينجح العدوان والشر الوحشي مؤقتًا، ولكن في النهاية سيتم تدميرهما (</w:t>
@@ -2829,6 +3515,8 @@
       <w:hyperlink r:id="rId83">
         <w:r>
           <w:rPr>
+            <w:rtl/>
+            <w:cs/>
             <w:lang w:val="ar_AE" w:bidi="ar_AE"/>
           </w:rPr>
           <w:rPr>
@@ -2840,6 +3528,8 @@
       </w:hyperlink>
       <w:r>
         <w:rPr>
+          <w:rtl/>
+          <w:cs/>
           <w:lang w:val="ar_AE" w:bidi="ar_AE"/>
         </w:rPr>
         <w:t xml:space="preserve">؛ </w:t>
@@ -2847,6 +3537,8 @@
       <w:hyperlink r:id="rId84">
         <w:r>
           <w:rPr>
+            <w:rtl/>
+            <w:cs/>
             <w:lang w:val="ar_AE" w:bidi="ar_AE"/>
           </w:rPr>
           <w:rPr>
@@ -2858,6 +3550,8 @@
       </w:hyperlink>
       <w:r>
         <w:rPr>
+          <w:rtl/>
+          <w:cs/>
           <w:lang w:val="ar_AE" w:bidi="ar_AE"/>
         </w:rPr>
         <w:t xml:space="preserve">؛ </w:t>
@@ -2865,6 +3559,8 @@
       <w:hyperlink r:id="rId85">
         <w:r>
           <w:rPr>
+            <w:rtl/>
+            <w:cs/>
             <w:lang w:val="ar_AE" w:bidi="ar_AE"/>
           </w:rPr>
           <w:rPr>
@@ -2876,27 +3572,35 @@
       </w:hyperlink>
       <w:r>
         <w:rPr>
+          <w:rtl/>
+          <w:cs/>
           <w:lang w:val="ar_AE" w:bidi="ar_AE"/>
         </w:rPr>
         <w:t>).</w:t>
       </w:r>
       <w:r>
         <w:rPr>
-          <w:lang w:val="ar_AE" w:bidi="ar_AE"/>
-        </w:rPr>
-      </w:r>
-      <w:r>
-        <w:rPr>
-          <w:lang w:val="ar_AE" w:bidi="ar_AE"/>
-        </w:rPr>
-      </w:r>
-    </w:p>
-    <w:p>
-      <w:pPr>
-        <w:bidi/>
-      </w:pPr>
-      <w:r>
-        <w:rPr>
+          <w:rtl/>
+          <w:cs/>
+          <w:lang w:val="ar_AE" w:bidi="ar_AE"/>
+        </w:rPr>
+      </w:r>
+      <w:r>
+        <w:rPr>
+          <w:rtl/>
+          <w:cs/>
+          <w:lang w:val="ar_AE" w:bidi="ar_AE"/>
+        </w:rPr>
+      </w:r>
+    </w:p>
+    <w:p>
+      <w:pPr>
+        <w:bidi/>
+      </w:pPr>
+      <w:r>
+        <w:rPr>
+          <w:rtl/>
+          <w:cs/>
           <w:lang w:val="ar_AE" w:bidi="ar_AE"/>
         </w:rPr>
       </w:r>
@@ -2908,48 +3612,62 @@
       </w:pPr>
       <w:r>
         <w:rPr>
+          <w:rtl/>
+          <w:cs/>
           <w:lang w:val="ar_AE" w:bidi="ar_AE"/>
         </w:rPr>
         <w:t>ناحوم 2: 10</w:t>
       </w:r>
       <w:r>
         <w:rPr>
-          <w:lang w:val="ar_AE" w:bidi="ar_AE"/>
-        </w:rPr>
-      </w:r>
-    </w:p>
-    <w:p>
-      <w:pPr>
-        <w:bidi/>
-      </w:pPr>
-      <w:r>
-        <w:rPr>
-          <w:lang w:val="ar_AE" w:bidi="ar_AE"/>
-        </w:rPr>
-      </w:r>
-      <w:r>
-        <w:rPr>
+          <w:rtl/>
+          <w:cs/>
+          <w:lang w:val="ar_AE" w:bidi="ar_AE"/>
+        </w:rPr>
+      </w:r>
+    </w:p>
+    <w:p>
+      <w:pPr>
+        <w:bidi/>
+      </w:pPr>
+      <w:r>
+        <w:rPr>
+          <w:rtl/>
+          <w:cs/>
+          <w:lang w:val="ar_AE" w:bidi="ar_AE"/>
+        </w:rPr>
+      </w:r>
+      <w:r>
+        <w:rPr>
+          <w:rtl/>
+          <w:cs/>
           <w:lang w:val="ar_AE" w:bidi="ar_AE"/>
         </w:rPr>
         <w:t>فَرَاغٌ وَخَلاَءٌ وَخَرَابٌ: تحتوي العبارة العبرية هنا على جناس صوتي لإحداث تأثير: بوقاه buqah، أمبوقاه umbuqah، أمبولاقاه umbullaqah. يمكن ترجمة هذا التأثير إلى الإنجليزية إلى "مُدمَرَة، منهوبة، ومُهدَمَة".</w:t>
       </w:r>
       <w:r>
         <w:rPr>
-          <w:lang w:val="ar_AE" w:bidi="ar_AE"/>
-        </w:rPr>
-      </w:r>
-      <w:r>
-        <w:rPr>
-          <w:lang w:val="ar_AE" w:bidi="ar_AE"/>
-        </w:rPr>
-      </w:r>
-    </w:p>
-    <w:p>
-      <w:pPr>
-        <w:bidi/>
-      </w:pPr>
-      <w:r>
-        <w:rPr>
+          <w:rtl/>
+          <w:cs/>
+          <w:lang w:val="ar_AE" w:bidi="ar_AE"/>
+        </w:rPr>
+      </w:r>
+      <w:r>
+        <w:rPr>
+          <w:rtl/>
+          <w:cs/>
+          <w:lang w:val="ar_AE" w:bidi="ar_AE"/>
+        </w:rPr>
+      </w:r>
+    </w:p>
+    <w:p>
+      <w:pPr>
+        <w:bidi/>
+      </w:pPr>
+      <w:r>
+        <w:rPr>
+          <w:rtl/>
+          <w:cs/>
           <w:lang w:val="ar_AE" w:bidi="ar_AE"/>
         </w:rPr>
       </w:r>
@@ -2961,27 +3679,35 @@
       </w:pPr>
       <w:r>
         <w:rPr>
+          <w:rtl/>
+          <w:cs/>
           <w:lang w:val="ar_AE" w:bidi="ar_AE"/>
         </w:rPr>
         <w:t>ناحوم 2: 11–13</w:t>
       </w:r>
       <w:r>
         <w:rPr>
-          <w:lang w:val="ar_AE" w:bidi="ar_AE"/>
-        </w:rPr>
-      </w:r>
-    </w:p>
-    <w:p>
-      <w:pPr>
-        <w:bidi/>
-      </w:pPr>
-      <w:r>
-        <w:rPr>
-          <w:lang w:val="ar_AE" w:bidi="ar_AE"/>
-        </w:rPr>
-      </w:r>
-      <w:r>
-        <w:rPr>
+          <w:rtl/>
+          <w:cs/>
+          <w:lang w:val="ar_AE" w:bidi="ar_AE"/>
+        </w:rPr>
+      </w:r>
+    </w:p>
+    <w:p>
+      <w:pPr>
+        <w:bidi/>
+      </w:pPr>
+      <w:r>
+        <w:rPr>
+          <w:rtl/>
+          <w:cs/>
+          <w:lang w:val="ar_AE" w:bidi="ar_AE"/>
+        </w:rPr>
+      </w:r>
+      <w:r>
+        <w:rPr>
+          <w:rtl/>
+          <w:cs/>
           <w:lang w:val="ar_AE" w:bidi="ar_AE"/>
         </w:rPr>
         <w:t>بعد وصف سقوط نينوى (</w:t>
@@ -2989,6 +3715,8 @@
       <w:hyperlink r:id="rId86">
         <w:r>
           <w:rPr>
+            <w:rtl/>
+            <w:cs/>
             <w:lang w:val="ar_AE" w:bidi="ar_AE"/>
           </w:rPr>
           <w:rPr>
@@ -3000,6 +3728,8 @@
       </w:hyperlink>
       <w:r>
         <w:rPr>
+          <w:rtl/>
+          <w:cs/>
           <w:lang w:val="ar_AE" w:bidi="ar_AE"/>
         </w:rPr>
         <w:t xml:space="preserve">)، يقدم ناحوم أول أغنية من ثلاث أغاني تهكمية (انظر أيضًا </w:t>
@@ -3007,6 +3737,8 @@
       <w:hyperlink r:id="rId87">
         <w:r>
           <w:rPr>
+            <w:rtl/>
+            <w:cs/>
             <w:lang w:val="ar_AE" w:bidi="ar_AE"/>
           </w:rPr>
           <w:rPr>
@@ -3018,6 +3750,8 @@
       </w:hyperlink>
       <w:r>
         <w:rPr>
+          <w:rtl/>
+          <w:cs/>
           <w:lang w:val="ar_AE" w:bidi="ar_AE"/>
         </w:rPr>
         <w:t xml:space="preserve">، </w:t>
@@ -3025,6 +3759,8 @@
       <w:hyperlink r:id="rId88">
         <w:r>
           <w:rPr>
+            <w:rtl/>
+            <w:cs/>
             <w:lang w:val="ar_AE" w:bidi="ar_AE"/>
           </w:rPr>
           <w:rPr>
@@ -3036,6 +3772,8 @@
       </w:hyperlink>
       <w:r>
         <w:rPr>
+          <w:rtl/>
+          <w:cs/>
           <w:lang w:val="ar_AE" w:bidi="ar_AE"/>
         </w:rPr>
         <w:t>؛ كان هذا شكلًا شائعًا في الشرق الأدنى القديم). ففي سخرية لاذعة، يشبه نينوى بعرين الأسد. حيث كان الملك سنحاريب وملوك أشور الآخرون قد شبهوا أنفسهم بالأسود</w:t>
@@ -3043,33 +3781,43 @@
       <w:r>
         <w:rPr>
           <w:i/>
+          <w:rtl/>
+          <w:cs/>
           <w:lang w:val="ar_AE" w:bidi="ar_AE"/>
         </w:rPr>
         <w:t>،</w:t>
       </w:r>
       <w:r>
         <w:rPr>
+          <w:rtl/>
+          <w:cs/>
           <w:lang w:val="ar_AE" w:bidi="ar_AE"/>
         </w:rPr>
         <w:t xml:space="preserve"> حتى أنهم زينوا قصورهم بتكوينات فنية للأسود ولأنفسهم في صيد الأسود. ومع ذلك، مع وجود الله كعدو لها، لن تكون نينوى بعد الآن عرينًا لمفترس لا يُقهر.</w:t>
       </w:r>
       <w:r>
         <w:rPr>
-          <w:lang w:val="ar_AE" w:bidi="ar_AE"/>
-        </w:rPr>
-      </w:r>
-      <w:r>
-        <w:rPr>
-          <w:lang w:val="ar_AE" w:bidi="ar_AE"/>
-        </w:rPr>
-      </w:r>
-    </w:p>
-    <w:p>
-      <w:pPr>
-        <w:bidi/>
-      </w:pPr>
-      <w:r>
-        <w:rPr>
+          <w:rtl/>
+          <w:cs/>
+          <w:lang w:val="ar_AE" w:bidi="ar_AE"/>
+        </w:rPr>
+      </w:r>
+      <w:r>
+        <w:rPr>
+          <w:rtl/>
+          <w:cs/>
+          <w:lang w:val="ar_AE" w:bidi="ar_AE"/>
+        </w:rPr>
+      </w:r>
+    </w:p>
+    <w:p>
+      <w:pPr>
+        <w:bidi/>
+      </w:pPr>
+      <w:r>
+        <w:rPr>
+          <w:rtl/>
+          <w:cs/>
           <w:lang w:val="ar_AE" w:bidi="ar_AE"/>
         </w:rPr>
       </w:r>
@@ -3081,27 +3829,35 @@
       </w:pPr>
       <w:r>
         <w:rPr>
+          <w:rtl/>
+          <w:cs/>
           <w:lang w:val="ar_AE" w:bidi="ar_AE"/>
         </w:rPr>
         <w:t>ناحوم 2: 13</w:t>
       </w:r>
       <w:r>
         <w:rPr>
-          <w:lang w:val="ar_AE" w:bidi="ar_AE"/>
-        </w:rPr>
-      </w:r>
-    </w:p>
-    <w:p>
-      <w:pPr>
-        <w:bidi/>
-      </w:pPr>
-      <w:r>
-        <w:rPr>
-          <w:lang w:val="ar_AE" w:bidi="ar_AE"/>
-        </w:rPr>
-      </w:r>
-      <w:r>
-        <w:rPr>
+          <w:rtl/>
+          <w:cs/>
+          <w:lang w:val="ar_AE" w:bidi="ar_AE"/>
+        </w:rPr>
+      </w:r>
+    </w:p>
+    <w:p>
+      <w:pPr>
+        <w:bidi/>
+      </w:pPr>
+      <w:r>
+        <w:rPr>
+          <w:rtl/>
+          <w:cs/>
+          <w:lang w:val="ar_AE" w:bidi="ar_AE"/>
+        </w:rPr>
+      </w:r>
+      <w:r>
+        <w:rPr>
+          <w:rtl/>
+          <w:cs/>
           <w:lang w:val="ar_AE" w:bidi="ar_AE"/>
         </w:rPr>
         <w:t xml:space="preserve">توجد أمثلة على أصوات رُسل أشور المتفاخرين في </w:t>
@@ -3109,6 +3865,8 @@
       <w:hyperlink r:id="rId89">
         <w:r>
           <w:rPr>
+            <w:rtl/>
+            <w:cs/>
             <w:lang w:val="ar_AE" w:bidi="ar_AE"/>
           </w:rPr>
           <w:rPr>
@@ -3120,27 +3878,35 @@
       </w:hyperlink>
       <w:r>
         <w:rPr>
+          <w:rtl/>
+          <w:cs/>
           <w:lang w:val="ar_AE" w:bidi="ar_AE"/>
         </w:rPr>
         <w:t>.</w:t>
       </w:r>
       <w:r>
         <w:rPr>
-          <w:lang w:val="ar_AE" w:bidi="ar_AE"/>
-        </w:rPr>
-      </w:r>
-      <w:r>
-        <w:rPr>
-          <w:lang w:val="ar_AE" w:bidi="ar_AE"/>
-        </w:rPr>
-      </w:r>
-    </w:p>
-    <w:p>
-      <w:pPr>
-        <w:bidi/>
-      </w:pPr>
-      <w:r>
-        <w:rPr>
+          <w:rtl/>
+          <w:cs/>
+          <w:lang w:val="ar_AE" w:bidi="ar_AE"/>
+        </w:rPr>
+      </w:r>
+      <w:r>
+        <w:rPr>
+          <w:rtl/>
+          <w:cs/>
+          <w:lang w:val="ar_AE" w:bidi="ar_AE"/>
+        </w:rPr>
+      </w:r>
+    </w:p>
+    <w:p>
+      <w:pPr>
+        <w:bidi/>
+      </w:pPr>
+      <w:r>
+        <w:rPr>
+          <w:rtl/>
+          <w:cs/>
           <w:lang w:val="ar_AE" w:bidi="ar_AE"/>
         </w:rPr>
       </w:r>
@@ -3152,48 +3918,62 @@
       </w:pPr>
       <w:r>
         <w:rPr>
+          <w:rtl/>
+          <w:cs/>
           <w:lang w:val="ar_AE" w:bidi="ar_AE"/>
         </w:rPr>
         <w:t>ناحوم 3: 1</w:t>
       </w:r>
       <w:r>
         <w:rPr>
-          <w:lang w:val="ar_AE" w:bidi="ar_AE"/>
-        </w:rPr>
-      </w:r>
-    </w:p>
-    <w:p>
-      <w:pPr>
-        <w:bidi/>
-      </w:pPr>
-      <w:r>
-        <w:rPr>
-          <w:lang w:val="ar_AE" w:bidi="ar_AE"/>
-        </w:rPr>
-      </w:r>
-      <w:r>
-        <w:rPr>
+          <w:rtl/>
+          <w:cs/>
+          <w:lang w:val="ar_AE" w:bidi="ar_AE"/>
+        </w:rPr>
+      </w:r>
+    </w:p>
+    <w:p>
+      <w:pPr>
+        <w:bidi/>
+      </w:pPr>
+      <w:r>
+        <w:rPr>
+          <w:rtl/>
+          <w:cs/>
+          <w:lang w:val="ar_AE" w:bidi="ar_AE"/>
+        </w:rPr>
+      </w:r>
+      <w:r>
+        <w:rPr>
+          <w:rtl/>
+          <w:cs/>
           <w:lang w:val="ar_AE" w:bidi="ar_AE"/>
         </w:rPr>
         <w:t>مَدِينَة الدِّمَاءِ: إن قسوة الآشوريين المروّعة موثّقة بشكل جيد. وقد تضمنت ممارساتهم قطع أجزاء الجسم الخارجية—مثل الأنوف، والآذان، والأيدي، والأقدام، والقتل عن طريق الخازوق. وكانوا يجمعون الرؤوس المقطوعة أمام بوابات المدن المحاصرة. وقد تُقتلع عيون الضحايا أيضًا وتُسلخ جلودهم عن أجسادهم بينما كانوا لا يزالون على قيد الحياة.</w:t>
       </w:r>
       <w:r>
         <w:rPr>
-          <w:lang w:val="ar_AE" w:bidi="ar_AE"/>
-        </w:rPr>
-      </w:r>
-      <w:r>
-        <w:rPr>
-          <w:lang w:val="ar_AE" w:bidi="ar_AE"/>
-        </w:rPr>
-      </w:r>
-    </w:p>
-    <w:p>
-      <w:pPr>
-        <w:bidi/>
-      </w:pPr>
-      <w:r>
-        <w:rPr>
+          <w:rtl/>
+          <w:cs/>
+          <w:lang w:val="ar_AE" w:bidi="ar_AE"/>
+        </w:rPr>
+      </w:r>
+      <w:r>
+        <w:rPr>
+          <w:rtl/>
+          <w:cs/>
+          <w:lang w:val="ar_AE" w:bidi="ar_AE"/>
+        </w:rPr>
+      </w:r>
+    </w:p>
+    <w:p>
+      <w:pPr>
+        <w:bidi/>
+      </w:pPr>
+      <w:r>
+        <w:rPr>
+          <w:rtl/>
+          <w:cs/>
           <w:lang w:val="ar_AE" w:bidi="ar_AE"/>
         </w:rPr>
       </w:r>
@@ -3205,48 +3985,62 @@
       </w:pPr>
       <w:r>
         <w:rPr>
+          <w:rtl/>
+          <w:cs/>
           <w:lang w:val="ar_AE" w:bidi="ar_AE"/>
         </w:rPr>
         <w:t>ناحوم 3: 2–3</w:t>
       </w:r>
       <w:r>
         <w:rPr>
-          <w:lang w:val="ar_AE" w:bidi="ar_AE"/>
-        </w:rPr>
-      </w:r>
-    </w:p>
-    <w:p>
-      <w:pPr>
-        <w:bidi/>
-      </w:pPr>
-      <w:r>
-        <w:rPr>
-          <w:lang w:val="ar_AE" w:bidi="ar_AE"/>
-        </w:rPr>
-      </w:r>
-      <w:r>
-        <w:rPr>
+          <w:rtl/>
+          <w:cs/>
+          <w:lang w:val="ar_AE" w:bidi="ar_AE"/>
+        </w:rPr>
+      </w:r>
+    </w:p>
+    <w:p>
+      <w:pPr>
+        <w:bidi/>
+      </w:pPr>
+      <w:r>
+        <w:rPr>
+          <w:rtl/>
+          <w:cs/>
+          <w:lang w:val="ar_AE" w:bidi="ar_AE"/>
+        </w:rPr>
+      </w:r>
+      <w:r>
+        <w:rPr>
+          <w:rtl/>
+          <w:cs/>
           <w:lang w:val="ar_AE" w:bidi="ar_AE"/>
         </w:rPr>
         <w:t>تضفي هذه العبارات القصيرة والمتقطعة طابعًا دراميًا على تأثيرات رؤية وسماع المعركة. • كانت المركبات الآشورية وسائقوها (الفرسان راكبي المركبات) موضع خوف على نطاق واسع.</w:t>
       </w:r>
       <w:r>
         <w:rPr>
-          <w:lang w:val="ar_AE" w:bidi="ar_AE"/>
-        </w:rPr>
-      </w:r>
-      <w:r>
-        <w:rPr>
-          <w:lang w:val="ar_AE" w:bidi="ar_AE"/>
-        </w:rPr>
-      </w:r>
-    </w:p>
-    <w:p>
-      <w:pPr>
-        <w:bidi/>
-      </w:pPr>
-      <w:r>
-        <w:rPr>
+          <w:rtl/>
+          <w:cs/>
+          <w:lang w:val="ar_AE" w:bidi="ar_AE"/>
+        </w:rPr>
+      </w:r>
+      <w:r>
+        <w:rPr>
+          <w:rtl/>
+          <w:cs/>
+          <w:lang w:val="ar_AE" w:bidi="ar_AE"/>
+        </w:rPr>
+      </w:r>
+    </w:p>
+    <w:p>
+      <w:pPr>
+        <w:bidi/>
+      </w:pPr>
+      <w:r>
+        <w:rPr>
+          <w:rtl/>
+          <w:cs/>
           <w:lang w:val="ar_AE" w:bidi="ar_AE"/>
         </w:rPr>
       </w:r>
@@ -3258,27 +4052,35 @@
       </w:pPr>
       <w:r>
         <w:rPr>
+          <w:rtl/>
+          <w:cs/>
           <w:lang w:val="ar_AE" w:bidi="ar_AE"/>
         </w:rPr>
         <w:t>ناحوم 3: 4</w:t>
       </w:r>
       <w:r>
         <w:rPr>
-          <w:lang w:val="ar_AE" w:bidi="ar_AE"/>
-        </w:rPr>
-      </w:r>
-    </w:p>
-    <w:p>
-      <w:pPr>
-        <w:bidi/>
-      </w:pPr>
-      <w:r>
-        <w:rPr>
-          <w:lang w:val="ar_AE" w:bidi="ar_AE"/>
-        </w:rPr>
-      </w:r>
-      <w:r>
-        <w:rPr>
+          <w:rtl/>
+          <w:cs/>
+          <w:lang w:val="ar_AE" w:bidi="ar_AE"/>
+        </w:rPr>
+      </w:r>
+    </w:p>
+    <w:p>
+      <w:pPr>
+        <w:bidi/>
+      </w:pPr>
+      <w:r>
+        <w:rPr>
+          <w:rtl/>
+          <w:cs/>
+          <w:lang w:val="ar_AE" w:bidi="ar_AE"/>
+        </w:rPr>
+      </w:r>
+      <w:r>
+        <w:rPr>
+          <w:rtl/>
+          <w:cs/>
           <w:lang w:val="ar_AE" w:bidi="ar_AE"/>
         </w:rPr>
         <w:t xml:space="preserve">الزَّانِيَةِ الْحَسَنَةِ الْجَمَالِ صَاحِبَةِ السِّحْرِ: لقد أغرى الآشوريون الأمم الأخرى بالثروة والوعود بالأمان والازدهار، لكنهم بعد ذلك استغلوا هذه الأمم بالقوة العسكرية والاستغلال الاقتصادي. لذلك، كان عقابهم جزاءً عادلًا لأفعالهم (انظر </w:t>
@@ -3286,6 +4088,8 @@
       <w:hyperlink r:id="rId90">
         <w:r>
           <w:rPr>
+            <w:rtl/>
+            <w:cs/>
             <w:lang w:val="ar_AE" w:bidi="ar_AE"/>
           </w:rPr>
           <w:rPr>
@@ -3297,6 +4101,8 @@
       </w:hyperlink>
       <w:r>
         <w:rPr>
+          <w:rtl/>
+          <w:cs/>
           <w:lang w:val="ar_AE" w:bidi="ar_AE"/>
         </w:rPr>
         <w:t xml:space="preserve">؛ </w:t>
@@ -3304,6 +4110,8 @@
       <w:hyperlink r:id="rId91">
         <w:r>
           <w:rPr>
+            <w:rtl/>
+            <w:cs/>
             <w:lang w:val="ar_AE" w:bidi="ar_AE"/>
           </w:rPr>
           <w:rPr>
@@ -3315,6 +4123,8 @@
       </w:hyperlink>
       <w:r>
         <w:rPr>
+          <w:rtl/>
+          <w:cs/>
           <w:lang w:val="ar_AE" w:bidi="ar_AE"/>
         </w:rPr>
         <w:t xml:space="preserve">؛ </w:t>
@@ -3322,6 +4132,8 @@
       <w:hyperlink r:id="rId92">
         <w:r>
           <w:rPr>
+            <w:rtl/>
+            <w:cs/>
             <w:lang w:val="ar_AE" w:bidi="ar_AE"/>
           </w:rPr>
           <w:rPr>
@@ -3333,6 +4145,8 @@
       </w:hyperlink>
       <w:r>
         <w:rPr>
+          <w:rtl/>
+          <w:cs/>
           <w:lang w:val="ar_AE" w:bidi="ar_AE"/>
         </w:rPr>
         <w:t xml:space="preserve">؛ </w:t>
@@ -3340,6 +4154,8 @@
       <w:hyperlink r:id="rId93">
         <w:r>
           <w:rPr>
+            <w:rtl/>
+            <w:cs/>
             <w:lang w:val="ar_AE" w:bidi="ar_AE"/>
           </w:rPr>
           <w:rPr>
@@ -3351,27 +4167,35 @@
       </w:hyperlink>
       <w:r>
         <w:rPr>
+          <w:rtl/>
+          <w:cs/>
           <w:lang w:val="ar_AE" w:bidi="ar_AE"/>
         </w:rPr>
         <w:t>).</w:t>
       </w:r>
       <w:r>
         <w:rPr>
-          <w:lang w:val="ar_AE" w:bidi="ar_AE"/>
-        </w:rPr>
-      </w:r>
-      <w:r>
-        <w:rPr>
-          <w:lang w:val="ar_AE" w:bidi="ar_AE"/>
-        </w:rPr>
-      </w:r>
-    </w:p>
-    <w:p>
-      <w:pPr>
-        <w:bidi/>
-      </w:pPr>
-      <w:r>
-        <w:rPr>
+          <w:rtl/>
+          <w:cs/>
+          <w:lang w:val="ar_AE" w:bidi="ar_AE"/>
+        </w:rPr>
+      </w:r>
+      <w:r>
+        <w:rPr>
+          <w:rtl/>
+          <w:cs/>
+          <w:lang w:val="ar_AE" w:bidi="ar_AE"/>
+        </w:rPr>
+      </w:r>
+    </w:p>
+    <w:p>
+      <w:pPr>
+        <w:bidi/>
+      </w:pPr>
+      <w:r>
+        <w:rPr>
+          <w:rtl/>
+          <w:cs/>
           <w:lang w:val="ar_AE" w:bidi="ar_AE"/>
         </w:rPr>
       </w:r>
@@ -3383,27 +4207,35 @@
       </w:pPr>
       <w:r>
         <w:rPr>
+          <w:rtl/>
+          <w:cs/>
           <w:lang w:val="ar_AE" w:bidi="ar_AE"/>
         </w:rPr>
         <w:t>ناحوم 3: 5</w:t>
       </w:r>
       <w:r>
         <w:rPr>
-          <w:lang w:val="ar_AE" w:bidi="ar_AE"/>
-        </w:rPr>
-      </w:r>
-    </w:p>
-    <w:p>
-      <w:pPr>
-        <w:bidi/>
-      </w:pPr>
-      <w:r>
-        <w:rPr>
-          <w:lang w:val="ar_AE" w:bidi="ar_AE"/>
-        </w:rPr>
-      </w:r>
-      <w:r>
-        <w:rPr>
+          <w:rtl/>
+          <w:cs/>
+          <w:lang w:val="ar_AE" w:bidi="ar_AE"/>
+        </w:rPr>
+      </w:r>
+    </w:p>
+    <w:p>
+      <w:pPr>
+        <w:bidi/>
+      </w:pPr>
+      <w:r>
+        <w:rPr>
+          <w:rtl/>
+          <w:cs/>
+          <w:lang w:val="ar_AE" w:bidi="ar_AE"/>
+        </w:rPr>
+      </w:r>
+      <w:r>
+        <w:rPr>
+          <w:rtl/>
+          <w:cs/>
           <w:lang w:val="ar_AE" w:bidi="ar_AE"/>
         </w:rPr>
         <w:t xml:space="preserve">يقول الله مرتين لنينوى، هأَنَذَا عَلَيْكِ (أيضًا </w:t>
@@ -3411,6 +4243,8 @@
       <w:hyperlink r:id="rId94">
         <w:r>
           <w:rPr>
+            <w:rtl/>
+            <w:cs/>
             <w:lang w:val="ar_AE" w:bidi="ar_AE"/>
           </w:rPr>
           <w:rPr>
@@ -3422,6 +4256,8 @@
       </w:hyperlink>
       <w:r>
         <w:rPr>
+          <w:rtl/>
+          <w:cs/>
           <w:lang w:val="ar_AE" w:bidi="ar_AE"/>
         </w:rPr>
         <w:t>). وتُمثِّل دينونة نينوى تذكير تاريخي بأن الرب يمقت الخطية وأنه سيعامل الناس والأمم حسب أعمالهم (</w:t>
@@ -3429,6 +4265,8 @@
       <w:hyperlink r:id="rId95">
         <w:r>
           <w:rPr>
+            <w:rtl/>
+            <w:cs/>
             <w:lang w:val="ar_AE" w:bidi="ar_AE"/>
           </w:rPr>
           <w:rPr>
@@ -3440,6 +4278,8 @@
       </w:hyperlink>
       <w:r>
         <w:rPr>
+          <w:rtl/>
+          <w:cs/>
           <w:lang w:val="ar_AE" w:bidi="ar_AE"/>
         </w:rPr>
         <w:t xml:space="preserve">؛ </w:t>
@@ -3447,6 +4287,8 @@
       <w:hyperlink r:id="rId96">
         <w:r>
           <w:rPr>
+            <w:rtl/>
+            <w:cs/>
             <w:lang w:val="ar_AE" w:bidi="ar_AE"/>
           </w:rPr>
           <w:rPr>
@@ -3458,6 +4300,8 @@
       </w:hyperlink>
       <w:r>
         <w:rPr>
+          <w:rtl/>
+          <w:cs/>
           <w:lang w:val="ar_AE" w:bidi="ar_AE"/>
         </w:rPr>
         <w:t xml:space="preserve">؛ </w:t>
@@ -3465,6 +4309,8 @@
       <w:hyperlink r:id="rId97">
         <w:r>
           <w:rPr>
+            <w:rtl/>
+            <w:cs/>
             <w:lang w:val="ar_AE" w:bidi="ar_AE"/>
           </w:rPr>
           <w:rPr>
@@ -3476,6 +4322,8 @@
       </w:hyperlink>
       <w:r>
         <w:rPr>
+          <w:rtl/>
+          <w:cs/>
           <w:lang w:val="ar_AE" w:bidi="ar_AE"/>
         </w:rPr>
         <w:t xml:space="preserve">؛ </w:t>
@@ -3483,6 +4331,8 @@
       <w:hyperlink r:id="rId98">
         <w:r>
           <w:rPr>
+            <w:rtl/>
+            <w:cs/>
             <w:lang w:val="ar_AE" w:bidi="ar_AE"/>
           </w:rPr>
           <w:rPr>
@@ -3494,6 +4344,8 @@
       </w:hyperlink>
       <w:r>
         <w:rPr>
+          <w:rtl/>
+          <w:cs/>
           <w:lang w:val="ar_AE" w:bidi="ar_AE"/>
         </w:rPr>
         <w:t>). يومًا ما، سيقع عدل الله في كل أنحاء العالم على أولئك الذين تمردوا عليه (</w:t>
@@ -3501,6 +4353,8 @@
       <w:hyperlink r:id="rId99">
         <w:r>
           <w:rPr>
+            <w:rtl/>
+            <w:cs/>
             <w:lang w:val="ar_AE" w:bidi="ar_AE"/>
           </w:rPr>
           <w:rPr>
@@ -3512,27 +4366,35 @@
       </w:hyperlink>
       <w:r>
         <w:rPr>
+          <w:rtl/>
+          <w:cs/>
           <w:lang w:val="ar_AE" w:bidi="ar_AE"/>
         </w:rPr>
         <w:t>).</w:t>
       </w:r>
       <w:r>
         <w:rPr>
-          <w:lang w:val="ar_AE" w:bidi="ar_AE"/>
-        </w:rPr>
-      </w:r>
-      <w:r>
-        <w:rPr>
-          <w:lang w:val="ar_AE" w:bidi="ar_AE"/>
-        </w:rPr>
-      </w:r>
-    </w:p>
-    <w:p>
-      <w:pPr>
-        <w:bidi/>
-      </w:pPr>
-      <w:r>
-        <w:rPr>
+          <w:rtl/>
+          <w:cs/>
+          <w:lang w:val="ar_AE" w:bidi="ar_AE"/>
+        </w:rPr>
+      </w:r>
+      <w:r>
+        <w:rPr>
+          <w:rtl/>
+          <w:cs/>
+          <w:lang w:val="ar_AE" w:bidi="ar_AE"/>
+        </w:rPr>
+      </w:r>
+    </w:p>
+    <w:p>
+      <w:pPr>
+        <w:bidi/>
+      </w:pPr>
+      <w:r>
+        <w:rPr>
+          <w:rtl/>
+          <w:cs/>
           <w:lang w:val="ar_AE" w:bidi="ar_AE"/>
         </w:rPr>
       </w:r>
@@ -3544,27 +4406,35 @@
       </w:pPr>
       <w:r>
         <w:rPr>
+          <w:rtl/>
+          <w:cs/>
           <w:lang w:val="ar_AE" w:bidi="ar_AE"/>
         </w:rPr>
         <w:t>ناحوم 3: 8</w:t>
       </w:r>
       <w:r>
         <w:rPr>
-          <w:lang w:val="ar_AE" w:bidi="ar_AE"/>
-        </w:rPr>
-      </w:r>
-    </w:p>
-    <w:p>
-      <w:pPr>
-        <w:bidi/>
-      </w:pPr>
-      <w:r>
-        <w:rPr>
-          <w:lang w:val="ar_AE" w:bidi="ar_AE"/>
-        </w:rPr>
-      </w:r>
-      <w:r>
-        <w:rPr>
+          <w:rtl/>
+          <w:cs/>
+          <w:lang w:val="ar_AE" w:bidi="ar_AE"/>
+        </w:rPr>
+      </w:r>
+    </w:p>
+    <w:p>
+      <w:pPr>
+        <w:bidi/>
+      </w:pPr>
+      <w:r>
+        <w:rPr>
+          <w:rtl/>
+          <w:cs/>
+          <w:lang w:val="ar_AE" w:bidi="ar_AE"/>
+        </w:rPr>
+      </w:r>
+      <w:r>
+        <w:rPr>
+          <w:rtl/>
+          <w:cs/>
           <w:lang w:val="ar_AE" w:bidi="ar_AE"/>
         </w:rPr>
         <w:t>طيبة (الترجمة العربية تذكرها تحت اسم نُوَ أَمُونَ)</w:t>
@@ -3572,33 +4442,43 @@
       <w:r>
         <w:rPr>
           <w:i/>
+          <w:rtl/>
+          <w:cs/>
           <w:lang w:val="ar_AE" w:bidi="ar_AE"/>
         </w:rPr>
         <w:t>،</w:t>
       </w:r>
       <w:r>
         <w:rPr>
+          <w:rtl/>
+          <w:cs/>
           <w:lang w:val="ar_AE" w:bidi="ar_AE"/>
         </w:rPr>
         <w:t xml:space="preserve"> العاصمة التاريخية لمصر، كانت تقع على ضفتي النيل في صعيد مصر. وقد اكتسبت شهرتها العظيمة كمركز سياسي وديني وثقافي لمملكة مصر الجديدة العظيمة (1550–1069 قبل الميلاد). ورغم أنها لم تعد عاصمة مصر في القرن السادس قبل الميلاد، إلا أن المدينة ظلت مزدهرة.</w:t>
       </w:r>
       <w:r>
         <w:rPr>
-          <w:lang w:val="ar_AE" w:bidi="ar_AE"/>
-        </w:rPr>
-      </w:r>
-      <w:r>
-        <w:rPr>
-          <w:lang w:val="ar_AE" w:bidi="ar_AE"/>
-        </w:rPr>
-      </w:r>
-    </w:p>
-    <w:p>
-      <w:pPr>
-        <w:bidi/>
-      </w:pPr>
-      <w:r>
-        <w:rPr>
+          <w:rtl/>
+          <w:cs/>
+          <w:lang w:val="ar_AE" w:bidi="ar_AE"/>
+        </w:rPr>
+      </w:r>
+      <w:r>
+        <w:rPr>
+          <w:rtl/>
+          <w:cs/>
+          <w:lang w:val="ar_AE" w:bidi="ar_AE"/>
+        </w:rPr>
+      </w:r>
+    </w:p>
+    <w:p>
+      <w:pPr>
+        <w:bidi/>
+      </w:pPr>
+      <w:r>
+        <w:rPr>
+          <w:rtl/>
+          <w:cs/>
           <w:lang w:val="ar_AE" w:bidi="ar_AE"/>
         </w:rPr>
       </w:r>
@@ -3610,27 +4490,35 @@
       </w:pPr>
       <w:r>
         <w:rPr>
+          <w:rtl/>
+          <w:cs/>
           <w:lang w:val="ar_AE" w:bidi="ar_AE"/>
         </w:rPr>
         <w:t>ناحوم 3: 9–10</w:t>
       </w:r>
       <w:r>
         <w:rPr>
-          <w:lang w:val="ar_AE" w:bidi="ar_AE"/>
-        </w:rPr>
-      </w:r>
-    </w:p>
-    <w:p>
-      <w:pPr>
-        <w:bidi/>
-      </w:pPr>
-      <w:r>
-        <w:rPr>
-          <w:lang w:val="ar_AE" w:bidi="ar_AE"/>
-        </w:rPr>
-      </w:r>
-      <w:r>
-        <w:rPr>
+          <w:rtl/>
+          <w:cs/>
+          <w:lang w:val="ar_AE" w:bidi="ar_AE"/>
+        </w:rPr>
+      </w:r>
+    </w:p>
+    <w:p>
+      <w:pPr>
+        <w:bidi/>
+      </w:pPr>
+      <w:r>
+        <w:rPr>
+          <w:rtl/>
+          <w:cs/>
+          <w:lang w:val="ar_AE" w:bidi="ar_AE"/>
+        </w:rPr>
+      </w:r>
+      <w:r>
+        <w:rPr>
+          <w:rtl/>
+          <w:cs/>
           <w:lang w:val="ar_AE" w:bidi="ar_AE"/>
         </w:rPr>
         <w:t>سقطت طيبة (نُوَ أَمُونَ) في أيدي الآشوريين في عهد الملك آشوربانيبال عام 663 ق.م. وقبل انتصار آشوربانيبال، بدا الأمر وكأن طيبة تتمتع بدفاعات لا تُقهر، فضلًا عن المساعدة من كل مصر وحلفائها: كوش</w:t>
@@ -3638,12 +4526,16 @@
       <w:r>
         <w:rPr>
           <w:i/>
+          <w:rtl/>
+          <w:cs/>
           <w:lang w:val="ar_AE" w:bidi="ar_AE"/>
         </w:rPr>
         <w:t>،</w:t>
       </w:r>
       <w:r>
         <w:rPr>
+          <w:rtl/>
+          <w:cs/>
           <w:lang w:val="ar_AE" w:bidi="ar_AE"/>
         </w:rPr>
         <w:t xml:space="preserve"> وفوط (ربما هي الأرض الأسطورية بونت، الواقعة بالقرب مما يُعرف الآن بالساحل الصومالي)، ولوبيم. ومع ذلك، لم يتمكن أي من هؤلاء من حماية طيبة بشكل فعال. • وَأَطْفَالُهَا حُطِّمَتْ فِي رَأْسِ جَمِيعِ الأَزِقَّةِ: كان الغزاة القدماء يمارسون العادة البشعة بإبادة أطفال أعدائهم بهذه الطريقة (</w:t>
@@ -3651,6 +4543,8 @@
       <w:hyperlink r:id="rId100">
         <w:r>
           <w:rPr>
+            <w:rtl/>
+            <w:cs/>
             <w:lang w:val="ar_AE" w:bidi="ar_AE"/>
           </w:rPr>
           <w:rPr>
@@ -3662,6 +4556,8 @@
       </w:hyperlink>
       <w:r>
         <w:rPr>
+          <w:rtl/>
+          <w:cs/>
           <w:lang w:val="ar_AE" w:bidi="ar_AE"/>
         </w:rPr>
         <w:t xml:space="preserve">؛ </w:t>
@@ -3669,6 +4565,8 @@
       <w:hyperlink r:id="rId101">
         <w:r>
           <w:rPr>
+            <w:rtl/>
+            <w:cs/>
             <w:lang w:val="ar_AE" w:bidi="ar_AE"/>
           </w:rPr>
           <w:rPr>
@@ -3680,6 +4578,8 @@
       </w:hyperlink>
       <w:r>
         <w:rPr>
+          <w:rtl/>
+          <w:cs/>
           <w:lang w:val="ar_AE" w:bidi="ar_AE"/>
         </w:rPr>
         <w:t xml:space="preserve">؛ </w:t>
@@ -3687,6 +4587,8 @@
       <w:hyperlink r:id="rId102">
         <w:r>
           <w:rPr>
+            <w:rtl/>
+            <w:cs/>
             <w:lang w:val="ar_AE" w:bidi="ar_AE"/>
           </w:rPr>
           <w:rPr>
@@ -3698,6 +4600,8 @@
       </w:hyperlink>
       <w:r>
         <w:rPr>
+          <w:rtl/>
+          <w:cs/>
           <w:lang w:val="ar_AE" w:bidi="ar_AE"/>
         </w:rPr>
         <w:t xml:space="preserve">، </w:t>
@@ -3705,6 +4609,8 @@
       <w:hyperlink r:id="rId103">
         <w:r>
           <w:rPr>
+            <w:rtl/>
+            <w:cs/>
             <w:lang w:val="ar_AE" w:bidi="ar_AE"/>
           </w:rPr>
           <w:rPr>
@@ -3716,6 +4622,8 @@
       </w:hyperlink>
       <w:r>
         <w:rPr>
+          <w:rtl/>
+          <w:cs/>
           <w:lang w:val="ar_AE" w:bidi="ar_AE"/>
         </w:rPr>
         <w:t xml:space="preserve">). • كان الجنود يلقون القرعة للحصول على غنائم الحرب، بينما كان قادة الشعب المُنهزم مقيدين بالسلاسل (انظر </w:t>
@@ -3723,6 +4631,8 @@
       <w:hyperlink r:id="rId104">
         <w:r>
           <w:rPr>
+            <w:rtl/>
+            <w:cs/>
             <w:lang w:val="ar_AE" w:bidi="ar_AE"/>
           </w:rPr>
           <w:rPr>
@@ -3734,6 +4644,8 @@
       </w:hyperlink>
       <w:r>
         <w:rPr>
+          <w:rtl/>
+          <w:cs/>
           <w:lang w:val="ar_AE" w:bidi="ar_AE"/>
         </w:rPr>
         <w:t xml:space="preserve">؛ </w:t>
@@ -3741,6 +4653,8 @@
       <w:hyperlink r:id="rId105">
         <w:r>
           <w:rPr>
+            <w:rtl/>
+            <w:cs/>
             <w:lang w:val="ar_AE" w:bidi="ar_AE"/>
           </w:rPr>
           <w:rPr>
@@ -3752,6 +4666,8 @@
       </w:hyperlink>
       <w:r>
         <w:rPr>
+          <w:rtl/>
+          <w:cs/>
           <w:lang w:val="ar_AE" w:bidi="ar_AE"/>
         </w:rPr>
         <w:t xml:space="preserve">، </w:t>
@@ -3759,6 +4675,8 @@
       <w:hyperlink r:id="rId106">
         <w:r>
           <w:rPr>
+            <w:rtl/>
+            <w:cs/>
             <w:lang w:val="ar_AE" w:bidi="ar_AE"/>
           </w:rPr>
           <w:rPr>
@@ -3770,6 +4688,8 @@
       </w:hyperlink>
       <w:r>
         <w:rPr>
+          <w:rtl/>
+          <w:cs/>
           <w:lang w:val="ar_AE" w:bidi="ar_AE"/>
         </w:rPr>
         <w:t xml:space="preserve">؛ </w:t>
@@ -3777,6 +4697,8 @@
       <w:hyperlink r:id="rId107">
         <w:r>
           <w:rPr>
+            <w:rtl/>
+            <w:cs/>
             <w:lang w:val="ar_AE" w:bidi="ar_AE"/>
           </w:rPr>
           <w:rPr>
@@ -3788,6 +4710,8 @@
       </w:hyperlink>
       <w:r>
         <w:rPr>
+          <w:rtl/>
+          <w:cs/>
           <w:lang w:val="ar_AE" w:bidi="ar_AE"/>
         </w:rPr>
         <w:t xml:space="preserve">؛ </w:t>
@@ -3795,6 +4719,8 @@
       <w:hyperlink r:id="rId108">
         <w:r>
           <w:rPr>
+            <w:rtl/>
+            <w:cs/>
             <w:lang w:val="ar_AE" w:bidi="ar_AE"/>
           </w:rPr>
           <w:rPr>
@@ -3806,27 +4732,35 @@
       </w:hyperlink>
       <w:r>
         <w:rPr>
+          <w:rtl/>
+          <w:cs/>
           <w:lang w:val="ar_AE" w:bidi="ar_AE"/>
         </w:rPr>
         <w:t>).</w:t>
       </w:r>
       <w:r>
         <w:rPr>
-          <w:lang w:val="ar_AE" w:bidi="ar_AE"/>
-        </w:rPr>
-      </w:r>
-      <w:r>
-        <w:rPr>
-          <w:lang w:val="ar_AE" w:bidi="ar_AE"/>
-        </w:rPr>
-      </w:r>
-    </w:p>
-    <w:p>
-      <w:pPr>
-        <w:bidi/>
-      </w:pPr>
-      <w:r>
-        <w:rPr>
+          <w:rtl/>
+          <w:cs/>
+          <w:lang w:val="ar_AE" w:bidi="ar_AE"/>
+        </w:rPr>
+      </w:r>
+      <w:r>
+        <w:rPr>
+          <w:rtl/>
+          <w:cs/>
+          <w:lang w:val="ar_AE" w:bidi="ar_AE"/>
+        </w:rPr>
+      </w:r>
+    </w:p>
+    <w:p>
+      <w:pPr>
+        <w:bidi/>
+      </w:pPr>
+      <w:r>
+        <w:rPr>
+          <w:rtl/>
+          <w:cs/>
           <w:lang w:val="ar_AE" w:bidi="ar_AE"/>
         </w:rPr>
       </w:r>
@@ -3838,27 +4772,35 @@
       </w:pPr>
       <w:r>
         <w:rPr>
+          <w:rtl/>
+          <w:cs/>
           <w:lang w:val="ar_AE" w:bidi="ar_AE"/>
         </w:rPr>
         <w:t>ناحوم 3: 12</w:t>
       </w:r>
       <w:r>
         <w:rPr>
-          <w:lang w:val="ar_AE" w:bidi="ar_AE"/>
-        </w:rPr>
-      </w:r>
-    </w:p>
-    <w:p>
-      <w:pPr>
-        <w:bidi/>
-      </w:pPr>
-      <w:r>
-        <w:rPr>
-          <w:lang w:val="ar_AE" w:bidi="ar_AE"/>
-        </w:rPr>
-      </w:r>
-      <w:r>
-        <w:rPr>
+          <w:rtl/>
+          <w:cs/>
+          <w:lang w:val="ar_AE" w:bidi="ar_AE"/>
+        </w:rPr>
+      </w:r>
+    </w:p>
+    <w:p>
+      <w:pPr>
+        <w:bidi/>
+      </w:pPr>
+      <w:r>
+        <w:rPr>
+          <w:rtl/>
+          <w:cs/>
+          <w:lang w:val="ar_AE" w:bidi="ar_AE"/>
+        </w:rPr>
+      </w:r>
+      <w:r>
+        <w:rPr>
+          <w:rtl/>
+          <w:cs/>
           <w:lang w:val="ar_AE" w:bidi="ar_AE"/>
         </w:rPr>
         <w:t xml:space="preserve">أَشْجَارُ تِينٍ بِالْبَوَاكِيرِ: قارن بين </w:t>
@@ -3866,6 +4808,8 @@
       <w:hyperlink r:id="rId109">
         <w:r>
           <w:rPr>
+            <w:rtl/>
+            <w:cs/>
             <w:lang w:val="ar_AE" w:bidi="ar_AE"/>
           </w:rPr>
           <w:rPr>
@@ -3877,6 +4821,8 @@
       </w:hyperlink>
       <w:r>
         <w:rPr>
+          <w:rtl/>
+          <w:cs/>
           <w:lang w:val="ar_AE" w:bidi="ar_AE"/>
         </w:rPr>
         <w:t xml:space="preserve">؛ </w:t>
@@ -3884,6 +4830,8 @@
       <w:hyperlink r:id="rId110">
         <w:r>
           <w:rPr>
+            <w:rtl/>
+            <w:cs/>
             <w:lang w:val="ar_AE" w:bidi="ar_AE"/>
           </w:rPr>
           <w:rPr>
@@ -3895,27 +4843,35 @@
       </w:hyperlink>
       <w:r>
         <w:rPr>
+          <w:rtl/>
+          <w:cs/>
           <w:lang w:val="ar_AE" w:bidi="ar_AE"/>
         </w:rPr>
         <w:t>.</w:t>
       </w:r>
       <w:r>
         <w:rPr>
-          <w:lang w:val="ar_AE" w:bidi="ar_AE"/>
-        </w:rPr>
-      </w:r>
-      <w:r>
-        <w:rPr>
-          <w:lang w:val="ar_AE" w:bidi="ar_AE"/>
-        </w:rPr>
-      </w:r>
-    </w:p>
-    <w:p>
-      <w:pPr>
-        <w:bidi/>
-      </w:pPr>
-      <w:r>
-        <w:rPr>
+          <w:rtl/>
+          <w:cs/>
+          <w:lang w:val="ar_AE" w:bidi="ar_AE"/>
+        </w:rPr>
+      </w:r>
+      <w:r>
+        <w:rPr>
+          <w:rtl/>
+          <w:cs/>
+          <w:lang w:val="ar_AE" w:bidi="ar_AE"/>
+        </w:rPr>
+      </w:r>
+    </w:p>
+    <w:p>
+      <w:pPr>
+        <w:bidi/>
+      </w:pPr>
+      <w:r>
+        <w:rPr>
+          <w:rtl/>
+          <w:cs/>
           <w:lang w:val="ar_AE" w:bidi="ar_AE"/>
         </w:rPr>
       </w:r>
@@ -3927,27 +4883,35 @@
       </w:pPr>
       <w:r>
         <w:rPr>
+          <w:rtl/>
+          <w:cs/>
           <w:lang w:val="ar_AE" w:bidi="ar_AE"/>
         </w:rPr>
         <w:t>ناحوم 3: 14</w:t>
       </w:r>
       <w:r>
         <w:rPr>
-          <w:lang w:val="ar_AE" w:bidi="ar_AE"/>
-        </w:rPr>
-      </w:r>
-    </w:p>
-    <w:p>
-      <w:pPr>
-        <w:bidi/>
-      </w:pPr>
-      <w:r>
-        <w:rPr>
-          <w:lang w:val="ar_AE" w:bidi="ar_AE"/>
-        </w:rPr>
-      </w:r>
-      <w:r>
-        <w:rPr>
+          <w:rtl/>
+          <w:cs/>
+          <w:lang w:val="ar_AE" w:bidi="ar_AE"/>
+        </w:rPr>
+      </w:r>
+    </w:p>
+    <w:p>
+      <w:pPr>
+        <w:bidi/>
+      </w:pPr>
+      <w:r>
+        <w:rPr>
+          <w:rtl/>
+          <w:cs/>
+          <w:lang w:val="ar_AE" w:bidi="ar_AE"/>
+        </w:rPr>
+      </w:r>
+      <w:r>
+        <w:rPr>
+          <w:rtl/>
+          <w:cs/>
           <w:lang w:val="ar_AE" w:bidi="ar_AE"/>
         </w:rPr>
         <w:t xml:space="preserve">اِسْتَقِي … لِلْحِصَارِ … أَصْلِحِي: استخدم ناحوم السخرية للتأكيد على أنه لا يوجد أي قدر من الاستعداد يمكن أن يجعل الآشوريين قادرين على تحمل غضب الله (لاحظ أيضًا النبرة الساخرة في </w:t>
@@ -3955,6 +4919,8 @@
       <w:hyperlink r:id="rId111">
         <w:r>
           <w:rPr>
+            <w:rtl/>
+            <w:cs/>
             <w:lang w:val="ar_AE" w:bidi="ar_AE"/>
           </w:rPr>
           <w:rPr>
@@ -3966,27 +4932,35 @@
       </w:hyperlink>
       <w:r>
         <w:rPr>
+          <w:rtl/>
+          <w:cs/>
           <w:lang w:val="ar_AE" w:bidi="ar_AE"/>
         </w:rPr>
         <w:t>).</w:t>
       </w:r>
       <w:r>
         <w:rPr>
-          <w:lang w:val="ar_AE" w:bidi="ar_AE"/>
-        </w:rPr>
-      </w:r>
-      <w:r>
-        <w:rPr>
-          <w:lang w:val="ar_AE" w:bidi="ar_AE"/>
-        </w:rPr>
-      </w:r>
-    </w:p>
-    <w:p>
-      <w:pPr>
-        <w:bidi/>
-      </w:pPr>
-      <w:r>
-        <w:rPr>
+          <w:rtl/>
+          <w:cs/>
+          <w:lang w:val="ar_AE" w:bidi="ar_AE"/>
+        </w:rPr>
+      </w:r>
+      <w:r>
+        <w:rPr>
+          <w:rtl/>
+          <w:cs/>
+          <w:lang w:val="ar_AE" w:bidi="ar_AE"/>
+        </w:rPr>
+      </w:r>
+    </w:p>
+    <w:p>
+      <w:pPr>
+        <w:bidi/>
+      </w:pPr>
+      <w:r>
+        <w:rPr>
+          <w:rtl/>
+          <w:cs/>
           <w:lang w:val="ar_AE" w:bidi="ar_AE"/>
         </w:rPr>
       </w:r>
@@ -3998,27 +4972,35 @@
       </w:pPr>
       <w:r>
         <w:rPr>
+          <w:rtl/>
+          <w:cs/>
           <w:lang w:val="ar_AE" w:bidi="ar_AE"/>
         </w:rPr>
         <w:t>ناحوم 3: 15</w:t>
       </w:r>
       <w:r>
         <w:rPr>
-          <w:lang w:val="ar_AE" w:bidi="ar_AE"/>
-        </w:rPr>
-      </w:r>
-    </w:p>
-    <w:p>
-      <w:pPr>
-        <w:bidi/>
-      </w:pPr>
-      <w:r>
-        <w:rPr>
-          <w:lang w:val="ar_AE" w:bidi="ar_AE"/>
-        </w:rPr>
-      </w:r>
-      <w:r>
-        <w:rPr>
+          <w:rtl/>
+          <w:cs/>
+          <w:lang w:val="ar_AE" w:bidi="ar_AE"/>
+        </w:rPr>
+      </w:r>
+    </w:p>
+    <w:p>
+      <w:pPr>
+        <w:bidi/>
+      </w:pPr>
+      <w:r>
+        <w:rPr>
+          <w:rtl/>
+          <w:cs/>
+          <w:lang w:val="ar_AE" w:bidi="ar_AE"/>
+        </w:rPr>
+      </w:r>
+      <w:r>
+        <w:rPr>
+          <w:rtl/>
+          <w:cs/>
           <w:lang w:val="ar_AE" w:bidi="ar_AE"/>
         </w:rPr>
         <w:t xml:space="preserve">غالبًا ما يُستخدم الجراد في العهد القديم كاستعارة للجيوش (انظر </w:t>
@@ -4026,6 +5008,8 @@
       <w:hyperlink r:id="rId112">
         <w:r>
           <w:rPr>
+            <w:rtl/>
+            <w:cs/>
             <w:lang w:val="ar_AE" w:bidi="ar_AE"/>
           </w:rPr>
           <w:rPr>
@@ -4037,27 +5021,35 @@
       </w:hyperlink>
       <w:r>
         <w:rPr>
+          <w:rtl/>
+          <w:cs/>
           <w:lang w:val="ar_AE" w:bidi="ar_AE"/>
         </w:rPr>
         <w:t>).</w:t>
       </w:r>
       <w:r>
         <w:rPr>
-          <w:lang w:val="ar_AE" w:bidi="ar_AE"/>
-        </w:rPr>
-      </w:r>
-      <w:r>
-        <w:rPr>
-          <w:lang w:val="ar_AE" w:bidi="ar_AE"/>
-        </w:rPr>
-      </w:r>
-    </w:p>
-    <w:p>
-      <w:pPr>
-        <w:bidi/>
-      </w:pPr>
-      <w:r>
-        <w:rPr>
+          <w:rtl/>
+          <w:cs/>
+          <w:lang w:val="ar_AE" w:bidi="ar_AE"/>
+        </w:rPr>
+      </w:r>
+      <w:r>
+        <w:rPr>
+          <w:rtl/>
+          <w:cs/>
+          <w:lang w:val="ar_AE" w:bidi="ar_AE"/>
+        </w:rPr>
+      </w:r>
+    </w:p>
+    <w:p>
+      <w:pPr>
+        <w:bidi/>
+      </w:pPr>
+      <w:r>
+        <w:rPr>
+          <w:rtl/>
+          <w:cs/>
           <w:lang w:val="ar_AE" w:bidi="ar_AE"/>
         </w:rPr>
       </w:r>
@@ -4069,48 +5061,62 @@
       </w:pPr>
       <w:r>
         <w:rPr>
+          <w:rtl/>
+          <w:cs/>
           <w:lang w:val="ar_AE" w:bidi="ar_AE"/>
         </w:rPr>
         <w:t>ناحوم 3: 16</w:t>
       </w:r>
       <w:r>
         <w:rPr>
-          <w:lang w:val="ar_AE" w:bidi="ar_AE"/>
-        </w:rPr>
-      </w:r>
-    </w:p>
-    <w:p>
-      <w:pPr>
-        <w:bidi/>
-      </w:pPr>
-      <w:r>
-        <w:rPr>
-          <w:lang w:val="ar_AE" w:bidi="ar_AE"/>
-        </w:rPr>
-      </w:r>
-      <w:r>
-        <w:rPr>
+          <w:rtl/>
+          <w:cs/>
+          <w:lang w:val="ar_AE" w:bidi="ar_AE"/>
+        </w:rPr>
+      </w:r>
+    </w:p>
+    <w:p>
+      <w:pPr>
+        <w:bidi/>
+      </w:pPr>
+      <w:r>
+        <w:rPr>
+          <w:rtl/>
+          <w:cs/>
+          <w:lang w:val="ar_AE" w:bidi="ar_AE"/>
+        </w:rPr>
+      </w:r>
+      <w:r>
+        <w:rPr>
+          <w:rtl/>
+          <w:cs/>
           <w:lang w:val="ar_AE" w:bidi="ar_AE"/>
         </w:rPr>
         <w:t>انتشر التجار الآشوريون في جميع أنحاء الشرق الأدنى مثل الجراد، مما جعل نينوى تزخر بثروات لا تُحصى. ولكن كما يسعى الجراد فقط لإشباع شهيته التي لا تنتهي ثم يطير بعيدًا، كان التجار يأخذون بضائعهم ويرحلون في أوقات محنة نينوى، تاركين وراءهم سكانًا في احتياج.</w:t>
       </w:r>
       <w:r>
         <w:rPr>
-          <w:lang w:val="ar_AE" w:bidi="ar_AE"/>
-        </w:rPr>
-      </w:r>
-      <w:r>
-        <w:rPr>
-          <w:lang w:val="ar_AE" w:bidi="ar_AE"/>
-        </w:rPr>
-      </w:r>
-    </w:p>
-    <w:p>
-      <w:pPr>
-        <w:bidi/>
-      </w:pPr>
-      <w:r>
-        <w:rPr>
+          <w:rtl/>
+          <w:cs/>
+          <w:lang w:val="ar_AE" w:bidi="ar_AE"/>
+        </w:rPr>
+      </w:r>
+      <w:r>
+        <w:rPr>
+          <w:rtl/>
+          <w:cs/>
+          <w:lang w:val="ar_AE" w:bidi="ar_AE"/>
+        </w:rPr>
+      </w:r>
+    </w:p>
+    <w:p>
+      <w:pPr>
+        <w:bidi/>
+      </w:pPr>
+      <w:r>
+        <w:rPr>
+          <w:rtl/>
+          <w:cs/>
           <w:lang w:val="ar_AE" w:bidi="ar_AE"/>
         </w:rPr>
       </w:r>
@@ -4122,27 +5128,35 @@
       </w:pPr>
       <w:r>
         <w:rPr>
+          <w:rtl/>
+          <w:cs/>
           <w:lang w:val="ar_AE" w:bidi="ar_AE"/>
         </w:rPr>
         <w:t>ناحوم 3: 18</w:t>
       </w:r>
       <w:r>
         <w:rPr>
-          <w:lang w:val="ar_AE" w:bidi="ar_AE"/>
-        </w:rPr>
-      </w:r>
-    </w:p>
-    <w:p>
-      <w:pPr>
-        <w:bidi/>
-      </w:pPr>
-      <w:r>
-        <w:rPr>
-          <w:lang w:val="ar_AE" w:bidi="ar_AE"/>
-        </w:rPr>
-      </w:r>
-      <w:r>
-        <w:rPr>
+          <w:rtl/>
+          <w:cs/>
+          <w:lang w:val="ar_AE" w:bidi="ar_AE"/>
+        </w:rPr>
+      </w:r>
+    </w:p>
+    <w:p>
+      <w:pPr>
+        <w:bidi/>
+      </w:pPr>
+      <w:r>
+        <w:rPr>
+          <w:rtl/>
+          <w:cs/>
+          <w:lang w:val="ar_AE" w:bidi="ar_AE"/>
+        </w:rPr>
+      </w:r>
+      <w:r>
+        <w:rPr>
+          <w:rtl/>
+          <w:cs/>
           <w:lang w:val="ar_AE" w:bidi="ar_AE"/>
         </w:rPr>
         <w:t xml:space="preserve">رُعَاتُكَ: مع رحيل القادة، سيتشتت شعب نينوى كالغنم. • اضْطَجَعَتْ (حرفيًا </w:t>
@@ -4150,12 +5164,16 @@
       <w:r>
         <w:rPr>
           <w:i/>
+          <w:rtl/>
+          <w:cs/>
           <w:lang w:val="ar_AE" w:bidi="ar_AE"/>
         </w:rPr>
         <w:t>نامت</w:t>
       </w:r>
       <w:r>
         <w:rPr>
+          <w:rtl/>
+          <w:cs/>
           <w:lang w:val="ar_AE" w:bidi="ar_AE"/>
         </w:rPr>
         <w:t xml:space="preserve">؛ انظر </w:t>
@@ -4163,6 +5181,8 @@
       <w:hyperlink r:id="rId113">
         <w:r>
           <w:rPr>
+            <w:rtl/>
+            <w:cs/>
             <w:lang w:val="ar_AE" w:bidi="ar_AE"/>
           </w:rPr>
           <w:rPr>
@@ -4174,6 +5194,8 @@
       </w:hyperlink>
       <w:r>
         <w:rPr>
+          <w:rtl/>
+          <w:cs/>
           <w:lang w:val="ar_AE" w:bidi="ar_AE"/>
         </w:rPr>
         <w:t>): قادة أشور، الذين كانوا نائمين خلال أزمة نينوى، سيرقدون في الموت. وعلى النقيض من ذلك، فإن راعي إسرائيل لا ينعس ولا ينام (</w:t>
@@ -4181,6 +5203,8 @@
       <w:hyperlink r:id="rId114">
         <w:r>
           <w:rPr>
+            <w:rtl/>
+            <w:cs/>
             <w:lang w:val="ar_AE" w:bidi="ar_AE"/>
           </w:rPr>
           <w:rPr>
@@ -4192,6 +5216,8 @@
       </w:hyperlink>
       <w:r>
         <w:rPr>
+          <w:rtl/>
+          <w:cs/>
           <w:lang w:val="ar_AE" w:bidi="ar_AE"/>
         </w:rPr>
         <w:t>)، وسيجمع خراف إسرائيل الضالة (</w:t>
@@ -4199,6 +5225,8 @@
       <w:hyperlink r:id="rId115">
         <w:r>
           <w:rPr>
+            <w:rtl/>
+            <w:cs/>
             <w:lang w:val="ar_AE" w:bidi="ar_AE"/>
           </w:rPr>
           <w:rPr>
@@ -4210,6 +5238,8 @@
       </w:hyperlink>
       <w:r>
         <w:rPr>
+          <w:rtl/>
+          <w:cs/>
           <w:lang w:val="ar_AE" w:bidi="ar_AE"/>
         </w:rPr>
         <w:t xml:space="preserve">؛ </w:t>
@@ -4217,6 +5247,8 @@
       <w:hyperlink r:id="rId116">
         <w:r>
           <w:rPr>
+            <w:rtl/>
+            <w:cs/>
             <w:lang w:val="ar_AE" w:bidi="ar_AE"/>
           </w:rPr>
           <w:rPr>
@@ -4228,27 +5260,35 @@
       </w:hyperlink>
       <w:r>
         <w:rPr>
+          <w:rtl/>
+          <w:cs/>
           <w:lang w:val="ar_AE" w:bidi="ar_AE"/>
         </w:rPr>
         <w:t>).</w:t>
       </w:r>
       <w:r>
         <w:rPr>
-          <w:lang w:val="ar_AE" w:bidi="ar_AE"/>
-        </w:rPr>
-      </w:r>
-      <w:r>
-        <w:rPr>
-          <w:lang w:val="ar_AE" w:bidi="ar_AE"/>
-        </w:rPr>
-      </w:r>
-    </w:p>
-    <w:p>
-      <w:pPr>
-        <w:bidi/>
-      </w:pPr>
-      <w:r>
-        <w:rPr>
+          <w:rtl/>
+          <w:cs/>
+          <w:lang w:val="ar_AE" w:bidi="ar_AE"/>
+        </w:rPr>
+      </w:r>
+      <w:r>
+        <w:rPr>
+          <w:rtl/>
+          <w:cs/>
+          <w:lang w:val="ar_AE" w:bidi="ar_AE"/>
+        </w:rPr>
+      </w:r>
+    </w:p>
+    <w:p>
+      <w:pPr>
+        <w:bidi/>
+      </w:pPr>
+      <w:r>
+        <w:rPr>
+          <w:rtl/>
+          <w:cs/>
           <w:lang w:val="ar_AE" w:bidi="ar_AE"/>
         </w:rPr>
       </w:r>
@@ -4260,27 +5300,35 @@
       </w:pPr>
       <w:r>
         <w:rPr>
+          <w:rtl/>
+          <w:cs/>
           <w:lang w:val="ar_AE" w:bidi="ar_AE"/>
         </w:rPr>
         <w:t>ناحوم 3: 19</w:t>
       </w:r>
       <w:r>
         <w:rPr>
-          <w:lang w:val="ar_AE" w:bidi="ar_AE"/>
-        </w:rPr>
-      </w:r>
-    </w:p>
-    <w:p>
-      <w:pPr>
-        <w:bidi/>
-      </w:pPr>
-      <w:r>
-        <w:rPr>
-          <w:lang w:val="ar_AE" w:bidi="ar_AE"/>
-        </w:rPr>
-      </w:r>
-      <w:r>
-        <w:rPr>
+          <w:rtl/>
+          <w:cs/>
+          <w:lang w:val="ar_AE" w:bidi="ar_AE"/>
+        </w:rPr>
+      </w:r>
+    </w:p>
+    <w:p>
+      <w:pPr>
+        <w:bidi/>
+      </w:pPr>
+      <w:r>
+        <w:rPr>
+          <w:rtl/>
+          <w:cs/>
+          <w:lang w:val="ar_AE" w:bidi="ar_AE"/>
+        </w:rPr>
+      </w:r>
+      <w:r>
+        <w:rPr>
+          <w:rtl/>
+          <w:cs/>
           <w:lang w:val="ar_AE" w:bidi="ar_AE"/>
         </w:rPr>
         <w:t>لقد استحقت نينوى الدمار بدلًا من الشفاء. ورغم أن الله كان صبورًا على نينوى في أيام يونان (</w:t>
@@ -4288,6 +5336,8 @@
       <w:hyperlink r:id="rId117">
         <w:r>
           <w:rPr>
+            <w:rtl/>
+            <w:cs/>
             <w:lang w:val="ar_AE" w:bidi="ar_AE"/>
           </w:rPr>
           <w:rPr>
@@ -4299,6 +5349,8 @@
       </w:hyperlink>
       <w:r>
         <w:rPr>
+          <w:rtl/>
+          <w:cs/>
           <w:lang w:val="ar_AE" w:bidi="ar_AE"/>
         </w:rPr>
         <w:t xml:space="preserve">)، إلا أن الأشوريين عادوا إلى القسوة وسيحصدون نتائج شرهم (انظر </w:t>
@@ -4306,6 +5358,8 @@
       <w:hyperlink r:id="rId118">
         <w:r>
           <w:rPr>
+            <w:rtl/>
+            <w:cs/>
             <w:lang w:val="ar_AE" w:bidi="ar_AE"/>
           </w:rPr>
           <w:rPr>
@@ -4317,6 +5371,8 @@
       </w:hyperlink>
       <w:r>
         <w:rPr>
+          <w:rtl/>
+          <w:cs/>
           <w:lang w:val="ar_AE" w:bidi="ar_AE"/>
         </w:rPr>
         <w:t xml:space="preserve">؛ </w:t>
@@ -4324,6 +5380,8 @@
       <w:hyperlink r:id="rId119">
         <w:r>
           <w:rPr>
+            <w:rtl/>
+            <w:cs/>
             <w:lang w:val="ar_AE" w:bidi="ar_AE"/>
           </w:rPr>
           <w:rPr>
@@ -4335,6 +5393,8 @@
       </w:hyperlink>
       <w:r>
         <w:rPr>
+          <w:rtl/>
+          <w:cs/>
           <w:lang w:val="ar_AE" w:bidi="ar_AE"/>
         </w:rPr>
         <w:t xml:space="preserve">؛ </w:t>
@@ -4342,6 +5402,8 @@
       <w:hyperlink r:id="rId120">
         <w:r>
           <w:rPr>
+            <w:rtl/>
+            <w:cs/>
             <w:lang w:val="ar_AE" w:bidi="ar_AE"/>
           </w:rPr>
           <w:rPr>
@@ -4353,17 +5415,23 @@
       </w:hyperlink>
       <w:r>
         <w:rPr>
+          <w:rtl/>
+          <w:cs/>
           <w:lang w:val="ar_AE" w:bidi="ar_AE"/>
         </w:rPr>
         <w:t>). أولئك الذين عانوا تحت قسوة أشور سيُرحبون بهذه الرسالة بفرح.</w:t>
       </w:r>
       <w:r>
         <w:rPr>
-          <w:lang w:val="ar_AE" w:bidi="ar_AE"/>
-        </w:rPr>
-      </w:r>
-      <w:r>
-        <w:rPr>
+          <w:rtl/>
+          <w:cs/>
+          <w:lang w:val="ar_AE" w:bidi="ar_AE"/>
+        </w:rPr>
+      </w:r>
+      <w:r>
+        <w:rPr>
+          <w:rtl/>
+          <w:cs/>
           <w:lang w:val="ar_AE" w:bidi="ar_AE"/>
         </w:rPr>
       </w:r>

--- a/arb/docx/34.content.docx
+++ b/arb/docx/34.content.docx
@@ -309,20 +309,14 @@
         </w:rPr>
         <w:t xml:space="preserve">وَحْيٌ … رُؤْيَا: هذه الافتتاحية، المشابهة لتلك الموجودة في الأسفار النبوية الأخرى (قارن </w:t>
       </w:r>
-      <w:hyperlink r:id="rId13">
-        <w:r>
-          <w:rPr>
-            <w:rtl/>
-            <w:cs/>
-            <w:lang w:val="ar_AE" w:bidi="ar_AE"/>
-          </w:rPr>
-          <w:rPr>
-            <w:color w:val="0000EE"/>
-            <w:u w:val="single"/>
-          </w:rPr>
-          <w:t>عوبديا 1:1</w:t>
-        </w:r>
-      </w:hyperlink>
+      <w:r>
+        <w:rPr>
+          <w:rtl/>
+          <w:cs/>
+          <w:lang w:val="ar_AE" w:bidi="ar_AE"/>
+        </w:rPr>
+        <w:t>عوبديا 1:1</w:t>
+      </w:r>
       <w:r>
         <w:rPr>
           <w:rtl/>
@@ -331,20 +325,14 @@
         </w:rPr>
         <w:t xml:space="preserve">؛ </w:t>
       </w:r>
-      <w:hyperlink r:id="rId14">
-        <w:r>
-          <w:rPr>
-            <w:rtl/>
-            <w:cs/>
-            <w:lang w:val="ar_AE" w:bidi="ar_AE"/>
-          </w:rPr>
-          <w:rPr>
-            <w:color w:val="0000EE"/>
-            <w:u w:val="single"/>
-          </w:rPr>
-          <w:t>حبقوق 1:1</w:t>
-        </w:r>
-      </w:hyperlink>
+      <w:r>
+        <w:rPr>
+          <w:rtl/>
+          <w:cs/>
+          <w:lang w:val="ar_AE" w:bidi="ar_AE"/>
+        </w:rPr>
+        <w:t>حبقوق 1:1</w:t>
+      </w:r>
       <w:r>
         <w:rPr>
           <w:rtl/>
@@ -353,20 +341,14 @@
         </w:rPr>
         <w:t xml:space="preserve">؛ </w:t>
       </w:r>
-      <w:hyperlink r:id="rId15">
-        <w:r>
-          <w:rPr>
-            <w:rtl/>
-            <w:cs/>
-            <w:lang w:val="ar_AE" w:bidi="ar_AE"/>
-          </w:rPr>
-          <w:rPr>
-            <w:color w:val="0000EE"/>
-            <w:u w:val="single"/>
-          </w:rPr>
-          <w:t>ملاخي 1:1</w:t>
-        </w:r>
-      </w:hyperlink>
+      <w:r>
+        <w:rPr>
+          <w:rtl/>
+          <w:cs/>
+          <w:lang w:val="ar_AE" w:bidi="ar_AE"/>
+        </w:rPr>
+        <w:t>ملاخي 1:1</w:t>
+      </w:r>
       <w:r>
         <w:rPr>
           <w:rtl/>
@@ -375,20 +357,14 @@
         </w:rPr>
         <w:t>)، تحدد ناحوم باعتباره نبيًا، نطق برسائل من الله. • أصبحت نينوى عاصمة الإمبراطورية الآشورية في فترة ما بعد 705 قبل الميلاد وظلت كذلك حتى تدميرها في 612 قبل الميلاد. • اسم ناحوم يعني "تعزية" أو "تشجيع". أحد المواضيع المهمة في نبوته هو أن الله سوف يُعزِّي ويشجع شعبه من خلال سقوط نينوى (</w:t>
       </w:r>
-      <w:hyperlink r:id="rId16">
-        <w:r>
-          <w:rPr>
-            <w:rtl/>
-            <w:cs/>
-            <w:lang w:val="ar_AE" w:bidi="ar_AE"/>
-          </w:rPr>
-          <w:rPr>
-            <w:color w:val="0000EE"/>
-            <w:u w:val="single"/>
-          </w:rPr>
-          <w:t>ناحوم 1:12–15</w:t>
-        </w:r>
-      </w:hyperlink>
+      <w:r>
+        <w:rPr>
+          <w:rtl/>
+          <w:cs/>
+          <w:lang w:val="ar_AE" w:bidi="ar_AE"/>
+        </w:rPr>
+        <w:t>ناحوم 1:12–15</w:t>
+      </w:r>
       <w:r>
         <w:rPr>
           <w:rtl/>
@@ -397,20 +373,14 @@
         </w:rPr>
         <w:t xml:space="preserve">؛ انظر </w:t>
       </w:r>
-      <w:hyperlink r:id="rId17">
-        <w:r>
-          <w:rPr>
-            <w:rtl/>
-            <w:cs/>
-            <w:lang w:val="ar_AE" w:bidi="ar_AE"/>
-          </w:rPr>
-          <w:rPr>
-            <w:color w:val="0000EE"/>
-            <w:u w:val="single"/>
-          </w:rPr>
-          <w:t>إشعياء 40:1</w:t>
-        </w:r>
-      </w:hyperlink>
+      <w:r>
+        <w:rPr>
+          <w:rtl/>
+          <w:cs/>
+          <w:lang w:val="ar_AE" w:bidi="ar_AE"/>
+        </w:rPr>
+        <w:t>إشعياء 40:1</w:t>
+      </w:r>
       <w:r>
         <w:rPr>
           <w:rtl/>
@@ -503,20 +473,14 @@
         </w:rPr>
         <w:t xml:space="preserve">): يحمي الله بغيرة خير شعبه وبحماس يرغب في إخلاصهم وأمانتهم (انظر </w:t>
       </w:r>
-      <w:hyperlink r:id="rId18">
-        <w:r>
-          <w:rPr>
-            <w:rtl/>
-            <w:cs/>
-            <w:lang w:val="ar_AE" w:bidi="ar_AE"/>
-          </w:rPr>
-          <w:rPr>
-            <w:color w:val="0000EE"/>
-            <w:u w:val="single"/>
-          </w:rPr>
-          <w:t>خروج 20:4–5</w:t>
-        </w:r>
-      </w:hyperlink>
+      <w:r>
+        <w:rPr>
+          <w:rtl/>
+          <w:cs/>
+          <w:lang w:val="ar_AE" w:bidi="ar_AE"/>
+        </w:rPr>
+        <w:t>خروج 20:4–5</w:t>
+      </w:r>
       <w:r>
         <w:rPr>
           <w:rtl/>
@@ -525,20 +489,14 @@
         </w:rPr>
         <w:t xml:space="preserve">؛ </w:t>
       </w:r>
-      <w:hyperlink r:id="rId19">
-        <w:r>
-          <w:rPr>
-            <w:rtl/>
-            <w:cs/>
-            <w:lang w:val="ar_AE" w:bidi="ar_AE"/>
-          </w:rPr>
-          <w:rPr>
-            <w:color w:val="0000EE"/>
-            <w:u w:val="single"/>
-          </w:rPr>
-          <w:t>تثنية 4:23–24</w:t>
-        </w:r>
-      </w:hyperlink>
+      <w:r>
+        <w:rPr>
+          <w:rtl/>
+          <w:cs/>
+          <w:lang w:val="ar_AE" w:bidi="ar_AE"/>
+        </w:rPr>
+        <w:t>تثنية 4:23–24</w:t>
+      </w:r>
       <w:r>
         <w:rPr>
           <w:rtl/>
@@ -547,20 +505,14 @@
         </w:rPr>
         <w:t xml:space="preserve">؛ </w:t>
       </w:r>
-      <w:hyperlink r:id="rId20">
-        <w:r>
-          <w:rPr>
-            <w:rtl/>
-            <w:cs/>
-            <w:lang w:val="ar_AE" w:bidi="ar_AE"/>
-          </w:rPr>
-          <w:rPr>
-            <w:color w:val="0000EE"/>
-            <w:u w:val="single"/>
-          </w:rPr>
-          <w:t>6:4</w:t>
-        </w:r>
-      </w:hyperlink>
+      <w:r>
+        <w:rPr>
+          <w:rtl/>
+          <w:cs/>
+          <w:lang w:val="ar_AE" w:bidi="ar_AE"/>
+        </w:rPr>
+        <w:t>6:4</w:t>
+      </w:r>
       <w:r>
         <w:rPr>
           <w:rtl/>
@@ -569,20 +521,14 @@
         </w:rPr>
         <w:t xml:space="preserve">؛ </w:t>
       </w:r>
-      <w:hyperlink r:id="rId21">
-        <w:r>
-          <w:rPr>
-            <w:rtl/>
-            <w:cs/>
-            <w:lang w:val="ar_AE" w:bidi="ar_AE"/>
-          </w:rPr>
-          <w:rPr>
-            <w:color w:val="0000EE"/>
-            <w:u w:val="single"/>
-          </w:rPr>
-          <w:t>إرميا 2:1–3:5</w:t>
-        </w:r>
-      </w:hyperlink>
+      <w:r>
+        <w:rPr>
+          <w:rtl/>
+          <w:cs/>
+          <w:lang w:val="ar_AE" w:bidi="ar_AE"/>
+        </w:rPr>
+        <w:t>إرميا 2:1–3:5</w:t>
+      </w:r>
       <w:r>
         <w:rPr>
           <w:rtl/>
@@ -591,20 +537,14 @@
         </w:rPr>
         <w:t>). • لا يمكن الخلط بين نقمة الله وغضبه وبين الموقف البشري في "الانتقام". فإن أفعال الله تنبع من قداسته (</w:t>
       </w:r>
-      <w:hyperlink r:id="rId22">
-        <w:r>
-          <w:rPr>
-            <w:rtl/>
-            <w:cs/>
-            <w:lang w:val="ar_AE" w:bidi="ar_AE"/>
-          </w:rPr>
-          <w:rPr>
-            <w:color w:val="0000EE"/>
-            <w:u w:val="single"/>
-          </w:rPr>
-          <w:t>إرميا 50:28–29</w:t>
-        </w:r>
-      </w:hyperlink>
+      <w:r>
+        <w:rPr>
+          <w:rtl/>
+          <w:cs/>
+          <w:lang w:val="ar_AE" w:bidi="ar_AE"/>
+        </w:rPr>
+        <w:t>إرميا 50:28–29</w:t>
+      </w:r>
       <w:r>
         <w:rPr>
           <w:rtl/>
@@ -613,20 +553,14 @@
         </w:rPr>
         <w:t>)، وعدله (</w:t>
       </w:r>
-      <w:hyperlink r:id="rId23">
-        <w:r>
-          <w:rPr>
-            <w:rtl/>
-            <w:cs/>
-            <w:lang w:val="ar_AE" w:bidi="ar_AE"/>
-          </w:rPr>
-          <w:rPr>
-            <w:color w:val="0000EE"/>
-            <w:u w:val="single"/>
-          </w:rPr>
-          <w:t>إشعياء 63:1–9</w:t>
-        </w:r>
-      </w:hyperlink>
+      <w:r>
+        <w:rPr>
+          <w:rtl/>
+          <w:cs/>
+          <w:lang w:val="ar_AE" w:bidi="ar_AE"/>
+        </w:rPr>
+        <w:t>إشعياء 63:1–9</w:t>
+      </w:r>
       <w:r>
         <w:rPr>
           <w:rtl/>
@@ -635,20 +569,14 @@
         </w:rPr>
         <w:t>)، وأمانته للعهد مع شعبه (</w:t>
       </w:r>
-      <w:hyperlink r:id="rId24">
-        <w:r>
-          <w:rPr>
-            <w:rtl/>
-            <w:cs/>
-            <w:lang w:val="ar_AE" w:bidi="ar_AE"/>
-          </w:rPr>
-          <w:rPr>
-            <w:color w:val="0000EE"/>
-            <w:u w:val="single"/>
-          </w:rPr>
-          <w:t>لاويين 26:23–25</w:t>
-        </w:r>
-      </w:hyperlink>
+      <w:r>
+        <w:rPr>
+          <w:rtl/>
+          <w:cs/>
+          <w:lang w:val="ar_AE" w:bidi="ar_AE"/>
+        </w:rPr>
+        <w:t>لاويين 26:23–25</w:t>
+      </w:r>
       <w:r>
         <w:rPr>
           <w:rtl/>
@@ -657,20 +585,14 @@
         </w:rPr>
         <w:t xml:space="preserve">؛ </w:t>
       </w:r>
-      <w:hyperlink r:id="rId25">
-        <w:r>
-          <w:rPr>
-            <w:rtl/>
-            <w:cs/>
-            <w:lang w:val="ar_AE" w:bidi="ar_AE"/>
-          </w:rPr>
-          <w:rPr>
-            <w:color w:val="0000EE"/>
-            <w:u w:val="single"/>
-          </w:rPr>
-          <w:t>إشعياء 1:24–26</w:t>
-        </w:r>
-      </w:hyperlink>
+      <w:r>
+        <w:rPr>
+          <w:rtl/>
+          <w:cs/>
+          <w:lang w:val="ar_AE" w:bidi="ar_AE"/>
+        </w:rPr>
+        <w:t>إشعياء 1:24–26</w:t>
+      </w:r>
       <w:r>
         <w:rPr>
           <w:rtl/>
@@ -813,20 +735,14 @@
         </w:rPr>
         <w:t>تتحدث هذه الترنيمة القصيرة المكونة من مقطعين (</w:t>
       </w:r>
-      <w:hyperlink r:id="rId26">
-        <w:r>
-          <w:rPr>
-            <w:rtl/>
-            <w:cs/>
-            <w:lang w:val="ar_AE" w:bidi="ar_AE"/>
-          </w:rPr>
-          <w:rPr>
-            <w:color w:val="0000EE"/>
-            <w:u w:val="single"/>
-          </w:rPr>
-          <w:t>1:2–6</w:t>
-        </w:r>
-      </w:hyperlink>
+      <w:r>
+        <w:rPr>
+          <w:rtl/>
+          <w:cs/>
+          <w:lang w:val="ar_AE" w:bidi="ar_AE"/>
+        </w:rPr>
+        <w:t>1:2–6</w:t>
+      </w:r>
       <w:r>
         <w:rPr>
           <w:rtl/>
@@ -835,20 +751,14 @@
         </w:rPr>
         <w:t xml:space="preserve">، </w:t>
       </w:r>
-      <w:hyperlink r:id="rId27">
-        <w:r>
-          <w:rPr>
-            <w:rtl/>
-            <w:cs/>
-            <w:lang w:val="ar_AE" w:bidi="ar_AE"/>
-          </w:rPr>
-          <w:rPr>
-            <w:color w:val="0000EE"/>
-            <w:u w:val="single"/>
-          </w:rPr>
-          <w:t>7–11</w:t>
-        </w:r>
-      </w:hyperlink>
+      <w:r>
+        <w:rPr>
+          <w:rtl/>
+          <w:cs/>
+          <w:lang w:val="ar_AE" w:bidi="ar_AE"/>
+        </w:rPr>
+        <w:t>7–11</w:t>
+      </w:r>
       <w:r>
         <w:rPr>
           <w:rtl/>
@@ -924,20 +834,14 @@
         </w:rPr>
         <w:t>الرَّبُّ بَطِيءُ الْغَضَبِ: صبر الله على العصيان مرتبط بمحبته الأمينة (</w:t>
       </w:r>
-      <w:hyperlink r:id="rId28">
-        <w:r>
-          <w:rPr>
-            <w:rtl/>
-            <w:cs/>
-            <w:lang w:val="ar_AE" w:bidi="ar_AE"/>
-          </w:rPr>
-          <w:rPr>
-            <w:color w:val="0000EE"/>
-            <w:u w:val="single"/>
-          </w:rPr>
-          <w:t>خروج 34:6</w:t>
-        </w:r>
-      </w:hyperlink>
+      <w:r>
+        <w:rPr>
+          <w:rtl/>
+          <w:cs/>
+          <w:lang w:val="ar_AE" w:bidi="ar_AE"/>
+        </w:rPr>
+        <w:t>خروج 34:6</w:t>
+      </w:r>
       <w:r>
         <w:rPr>
           <w:rtl/>
@@ -946,20 +850,14 @@
         </w:rPr>
         <w:t xml:space="preserve">؛ </w:t>
       </w:r>
-      <w:hyperlink r:id="rId29">
-        <w:r>
-          <w:rPr>
-            <w:rtl/>
-            <w:cs/>
-            <w:lang w:val="ar_AE" w:bidi="ar_AE"/>
-          </w:rPr>
-          <w:rPr>
-            <w:color w:val="0000EE"/>
-            <w:u w:val="single"/>
-          </w:rPr>
-          <w:t>عدد 14:18</w:t>
-        </w:r>
-      </w:hyperlink>
+      <w:r>
+        <w:rPr>
+          <w:rtl/>
+          <w:cs/>
+          <w:lang w:val="ar_AE" w:bidi="ar_AE"/>
+        </w:rPr>
+        <w:t>عدد 14:18</w:t>
+      </w:r>
       <w:r>
         <w:rPr>
           <w:rtl/>
@@ -968,20 +866,14 @@
         </w:rPr>
         <w:t xml:space="preserve">؛ </w:t>
       </w:r>
-      <w:hyperlink r:id="rId30">
-        <w:r>
-          <w:rPr>
-            <w:rtl/>
-            <w:cs/>
-            <w:lang w:val="ar_AE" w:bidi="ar_AE"/>
-          </w:rPr>
-          <w:rPr>
-            <w:color w:val="0000EE"/>
-            <w:u w:val="single"/>
-          </w:rPr>
-          <w:t>مزمور 103:8</w:t>
-        </w:r>
-      </w:hyperlink>
+      <w:r>
+        <w:rPr>
+          <w:rtl/>
+          <w:cs/>
+          <w:lang w:val="ar_AE" w:bidi="ar_AE"/>
+        </w:rPr>
+        <w:t>مزمور 103:8</w:t>
+      </w:r>
       <w:r>
         <w:rPr>
           <w:rtl/>
@@ -990,20 +882,14 @@
         </w:rPr>
         <w:t xml:space="preserve">؛ </w:t>
       </w:r>
-      <w:hyperlink r:id="rId31">
-        <w:r>
-          <w:rPr>
-            <w:rtl/>
-            <w:cs/>
-            <w:lang w:val="ar_AE" w:bidi="ar_AE"/>
-          </w:rPr>
-          <w:rPr>
-            <w:color w:val="0000EE"/>
-            <w:u w:val="single"/>
-          </w:rPr>
-          <w:t>يوئيل 2:13</w:t>
-        </w:r>
-      </w:hyperlink>
+      <w:r>
+        <w:rPr>
+          <w:rtl/>
+          <w:cs/>
+          <w:lang w:val="ar_AE" w:bidi="ar_AE"/>
+        </w:rPr>
+        <w:t>يوئيل 2:13</w:t>
+      </w:r>
       <w:r>
         <w:rPr>
           <w:rtl/>
@@ -1012,20 +898,14 @@
         </w:rPr>
         <w:t>). وقد خيبت هذه السمة ظن يونان الذي أراد تدمير نينوى فورًا (</w:t>
       </w:r>
-      <w:hyperlink r:id="rId32">
-        <w:r>
-          <w:rPr>
-            <w:rtl/>
-            <w:cs/>
-            <w:lang w:val="ar_AE" w:bidi="ar_AE"/>
-          </w:rPr>
-          <w:rPr>
-            <w:color w:val="0000EE"/>
-            <w:u w:val="single"/>
-          </w:rPr>
-          <w:t>يونان 4:2</w:t>
-        </w:r>
-      </w:hyperlink>
+      <w:r>
+        <w:rPr>
+          <w:rtl/>
+          <w:cs/>
+          <w:lang w:val="ar_AE" w:bidi="ar_AE"/>
+        </w:rPr>
+        <w:t>يونان 4:2</w:t>
+      </w:r>
       <w:r>
         <w:rPr>
           <w:rtl/>
@@ -1034,20 +914,14 @@
         </w:rPr>
         <w:t>). ولأن الله صبور، فإنه أحيانًا يؤجل العقاب المستحق للخطاة (</w:t>
       </w:r>
-      <w:hyperlink r:id="rId33">
-        <w:r>
-          <w:rPr>
-            <w:rtl/>
-            <w:cs/>
-            <w:lang w:val="ar_AE" w:bidi="ar_AE"/>
-          </w:rPr>
-          <w:rPr>
-            <w:color w:val="0000EE"/>
-            <w:u w:val="single"/>
-          </w:rPr>
-          <w:t>نحميا 9:29–30</w:t>
-        </w:r>
-      </w:hyperlink>
+      <w:r>
+        <w:rPr>
+          <w:rtl/>
+          <w:cs/>
+          <w:lang w:val="ar_AE" w:bidi="ar_AE"/>
+        </w:rPr>
+        <w:t>نحميا 9:29–30</w:t>
+      </w:r>
       <w:r>
         <w:rPr>
           <w:rtl/>
@@ -1056,20 +930,14 @@
         </w:rPr>
         <w:t xml:space="preserve">؛ </w:t>
       </w:r>
-      <w:hyperlink r:id="rId34">
-        <w:r>
-          <w:rPr>
-            <w:rtl/>
-            <w:cs/>
-            <w:lang w:val="ar_AE" w:bidi="ar_AE"/>
-          </w:rPr>
-          <w:rPr>
-            <w:color w:val="0000EE"/>
-            <w:u w:val="single"/>
-          </w:rPr>
-          <w:t>رومية 2:4</w:t>
-        </w:r>
-      </w:hyperlink>
+      <w:r>
+        <w:rPr>
+          <w:rtl/>
+          <w:cs/>
+          <w:lang w:val="ar_AE" w:bidi="ar_AE"/>
+        </w:rPr>
+        <w:t>رومية 2:4</w:t>
+      </w:r>
       <w:r>
         <w:rPr>
           <w:rtl/>
@@ -1078,20 +946,14 @@
         </w:rPr>
         <w:t xml:space="preserve">؛ </w:t>
       </w:r>
-      <w:hyperlink r:id="rId35">
-        <w:r>
-          <w:rPr>
-            <w:rtl/>
-            <w:cs/>
-            <w:lang w:val="ar_AE" w:bidi="ar_AE"/>
-          </w:rPr>
-          <w:rPr>
-            <w:color w:val="0000EE"/>
-            <w:u w:val="single"/>
-          </w:rPr>
-          <w:t>2 بطرس 3:9</w:t>
-        </w:r>
-      </w:hyperlink>
+      <w:r>
+        <w:rPr>
+          <w:rtl/>
+          <w:cs/>
+          <w:lang w:val="ar_AE" w:bidi="ar_AE"/>
+        </w:rPr>
+        <w:t>2 بطرس 3:9</w:t>
+      </w:r>
       <w:r>
         <w:rPr>
           <w:rtl/>
@@ -1100,20 +962,14 @@
         </w:rPr>
         <w:t>)، ولكن الذين يستمرون في الخطية سيواجهون في النهاية دينونة الله (</w:t>
       </w:r>
-      <w:hyperlink r:id="rId36">
-        <w:r>
-          <w:rPr>
-            <w:rtl/>
-            <w:cs/>
-            <w:lang w:val="ar_AE" w:bidi="ar_AE"/>
-          </w:rPr>
-          <w:rPr>
-            <w:color w:val="0000EE"/>
-            <w:u w:val="single"/>
-          </w:rPr>
-          <w:t>خروج 34:7</w:t>
-        </w:r>
-      </w:hyperlink>
+      <w:r>
+        <w:rPr>
+          <w:rtl/>
+          <w:cs/>
+          <w:lang w:val="ar_AE" w:bidi="ar_AE"/>
+        </w:rPr>
+        <w:t>خروج 34:7</w:t>
+      </w:r>
       <w:r>
         <w:rPr>
           <w:rtl/>
@@ -1122,20 +978,14 @@
         </w:rPr>
         <w:t xml:space="preserve">؛ </w:t>
       </w:r>
-      <w:hyperlink r:id="rId37">
-        <w:r>
-          <w:rPr>
-            <w:rtl/>
-            <w:cs/>
-            <w:lang w:val="ar_AE" w:bidi="ar_AE"/>
-          </w:rPr>
-          <w:rPr>
-            <w:color w:val="0000EE"/>
-            <w:u w:val="single"/>
-          </w:rPr>
-          <w:t>رومية 14:10</w:t>
-        </w:r>
-      </w:hyperlink>
+      <w:r>
+        <w:rPr>
+          <w:rtl/>
+          <w:cs/>
+          <w:lang w:val="ar_AE" w:bidi="ar_AE"/>
+        </w:rPr>
+        <w:t>رومية 14:10</w:t>
+      </w:r>
       <w:r>
         <w:rPr>
           <w:rtl/>
@@ -1144,20 +994,14 @@
         </w:rPr>
         <w:t xml:space="preserve">؛ </w:t>
       </w:r>
-      <w:hyperlink r:id="rId38">
-        <w:r>
-          <w:rPr>
-            <w:rtl/>
-            <w:cs/>
-            <w:lang w:val="ar_AE" w:bidi="ar_AE"/>
-          </w:rPr>
-          <w:rPr>
-            <w:color w:val="0000EE"/>
-            <w:u w:val="single"/>
-          </w:rPr>
-          <w:t>2 كورنثوس 5:10</w:t>
-        </w:r>
-      </w:hyperlink>
+      <w:r>
+        <w:rPr>
+          <w:rtl/>
+          <w:cs/>
+          <w:lang w:val="ar_AE" w:bidi="ar_AE"/>
+        </w:rPr>
+        <w:t>2 كورنثوس 5:10</w:t>
+      </w:r>
       <w:r>
         <w:rPr>
           <w:rtl/>
@@ -1166,20 +1010,14 @@
         </w:rPr>
         <w:t xml:space="preserve">؛ </w:t>
       </w:r>
-      <w:hyperlink r:id="rId39">
-        <w:r>
-          <w:rPr>
-            <w:rtl/>
-            <w:cs/>
-            <w:lang w:val="ar_AE" w:bidi="ar_AE"/>
-          </w:rPr>
-          <w:rPr>
-            <w:color w:val="0000EE"/>
-            <w:u w:val="single"/>
-          </w:rPr>
-          <w:t>رؤيا 14:6–7</w:t>
-        </w:r>
-      </w:hyperlink>
+      <w:r>
+        <w:rPr>
+          <w:rtl/>
+          <w:cs/>
+          <w:lang w:val="ar_AE" w:bidi="ar_AE"/>
+        </w:rPr>
+        <w:t>رؤيا 14:6–7</w:t>
+      </w:r>
       <w:r>
         <w:rPr>
           <w:rtl/>
@@ -1188,20 +1026,14 @@
         </w:rPr>
         <w:t xml:space="preserve">). • الزوبعة … والعاصف: تصف هذه الصور قوة دينونة الله ضد الأشرار (انظر أيضًا </w:t>
       </w:r>
-      <w:hyperlink r:id="rId40">
-        <w:r>
-          <w:rPr>
-            <w:rtl/>
-            <w:cs/>
-            <w:lang w:val="ar_AE" w:bidi="ar_AE"/>
-          </w:rPr>
-          <w:rPr>
-            <w:color w:val="0000EE"/>
-            <w:u w:val="single"/>
-          </w:rPr>
-          <w:t>إشعياء 29:6</w:t>
-        </w:r>
-      </w:hyperlink>
+      <w:r>
+        <w:rPr>
+          <w:rtl/>
+          <w:cs/>
+          <w:lang w:val="ar_AE" w:bidi="ar_AE"/>
+        </w:rPr>
+        <w:t>إشعياء 29:6</w:t>
+      </w:r>
       <w:r>
         <w:rPr>
           <w:rtl/>
@@ -1277,20 +1109,14 @@
         </w:rPr>
         <w:t>مثل السحب (</w:t>
       </w:r>
-      <w:hyperlink r:id="rId41">
-        <w:r>
-          <w:rPr>
-            <w:rtl/>
-            <w:cs/>
-            <w:lang w:val="ar_AE" w:bidi="ar_AE"/>
-          </w:rPr>
-          <w:rPr>
-            <w:color w:val="0000EE"/>
-            <w:u w:val="single"/>
-          </w:rPr>
-          <w:t>1:3</w:t>
-        </w:r>
-      </w:hyperlink>
+      <w:r>
+        <w:rPr>
+          <w:rtl/>
+          <w:cs/>
+          <w:lang w:val="ar_AE" w:bidi="ar_AE"/>
+        </w:rPr>
+        <w:t>1:3</w:t>
+      </w:r>
       <w:r>
         <w:rPr>
           <w:rtl/>
@@ -1299,20 +1125,14 @@
         </w:rPr>
         <w:t>) والجبال (</w:t>
       </w:r>
-      <w:hyperlink r:id="rId42">
-        <w:r>
-          <w:rPr>
-            <w:rtl/>
-            <w:cs/>
-            <w:lang w:val="ar_AE" w:bidi="ar_AE"/>
-          </w:rPr>
-          <w:rPr>
-            <w:color w:val="0000EE"/>
-            <w:u w:val="single"/>
-          </w:rPr>
-          <w:t>1:5</w:t>
-        </w:r>
-      </w:hyperlink>
+      <w:r>
+        <w:rPr>
+          <w:rtl/>
+          <w:cs/>
+          <w:lang w:val="ar_AE" w:bidi="ar_AE"/>
+        </w:rPr>
+        <w:t>1:5</w:t>
+      </w:r>
       <w:r>
         <w:rPr>
           <w:rtl/>
@@ -1321,20 +1141,14 @@
         </w:rPr>
         <w:t>)، تخضع المحيطات والأنهار لسيطرة الله السيادية. وكثيرًا ما يتذكر أنبياء العهد القديم أفعال الله ضد البحار والأنهار خلال الخروج (</w:t>
       </w:r>
-      <w:hyperlink r:id="rId43">
-        <w:r>
-          <w:rPr>
-            <w:rtl/>
-            <w:cs/>
-            <w:lang w:val="ar_AE" w:bidi="ar_AE"/>
-          </w:rPr>
-          <w:rPr>
-            <w:color w:val="0000EE"/>
-            <w:u w:val="single"/>
-          </w:rPr>
-          <w:t>خروج 15:8–10</w:t>
-        </w:r>
-      </w:hyperlink>
+      <w:r>
+        <w:rPr>
+          <w:rtl/>
+          <w:cs/>
+          <w:lang w:val="ar_AE" w:bidi="ar_AE"/>
+        </w:rPr>
+        <w:t>خروج 15:8–10</w:t>
+      </w:r>
       <w:r>
         <w:rPr>
           <w:rtl/>
@@ -1343,20 +1157,14 @@
         </w:rPr>
         <w:t xml:space="preserve">؛ </w:t>
       </w:r>
-      <w:hyperlink r:id="rId44">
-        <w:r>
-          <w:rPr>
-            <w:rtl/>
-            <w:cs/>
-            <w:lang w:val="ar_AE" w:bidi="ar_AE"/>
-          </w:rPr>
-          <w:rPr>
-            <w:color w:val="0000EE"/>
-            <w:u w:val="single"/>
-          </w:rPr>
-          <w:t>2 صموئيل 22:16</w:t>
-        </w:r>
-      </w:hyperlink>
+      <w:r>
+        <w:rPr>
+          <w:rtl/>
+          <w:cs/>
+          <w:lang w:val="ar_AE" w:bidi="ar_AE"/>
+        </w:rPr>
+        <w:t>2 صموئيل 22:16</w:t>
+      </w:r>
       <w:r>
         <w:rPr>
           <w:rtl/>
@@ -1365,20 +1173,14 @@
         </w:rPr>
         <w:t xml:space="preserve">؛ </w:t>
       </w:r>
-      <w:hyperlink r:id="rId45">
-        <w:r>
-          <w:rPr>
-            <w:rtl/>
-            <w:cs/>
-            <w:lang w:val="ar_AE" w:bidi="ar_AE"/>
-          </w:rPr>
-          <w:rPr>
-            <w:color w:val="0000EE"/>
-            <w:u w:val="single"/>
-          </w:rPr>
-          <w:t>مزامير 66:6</w:t>
-        </w:r>
-      </w:hyperlink>
+      <w:r>
+        <w:rPr>
+          <w:rtl/>
+          <w:cs/>
+          <w:lang w:val="ar_AE" w:bidi="ar_AE"/>
+        </w:rPr>
+        <w:t>مزامير 66:6</w:t>
+      </w:r>
       <w:r>
         <w:rPr>
           <w:rtl/>
@@ -1387,20 +1189,14 @@
         </w:rPr>
         <w:t xml:space="preserve">؛ </w:t>
       </w:r>
-      <w:hyperlink r:id="rId46">
-        <w:r>
-          <w:rPr>
-            <w:rtl/>
-            <w:cs/>
-            <w:lang w:val="ar_AE" w:bidi="ar_AE"/>
-          </w:rPr>
-          <w:rPr>
-            <w:color w:val="0000EE"/>
-            <w:u w:val="single"/>
-          </w:rPr>
-          <w:t>77:16</w:t>
-        </w:r>
-      </w:hyperlink>
+      <w:r>
+        <w:rPr>
+          <w:rtl/>
+          <w:cs/>
+          <w:lang w:val="ar_AE" w:bidi="ar_AE"/>
+        </w:rPr>
+        <w:t>77:16</w:t>
+      </w:r>
       <w:r>
         <w:rPr>
           <w:rtl/>
@@ -1409,20 +1205,14 @@
         </w:rPr>
         <w:t xml:space="preserve">؛ </w:t>
       </w:r>
-      <w:hyperlink r:id="rId47">
-        <w:r>
-          <w:rPr>
-            <w:rtl/>
-            <w:cs/>
-            <w:lang w:val="ar_AE" w:bidi="ar_AE"/>
-          </w:rPr>
-          <w:rPr>
-            <w:color w:val="0000EE"/>
-            <w:u w:val="single"/>
-          </w:rPr>
-          <w:t>حبقوق 3:15</w:t>
-        </w:r>
-      </w:hyperlink>
+      <w:r>
+        <w:rPr>
+          <w:rtl/>
+          <w:cs/>
+          <w:lang w:val="ar_AE" w:bidi="ar_AE"/>
+        </w:rPr>
+        <w:t>حبقوق 3:15</w:t>
+      </w:r>
       <w:r>
         <w:rPr>
           <w:rtl/>
@@ -1431,20 +1221,14 @@
         </w:rPr>
         <w:t xml:space="preserve">). وقد دحضت قدرة الله على المياه أساطير الكنعانيين القدماء، الذين اعتقدوا أن المحيطات والأنهار كانت تحت سيطرة إله البحر، يام. • باشان، الواقعة شرق بحر الجليل، كانت معروفة بمراعيها الغنية، المثالية لتربية الماشية (قارن </w:t>
       </w:r>
-      <w:hyperlink r:id="rId48">
-        <w:r>
-          <w:rPr>
-            <w:rtl/>
-            <w:cs/>
-            <w:lang w:val="ar_AE" w:bidi="ar_AE"/>
-          </w:rPr>
-          <w:rPr>
-            <w:color w:val="0000EE"/>
-            <w:u w:val="single"/>
-          </w:rPr>
-          <w:t>ميخا 7:14</w:t>
-        </w:r>
-      </w:hyperlink>
+      <w:r>
+        <w:rPr>
+          <w:rtl/>
+          <w:cs/>
+          <w:lang w:val="ar_AE" w:bidi="ar_AE"/>
+        </w:rPr>
+        <w:t>ميخا 7:14</w:t>
+      </w:r>
       <w:r>
         <w:rPr>
           <w:rtl/>
@@ -1453,20 +1237,14 @@
         </w:rPr>
         <w:t>). • الكرمل، على ساحل البحر الأبيض المتوسط ​​في وسط كنعان، اشتهر بجماله وخصوبته (</w:t>
       </w:r>
-      <w:hyperlink r:id="rId49">
-        <w:r>
-          <w:rPr>
-            <w:rtl/>
-            <w:cs/>
-            <w:lang w:val="ar_AE" w:bidi="ar_AE"/>
-          </w:rPr>
-          <w:rPr>
-            <w:color w:val="0000EE"/>
-            <w:u w:val="single"/>
-          </w:rPr>
-          <w:t>نشيد الأنشاد 7:5</w:t>
-        </w:r>
-      </w:hyperlink>
+      <w:r>
+        <w:rPr>
+          <w:rtl/>
+          <w:cs/>
+          <w:lang w:val="ar_AE" w:bidi="ar_AE"/>
+        </w:rPr>
+        <w:t>نشيد الأنشاد 7:5</w:t>
+      </w:r>
       <w:r>
         <w:rPr>
           <w:rtl/>
@@ -1475,20 +1253,14 @@
         </w:rPr>
         <w:t xml:space="preserve">؛ </w:t>
       </w:r>
-      <w:hyperlink r:id="rId50">
-        <w:r>
-          <w:rPr>
-            <w:rtl/>
-            <w:cs/>
-            <w:lang w:val="ar_AE" w:bidi="ar_AE"/>
-          </w:rPr>
-          <w:rPr>
-            <w:color w:val="0000EE"/>
-            <w:u w:val="single"/>
-          </w:rPr>
-          <w:t>إرميا 50:19</w:t>
-        </w:r>
-      </w:hyperlink>
+      <w:r>
+        <w:rPr>
+          <w:rtl/>
+          <w:cs/>
+          <w:lang w:val="ar_AE" w:bidi="ar_AE"/>
+        </w:rPr>
+        <w:t>إرميا 50:19</w:t>
+      </w:r>
       <w:r>
         <w:rPr>
           <w:rtl/>
@@ -1497,20 +1269,14 @@
         </w:rPr>
         <w:t>). • كانت لبنان مشهورة بأرزها العظيم (</w:t>
       </w:r>
-      <w:hyperlink r:id="rId51">
-        <w:r>
-          <w:rPr>
-            <w:rtl/>
-            <w:cs/>
-            <w:lang w:val="ar_AE" w:bidi="ar_AE"/>
-          </w:rPr>
-          <w:rPr>
-            <w:color w:val="0000EE"/>
-            <w:u w:val="single"/>
-          </w:rPr>
-          <w:t>1 ملوك 5:6–18</w:t>
-        </w:r>
-      </w:hyperlink>
+      <w:r>
+        <w:rPr>
+          <w:rtl/>
+          <w:cs/>
+          <w:lang w:val="ar_AE" w:bidi="ar_AE"/>
+        </w:rPr>
+        <w:t>1 ملوك 5:6–18</w:t>
+      </w:r>
       <w:r>
         <w:rPr>
           <w:rtl/>
@@ -1586,20 +1352,14 @@
         </w:rPr>
         <w:t xml:space="preserve">كثيرًا ما يذكر شِعر العهد القديم اهتزاز الأرض لإحياء ذكرى فترة الخروج (مثلًا، </w:t>
       </w:r>
-      <w:hyperlink r:id="rId52">
-        <w:r>
-          <w:rPr>
-            <w:rtl/>
-            <w:cs/>
-            <w:lang w:val="ar_AE" w:bidi="ar_AE"/>
-          </w:rPr>
-          <w:rPr>
-            <w:color w:val="0000EE"/>
-            <w:u w:val="single"/>
-          </w:rPr>
-          <w:t>مزمور 18:7</w:t>
-        </w:r>
-      </w:hyperlink>
+      <w:r>
+        <w:rPr>
+          <w:rtl/>
+          <w:cs/>
+          <w:lang w:val="ar_AE" w:bidi="ar_AE"/>
+        </w:rPr>
+        <w:t>مزمور 18:7</w:t>
+      </w:r>
       <w:r>
         <w:rPr>
           <w:rtl/>
@@ -1608,20 +1368,14 @@
         </w:rPr>
         <w:t xml:space="preserve">؛ </w:t>
       </w:r>
-      <w:hyperlink r:id="rId53">
-        <w:r>
-          <w:rPr>
-            <w:rtl/>
-            <w:cs/>
-            <w:lang w:val="ar_AE" w:bidi="ar_AE"/>
-          </w:rPr>
-          <w:rPr>
-            <w:color w:val="0000EE"/>
-            <w:u w:val="single"/>
-          </w:rPr>
-          <w:t>حبقوق 3:6</w:t>
-        </w:r>
-      </w:hyperlink>
+      <w:r>
+        <w:rPr>
+          <w:rtl/>
+          <w:cs/>
+          <w:lang w:val="ar_AE" w:bidi="ar_AE"/>
+        </w:rPr>
+        <w:t>حبقوق 3:6</w:t>
+      </w:r>
       <w:r>
         <w:rPr>
           <w:rtl/>
@@ -1630,20 +1384,14 @@
         </w:rPr>
         <w:t xml:space="preserve">؛ انظر </w:t>
       </w:r>
-      <w:hyperlink r:id="rId54">
-        <w:r>
-          <w:rPr>
-            <w:rtl/>
-            <w:cs/>
-            <w:lang w:val="ar_AE" w:bidi="ar_AE"/>
-          </w:rPr>
-          <w:rPr>
-            <w:color w:val="0000EE"/>
-            <w:u w:val="single"/>
-          </w:rPr>
-          <w:t>خروج 19:18</w:t>
-        </w:r>
-      </w:hyperlink>
+      <w:r>
+        <w:rPr>
+          <w:rtl/>
+          <w:cs/>
+          <w:lang w:val="ar_AE" w:bidi="ar_AE"/>
+        </w:rPr>
+        <w:t>خروج 19:18</w:t>
+      </w:r>
       <w:r>
         <w:rPr>
           <w:rtl/>
@@ -1719,20 +1467,14 @@
         </w:rPr>
         <w:t xml:space="preserve">تتكرر الكلمة العبرية المترجمة إلى "غضب" في </w:t>
       </w:r>
-      <w:hyperlink r:id="rId55">
-        <w:r>
-          <w:rPr>
-            <w:rtl/>
-            <w:cs/>
-            <w:lang w:val="ar_AE" w:bidi="ar_AE"/>
-          </w:rPr>
-          <w:rPr>
-            <w:color w:val="0000EE"/>
-            <w:u w:val="single"/>
-          </w:rPr>
-          <w:t>1:2</w:t>
-        </w:r>
-      </w:hyperlink>
+      <w:r>
+        <w:rPr>
+          <w:rtl/>
+          <w:cs/>
+          <w:lang w:val="ar_AE" w:bidi="ar_AE"/>
+        </w:rPr>
+        <w:t>1:2</w:t>
+      </w:r>
       <w:r>
         <w:rPr>
           <w:rtl/>
@@ -1741,20 +1483,14 @@
         </w:rPr>
         <w:t xml:space="preserve">. وهذا التكرار يُحدد الآيات </w:t>
       </w:r>
-      <w:hyperlink r:id="rId26">
-        <w:r>
-          <w:rPr>
-            <w:rtl/>
-            <w:cs/>
-            <w:lang w:val="ar_AE" w:bidi="ar_AE"/>
-          </w:rPr>
-          <w:rPr>
-            <w:color w:val="0000EE"/>
-            <w:u w:val="single"/>
-          </w:rPr>
-          <w:t>1:2–6</w:t>
-        </w:r>
-      </w:hyperlink>
+      <w:r>
+        <w:rPr>
+          <w:rtl/>
+          <w:cs/>
+          <w:lang w:val="ar_AE" w:bidi="ar_AE"/>
+        </w:rPr>
+        <w:t>1:2–6</w:t>
+      </w:r>
       <w:r>
         <w:rPr>
           <w:rtl/>
@@ -1830,20 +1566,14 @@
         </w:rPr>
         <w:t>صَالِحٌ هُوَ الرَّبُّ: يتصرف الله بعدل عندما يدين الأشرار، ويمنح ملجأ لأولئك الذين يثقون به. فيقبلهم ويحميهم في وسط تجارب الحياة (</w:t>
       </w:r>
-      <w:hyperlink r:id="rId56">
-        <w:r>
-          <w:rPr>
-            <w:rtl/>
-            <w:cs/>
-            <w:lang w:val="ar_AE" w:bidi="ar_AE"/>
-          </w:rPr>
-          <w:rPr>
-            <w:color w:val="0000EE"/>
-            <w:u w:val="single"/>
-          </w:rPr>
-          <w:t>مزمور 18:2</w:t>
-        </w:r>
-      </w:hyperlink>
+      <w:r>
+        <w:rPr>
+          <w:rtl/>
+          <w:cs/>
+          <w:lang w:val="ar_AE" w:bidi="ar_AE"/>
+        </w:rPr>
+        <w:t>مزمور 18:2</w:t>
+      </w:r>
       <w:r>
         <w:rPr>
           <w:rtl/>
@@ -1852,20 +1582,14 @@
         </w:rPr>
         <w:t xml:space="preserve">؛ </w:t>
       </w:r>
-      <w:hyperlink r:id="rId57">
-        <w:r>
-          <w:rPr>
-            <w:rtl/>
-            <w:cs/>
-            <w:lang w:val="ar_AE" w:bidi="ar_AE"/>
-          </w:rPr>
-          <w:rPr>
-            <w:color w:val="0000EE"/>
-            <w:u w:val="single"/>
-          </w:rPr>
-          <w:t>62:5–7</w:t>
-        </w:r>
-      </w:hyperlink>
+      <w:r>
+        <w:rPr>
+          <w:rtl/>
+          <w:cs/>
+          <w:lang w:val="ar_AE" w:bidi="ar_AE"/>
+        </w:rPr>
+        <w:t>62:5–7</w:t>
+      </w:r>
       <w:r>
         <w:rPr>
           <w:rtl/>
@@ -1874,20 +1598,14 @@
         </w:rPr>
         <w:t>). ويمكن لصلاح الله الغني أن يقود الأفراد إلى التوبة (</w:t>
       </w:r>
-      <w:hyperlink r:id="rId58">
-        <w:r>
-          <w:rPr>
-            <w:rtl/>
-            <w:cs/>
-            <w:lang w:val="ar_AE" w:bidi="ar_AE"/>
-          </w:rPr>
-          <w:rPr>
-            <w:color w:val="0000EE"/>
-            <w:u w:val="single"/>
-          </w:rPr>
-          <w:t>رومية 2:2–4</w:t>
-        </w:r>
-      </w:hyperlink>
+      <w:r>
+        <w:rPr>
+          <w:rtl/>
+          <w:cs/>
+          <w:lang w:val="ar_AE" w:bidi="ar_AE"/>
+        </w:rPr>
+        <w:t>رومية 2:2–4</w:t>
+      </w:r>
       <w:r>
         <w:rPr>
           <w:rtl/>
@@ -2046,20 +1764,14 @@
         </w:rPr>
         <w:t xml:space="preserve">بِطُوفَانٍ عَابِرٍ: استعارة عن طبيعة دينونة الله القوية (انظر </w:t>
       </w:r>
-      <w:hyperlink r:id="rId59">
-        <w:r>
-          <w:rPr>
-            <w:rtl/>
-            <w:cs/>
-            <w:lang w:val="ar_AE" w:bidi="ar_AE"/>
-          </w:rPr>
-          <w:rPr>
-            <w:color w:val="0000EE"/>
-            <w:u w:val="single"/>
-          </w:rPr>
-          <w:t>2:6</w:t>
-        </w:r>
-      </w:hyperlink>
+      <w:r>
+        <w:rPr>
+          <w:rtl/>
+          <w:cs/>
+          <w:lang w:val="ar_AE" w:bidi="ar_AE"/>
+        </w:rPr>
+        <w:t>2:6</w:t>
+      </w:r>
       <w:r>
         <w:rPr>
           <w:rtl/>
@@ -2135,20 +1847,14 @@
         </w:rPr>
         <w:t>مَاذَا تَفْتَكِرُونَ عَلَى الرَّبِّ؟: لا يمكن لأي مخطط أو مؤامرة بشرية ضد الله أن تنجح. إن خطط الإنسان لا قيمة لها إذا كانت لا تتوافق مع خطط الله (</w:t>
       </w:r>
-      <w:hyperlink r:id="rId60">
-        <w:r>
-          <w:rPr>
-            <w:rtl/>
-            <w:cs/>
-            <w:lang w:val="ar_AE" w:bidi="ar_AE"/>
-          </w:rPr>
-          <w:rPr>
-            <w:color w:val="0000EE"/>
-            <w:u w:val="single"/>
-          </w:rPr>
-          <w:t>مزمور 2</w:t>
-        </w:r>
-      </w:hyperlink>
+      <w:r>
+        <w:rPr>
+          <w:rtl/>
+          <w:cs/>
+          <w:lang w:val="ar_AE" w:bidi="ar_AE"/>
+        </w:rPr>
+        <w:t>مزمور 2</w:t>
+      </w:r>
       <w:r>
         <w:rPr>
           <w:rtl/>
@@ -2157,20 +1863,14 @@
         </w:rPr>
         <w:t xml:space="preserve">؛ </w:t>
       </w:r>
-      <w:hyperlink r:id="rId61">
-        <w:r>
-          <w:rPr>
-            <w:rtl/>
-            <w:cs/>
-            <w:lang w:val="ar_AE" w:bidi="ar_AE"/>
-          </w:rPr>
-          <w:rPr>
-            <w:color w:val="0000EE"/>
-            <w:u w:val="single"/>
-          </w:rPr>
-          <w:t>إشعياء 14:26–27</w:t>
-        </w:r>
-      </w:hyperlink>
+      <w:r>
+        <w:rPr>
+          <w:rtl/>
+          <w:cs/>
+          <w:lang w:val="ar_AE" w:bidi="ar_AE"/>
+        </w:rPr>
+        <w:t>إشعياء 14:26–27</w:t>
+      </w:r>
       <w:r>
         <w:rPr>
           <w:rtl/>
@@ -2179,20 +1879,14 @@
         </w:rPr>
         <w:t xml:space="preserve">؛ </w:t>
       </w:r>
-      <w:hyperlink r:id="rId62">
-        <w:r>
-          <w:rPr>
-            <w:rtl/>
-            <w:cs/>
-            <w:lang w:val="ar_AE" w:bidi="ar_AE"/>
-          </w:rPr>
-          <w:rPr>
-            <w:color w:val="0000EE"/>
-            <w:u w:val="single"/>
-          </w:rPr>
-          <w:t>23:9</w:t>
-        </w:r>
-      </w:hyperlink>
+      <w:r>
+        <w:rPr>
+          <w:rtl/>
+          <w:cs/>
+          <w:lang w:val="ar_AE" w:bidi="ar_AE"/>
+        </w:rPr>
+        <w:t>23:9</w:t>
+      </w:r>
       <w:r>
         <w:rPr>
           <w:rtl/>
@@ -2268,20 +1962,14 @@
         </w:rPr>
         <w:t xml:space="preserve">الْمُفْتَكِرُ عَلَى الرَّبِّ شَرًّا هو ملك أشور. لقد تعامل الله أيضًا مع الغطرسة المتعجرفة لملك أشور في زمن حزقيا (حوالي 701 قبل الميلاد؛ انظر </w:t>
       </w:r>
-      <w:hyperlink r:id="rId63">
-        <w:r>
-          <w:rPr>
-            <w:rtl/>
-            <w:cs/>
-            <w:lang w:val="ar_AE" w:bidi="ar_AE"/>
-          </w:rPr>
-          <w:rPr>
-            <w:color w:val="0000EE"/>
-            <w:u w:val="single"/>
-          </w:rPr>
-          <w:t>2 ملوك 19:35–36</w:t>
-        </w:r>
-      </w:hyperlink>
+      <w:r>
+        <w:rPr>
+          <w:rtl/>
+          <w:cs/>
+          <w:lang w:val="ar_AE" w:bidi="ar_AE"/>
+        </w:rPr>
+        <w:t>2 ملوك 19:35–36</w:t>
+      </w:r>
       <w:r>
         <w:rPr>
           <w:rtl/>
@@ -2307,20 +1995,14 @@
         </w:rPr>
         <w:t xml:space="preserve"> لأشور يتناقض مع المسيّا القادم، الملك الذي يُعرف بـ"العجيب المشير" (</w:t>
       </w:r>
-      <w:hyperlink r:id="rId64">
-        <w:r>
-          <w:rPr>
-            <w:rtl/>
-            <w:cs/>
-            <w:lang w:val="ar_AE" w:bidi="ar_AE"/>
-          </w:rPr>
-          <w:rPr>
-            <w:color w:val="0000EE"/>
-            <w:u w:val="single"/>
-          </w:rPr>
-          <w:t>إشعياء 9:6</w:t>
-        </w:r>
-      </w:hyperlink>
+      <w:r>
+        <w:rPr>
+          <w:rtl/>
+          <w:cs/>
+          <w:lang w:val="ar_AE" w:bidi="ar_AE"/>
+        </w:rPr>
+        <w:t>إشعياء 9:6</w:t>
+      </w:r>
       <w:r>
         <w:rPr>
           <w:rtl/>
@@ -2396,20 +2078,14 @@
         </w:rPr>
         <w:t>كان حلفاء الآشوريين ممالك تابعة أو خاضعة، بما في ذلك مصر التي كانت قوية في السابق. ومن المفارقات أن تحالفًا من الحلفاء السابقين أسقط تدريجيًا الإمبراطورية الآشورية الجديدة العظيمة بين 625 و605 قبل الميلاد. يشير تعبير "يا شعبي" إلى يهوذا، الذين عاقبهم الله سابقًا عندما شنّ الملك الآشوري سنحاريب (704–681 قبل الميلاد) حملة في عام 701 قبل الميلاد على الولايات الغربية في الشرق الأدنى. وبينما فشل سنحاريب في الاستيلاء على أورشليم (</w:t>
       </w:r>
-      <w:hyperlink r:id="rId65">
-        <w:r>
-          <w:rPr>
-            <w:rtl/>
-            <w:cs/>
-            <w:lang w:val="ar_AE" w:bidi="ar_AE"/>
-          </w:rPr>
-          <w:rPr>
-            <w:color w:val="0000EE"/>
-            <w:u w:val="single"/>
-          </w:rPr>
-          <w:t>2 ملوك 19:32–36</w:t>
-        </w:r>
-      </w:hyperlink>
+      <w:r>
+        <w:rPr>
+          <w:rtl/>
+          <w:cs/>
+          <w:lang w:val="ar_AE" w:bidi="ar_AE"/>
+        </w:rPr>
+        <w:t>2 ملوك 19:32–36</w:t>
+      </w:r>
       <w:r>
         <w:rPr>
           <w:rtl/>
@@ -2418,20 +2094,14 @@
         </w:rPr>
         <w:t>)، إلا أنه تفاخر في سجلاته بجمع جزية أورشليم وكمية هائلة من الغنائم من ستة وأربعين مدينة في يهوذا. وعلى الرغم من أن يهوذا أصبحت الآن تحت التبعية وواجهت احتمال العدوان الآشوري المستمر، إلا أن أشور لم تهزم المملكة الجنوبية. على أية حال، فإن بابل قد فعلت ذلك في عام 586 قبل الميلاد. فللأسف، لم يستمع لا إسرائيل ولا يهوذا إلى تحذيرات الله المتكررة بأن الفشل في التوبة سيؤدي إلى الدينونة (</w:t>
       </w:r>
-      <w:hyperlink r:id="rId66">
-        <w:r>
-          <w:rPr>
-            <w:rtl/>
-            <w:cs/>
-            <w:lang w:val="ar_AE" w:bidi="ar_AE"/>
-          </w:rPr>
-          <w:rPr>
-            <w:color w:val="0000EE"/>
-            <w:u w:val="single"/>
-          </w:rPr>
-          <w:t>هوشع 11:5</w:t>
-        </w:r>
-      </w:hyperlink>
+      <w:r>
+        <w:rPr>
+          <w:rtl/>
+          <w:cs/>
+          <w:lang w:val="ar_AE" w:bidi="ar_AE"/>
+        </w:rPr>
+        <w:t>هوشع 11:5</w:t>
+      </w:r>
       <w:r>
         <w:rPr>
           <w:rtl/>
@@ -2440,20 +2110,14 @@
         </w:rPr>
         <w:t xml:space="preserve">؛ </w:t>
       </w:r>
-      <w:hyperlink r:id="rId67">
-        <w:r>
-          <w:rPr>
-            <w:rtl/>
-            <w:cs/>
-            <w:lang w:val="ar_AE" w:bidi="ar_AE"/>
-          </w:rPr>
-          <w:rPr>
-            <w:color w:val="0000EE"/>
-            <w:u w:val="single"/>
-          </w:rPr>
-          <w:t>يوئيل 2:1–27</w:t>
-        </w:r>
-      </w:hyperlink>
+      <w:r>
+        <w:rPr>
+          <w:rtl/>
+          <w:cs/>
+          <w:lang w:val="ar_AE" w:bidi="ar_AE"/>
+        </w:rPr>
+        <w:t>يوئيل 2:1–27</w:t>
+      </w:r>
       <w:r>
         <w:rPr>
           <w:rtl/>
@@ -2529,20 +2193,14 @@
         </w:rPr>
         <w:t>لاَ يُزْرَعُ مِنِ اسْمِكَ فِي مَا بَعْدُ: ستُباد نينوى بالكامل. إن قطع اسم الشخص وتركه بدون ذرية يعني هلاكه تمامًا (</w:t>
       </w:r>
-      <w:hyperlink r:id="rId68">
-        <w:r>
-          <w:rPr>
-            <w:rtl/>
-            <w:cs/>
-            <w:lang w:val="ar_AE" w:bidi="ar_AE"/>
-          </w:rPr>
-          <w:rPr>
-            <w:color w:val="0000EE"/>
-            <w:u w:val="single"/>
-          </w:rPr>
-          <w:t>1 صموئيل 24:21</w:t>
-        </w:r>
-      </w:hyperlink>
+      <w:r>
+        <w:rPr>
+          <w:rtl/>
+          <w:cs/>
+          <w:lang w:val="ar_AE" w:bidi="ar_AE"/>
+        </w:rPr>
+        <w:t>1 صموئيل 24:21</w:t>
+      </w:r>
       <w:r>
         <w:rPr>
           <w:rtl/>
@@ -2551,20 +2209,14 @@
         </w:rPr>
         <w:t xml:space="preserve">؛ </w:t>
       </w:r>
-      <w:hyperlink r:id="rId69">
-        <w:r>
-          <w:rPr>
-            <w:rtl/>
-            <w:cs/>
-            <w:lang w:val="ar_AE" w:bidi="ar_AE"/>
-          </w:rPr>
-          <w:rPr>
-            <w:color w:val="0000EE"/>
-            <w:u w:val="single"/>
-          </w:rPr>
-          <w:t>أيّوب 18:17</w:t>
-        </w:r>
-      </w:hyperlink>
+      <w:r>
+        <w:rPr>
+          <w:rtl/>
+          <w:cs/>
+          <w:lang w:val="ar_AE" w:bidi="ar_AE"/>
+        </w:rPr>
+        <w:t>أيّوب 18:17</w:t>
+      </w:r>
       <w:r>
         <w:rPr>
           <w:rtl/>
@@ -2573,20 +2225,14 @@
         </w:rPr>
         <w:t xml:space="preserve">؛ </w:t>
       </w:r>
-      <w:hyperlink r:id="rId70">
-        <w:r>
-          <w:rPr>
-            <w:rtl/>
-            <w:cs/>
-            <w:lang w:val="ar_AE" w:bidi="ar_AE"/>
-          </w:rPr>
-          <w:rPr>
-            <w:color w:val="0000EE"/>
-            <w:u w:val="single"/>
-          </w:rPr>
-          <w:t>إشعياء 14:22</w:t>
-        </w:r>
-      </w:hyperlink>
+      <w:r>
+        <w:rPr>
+          <w:rtl/>
+          <w:cs/>
+          <w:lang w:val="ar_AE" w:bidi="ar_AE"/>
+        </w:rPr>
+        <w:t>إشعياء 14:22</w:t>
+      </w:r>
       <w:r>
         <w:rPr>
           <w:rtl/>
@@ -2662,20 +2308,14 @@
         </w:rPr>
         <w:t>يُكمل ناحوم نبوته عن تحرير يهوذا من العبودية (</w:t>
       </w:r>
-      <w:hyperlink r:id="rId71">
-        <w:r>
-          <w:rPr>
-            <w:rtl/>
-            <w:cs/>
-            <w:lang w:val="ar_AE" w:bidi="ar_AE"/>
-          </w:rPr>
-          <w:rPr>
-            <w:color w:val="0000EE"/>
-            <w:u w:val="single"/>
-          </w:rPr>
-          <w:t>1:13</w:t>
-        </w:r>
-      </w:hyperlink>
+      <w:r>
+        <w:rPr>
+          <w:rtl/>
+          <w:cs/>
+          <w:lang w:val="ar_AE" w:bidi="ar_AE"/>
+        </w:rPr>
+        <w:t>1:13</w:t>
+      </w:r>
       <w:r>
         <w:rPr>
           <w:rtl/>
@@ -2684,20 +2324,14 @@
         </w:rPr>
         <w:t xml:space="preserve">) بنبوة عن وصول رسول يحمل الأخبار السارة عن استعادة السلام (انظر أيضًا </w:t>
       </w:r>
-      <w:hyperlink r:id="rId72">
-        <w:r>
-          <w:rPr>
-            <w:rtl/>
-            <w:cs/>
-            <w:lang w:val="ar_AE" w:bidi="ar_AE"/>
-          </w:rPr>
-          <w:rPr>
-            <w:color w:val="0000EE"/>
-            <w:u w:val="single"/>
-          </w:rPr>
-          <w:t>إشعياء 52:7</w:t>
-        </w:r>
-      </w:hyperlink>
+      <w:r>
+        <w:rPr>
+          <w:rtl/>
+          <w:cs/>
+          <w:lang w:val="ar_AE" w:bidi="ar_AE"/>
+        </w:rPr>
+        <w:t>إشعياء 52:7</w:t>
+      </w:r>
       <w:r>
         <w:rPr>
           <w:rtl/>
@@ -2706,20 +2340,14 @@
         </w:rPr>
         <w:t>). وكانت رسالة السلام هي أن قبضة أشور على يهوذا سوف تنكسر، وأن شعب الله سوف يتحرر من أعبائها. حدث هذا خلال حكم يوشيا (640–609 قبل الميلاد)، بعد وفاة الملك الآشوري آشوربانيبال في 626 قبل الميلاد. هذه الرسالة السياسية تقدم لمحة من انتصار الله النهائي على الشر، عندما يتحرر شعبه من عبودية الخطية من خلال عمل المسيح الخلاصي وينال السلام الأبدي (</w:t>
       </w:r>
-      <w:hyperlink r:id="rId73">
-        <w:r>
-          <w:rPr>
-            <w:rtl/>
-            <w:cs/>
-            <w:lang w:val="ar_AE" w:bidi="ar_AE"/>
-          </w:rPr>
-          <w:rPr>
-            <w:color w:val="0000EE"/>
-            <w:u w:val="single"/>
-          </w:rPr>
-          <w:t>صفنيا 3:13</w:t>
-        </w:r>
-      </w:hyperlink>
+      <w:r>
+        <w:rPr>
+          <w:rtl/>
+          <w:cs/>
+          <w:lang w:val="ar_AE" w:bidi="ar_AE"/>
+        </w:rPr>
+        <w:t>صفنيا 3:13</w:t>
+      </w:r>
       <w:r>
         <w:rPr>
           <w:rtl/>
@@ -2728,20 +2356,14 @@
         </w:rPr>
         <w:t xml:space="preserve">؛ </w:t>
       </w:r>
-      <w:hyperlink r:id="rId74">
-        <w:r>
-          <w:rPr>
-            <w:rtl/>
-            <w:cs/>
-            <w:lang w:val="ar_AE" w:bidi="ar_AE"/>
-          </w:rPr>
-          <w:rPr>
-            <w:color w:val="0000EE"/>
-            <w:u w:val="single"/>
-          </w:rPr>
-          <w:t>لوقا 2:10–14</w:t>
-        </w:r>
-      </w:hyperlink>
+      <w:r>
+        <w:rPr>
+          <w:rtl/>
+          <w:cs/>
+          <w:lang w:val="ar_AE" w:bidi="ar_AE"/>
+        </w:rPr>
+        <w:t>لوقا 2:10–14</w:t>
+      </w:r>
       <w:r>
         <w:rPr>
           <w:rtl/>
@@ -2750,20 +2372,14 @@
         </w:rPr>
         <w:t xml:space="preserve">؛ </w:t>
       </w:r>
-      <w:hyperlink r:id="rId75">
-        <w:r>
-          <w:rPr>
-            <w:rtl/>
-            <w:cs/>
-            <w:lang w:val="ar_AE" w:bidi="ar_AE"/>
-          </w:rPr>
-          <w:rPr>
-            <w:color w:val="0000EE"/>
-            <w:u w:val="single"/>
-          </w:rPr>
-          <w:t>أعمال 10:34–43</w:t>
-        </w:r>
-      </w:hyperlink>
+      <w:r>
+        <w:rPr>
+          <w:rtl/>
+          <w:cs/>
+          <w:lang w:val="ar_AE" w:bidi="ar_AE"/>
+        </w:rPr>
+        <w:t>أعمال 10:34–43</w:t>
+      </w:r>
       <w:r>
         <w:rPr>
           <w:rtl/>
@@ -2772,20 +2388,14 @@
         </w:rPr>
         <w:t xml:space="preserve">؛ </w:t>
       </w:r>
-      <w:hyperlink r:id="rId76">
-        <w:r>
-          <w:rPr>
-            <w:rtl/>
-            <w:cs/>
-            <w:lang w:val="ar_AE" w:bidi="ar_AE"/>
-          </w:rPr>
-          <w:rPr>
-            <w:color w:val="0000EE"/>
-            <w:u w:val="single"/>
-          </w:rPr>
-          <w:t>رومية 10:15</w:t>
-        </w:r>
-      </w:hyperlink>
+      <w:r>
+        <w:rPr>
+          <w:rtl/>
+          <w:cs/>
+          <w:lang w:val="ar_AE" w:bidi="ar_AE"/>
+        </w:rPr>
+        <w:t>رومية 10:15</w:t>
+      </w:r>
       <w:r>
         <w:rPr>
           <w:rtl/>
@@ -2794,20 +2404,14 @@
         </w:rPr>
         <w:t xml:space="preserve">؛ </w:t>
       </w:r>
-      <w:hyperlink r:id="rId77">
-        <w:r>
-          <w:rPr>
-            <w:rtl/>
-            <w:cs/>
-            <w:lang w:val="ar_AE" w:bidi="ar_AE"/>
-          </w:rPr>
-          <w:rPr>
-            <w:color w:val="0000EE"/>
-            <w:u w:val="single"/>
-          </w:rPr>
-          <w:t>أفسس 2:14–18</w:t>
-        </w:r>
-      </w:hyperlink>
+      <w:r>
+        <w:rPr>
+          <w:rtl/>
+          <w:cs/>
+          <w:lang w:val="ar_AE" w:bidi="ar_AE"/>
+        </w:rPr>
+        <w:t>أفسس 2:14–18</w:t>
+      </w:r>
       <w:r>
         <w:rPr>
           <w:rtl/>
@@ -2883,20 +2487,14 @@
         </w:rPr>
         <w:t>بالرغم من أن المدافعين عن نينوى قد استعدوا بشكل كامل لحماية المدينة بالأسوار … والطرق … والدفاعات والقوات، فإن جهودهم محكوم عليها بالفشل (</w:t>
       </w:r>
-      <w:hyperlink r:id="rId78">
-        <w:r>
-          <w:rPr>
-            <w:rtl/>
-            <w:cs/>
-            <w:lang w:val="ar_AE" w:bidi="ar_AE"/>
-          </w:rPr>
-          <w:rPr>
-            <w:color w:val="0000EE"/>
-            <w:u w:val="single"/>
-          </w:rPr>
-          <w:t>1:1–14</w:t>
-        </w:r>
-      </w:hyperlink>
+      <w:r>
+        <w:rPr>
+          <w:rtl/>
+          <w:cs/>
+          <w:lang w:val="ar_AE" w:bidi="ar_AE"/>
+        </w:rPr>
+        <w:t>1:1–14</w:t>
+      </w:r>
       <w:r>
         <w:rPr>
           <w:rtl/>
@@ -2972,20 +2570,14 @@
         </w:rPr>
         <w:t>ترمز الكرمة إلى بركة الله لشعبه (</w:t>
       </w:r>
-      <w:hyperlink r:id="rId79">
-        <w:r>
-          <w:rPr>
-            <w:rtl/>
-            <w:cs/>
-            <w:lang w:val="ar_AE" w:bidi="ar_AE"/>
-          </w:rPr>
-          <w:rPr>
-            <w:color w:val="0000EE"/>
-            <w:u w:val="single"/>
-          </w:rPr>
-          <w:t>إشعياء 27:2–6</w:t>
-        </w:r>
-      </w:hyperlink>
+      <w:r>
+        <w:rPr>
+          <w:rtl/>
+          <w:cs/>
+          <w:lang w:val="ar_AE" w:bidi="ar_AE"/>
+        </w:rPr>
+        <w:t>إشعياء 27:2–6</w:t>
+      </w:r>
       <w:r>
         <w:rPr>
           <w:rtl/>
@@ -2994,20 +2586,14 @@
         </w:rPr>
         <w:t>)، في حين تعكس الكرمة الخربة تأديب الله السابق لهم (</w:t>
       </w:r>
-      <w:hyperlink r:id="rId80">
-        <w:r>
-          <w:rPr>
-            <w:rtl/>
-            <w:cs/>
-            <w:lang w:val="ar_AE" w:bidi="ar_AE"/>
-          </w:rPr>
-          <w:rPr>
-            <w:color w:val="0000EE"/>
-            <w:u w:val="single"/>
-          </w:rPr>
-          <w:t>إشعياء 5:1–7</w:t>
-        </w:r>
-      </w:hyperlink>
+      <w:r>
+        <w:rPr>
+          <w:rtl/>
+          <w:cs/>
+          <w:lang w:val="ar_AE" w:bidi="ar_AE"/>
+        </w:rPr>
+        <w:t>إشعياء 5:1–7</w:t>
+      </w:r>
       <w:r>
         <w:rPr>
           <w:rtl/>
@@ -3251,20 +2837,14 @@
         </w:rPr>
         <w:t>إن الإسراع للدفاع (</w:t>
       </w:r>
-      <w:hyperlink r:id="rId81">
-        <w:r>
-          <w:rPr>
-            <w:rtl/>
-            <w:cs/>
-            <w:lang w:val="ar_AE" w:bidi="ar_AE"/>
-          </w:rPr>
-          <w:rPr>
-            <w:color w:val="0000EE"/>
-            <w:u w:val="single"/>
-          </w:rPr>
-          <w:t>2:5</w:t>
-        </w:r>
-      </w:hyperlink>
+      <w:r>
+        <w:rPr>
+          <w:rtl/>
+          <w:cs/>
+          <w:lang w:val="ar_AE" w:bidi="ar_AE"/>
+        </w:rPr>
+        <w:t>2:5</w:t>
+      </w:r>
       <w:r>
         <w:rPr>
           <w:rtl/>
@@ -3340,20 +2920,14 @@
         </w:rPr>
         <w:t xml:space="preserve">نظرًا لأن سبي نينوى قد تم تحديده من قِبَل الله، فإنه سيحدث بلا شك. • كان ضرب الصدور علامة شائعة على الحداد (انظر، على سبيل المثال، </w:t>
       </w:r>
-      <w:hyperlink r:id="rId82">
-        <w:r>
-          <w:rPr>
-            <w:rtl/>
-            <w:cs/>
-            <w:lang w:val="ar_AE" w:bidi="ar_AE"/>
-          </w:rPr>
-          <w:rPr>
-            <w:color w:val="0000EE"/>
-            <w:u w:val="single"/>
-          </w:rPr>
-          <w:t>لوقا 18:13</w:t>
-        </w:r>
-      </w:hyperlink>
+      <w:r>
+        <w:rPr>
+          <w:rtl/>
+          <w:cs/>
+          <w:lang w:val="ar_AE" w:bidi="ar_AE"/>
+        </w:rPr>
+        <w:t>لوقا 18:13</w:t>
+      </w:r>
       <w:r>
         <w:rPr>
           <w:rtl/>
@@ -3512,20 +3086,14 @@
         </w:rPr>
         <w:t>لقد تدفقت ثروات الأمم الأخرى الهائلة التي لا تحصى على العاصمة الآشورية على شكل تجارة وجزية وغنائم، لكنها اختفت في لحظة. قد ينجح العدوان والشر الوحشي مؤقتًا، ولكن في النهاية سيتم تدميرهما (</w:t>
       </w:r>
-      <w:hyperlink r:id="rId83">
-        <w:r>
-          <w:rPr>
-            <w:rtl/>
-            <w:cs/>
-            <w:lang w:val="ar_AE" w:bidi="ar_AE"/>
-          </w:rPr>
-          <w:rPr>
-            <w:color w:val="0000EE"/>
-            <w:u w:val="single"/>
-          </w:rPr>
-          <w:t>أمثال 13:22</w:t>
-        </w:r>
-      </w:hyperlink>
+      <w:r>
+        <w:rPr>
+          <w:rtl/>
+          <w:cs/>
+          <w:lang w:val="ar_AE" w:bidi="ar_AE"/>
+        </w:rPr>
+        <w:t>أمثال 13:22</w:t>
+      </w:r>
       <w:r>
         <w:rPr>
           <w:rtl/>
@@ -3534,20 +3102,14 @@
         </w:rPr>
         <w:t xml:space="preserve">؛ </w:t>
       </w:r>
-      <w:hyperlink r:id="rId84">
-        <w:r>
-          <w:rPr>
-            <w:rtl/>
-            <w:cs/>
-            <w:lang w:val="ar_AE" w:bidi="ar_AE"/>
-          </w:rPr>
-          <w:rPr>
-            <w:color w:val="0000EE"/>
-            <w:u w:val="single"/>
-          </w:rPr>
-          <w:t>عوبديا 1:15</w:t>
-        </w:r>
-      </w:hyperlink>
+      <w:r>
+        <w:rPr>
+          <w:rtl/>
+          <w:cs/>
+          <w:lang w:val="ar_AE" w:bidi="ar_AE"/>
+        </w:rPr>
+        <w:t>عوبديا 1:15</w:t>
+      </w:r>
       <w:r>
         <w:rPr>
           <w:rtl/>
@@ -3556,20 +3118,14 @@
         </w:rPr>
         <w:t xml:space="preserve">؛ </w:t>
       </w:r>
-      <w:hyperlink r:id="rId85">
-        <w:r>
-          <w:rPr>
-            <w:rtl/>
-            <w:cs/>
-            <w:lang w:val="ar_AE" w:bidi="ar_AE"/>
-          </w:rPr>
-          <w:rPr>
-            <w:color w:val="0000EE"/>
-            <w:u w:val="single"/>
-          </w:rPr>
-          <w:t>لوقا 12:16–20</w:t>
-        </w:r>
-      </w:hyperlink>
+      <w:r>
+        <w:rPr>
+          <w:rtl/>
+          <w:cs/>
+          <w:lang w:val="ar_AE" w:bidi="ar_AE"/>
+        </w:rPr>
+        <w:t>لوقا 12:16–20</w:t>
+      </w:r>
       <w:r>
         <w:rPr>
           <w:rtl/>
@@ -3712,20 +3268,14 @@
         </w:rPr>
         <w:t>بعد وصف سقوط نينوى (</w:t>
       </w:r>
-      <w:hyperlink r:id="rId86">
-        <w:r>
-          <w:rPr>
-            <w:rtl/>
-            <w:cs/>
-            <w:lang w:val="ar_AE" w:bidi="ar_AE"/>
-          </w:rPr>
-          <w:rPr>
-            <w:color w:val="0000EE"/>
-            <w:u w:val="single"/>
-          </w:rPr>
-          <w:t>2:1–10</w:t>
-        </w:r>
-      </w:hyperlink>
+      <w:r>
+        <w:rPr>
+          <w:rtl/>
+          <w:cs/>
+          <w:lang w:val="ar_AE" w:bidi="ar_AE"/>
+        </w:rPr>
+        <w:t>2:1–10</w:t>
+      </w:r>
       <w:r>
         <w:rPr>
           <w:rtl/>
@@ -3734,20 +3284,14 @@
         </w:rPr>
         <w:t xml:space="preserve">)، يقدم ناحوم أول أغنية من ثلاث أغاني تهكمية (انظر أيضًا </w:t>
       </w:r>
-      <w:hyperlink r:id="rId87">
-        <w:r>
-          <w:rPr>
-            <w:rtl/>
-            <w:cs/>
-            <w:lang w:val="ar_AE" w:bidi="ar_AE"/>
-          </w:rPr>
-          <w:rPr>
-            <w:color w:val="0000EE"/>
-            <w:u w:val="single"/>
-          </w:rPr>
-          <w:t>3:8–13</w:t>
-        </w:r>
-      </w:hyperlink>
+      <w:r>
+        <w:rPr>
+          <w:rtl/>
+          <w:cs/>
+          <w:lang w:val="ar_AE" w:bidi="ar_AE"/>
+        </w:rPr>
+        <w:t>3:8–13</w:t>
+      </w:r>
       <w:r>
         <w:rPr>
           <w:rtl/>
@@ -3756,20 +3300,14 @@
         </w:rPr>
         <w:t xml:space="preserve">، </w:t>
       </w:r>
-      <w:hyperlink r:id="rId88">
-        <w:r>
-          <w:rPr>
-            <w:rtl/>
-            <w:cs/>
-            <w:lang w:val="ar_AE" w:bidi="ar_AE"/>
-          </w:rPr>
-          <w:rPr>
-            <w:color w:val="0000EE"/>
-            <w:u w:val="single"/>
-          </w:rPr>
-          <w:t>14–19</w:t>
-        </w:r>
-      </w:hyperlink>
+      <w:r>
+        <w:rPr>
+          <w:rtl/>
+          <w:cs/>
+          <w:lang w:val="ar_AE" w:bidi="ar_AE"/>
+        </w:rPr>
+        <w:t>14–19</w:t>
+      </w:r>
       <w:r>
         <w:rPr>
           <w:rtl/>
@@ -3862,20 +3400,14 @@
         </w:rPr>
         <w:t xml:space="preserve">توجد أمثلة على أصوات رُسل أشور المتفاخرين في </w:t>
       </w:r>
-      <w:hyperlink r:id="rId89">
-        <w:r>
-          <w:rPr>
-            <w:rtl/>
-            <w:cs/>
-            <w:lang w:val="ar_AE" w:bidi="ar_AE"/>
-          </w:rPr>
-          <w:rPr>
-            <w:color w:val="0000EE"/>
-            <w:u w:val="single"/>
-          </w:rPr>
-          <w:t>2 ملوك 18:19–19:13</w:t>
-        </w:r>
-      </w:hyperlink>
+      <w:r>
+        <w:rPr>
+          <w:rtl/>
+          <w:cs/>
+          <w:lang w:val="ar_AE" w:bidi="ar_AE"/>
+        </w:rPr>
+        <w:t>2 ملوك 18:19–19:13</w:t>
+      </w:r>
       <w:r>
         <w:rPr>
           <w:rtl/>
@@ -4085,20 +3617,14 @@
         </w:rPr>
         <w:t xml:space="preserve">الزَّانِيَةِ الْحَسَنَةِ الْجَمَالِ صَاحِبَةِ السِّحْرِ: لقد أغرى الآشوريون الأمم الأخرى بالثروة والوعود بالأمان والازدهار، لكنهم بعد ذلك استغلوا هذه الأمم بالقوة العسكرية والاستغلال الاقتصادي. لذلك، كان عقابهم جزاءً عادلًا لأفعالهم (انظر </w:t>
       </w:r>
-      <w:hyperlink r:id="rId90">
-        <w:r>
-          <w:rPr>
-            <w:rtl/>
-            <w:cs/>
-            <w:lang w:val="ar_AE" w:bidi="ar_AE"/>
-          </w:rPr>
-          <w:rPr>
-            <w:color w:val="0000EE"/>
-            <w:u w:val="single"/>
-          </w:rPr>
-          <w:t>أمثال 24:12</w:t>
-        </w:r>
-      </w:hyperlink>
+      <w:r>
+        <w:rPr>
+          <w:rtl/>
+          <w:cs/>
+          <w:lang w:val="ar_AE" w:bidi="ar_AE"/>
+        </w:rPr>
+        <w:t>أمثال 24:12</w:t>
+      </w:r>
       <w:r>
         <w:rPr>
           <w:rtl/>
@@ -4107,20 +3633,14 @@
         </w:rPr>
         <w:t xml:space="preserve">؛ </w:t>
       </w:r>
-      <w:hyperlink r:id="rId91">
-        <w:r>
-          <w:rPr>
-            <w:rtl/>
-            <w:cs/>
-            <w:lang w:val="ar_AE" w:bidi="ar_AE"/>
-          </w:rPr>
-          <w:rPr>
-            <w:color w:val="0000EE"/>
-            <w:u w:val="single"/>
-          </w:rPr>
-          <w:t>يوئيل 3:4–8</w:t>
-        </w:r>
-      </w:hyperlink>
+      <w:r>
+        <w:rPr>
+          <w:rtl/>
+          <w:cs/>
+          <w:lang w:val="ar_AE" w:bidi="ar_AE"/>
+        </w:rPr>
+        <w:t>يوئيل 3:4–8</w:t>
+      </w:r>
       <w:r>
         <w:rPr>
           <w:rtl/>
@@ -4129,20 +3649,14 @@
         </w:rPr>
         <w:t xml:space="preserve">؛ </w:t>
       </w:r>
-      <w:hyperlink r:id="rId92">
-        <w:r>
-          <w:rPr>
-            <w:rtl/>
-            <w:cs/>
-            <w:lang w:val="ar_AE" w:bidi="ar_AE"/>
-          </w:rPr>
-          <w:rPr>
-            <w:color w:val="0000EE"/>
-            <w:u w:val="single"/>
-          </w:rPr>
-          <w:t>رؤيا 18:6</w:t>
-        </w:r>
-      </w:hyperlink>
+      <w:r>
+        <w:rPr>
+          <w:rtl/>
+          <w:cs/>
+          <w:lang w:val="ar_AE" w:bidi="ar_AE"/>
+        </w:rPr>
+        <w:t>رؤيا 18:6</w:t>
+      </w:r>
       <w:r>
         <w:rPr>
           <w:rtl/>
@@ -4151,20 +3665,14 @@
         </w:rPr>
         <w:t xml:space="preserve">؛ </w:t>
       </w:r>
-      <w:hyperlink r:id="rId93">
-        <w:r>
-          <w:rPr>
-            <w:rtl/>
-            <w:cs/>
-            <w:lang w:val="ar_AE" w:bidi="ar_AE"/>
-          </w:rPr>
-          <w:rPr>
-            <w:color w:val="0000EE"/>
-            <w:u w:val="single"/>
-          </w:rPr>
-          <w:t>20:12</w:t>
-        </w:r>
-      </w:hyperlink>
+      <w:r>
+        <w:rPr>
+          <w:rtl/>
+          <w:cs/>
+          <w:lang w:val="ar_AE" w:bidi="ar_AE"/>
+        </w:rPr>
+        <w:t>20:12</w:t>
+      </w:r>
       <w:r>
         <w:rPr>
           <w:rtl/>
@@ -4240,20 +3748,14 @@
         </w:rPr>
         <w:t xml:space="preserve">يقول الله مرتين لنينوى، هأَنَذَا عَلَيْكِ (أيضًا </w:t>
       </w:r>
-      <w:hyperlink r:id="rId94">
-        <w:r>
-          <w:rPr>
-            <w:rtl/>
-            <w:cs/>
-            <w:lang w:val="ar_AE" w:bidi="ar_AE"/>
-          </w:rPr>
-          <w:rPr>
-            <w:color w:val="0000EE"/>
-            <w:u w:val="single"/>
-          </w:rPr>
-          <w:t>2:13</w:t>
-        </w:r>
-      </w:hyperlink>
+      <w:r>
+        <w:rPr>
+          <w:rtl/>
+          <w:cs/>
+          <w:lang w:val="ar_AE" w:bidi="ar_AE"/>
+        </w:rPr>
+        <w:t>2:13</w:t>
+      </w:r>
       <w:r>
         <w:rPr>
           <w:rtl/>
@@ -4262,20 +3764,14 @@
         </w:rPr>
         <w:t>). وتُمثِّل دينونة نينوى تذكير تاريخي بأن الرب يمقت الخطية وأنه سيعامل الناس والأمم حسب أعمالهم (</w:t>
       </w:r>
-      <w:hyperlink r:id="rId95">
-        <w:r>
-          <w:rPr>
-            <w:rtl/>
-            <w:cs/>
-            <w:lang w:val="ar_AE" w:bidi="ar_AE"/>
-          </w:rPr>
-          <w:rPr>
-            <w:color w:val="0000EE"/>
-            <w:u w:val="single"/>
-          </w:rPr>
-          <w:t>مزمور 9:7–8</w:t>
-        </w:r>
-      </w:hyperlink>
+      <w:r>
+        <w:rPr>
+          <w:rtl/>
+          <w:cs/>
+          <w:lang w:val="ar_AE" w:bidi="ar_AE"/>
+        </w:rPr>
+        <w:t>مزمور 9:7–8</w:t>
+      </w:r>
       <w:r>
         <w:rPr>
           <w:rtl/>
@@ -4284,20 +3780,14 @@
         </w:rPr>
         <w:t xml:space="preserve">؛ </w:t>
       </w:r>
-      <w:hyperlink r:id="rId96">
-        <w:r>
-          <w:rPr>
-            <w:rtl/>
-            <w:cs/>
-            <w:lang w:val="ar_AE" w:bidi="ar_AE"/>
-          </w:rPr>
-          <w:rPr>
-            <w:color w:val="0000EE"/>
-            <w:u w:val="single"/>
-          </w:rPr>
-          <w:t>62:12</w:t>
-        </w:r>
-      </w:hyperlink>
+      <w:r>
+        <w:rPr>
+          <w:rtl/>
+          <w:cs/>
+          <w:lang w:val="ar_AE" w:bidi="ar_AE"/>
+        </w:rPr>
+        <w:t>62:12</w:t>
+      </w:r>
       <w:r>
         <w:rPr>
           <w:rtl/>
@@ -4306,20 +3796,14 @@
         </w:rPr>
         <w:t xml:space="preserve">؛ </w:t>
       </w:r>
-      <w:hyperlink r:id="rId97">
-        <w:r>
-          <w:rPr>
-            <w:rtl/>
-            <w:cs/>
-            <w:lang w:val="ar_AE" w:bidi="ar_AE"/>
-          </w:rPr>
-          <w:rPr>
-            <w:color w:val="0000EE"/>
-            <w:u w:val="single"/>
-          </w:rPr>
-          <w:t>إرميا 46:28</w:t>
-        </w:r>
-      </w:hyperlink>
+      <w:r>
+        <w:rPr>
+          <w:rtl/>
+          <w:cs/>
+          <w:lang w:val="ar_AE" w:bidi="ar_AE"/>
+        </w:rPr>
+        <w:t>إرميا 46:28</w:t>
+      </w:r>
       <w:r>
         <w:rPr>
           <w:rtl/>
@@ -4328,20 +3812,14 @@
         </w:rPr>
         <w:t xml:space="preserve">؛ </w:t>
       </w:r>
-      <w:hyperlink r:id="rId98">
-        <w:r>
-          <w:rPr>
-            <w:rtl/>
-            <w:cs/>
-            <w:lang w:val="ar_AE" w:bidi="ar_AE"/>
-          </w:rPr>
-          <w:rPr>
-            <w:color w:val="0000EE"/>
-            <w:u w:val="single"/>
-          </w:rPr>
-          <w:t>أعمال 17:31</w:t>
-        </w:r>
-      </w:hyperlink>
+      <w:r>
+        <w:rPr>
+          <w:rtl/>
+          <w:cs/>
+          <w:lang w:val="ar_AE" w:bidi="ar_AE"/>
+        </w:rPr>
+        <w:t>أعمال 17:31</w:t>
+      </w:r>
       <w:r>
         <w:rPr>
           <w:rtl/>
@@ -4350,20 +3828,14 @@
         </w:rPr>
         <w:t>). يومًا ما، سيقع عدل الله في كل أنحاء العالم على أولئك الذين تمردوا عليه (</w:t>
       </w:r>
-      <w:hyperlink r:id="rId99">
-        <w:r>
-          <w:rPr>
-            <w:rtl/>
-            <w:cs/>
-            <w:lang w:val="ar_AE" w:bidi="ar_AE"/>
-          </w:rPr>
-          <w:rPr>
-            <w:color w:val="0000EE"/>
-            <w:u w:val="single"/>
-          </w:rPr>
-          <w:t>رؤيا 17–19</w:t>
-        </w:r>
-      </w:hyperlink>
+      <w:r>
+        <w:rPr>
+          <w:rtl/>
+          <w:cs/>
+          <w:lang w:val="ar_AE" w:bidi="ar_AE"/>
+        </w:rPr>
+        <w:t>رؤيا 17–19</w:t>
+      </w:r>
       <w:r>
         <w:rPr>
           <w:rtl/>
@@ -4540,20 +4012,14 @@
         </w:rPr>
         <w:t xml:space="preserve"> وفوط (ربما هي الأرض الأسطورية بونت، الواقعة بالقرب مما يُعرف الآن بالساحل الصومالي)، ولوبيم. ومع ذلك، لم يتمكن أي من هؤلاء من حماية طيبة بشكل فعال. • وَأَطْفَالُهَا حُطِّمَتْ فِي رَأْسِ جَمِيعِ الأَزِقَّةِ: كان الغزاة القدماء يمارسون العادة البشعة بإبادة أطفال أعدائهم بهذه الطريقة (</w:t>
       </w:r>
-      <w:hyperlink r:id="rId100">
-        <w:r>
-          <w:rPr>
-            <w:rtl/>
-            <w:cs/>
-            <w:lang w:val="ar_AE" w:bidi="ar_AE"/>
-          </w:rPr>
-          <w:rPr>
-            <w:color w:val="0000EE"/>
-            <w:u w:val="single"/>
-          </w:rPr>
-          <w:t>2 ملوك 8:12</w:t>
-        </w:r>
-      </w:hyperlink>
+      <w:r>
+        <w:rPr>
+          <w:rtl/>
+          <w:cs/>
+          <w:lang w:val="ar_AE" w:bidi="ar_AE"/>
+        </w:rPr>
+        <w:t>2 ملوك 8:12</w:t>
+      </w:r>
       <w:r>
         <w:rPr>
           <w:rtl/>
@@ -4562,20 +4028,14 @@
         </w:rPr>
         <w:t xml:space="preserve">؛ </w:t>
       </w:r>
-      <w:hyperlink r:id="rId101">
-        <w:r>
-          <w:rPr>
-            <w:rtl/>
-            <w:cs/>
-            <w:lang w:val="ar_AE" w:bidi="ar_AE"/>
-          </w:rPr>
-          <w:rPr>
-            <w:color w:val="0000EE"/>
-            <w:u w:val="single"/>
-          </w:rPr>
-          <w:t>مزمور 137:9</w:t>
-        </w:r>
-      </w:hyperlink>
+      <w:r>
+        <w:rPr>
+          <w:rtl/>
+          <w:cs/>
+          <w:lang w:val="ar_AE" w:bidi="ar_AE"/>
+        </w:rPr>
+        <w:t>مزمور 137:9</w:t>
+      </w:r>
       <w:r>
         <w:rPr>
           <w:rtl/>
@@ -4584,20 +4044,14 @@
         </w:rPr>
         <w:t xml:space="preserve">؛ </w:t>
       </w:r>
-      <w:hyperlink r:id="rId102">
-        <w:r>
-          <w:rPr>
-            <w:rtl/>
-            <w:cs/>
-            <w:lang w:val="ar_AE" w:bidi="ar_AE"/>
-          </w:rPr>
-          <w:rPr>
-            <w:color w:val="0000EE"/>
-            <w:u w:val="single"/>
-          </w:rPr>
-          <w:t>إشعياء 13:16</w:t>
-        </w:r>
-      </w:hyperlink>
+      <w:r>
+        <w:rPr>
+          <w:rtl/>
+          <w:cs/>
+          <w:lang w:val="ar_AE" w:bidi="ar_AE"/>
+        </w:rPr>
+        <w:t>إشعياء 13:16</w:t>
+      </w:r>
       <w:r>
         <w:rPr>
           <w:rtl/>
@@ -4606,20 +4060,14 @@
         </w:rPr>
         <w:t xml:space="preserve">، </w:t>
       </w:r>
-      <w:hyperlink r:id="rId103">
-        <w:r>
-          <w:rPr>
-            <w:rtl/>
-            <w:cs/>
-            <w:lang w:val="ar_AE" w:bidi="ar_AE"/>
-          </w:rPr>
-          <w:rPr>
-            <w:color w:val="0000EE"/>
-            <w:u w:val="single"/>
-          </w:rPr>
-          <w:t>18</w:t>
-        </w:r>
-      </w:hyperlink>
+      <w:r>
+        <w:rPr>
+          <w:rtl/>
+          <w:cs/>
+          <w:lang w:val="ar_AE" w:bidi="ar_AE"/>
+        </w:rPr>
+        <w:t>18</w:t>
+      </w:r>
       <w:r>
         <w:rPr>
           <w:rtl/>
@@ -4628,20 +4076,14 @@
         </w:rPr>
         <w:t xml:space="preserve">). • كان الجنود يلقون القرعة للحصول على غنائم الحرب، بينما كان قادة الشعب المُنهزم مقيدين بالسلاسل (انظر </w:t>
       </w:r>
-      <w:hyperlink r:id="rId104">
-        <w:r>
-          <w:rPr>
-            <w:rtl/>
-            <w:cs/>
-            <w:lang w:val="ar_AE" w:bidi="ar_AE"/>
-          </w:rPr>
-          <w:rPr>
-            <w:color w:val="0000EE"/>
-            <w:u w:val="single"/>
-          </w:rPr>
-          <w:t>2 ملوك 25:7</w:t>
-        </w:r>
-      </w:hyperlink>
+      <w:r>
+        <w:rPr>
+          <w:rtl/>
+          <w:cs/>
+          <w:lang w:val="ar_AE" w:bidi="ar_AE"/>
+        </w:rPr>
+        <w:t>2 ملوك 25:7</w:t>
+      </w:r>
       <w:r>
         <w:rPr>
           <w:rtl/>
@@ -4650,20 +4092,14 @@
         </w:rPr>
         <w:t xml:space="preserve">؛ </w:t>
       </w:r>
-      <w:hyperlink r:id="rId105">
-        <w:r>
-          <w:rPr>
-            <w:rtl/>
-            <w:cs/>
-            <w:lang w:val="ar_AE" w:bidi="ar_AE"/>
-          </w:rPr>
-          <w:rPr>
-            <w:color w:val="0000EE"/>
-            <w:u w:val="single"/>
-          </w:rPr>
-          <w:t>إرميا 40:1</w:t>
-        </w:r>
-      </w:hyperlink>
+      <w:r>
+        <w:rPr>
+          <w:rtl/>
+          <w:cs/>
+          <w:lang w:val="ar_AE" w:bidi="ar_AE"/>
+        </w:rPr>
+        <w:t>إرميا 40:1</w:t>
+      </w:r>
       <w:r>
         <w:rPr>
           <w:rtl/>
@@ -4672,20 +4108,14 @@
         </w:rPr>
         <w:t xml:space="preserve">، </w:t>
       </w:r>
-      <w:hyperlink r:id="rId106">
-        <w:r>
-          <w:rPr>
-            <w:rtl/>
-            <w:cs/>
-            <w:lang w:val="ar_AE" w:bidi="ar_AE"/>
-          </w:rPr>
-          <w:rPr>
-            <w:color w:val="0000EE"/>
-            <w:u w:val="single"/>
-          </w:rPr>
-          <w:t>4</w:t>
-        </w:r>
-      </w:hyperlink>
+      <w:r>
+        <w:rPr>
+          <w:rtl/>
+          <w:cs/>
+          <w:lang w:val="ar_AE" w:bidi="ar_AE"/>
+        </w:rPr>
+        <w:t>4</w:t>
+      </w:r>
       <w:r>
         <w:rPr>
           <w:rtl/>
@@ -4694,20 +4124,14 @@
         </w:rPr>
         <w:t xml:space="preserve">؛ </w:t>
       </w:r>
-      <w:hyperlink r:id="rId107">
-        <w:r>
-          <w:rPr>
-            <w:rtl/>
-            <w:cs/>
-            <w:lang w:val="ar_AE" w:bidi="ar_AE"/>
-          </w:rPr>
-          <w:rPr>
-            <w:color w:val="0000EE"/>
-            <w:u w:val="single"/>
-          </w:rPr>
-          <w:t>يوئيل 3:3</w:t>
-        </w:r>
-      </w:hyperlink>
+      <w:r>
+        <w:rPr>
+          <w:rtl/>
+          <w:cs/>
+          <w:lang w:val="ar_AE" w:bidi="ar_AE"/>
+        </w:rPr>
+        <w:t>يوئيل 3:3</w:t>
+      </w:r>
       <w:r>
         <w:rPr>
           <w:rtl/>
@@ -4716,20 +4140,14 @@
         </w:rPr>
         <w:t xml:space="preserve">؛ </w:t>
       </w:r>
-      <w:hyperlink r:id="rId108">
-        <w:r>
-          <w:rPr>
-            <w:rtl/>
-            <w:cs/>
-            <w:lang w:val="ar_AE" w:bidi="ar_AE"/>
-          </w:rPr>
-          <w:rPr>
-            <w:color w:val="0000EE"/>
-            <w:u w:val="single"/>
-          </w:rPr>
-          <w:t>عوبديا 1:11</w:t>
-        </w:r>
-      </w:hyperlink>
+      <w:r>
+        <w:rPr>
+          <w:rtl/>
+          <w:cs/>
+          <w:lang w:val="ar_AE" w:bidi="ar_AE"/>
+        </w:rPr>
+        <w:t>عوبديا 1:11</w:t>
+      </w:r>
       <w:r>
         <w:rPr>
           <w:rtl/>
@@ -4805,20 +4223,14 @@
         </w:rPr>
         <w:t xml:space="preserve">أَشْجَارُ تِينٍ بِالْبَوَاكِيرِ: قارن بين </w:t>
       </w:r>
-      <w:hyperlink r:id="rId109">
-        <w:r>
-          <w:rPr>
-            <w:rtl/>
-            <w:cs/>
-            <w:lang w:val="ar_AE" w:bidi="ar_AE"/>
-          </w:rPr>
-          <w:rPr>
-            <w:color w:val="0000EE"/>
-            <w:u w:val="single"/>
-          </w:rPr>
-          <w:t>عاموس 8:1–2</w:t>
-        </w:r>
-      </w:hyperlink>
+      <w:r>
+        <w:rPr>
+          <w:rtl/>
+          <w:cs/>
+          <w:lang w:val="ar_AE" w:bidi="ar_AE"/>
+        </w:rPr>
+        <w:t>عاموس 8:1–2</w:t>
+      </w:r>
       <w:r>
         <w:rPr>
           <w:rtl/>
@@ -4827,20 +4239,14 @@
         </w:rPr>
         <w:t xml:space="preserve">؛ </w:t>
       </w:r>
-      <w:hyperlink r:id="rId110">
-        <w:r>
-          <w:rPr>
-            <w:rtl/>
-            <w:cs/>
-            <w:lang w:val="ar_AE" w:bidi="ar_AE"/>
-          </w:rPr>
-          <w:rPr>
-            <w:color w:val="0000EE"/>
-            <w:u w:val="single"/>
-          </w:rPr>
-          <w:t>رؤيا 6:13</w:t>
-        </w:r>
-      </w:hyperlink>
+      <w:r>
+        <w:rPr>
+          <w:rtl/>
+          <w:cs/>
+          <w:lang w:val="ar_AE" w:bidi="ar_AE"/>
+        </w:rPr>
+        <w:t>رؤيا 6:13</w:t>
+      </w:r>
       <w:r>
         <w:rPr>
           <w:rtl/>
@@ -4916,20 +4322,14 @@
         </w:rPr>
         <w:t xml:space="preserve">اِسْتَقِي … لِلْحِصَارِ … أَصْلِحِي: استخدم ناحوم السخرية للتأكيد على أنه لا يوجد أي قدر من الاستعداد يمكن أن يجعل الآشوريين قادرين على تحمل غضب الله (لاحظ أيضًا النبرة الساخرة في </w:t>
       </w:r>
-      <w:hyperlink r:id="rId111">
-        <w:r>
-          <w:rPr>
-            <w:rtl/>
-            <w:cs/>
-            <w:lang w:val="ar_AE" w:bidi="ar_AE"/>
-          </w:rPr>
-          <w:rPr>
-            <w:color w:val="0000EE"/>
-            <w:u w:val="single"/>
-          </w:rPr>
-          <w:t>2:11–13</w:t>
-        </w:r>
-      </w:hyperlink>
+      <w:r>
+        <w:rPr>
+          <w:rtl/>
+          <w:cs/>
+          <w:lang w:val="ar_AE" w:bidi="ar_AE"/>
+        </w:rPr>
+        <w:t>2:11–13</w:t>
+      </w:r>
       <w:r>
         <w:rPr>
           <w:rtl/>
@@ -5005,20 +4405,14 @@
         </w:rPr>
         <w:t xml:space="preserve">غالبًا ما يُستخدم الجراد في العهد القديم كاستعارة للجيوش (انظر </w:t>
       </w:r>
-      <w:hyperlink r:id="rId112">
-        <w:r>
-          <w:rPr>
-            <w:rtl/>
-            <w:cs/>
-            <w:lang w:val="ar_AE" w:bidi="ar_AE"/>
-          </w:rPr>
-          <w:rPr>
-            <w:color w:val="0000EE"/>
-            <w:u w:val="single"/>
-          </w:rPr>
-          <w:t>يوئيل 2:1–11</w:t>
-        </w:r>
-      </w:hyperlink>
+      <w:r>
+        <w:rPr>
+          <w:rtl/>
+          <w:cs/>
+          <w:lang w:val="ar_AE" w:bidi="ar_AE"/>
+        </w:rPr>
+        <w:t>يوئيل 2:1–11</w:t>
+      </w:r>
       <w:r>
         <w:rPr>
           <w:rtl/>
@@ -5178,20 +4572,14 @@
         </w:rPr>
         <w:t xml:space="preserve">؛ انظر </w:t>
       </w:r>
-      <w:hyperlink r:id="rId113">
-        <w:r>
-          <w:rPr>
-            <w:rtl/>
-            <w:cs/>
-            <w:lang w:val="ar_AE" w:bidi="ar_AE"/>
-          </w:rPr>
-          <w:rPr>
-            <w:color w:val="0000EE"/>
-            <w:u w:val="single"/>
-          </w:rPr>
-          <w:t>يوحنّا 11:11–14</w:t>
-        </w:r>
-      </w:hyperlink>
+      <w:r>
+        <w:rPr>
+          <w:rtl/>
+          <w:cs/>
+          <w:lang w:val="ar_AE" w:bidi="ar_AE"/>
+        </w:rPr>
+        <w:t>يوحنّا 11:11–14</w:t>
+      </w:r>
       <w:r>
         <w:rPr>
           <w:rtl/>
@@ -5200,20 +4588,14 @@
         </w:rPr>
         <w:t>): قادة أشور، الذين كانوا نائمين خلال أزمة نينوى، سيرقدون في الموت. وعلى النقيض من ذلك، فإن راعي إسرائيل لا ينعس ولا ينام (</w:t>
       </w:r>
-      <w:hyperlink r:id="rId114">
-        <w:r>
-          <w:rPr>
-            <w:rtl/>
-            <w:cs/>
-            <w:lang w:val="ar_AE" w:bidi="ar_AE"/>
-          </w:rPr>
-          <w:rPr>
-            <w:color w:val="0000EE"/>
-            <w:u w:val="single"/>
-          </w:rPr>
-          <w:t>مزمور 121:3</w:t>
-        </w:r>
-      </w:hyperlink>
+      <w:r>
+        <w:rPr>
+          <w:rtl/>
+          <w:cs/>
+          <w:lang w:val="ar_AE" w:bidi="ar_AE"/>
+        </w:rPr>
+        <w:t>مزمور 121:3</w:t>
+      </w:r>
       <w:r>
         <w:rPr>
           <w:rtl/>
@@ -5222,20 +4604,14 @@
         </w:rPr>
         <w:t>)، وسيجمع خراف إسرائيل الضالة (</w:t>
       </w:r>
-      <w:hyperlink r:id="rId115">
-        <w:r>
-          <w:rPr>
-            <w:rtl/>
-            <w:cs/>
-            <w:lang w:val="ar_AE" w:bidi="ar_AE"/>
-          </w:rPr>
-          <w:rPr>
-            <w:color w:val="0000EE"/>
-            <w:u w:val="single"/>
-          </w:rPr>
-          <w:t>إرميا 23:3</w:t>
-        </w:r>
-      </w:hyperlink>
+      <w:r>
+        <w:rPr>
+          <w:rtl/>
+          <w:cs/>
+          <w:lang w:val="ar_AE" w:bidi="ar_AE"/>
+        </w:rPr>
+        <w:t>إرميا 23:3</w:t>
+      </w:r>
       <w:r>
         <w:rPr>
           <w:rtl/>
@@ -5244,20 +4620,14 @@
         </w:rPr>
         <w:t xml:space="preserve">؛ </w:t>
       </w:r>
-      <w:hyperlink r:id="rId116">
-        <w:r>
-          <w:rPr>
-            <w:rtl/>
-            <w:cs/>
-            <w:lang w:val="ar_AE" w:bidi="ar_AE"/>
-          </w:rPr>
-          <w:rPr>
-            <w:color w:val="0000EE"/>
-            <w:u w:val="single"/>
-          </w:rPr>
-          <w:t>حزقيال 36:35</w:t>
-        </w:r>
-      </w:hyperlink>
+      <w:r>
+        <w:rPr>
+          <w:rtl/>
+          <w:cs/>
+          <w:lang w:val="ar_AE" w:bidi="ar_AE"/>
+        </w:rPr>
+        <w:t>حزقيال 36:35</w:t>
+      </w:r>
       <w:r>
         <w:rPr>
           <w:rtl/>
@@ -5333,20 +4703,14 @@
         </w:rPr>
         <w:t>لقد استحقت نينوى الدمار بدلًا من الشفاء. ورغم أن الله كان صبورًا على نينوى في أيام يونان (</w:t>
       </w:r>
-      <w:hyperlink r:id="rId117">
-        <w:r>
-          <w:rPr>
-            <w:rtl/>
-            <w:cs/>
-            <w:lang w:val="ar_AE" w:bidi="ar_AE"/>
-          </w:rPr>
-          <w:rPr>
-            <w:color w:val="0000EE"/>
-            <w:u w:val="single"/>
-          </w:rPr>
-          <w:t>يونان 3:10</w:t>
-        </w:r>
-      </w:hyperlink>
+      <w:r>
+        <w:rPr>
+          <w:rtl/>
+          <w:cs/>
+          <w:lang w:val="ar_AE" w:bidi="ar_AE"/>
+        </w:rPr>
+        <w:t>يونان 3:10</w:t>
+      </w:r>
       <w:r>
         <w:rPr>
           <w:rtl/>
@@ -5355,20 +4719,14 @@
         </w:rPr>
         <w:t xml:space="preserve">)، إلا أن الأشوريين عادوا إلى القسوة وسيحصدون نتائج شرهم (انظر </w:t>
       </w:r>
-      <w:hyperlink r:id="rId118">
-        <w:r>
-          <w:rPr>
-            <w:rtl/>
-            <w:cs/>
-            <w:lang w:val="ar_AE" w:bidi="ar_AE"/>
-          </w:rPr>
-          <w:rPr>
-            <w:color w:val="0000EE"/>
-            <w:u w:val="single"/>
-          </w:rPr>
-          <w:t>أمثال 11:16–19</w:t>
-        </w:r>
-      </w:hyperlink>
+      <w:r>
+        <w:rPr>
+          <w:rtl/>
+          <w:cs/>
+          <w:lang w:val="ar_AE" w:bidi="ar_AE"/>
+        </w:rPr>
+        <w:t>أمثال 11:16–19</w:t>
+      </w:r>
       <w:r>
         <w:rPr>
           <w:rtl/>
@@ -5377,20 +4735,14 @@
         </w:rPr>
         <w:t xml:space="preserve">؛ </w:t>
       </w:r>
-      <w:hyperlink r:id="rId119">
-        <w:r>
-          <w:rPr>
-            <w:rtl/>
-            <w:cs/>
-            <w:lang w:val="ar_AE" w:bidi="ar_AE"/>
-          </w:rPr>
-          <w:rPr>
-            <w:color w:val="0000EE"/>
-            <w:u w:val="single"/>
-          </w:rPr>
-          <w:t>إشعياء 66:5–6</w:t>
-        </w:r>
-      </w:hyperlink>
+      <w:r>
+        <w:rPr>
+          <w:rtl/>
+          <w:cs/>
+          <w:lang w:val="ar_AE" w:bidi="ar_AE"/>
+        </w:rPr>
+        <w:t>إشعياء 66:5–6</w:t>
+      </w:r>
       <w:r>
         <w:rPr>
           <w:rtl/>
@@ -5399,20 +4751,14 @@
         </w:rPr>
         <w:t xml:space="preserve">؛ </w:t>
       </w:r>
-      <w:hyperlink r:id="rId120">
-        <w:r>
-          <w:rPr>
-            <w:rtl/>
-            <w:cs/>
-            <w:lang w:val="ar_AE" w:bidi="ar_AE"/>
-          </w:rPr>
-          <w:rPr>
-            <w:color w:val="0000EE"/>
-            <w:u w:val="single"/>
-          </w:rPr>
-          <w:t>هوشع 8:7</w:t>
-        </w:r>
-      </w:hyperlink>
+      <w:r>
+        <w:rPr>
+          <w:rtl/>
+          <w:cs/>
+          <w:lang w:val="ar_AE" w:bidi="ar_AE"/>
+        </w:rPr>
+        <w:t>هوشع 8:7</w:t>
+      </w:r>
       <w:r>
         <w:rPr>
           <w:rtl/>
